--- a/komanda-5/для_руководителя/План_проекта_B2B-площадка_текстиль.docx
+++ b/komanda-5/для_руководителя/План_проекта_B2B-площадка_текстиль.docx
@@ -1354,7 +1354,7 @@
                 <w:sz w:val="22"/>
                 <w:szCs w:val="22"/>
               </w:rPr>
-              <w:t xml:space="preserve">клиентов для факторинга: покупатель получает отсрочку, поставщик получает деньги сразу</w:t>
+              <w:t xml:space="preserve">клиентов для факторинга (покупатель получает отсрочку, поставщик – деньги сразу)</w:t>
             </w:r>
           </w:p>
         </w:tc>

--- a/komanda-5/для_руководителя/План_проекта_B2B-площадка_текстиль.docx
+++ b/komanda-5/для_руководителя/План_проекта_B2B-площадка_текстиль.docx
@@ -61,7 +61,7 @@
           <w:sz w:val="24"/>
           <w:szCs w:val="24"/>
         </w:rPr>
-        <w:t xml:space="preserve">Подготовили: Алихан Багишев, Александра Тимофеева</w:t>
+        <w:t xml:space="preserve">Автор: [Имя Фамилия]</w:t>
       </w:r>
     </w:p>
     <w:p>
@@ -109,7 +109,7 @@
           <w:sz w:val="24"/>
           <w:szCs w:val="24"/>
         </w:rPr>
-        <w:t xml:space="preserve">Мы предлагаем создать онлайн-площадку, на которой организации закупают текстиль оптом напрямую у фабрик. Основные покупатели – гостиницы, клиники и больницы, спа-салоны и фитнес-клубы. Им постоянно нужны полотенца, постельное белье, халаты и простыни, а закупки сейчас идут долго: через переписку с каждой фабрикой по отдельности.</w:t>
+        <w:t xml:space="preserve">Я предлагаю создать онлайн-площадку, на которой организации закупают текстиль оптом напрямую у фабрик. Основные покупатели – гостиницы, клиники и больницы, спа-салоны и фитнес-клубы. Им постоянно нужны полотенца, постельное белье, халаты и простыни, а закупки сейчас идут долго: через переписку с каждой фабрикой по отдельности.</w:t>
       </w:r>
     </w:p>
     <w:p>
@@ -124,7 +124,7 @@
           <w:sz w:val="24"/>
           <w:szCs w:val="24"/>
         </w:rPr>
-        <w:t xml:space="preserve">За основу взята модель Аптека.ру. Ту площадку создал крупный дистрибьютор со своим складом, а аптеки подключились к ней как партнеры. У нас роль такого оператора берет на себя наша компания со своим ассортиментом, а фабрики Иваново, швейные цеха и импортеры становятся продавцами на площадке.</w:t>
+        <w:t xml:space="preserve">За основу взята модель Аптека.ру. Ту площадку создал крупный дистрибьютор со своим складом, а аптеки подключились к ней как партнеры. В нашем случае роль такого оператора берет на себя наша компания со своим ассортиментом, а фабрики Иваново, швейные цеха и импортеры становятся продавцами на площадке.</w:t>
       </w:r>
     </w:p>
     <w:p>
@@ -159,7 +159,7 @@
           <w:sz w:val="24"/>
           <w:szCs w:val="24"/>
         </w:rPr>
-        <w:t xml:space="preserve">выкупить подходящий домен (предлагаем opttex.ru, он продается на Reg.ru);</w:t>
+        <w:t xml:space="preserve">выкупить подходящий домен (я предлагаю opttex.ru, он продается на Reg.ru);</w:t>
       </w:r>
     </w:p>
     <w:p>
@@ -267,7 +267,7 @@
           <w:sz w:val="24"/>
           <w:szCs w:val="24"/>
         </w:rPr>
-        <w:t xml:space="preserve">При этом удобного инструмента у закупщика текстиля сейчас нет. Мы посмотрели, где закупаются отели и клиники, и у каждого варианта есть свое «но»:</w:t>
+        <w:t xml:space="preserve">При этом удобного инструмента у закупщика текстиля сейчас нет. Если разобрать, где сейчас закупаются отели и клиники, у каждого варианта найдется свое «но»:</w:t>
       </w:r>
     </w:p>
     <w:p>
@@ -362,7 +362,7 @@
           <w:sz w:val="24"/>
           <w:szCs w:val="24"/>
         </w:rPr>
-        <w:t xml:space="preserve">Площадку, которая собирала бы текстильные фабрики в одном каталоге и доводила заказ до объекта, мы не нашли. Эту нишу мы и предлагаем занять.</w:t>
+        <w:t xml:space="preserve">Площадку, которая собирала бы текстильные фабрики в одном каталоге и доводила заказ до объекта, мне найти не удалось. Эту нишу я и предлагаю занять.</w:t>
       </w:r>
     </w:p>
     <w:p>
@@ -410,7 +410,7 @@
           <w:sz w:val="24"/>
           <w:szCs w:val="24"/>
         </w:rPr>
-        <w:t xml:space="preserve">Из этой модели мы берем главное:</w:t>
+        <w:t xml:space="preserve">Из этой модели я предлагаю взять главное:</w:t>
       </w:r>
     </w:p>
     <w:p>
@@ -485,7 +485,7 @@
           <w:sz w:val="24"/>
           <w:szCs w:val="24"/>
         </w:rPr>
-        <w:t xml:space="preserve">Под наш рынок модель придется доработать. Наш покупатель – организация. Ей нужна доставка на объект вместо самовывоза, оплата по счету с НДС и закрывающие документы. Кроме того, часть заказов шьется под клиента: нужный размер, плотность, логотип. Поэтому кроме обычной корзины на площадке будет заявка на расчет, которая уходит сразу нескольким фабрикам.</w:t>
+        <w:t xml:space="preserve">Под рынок текстиля модель придется доработать. Здесь покупатель – организация. Ей нужна доставка на объект вместо самовывоза, оплата по счету с НДС и закрывающие документы. Кроме того, часть заказов шьется под клиента: нужный размер, плотность, логотип. Поэтому кроме обычной корзины на площадке будет заявка на расчет, которая уходит сразу нескольким фабрикам.</w:t>
       </w:r>
     </w:p>
     <w:p>
@@ -1475,7 +1475,7 @@
           <w:sz w:val="24"/>
           <w:szCs w:val="24"/>
         </w:rPr>
-        <w:t xml:space="preserve">Фабрика шьет и отгружает товар через транспортную компанию. Если в заказе несколько ивановских фабрик, собираем все в одну отправку.</w:t>
+        <w:t xml:space="preserve">Фабрика шьет и отгружает товар через транспортную компанию. Если в заказе несколько ивановских фабрик, все собирается в одну отправку.</w:t>
       </w:r>
     </w:p>
     <w:p>
@@ -1530,7 +1530,7 @@
           <w:sz w:val="24"/>
           <w:szCs w:val="24"/>
         </w:rPr>
-        <w:t xml:space="preserve">Товар и деньги идут напрямую от фабрики к покупателю. Поэтому на старте нам не нужен склад под чужой товар и не нужно принимать платежи за партнеров. Это сильно упрощает и юридическую, и бухгалтерскую часть.</w:t>
+        <w:t xml:space="preserve">Товар и деньги идут напрямую от фабрики к покупателю. Поэтому на старте компании не нужен склад под чужой товар и не нужно принимать платежи за партнеров. Это сильно упрощает и юридическую, и бухгалтерскую часть.</w:t>
       </w:r>
     </w:p>
     <w:p>
@@ -1563,7 +1563,7 @@
           <w:sz w:val="28"/>
           <w:szCs w:val="28"/>
         </w:rPr>
-        <w:t xml:space="preserve">6. Домен: что выяснили и что предлагаем</w:t>
+        <w:t xml:space="preserve">6. Домен: что удалось выяснить и что я предлагаю</w:t>
       </w:r>
     </w:p>
     <w:p>
@@ -1578,7 +1578,7 @@
           <w:sz w:val="24"/>
           <w:szCs w:val="24"/>
         </w:rPr>
-        <w:t xml:space="preserve">Сразу уточним по формулировке задачи. Готовые сайты Reg.ru не продает, там продаются домены. Поэтому «выкуп сайта» на практике означает выкуп домена, а саму площадку мы строим отдельно.</w:t>
+        <w:t xml:space="preserve">Сразу уточню по формулировке задачи. Готовые сайты Reg.ru не продает, там продаются домены. Поэтому «выкуп сайта» на практике означает выкуп домена, а саму площадку нужно строить отдельно.</w:t>
       </w:r>
     </w:p>
     <w:p>
@@ -1593,7 +1593,7 @@
           <w:sz w:val="24"/>
           <w:szCs w:val="24"/>
         </w:rPr>
-        <w:t xml:space="preserve">Получить домен на Reg.ru можно несколькими способами: зарегистрировать свободное имя, купить занятое в Магазине доменов по фиксированной цене, договориться с владельцем через доменного брокера, поймать освобождающийся домен на аукционе или взять имя в аренду. Аренда нам не подходит, строить площадку на чужом адресе нельзя. Удобнее всего Магазин доменов: цена известна заранее, а Reg.ru выступает гарантом сделки.</w:t>
+        <w:t xml:space="preserve">Получить домен на Reg.ru можно несколькими способами: зарегистрировать свободное имя, купить занятое в Магазине доменов по фиксированной цене, договориться с владельцем через доменного брокера, поймать освобождающийся домен на аукционе или взять имя в аренду. Аренда здесь не подходит: строить площадку на чужом адресе нельзя. Удобнее всего, на мой взгляд, Магазин доменов: цена известна заранее, а Reg.ru выступает гарантом сделки.</w:t>
       </w:r>
     </w:p>
     <w:p>
@@ -1608,7 +1608,7 @@
           <w:sz w:val="24"/>
           <w:szCs w:val="24"/>
         </w:rPr>
-        <w:t xml:space="preserve">Мы проверили около ста вариантов имени. Названия по образцу «Аптека.ру» (textil.ru, текстиль.рф) заняты и не продаются. Имена со словами «b2b» или «hotel» либо неудобно диктовать, либо они сужают аудиторию до одних гостиниц.</w:t>
+        <w:t xml:space="preserve">При подборе имени проверено около ста вариантов. Названия по образцу «Аптека.ру» (textil.ru, текстиль.рф) заняты и не продаются. Имена со словами «b2b» или «hotel» либо неудобно диктовать, либо они сужают аудиторию до одних гостиниц.</w:t>
       </w:r>
     </w:p>
     <w:p>
@@ -1623,7 +1623,7 @@
           <w:sz w:val="24"/>
           <w:szCs w:val="24"/>
         </w:rPr>
-        <w:t xml:space="preserve">Предлагаем opttex.ru. Имя короткое, читается как «оптовый текстиль» и сразу показывает, что площадка для бизнеса. 5 октября 2026 года мы открыли страницу лота на Reg.ru: домен выставлен на продажу по фиксированной цене и существует с 2007 года. Там же проверили двойник опттекс.рф, он свободен. Его вместе с opttex.com стоит зарегистрировать сразу, чтобы защитить имя.</w:t>
+        <w:t xml:space="preserve">Я предлагаю opttex.ru. Имя короткое, читается как «оптовый текстиль» и сразу показывает, что площадка для бизнеса. По состоянию на 5 октября 2026 года домен выставлен на Reg.ru на продажу по фиксированной цене, существует он с 2007 года. Двойник опттекс.рф на ту же дату свободен. Его вместе с opttex.com стоит зарегистрировать сразу, чтобы защитить имя.</w:t>
       </w:r>
     </w:p>
     <w:p>
@@ -1671,7 +1671,7 @@
           <w:sz w:val="24"/>
           <w:szCs w:val="24"/>
         </w:rPr>
-        <w:t xml:space="preserve">Чтобы потом не потерять домен из-за чужого товарного знака, мы проверили названия OPTTEX и ОПТТЕКС на поисковой платформе Роспатента в классах 24 (ткани и текстильные изделия) и 35 (торговля и реклама). Совпадающих знаков нет. Самый похожий знак, OPTEX в 35 классе, прекратил действие еще в 2007 году. В наших классах действуют знаки NPTEX и КОПТЕКС, но они отличаются началом слова, поэтому риск оцениваем как низкий. Перед регистрацией собственного знака результаты стоит показать патентному поверенному.</w:t>
+        <w:t xml:space="preserve">Чтобы потом не потерять домен из-за чужого товарного знака, названия OPTTEX и ОПТТЕКС проверены по поисковой платформе Роспатента в классах 24 (ткани и текстильные изделия) и 35 (торговля и реклама). Совпадающих знаков нет. Самый похожий знак, OPTEX в 35 классе, прекратил действие еще в 2007 году. В этих классах действуют знаки NPTEX и КОПТЕКС, но они отличаются началом слова, поэтому риск я оцениваю как низкий. Перед регистрацией собственного знака результаты стоит показать патентному поверенному.</w:t>
       </w:r>
     </w:p>
     <w:p>
@@ -1749,7 +1749,7 @@
           <w:sz w:val="24"/>
           <w:szCs w:val="24"/>
         </w:rPr>
-        <w:t xml:space="preserve">определиться, на какое юрлицо оформляем домен.</w:t>
+        <w:t xml:space="preserve">определиться, на какое юрлицо оформлять домен.</w:t>
       </w:r>
     </w:p>
     <w:p>
@@ -1782,7 +1782,7 @@
           <w:sz w:val="28"/>
           <w:szCs w:val="28"/>
         </w:rPr>
-        <w:t xml:space="preserve">7. Сайт: что и как строим</w:t>
+        <w:t xml:space="preserve">7. Сайт: что и как строить</w:t>
       </w:r>
     </w:p>
     <w:p>
@@ -1797,7 +1797,7 @@
           <w:sz w:val="24"/>
           <w:szCs w:val="24"/>
         </w:rPr>
-        <w:t xml:space="preserve">Сайт делаем в два шага.</w:t>
+        <w:t xml:space="preserve">Сайт я предлагаю делать в два шага.</w:t>
       </w:r>
     </w:p>
     <w:p>
@@ -1812,7 +1812,7 @@
           <w:sz w:val="24"/>
           <w:szCs w:val="24"/>
         </w:rPr>
-        <w:t xml:space="preserve">Первый шаг – простая посадочная страница на конструкторе Reg.ru: каталог первых фабрик и нашего товара плюс форма заявки. Заявки обрабатываем вручную. Задача этого шага – проверить спрос, не вкладываясь в разработку.</w:t>
+        <w:t xml:space="preserve">Первый шаг – простая посадочная страница на конструкторе Reg.ru: каталог первых фабрик и нашего товара плюс форма заявки. Заявки обрабатываются вручную. Задача этого шага – проверить спрос, не вкладываясь в разработку.</w:t>
       </w:r>
     </w:p>
     <w:p>
@@ -1827,7 +1827,7 @@
           <w:sz w:val="24"/>
           <w:szCs w:val="24"/>
         </w:rPr>
-        <w:t xml:space="preserve">Второй шаг – полноценная площадка на готовом решении CS-Cart Multi-Vendor от российского разработчика. В нем уже есть кабинеты продавцов, комиссии и тарифы, поэтому дописывать придется только то, что нужно именно нам. Разработка с нуля выйдет в разы дороже и дольше, к ней имеет смысл возвращаться, когда модель докажет себя.</w:t>
+        <w:t xml:space="preserve">Второй шаг – полноценная площадка на готовом решении CS-Cart Multi-Vendor от российского разработчика. В нем уже есть кабинеты продавцов, комиссии и тарифы, поэтому дописывать придется только то, что нужно именно этой площадке. Разработка с нуля выйдет в разы дороже и дольше, к ней имеет смысл возвращаться, когда модель докажет себя.</w:t>
       </w:r>
     </w:p>
     <w:p>
@@ -2035,7 +2035,7 @@
           <w:sz w:val="24"/>
           <w:szCs w:val="24"/>
         </w:rPr>
-        <w:t xml:space="preserve">Мы уже подготовили кликабельный макет из восьми экранов: главная, каталог, карточка товара с предложениями нескольких фабрик, заявка на расчет, оформление заказа, кабинет покупателя, кабинет поставщика и панель оператора. По нему можно пройти весь путь покупателя от поиска товара до заказа. Ссылка на макет: [ссылка]. Этот макет станет основой технического задания для разработчика.</w:t>
+        <w:t xml:space="preserve">Кликабельный макет из восьми экранов уже готов: главная, каталог, карточка товара с предложениями нескольких фабрик, заявка на расчет, оформление заказа, кабинет покупателя, кабинет поставщика и панель оператора. По нему можно пройти весь путь покупателя от поиска товара до заказа. Ссылка на макет: [ссылка]. Этот макет станет основой технического задания для разработчика.</w:t>
       </w:r>
     </w:p>
     <w:p>
@@ -2183,7 +2183,7 @@
           <w:sz w:val="24"/>
           <w:szCs w:val="24"/>
         </w:rPr>
-        <w:t xml:space="preserve">С разработчиком предлагаем работать по договору подряда с оплатой по этапам и еженедельным показом результата.</w:t>
+        <w:t xml:space="preserve">С разработчиком предлагаю работать по договору подряда с оплатой по этапам и еженедельным показом результата.</w:t>
       </w:r>
     </w:p>
     <w:p>
@@ -2216,7 +2216,7 @@
           <w:sz w:val="24"/>
           <w:szCs w:val="24"/>
         </w:rPr>
-        <w:t xml:space="preserve">Чтобы быстро наполнить каталог, предлагаем фабрикам простые условия:</w:t>
+        <w:t xml:space="preserve">Чтобы быстро наполнить каталог, я предлагаю дать фабрикам простые условия:</w:t>
       </w:r>
     </w:p>
     <w:p>
@@ -2276,7 +2276,7 @@
           <w:sz w:val="24"/>
           <w:szCs w:val="24"/>
         </w:rPr>
-        <w:t xml:space="preserve">дальше комиссия только с оплаченных заказов (рабочий вариант – 7 %, окончательно согласуем на переговорах с первыми фабриками);</w:t>
+        <w:t xml:space="preserve">дальше комиссия только с оплаченных заказов (рабочий вариант – 7 %, окончательно ее стоит согласовать на переговорах с первыми фабриками);</w:t>
       </w:r>
     </w:p>
     <w:p>
@@ -2311,7 +2311,7 @@
           <w:sz w:val="24"/>
           <w:szCs w:val="24"/>
         </w:rPr>
-        <w:t xml:space="preserve">Такие условия заметно мягче, чем у универсальных маркетплейсов, и при этом у сторон нет смысла договариваться в обход площадки. Дополнительно в договор с поставщиком включаем условие о комиссии с прямых заказов клиента, которого привела площадка, в течение 12 месяцев.</w:t>
+        <w:t xml:space="preserve">Такие условия заметно мягче, чем у универсальных маркетплейсов, и при этом у сторон нет смысла договариваться в обход площадки. Дополнительно в договор с поставщиком предлагаю включить условие о комиссии с прямых заказов клиента, которого привела площадка, в течение 12 месяцев.</w:t>
       </w:r>
     </w:p>
     <w:p>
@@ -2364,27 +2364,27 @@
           <w:sz w:val="24"/>
           <w:szCs w:val="24"/>
         </w:rPr>
-        <w:t xml:space="preserve">Закон о платформенной экономике (289-ФЗ) действует с 1 октября 2026 года, и наша площадка под него подпадает. В обязательный реестр мы не попадем, он рассчитан на очень крупные платформы. Но обязанности оператора начинаются с первого дня: публичные правила площадки, проверка продавцов по ЕГРЮЛ и ЕГРИП, заблаговременное уведомление партнеров об изменении условий и ответ на жалобу в течение 15 дней.</w:t>
-      </w:r>
-    </w:p>
-    <w:p>
-      <w:pPr>
-        <w:pStyle w:val="ListParagraph"/>
-        <w:numPr>
-          <w:ilvl w:val="0"/>
-          <w:numId w:val="2"/>
-        </w:numPr>
-        <w:spacing w:after="60" w:line="288"/>
-        <w:jc w:val="both"/>
-      </w:pPr>
-      <w:r>
-        <w:rPr>
-          <w:rFonts w:ascii="Calibri" w:cs="Calibri" w:eastAsia="Calibri" w:hAnsi="Calibri"/>
-          <w:color w:val="000000"/>
-          <w:sz w:val="24"/>
-          <w:szCs w:val="24"/>
-        </w:rPr>
-        <w:t xml:space="preserve">Маркировка «Честный знак». Постельное белье и полотенца без нее продавать нельзя, поэтому в каталог допускаем только маркированный товар с декларацией.</w:t>
+        <w:t xml:space="preserve">Закон о платформенной экономике (289-ФЗ) действует с 1 октября 2026 года, и площадка под него подпадает. В обязательный реестр она не попадет, он рассчитан на очень крупные платформы. Но обязанности оператора начинаются с первого дня: публичные правила площадки, проверка продавцов по ЕГРЮЛ и ЕГРИП, заблаговременное уведомление партнеров об изменении условий и ответ на жалобу в течение 15 дней.</w:t>
+      </w:r>
+    </w:p>
+    <w:p>
+      <w:pPr>
+        <w:pStyle w:val="ListParagraph"/>
+        <w:numPr>
+          <w:ilvl w:val="0"/>
+          <w:numId w:val="2"/>
+        </w:numPr>
+        <w:spacing w:after="60" w:line="288"/>
+        <w:jc w:val="both"/>
+      </w:pPr>
+      <w:r>
+        <w:rPr>
+          <w:rFonts w:ascii="Calibri" w:cs="Calibri" w:eastAsia="Calibri" w:hAnsi="Calibri"/>
+          <w:color w:val="000000"/>
+          <w:sz w:val="24"/>
+          <w:szCs w:val="24"/>
+        </w:rPr>
+        <w:t xml:space="preserve">Маркировка «Честный знак». Постельное белье и полотенца без нее продавать нельзя, поэтому в каталог допускается только маркированный товар с декларацией.</w:t>
       </w:r>
     </w:p>
     <w:p>
@@ -2424,27 +2424,27 @@
           <w:sz w:val="24"/>
           <w:szCs w:val="24"/>
         </w:rPr>
-        <w:t xml:space="preserve">Товарный знак: регистрируем название в Роспатенте по классам 24 и 35.</w:t>
-      </w:r>
-    </w:p>
-    <w:p>
-      <w:pPr>
-        <w:pStyle w:val="ListParagraph"/>
-        <w:numPr>
-          <w:ilvl w:val="0"/>
-          <w:numId w:val="2"/>
-        </w:numPr>
-        <w:spacing w:after="60" w:line="288"/>
-        <w:jc w:val="both"/>
-      </w:pPr>
-      <w:r>
-        <w:rPr>
-          <w:rFonts w:ascii="Calibri" w:cs="Calibri" w:eastAsia="Calibri" w:hAnsi="Calibri"/>
-          <w:color w:val="000000"/>
-          <w:sz w:val="24"/>
-          <w:szCs w:val="24"/>
-        </w:rPr>
-        <w:t xml:space="preserve">Домен оформляем на организацию через Госуслуги.</w:t>
+        <w:t xml:space="preserve">Товарный знак: название нужно зарегистрировать в Роспатенте по классам 24 и 35.</w:t>
+      </w:r>
+    </w:p>
+    <w:p>
+      <w:pPr>
+        <w:pStyle w:val="ListParagraph"/>
+        <w:numPr>
+          <w:ilvl w:val="0"/>
+          <w:numId w:val="2"/>
+        </w:numPr>
+        <w:spacing w:after="60" w:line="288"/>
+        <w:jc w:val="both"/>
+      </w:pPr>
+      <w:r>
+        <w:rPr>
+          <w:rFonts w:ascii="Calibri" w:cs="Calibri" w:eastAsia="Calibri" w:hAnsi="Calibri"/>
+          <w:color w:val="000000"/>
+          <w:sz w:val="24"/>
+          <w:szCs w:val="24"/>
+        </w:rPr>
+        <w:t xml:space="preserve">Домен оформляется на организацию через Госуслуги.</w:t>
       </w:r>
     </w:p>
     <w:p>
@@ -2517,7 +2517,7 @@
           <w:sz w:val="24"/>
           <w:szCs w:val="24"/>
         </w:rPr>
-        <w:t xml:space="preserve">Запуск делим на четыре этапа. Каждый следующий начинаем, только когда выполнено условие предыдущего. Сроки даны из расчета, что стартуем в ноябре 2026 года.</w:t>
+        <w:t xml:space="preserve">Запуск я предлагаю разделить на четыре этапа. Каждый следующий начинается, только когда выполнено условие предыдущего. Сроки даны из расчета, что старт – в ноябре 2026 года.</w:t>
       </w:r>
     </w:p>
     <w:p>
@@ -2555,67 +2555,67 @@
           <w:sz w:val="24"/>
           <w:szCs w:val="24"/>
         </w:rPr>
-        <w:t xml:space="preserve">покупаем opttex.ru и двойники, оформляем на организацию;</w:t>
-      </w:r>
-    </w:p>
-    <w:p>
-      <w:pPr>
-        <w:pStyle w:val="ListParagraph"/>
-        <w:numPr>
-          <w:ilvl w:val="0"/>
-          <w:numId w:val="2"/>
-        </w:numPr>
-        <w:spacing w:after="60" w:line="288"/>
-        <w:jc w:val="both"/>
-      </w:pPr>
-      <w:r>
-        <w:rPr>
-          <w:rFonts w:ascii="Calibri" w:cs="Calibri" w:eastAsia="Calibri" w:hAnsi="Calibri"/>
-          <w:color w:val="000000"/>
-          <w:sz w:val="24"/>
-          <w:szCs w:val="24"/>
-        </w:rPr>
-        <w:t xml:space="preserve">подаем заявку на товарный знак;</w:t>
-      </w:r>
-    </w:p>
-    <w:p>
-      <w:pPr>
-        <w:pStyle w:val="ListParagraph"/>
-        <w:numPr>
-          <w:ilvl w:val="0"/>
-          <w:numId w:val="2"/>
-        </w:numPr>
-        <w:spacing w:after="60" w:line="288"/>
-        <w:jc w:val="both"/>
-      </w:pPr>
-      <w:r>
-        <w:rPr>
-          <w:rFonts w:ascii="Calibri" w:cs="Calibri" w:eastAsia="Calibri" w:hAnsi="Calibri"/>
-          <w:color w:val="000000"/>
-          <w:sz w:val="24"/>
-          <w:szCs w:val="24"/>
-        </w:rPr>
-        <w:t xml:space="preserve">составляем список из 10 фабрик Иваново, рассылаем приглашение, созваниваемся, запрашиваем каталоги и образцы;</w:t>
-      </w:r>
-    </w:p>
-    <w:p>
-      <w:pPr>
-        <w:pStyle w:val="ListParagraph"/>
-        <w:numPr>
-          <w:ilvl w:val="0"/>
-          <w:numId w:val="2"/>
-        </w:numPr>
-        <w:spacing w:after="60" w:line="288"/>
-        <w:jc w:val="both"/>
-      </w:pPr>
-      <w:r>
-        <w:rPr>
-          <w:rFonts w:ascii="Calibri" w:cs="Calibri" w:eastAsia="Calibri" w:hAnsi="Calibri"/>
-          <w:color w:val="000000"/>
-          <w:sz w:val="24"/>
-          <w:szCs w:val="24"/>
-        </w:rPr>
-        <w:t xml:space="preserve">юрист готовит договор с поставщиком, подписываем его с фабриками.</w:t>
+        <w:t xml:space="preserve">купить opttex.ru и двойники, оформить их на организацию;</w:t>
+      </w:r>
+    </w:p>
+    <w:p>
+      <w:pPr>
+        <w:pStyle w:val="ListParagraph"/>
+        <w:numPr>
+          <w:ilvl w:val="0"/>
+          <w:numId w:val="2"/>
+        </w:numPr>
+        <w:spacing w:after="60" w:line="288"/>
+        <w:jc w:val="both"/>
+      </w:pPr>
+      <w:r>
+        <w:rPr>
+          <w:rFonts w:ascii="Calibri" w:cs="Calibri" w:eastAsia="Calibri" w:hAnsi="Calibri"/>
+          <w:color w:val="000000"/>
+          <w:sz w:val="24"/>
+          <w:szCs w:val="24"/>
+        </w:rPr>
+        <w:t xml:space="preserve">подать заявку на товарный знак;</w:t>
+      </w:r>
+    </w:p>
+    <w:p>
+      <w:pPr>
+        <w:pStyle w:val="ListParagraph"/>
+        <w:numPr>
+          <w:ilvl w:val="0"/>
+          <w:numId w:val="2"/>
+        </w:numPr>
+        <w:spacing w:after="60" w:line="288"/>
+        <w:jc w:val="both"/>
+      </w:pPr>
+      <w:r>
+        <w:rPr>
+          <w:rFonts w:ascii="Calibri" w:cs="Calibri" w:eastAsia="Calibri" w:hAnsi="Calibri"/>
+          <w:color w:val="000000"/>
+          <w:sz w:val="24"/>
+          <w:szCs w:val="24"/>
+        </w:rPr>
+        <w:t xml:space="preserve">составить список из 10 фабрик Иваново, разослать приглашение, созвониться, запросить каталоги и образцы;</w:t>
+      </w:r>
+    </w:p>
+    <w:p>
+      <w:pPr>
+        <w:pStyle w:val="ListParagraph"/>
+        <w:numPr>
+          <w:ilvl w:val="0"/>
+          <w:numId w:val="2"/>
+        </w:numPr>
+        <w:spacing w:after="60" w:line="288"/>
+        <w:jc w:val="both"/>
+      </w:pPr>
+      <w:r>
+        <w:rPr>
+          <w:rFonts w:ascii="Calibri" w:cs="Calibri" w:eastAsia="Calibri" w:hAnsi="Calibri"/>
+          <w:color w:val="000000"/>
+          <w:sz w:val="24"/>
+          <w:szCs w:val="24"/>
+        </w:rPr>
+        <w:t xml:space="preserve">подготовить с юристом договор с поставщиком и подписать его с фабриками.</w:t>
       </w:r>
     </w:p>
     <w:p>
@@ -2670,67 +2670,67 @@
           <w:sz w:val="24"/>
           <w:szCs w:val="24"/>
         </w:rPr>
-        <w:t xml:space="preserve">запускаем посадочную страницу с каталогом пяти фабрик и нашего товара;</w:t>
-      </w:r>
-    </w:p>
-    <w:p>
-      <w:pPr>
-        <w:pStyle w:val="ListParagraph"/>
-        <w:numPr>
-          <w:ilvl w:val="0"/>
-          <w:numId w:val="2"/>
-        </w:numPr>
-        <w:spacing w:after="60" w:line="288"/>
-        <w:jc w:val="both"/>
-      </w:pPr>
-      <w:r>
-        <w:rPr>
-          <w:rFonts w:ascii="Calibri" w:cs="Calibri" w:eastAsia="Calibri" w:hAnsi="Calibri"/>
-          <w:color w:val="000000"/>
-          <w:sz w:val="24"/>
-          <w:szCs w:val="24"/>
-        </w:rPr>
-        <w:t xml:space="preserve">ищем первых клиентов: выставки, прямые звонки в отели и клиники, реклама;</w:t>
-      </w:r>
-    </w:p>
-    <w:p>
-      <w:pPr>
-        <w:pStyle w:val="ListParagraph"/>
-        <w:numPr>
-          <w:ilvl w:val="0"/>
-          <w:numId w:val="2"/>
-        </w:numPr>
-        <w:spacing w:after="60" w:line="288"/>
-        <w:jc w:val="both"/>
-      </w:pPr>
-      <w:r>
-        <w:rPr>
-          <w:rFonts w:ascii="Calibri" w:cs="Calibri" w:eastAsia="Calibri" w:hAnsi="Calibri"/>
-          <w:color w:val="000000"/>
-          <w:sz w:val="24"/>
-          <w:szCs w:val="24"/>
-        </w:rPr>
-        <w:t xml:space="preserve">заявки обрабатываем вручную: менеджер пересылает их фабрикам, собирает цены и сроки, передает клиенту;</w:t>
-      </w:r>
-    </w:p>
-    <w:p>
-      <w:pPr>
-        <w:pStyle w:val="ListParagraph"/>
-        <w:numPr>
-          <w:ilvl w:val="0"/>
-          <w:numId w:val="2"/>
-        </w:numPr>
-        <w:spacing w:after="60" w:line="288"/>
-        <w:jc w:val="both"/>
-      </w:pPr>
-      <w:r>
-        <w:rPr>
-          <w:rFonts w:ascii="Calibri" w:cs="Calibri" w:eastAsia="Calibri" w:hAnsi="Calibri"/>
-          <w:color w:val="000000"/>
-          <w:sz w:val="24"/>
-          <w:szCs w:val="24"/>
-        </w:rPr>
-        <w:t xml:space="preserve">ведем учет заявок и заказов, чтобы проверить наши допущения о спросе и среднем заказе.</w:t>
+        <w:t xml:space="preserve">запустить посадочную страницу с каталогом пяти фабрик и нашего товара;</w:t>
+      </w:r>
+    </w:p>
+    <w:p>
+      <w:pPr>
+        <w:pStyle w:val="ListParagraph"/>
+        <w:numPr>
+          <w:ilvl w:val="0"/>
+          <w:numId w:val="2"/>
+        </w:numPr>
+        <w:spacing w:after="60" w:line="288"/>
+        <w:jc w:val="both"/>
+      </w:pPr>
+      <w:r>
+        <w:rPr>
+          <w:rFonts w:ascii="Calibri" w:cs="Calibri" w:eastAsia="Calibri" w:hAnsi="Calibri"/>
+          <w:color w:val="000000"/>
+          <w:sz w:val="24"/>
+          <w:szCs w:val="24"/>
+        </w:rPr>
+        <w:t xml:space="preserve">искать первых клиентов: выставки, прямые звонки в отели и клиники, реклама;</w:t>
+      </w:r>
+    </w:p>
+    <w:p>
+      <w:pPr>
+        <w:pStyle w:val="ListParagraph"/>
+        <w:numPr>
+          <w:ilvl w:val="0"/>
+          <w:numId w:val="2"/>
+        </w:numPr>
+        <w:spacing w:after="60" w:line="288"/>
+        <w:jc w:val="both"/>
+      </w:pPr>
+      <w:r>
+        <w:rPr>
+          <w:rFonts w:ascii="Calibri" w:cs="Calibri" w:eastAsia="Calibri" w:hAnsi="Calibri"/>
+          <w:color w:val="000000"/>
+          <w:sz w:val="24"/>
+          <w:szCs w:val="24"/>
+        </w:rPr>
+        <w:t xml:space="preserve">обрабатывать заявки вручную: менеджер пересылает их фабрикам, собирает цены и сроки, передает клиенту;</w:t>
+      </w:r>
+    </w:p>
+    <w:p>
+      <w:pPr>
+        <w:pStyle w:val="ListParagraph"/>
+        <w:numPr>
+          <w:ilvl w:val="0"/>
+          <w:numId w:val="2"/>
+        </w:numPr>
+        <w:spacing w:after="60" w:line="288"/>
+        <w:jc w:val="both"/>
+      </w:pPr>
+      <w:r>
+        <w:rPr>
+          <w:rFonts w:ascii="Calibri" w:cs="Calibri" w:eastAsia="Calibri" w:hAnsi="Calibri"/>
+          <w:color w:val="000000"/>
+          <w:sz w:val="24"/>
+          <w:szCs w:val="24"/>
+        </w:rPr>
+        <w:t xml:space="preserve">вести учет заявок и заказов, чтобы проверить допущения о спросе и среднем заказе.</w:t>
       </w:r>
     </w:p>
     <w:p>
@@ -2747,7 +2747,7 @@
           <w:sz w:val="24"/>
           <w:szCs w:val="24"/>
         </w:rPr>
-        <w:t xml:space="preserve">Условие перехода: 10 оплаченных заказов. Если за три месяца их не наберется, пересматриваем модель до того, как вкладываться в разработку.</w:t>
+        <w:t xml:space="preserve">Условие перехода: 10 оплаченных заказов. Если за три месяца их не наберется, модель нужно пересмотреть до того, как вкладываться в разработку.</w:t>
       </w:r>
     </w:p>
     <w:p>
@@ -2785,67 +2785,67 @@
           <w:sz w:val="24"/>
           <w:szCs w:val="24"/>
         </w:rPr>
-        <w:t xml:space="preserve">разрабатываем площадку на CS-Cart по готовому макету;</w:t>
-      </w:r>
-    </w:p>
-    <w:p>
-      <w:pPr>
-        <w:pStyle w:val="ListParagraph"/>
-        <w:numPr>
-          <w:ilvl w:val="0"/>
-          <w:numId w:val="2"/>
-        </w:numPr>
-        <w:spacing w:after="60" w:line="288"/>
-        <w:jc w:val="both"/>
-      </w:pPr>
-      <w:r>
-        <w:rPr>
-          <w:rFonts w:ascii="Calibri" w:cs="Calibri" w:eastAsia="Calibri" w:hAnsi="Calibri"/>
-          <w:color w:val="000000"/>
-          <w:sz w:val="24"/>
-          <w:szCs w:val="24"/>
-        </w:rPr>
-        <w:t xml:space="preserve">юрист готовит правила площадки и документы по персональным данным, подаем уведомление в Роскомнадзор;</w:t>
-      </w:r>
-    </w:p>
-    <w:p>
-      <w:pPr>
-        <w:pStyle w:val="ListParagraph"/>
-        <w:numPr>
-          <w:ilvl w:val="0"/>
-          <w:numId w:val="2"/>
-        </w:numPr>
-        <w:spacing w:after="60" w:line="288"/>
-        <w:jc w:val="both"/>
-      </w:pPr>
-      <w:r>
-        <w:rPr>
-          <w:rFonts w:ascii="Calibri" w:cs="Calibri" w:eastAsia="Calibri" w:hAnsi="Calibri"/>
-          <w:color w:val="000000"/>
-          <w:sz w:val="24"/>
-          <w:szCs w:val="24"/>
-        </w:rPr>
-        <w:t xml:space="preserve">проводим тестовые заказы с первыми фабриками и покупателями;</w:t>
-      </w:r>
-    </w:p>
-    <w:p>
-      <w:pPr>
-        <w:pStyle w:val="ListParagraph"/>
-        <w:numPr>
-          <w:ilvl w:val="0"/>
-          <w:numId w:val="2"/>
-        </w:numPr>
-        <w:spacing w:after="60" w:line="288"/>
-        <w:jc w:val="both"/>
-      </w:pPr>
-      <w:r>
-        <w:rPr>
-          <w:rFonts w:ascii="Calibri" w:cs="Calibri" w:eastAsia="Calibri" w:hAnsi="Calibri"/>
-          <w:color w:val="000000"/>
-          <w:sz w:val="24"/>
-          <w:szCs w:val="24"/>
-        </w:rPr>
-        <w:t xml:space="preserve">переносим каталог, обучаем поставщиков работе в кабинете, запускаемся.</w:t>
+        <w:t xml:space="preserve">разработать площадку на CS-Cart по готовому макету;</w:t>
+      </w:r>
+    </w:p>
+    <w:p>
+      <w:pPr>
+        <w:pStyle w:val="ListParagraph"/>
+        <w:numPr>
+          <w:ilvl w:val="0"/>
+          <w:numId w:val="2"/>
+        </w:numPr>
+        <w:spacing w:after="60" w:line="288"/>
+        <w:jc w:val="both"/>
+      </w:pPr>
+      <w:r>
+        <w:rPr>
+          <w:rFonts w:ascii="Calibri" w:cs="Calibri" w:eastAsia="Calibri" w:hAnsi="Calibri"/>
+          <w:color w:val="000000"/>
+          <w:sz w:val="24"/>
+          <w:szCs w:val="24"/>
+        </w:rPr>
+        <w:t xml:space="preserve">подготовить с юристом правила площадки и документы по персональным данным, подать уведомление в Роскомнадзор;</w:t>
+      </w:r>
+    </w:p>
+    <w:p>
+      <w:pPr>
+        <w:pStyle w:val="ListParagraph"/>
+        <w:numPr>
+          <w:ilvl w:val="0"/>
+          <w:numId w:val="2"/>
+        </w:numPr>
+        <w:spacing w:after="60" w:line="288"/>
+        <w:jc w:val="both"/>
+      </w:pPr>
+      <w:r>
+        <w:rPr>
+          <w:rFonts w:ascii="Calibri" w:cs="Calibri" w:eastAsia="Calibri" w:hAnsi="Calibri"/>
+          <w:color w:val="000000"/>
+          <w:sz w:val="24"/>
+          <w:szCs w:val="24"/>
+        </w:rPr>
+        <w:t xml:space="preserve">провести тестовые заказы с первыми фабриками и покупателями;</w:t>
+      </w:r>
+    </w:p>
+    <w:p>
+      <w:pPr>
+        <w:pStyle w:val="ListParagraph"/>
+        <w:numPr>
+          <w:ilvl w:val="0"/>
+          <w:numId w:val="2"/>
+        </w:numPr>
+        <w:spacing w:after="60" w:line="288"/>
+        <w:jc w:val="both"/>
+      </w:pPr>
+      <w:r>
+        <w:rPr>
+          <w:rFonts w:ascii="Calibri" w:cs="Calibri" w:eastAsia="Calibri" w:hAnsi="Calibri"/>
+          <w:color w:val="000000"/>
+          <w:sz w:val="24"/>
+          <w:szCs w:val="24"/>
+        </w:rPr>
+        <w:t xml:space="preserve">перенести каталог, обучить поставщиков работе в кабинете, запуститься.</w:t>
       </w:r>
     </w:p>
     <w:p>
@@ -2900,47 +2900,47 @@
           <w:sz w:val="24"/>
           <w:szCs w:val="24"/>
         </w:rPr>
-        <w:t xml:space="preserve">включаем комиссию, заранее уведомив поставщиков;</w:t>
-      </w:r>
-    </w:p>
-    <w:p>
-      <w:pPr>
-        <w:pStyle w:val="ListParagraph"/>
-        <w:numPr>
-          <w:ilvl w:val="0"/>
-          <w:numId w:val="2"/>
-        </w:numPr>
-        <w:spacing w:after="60" w:line="288"/>
-        <w:jc w:val="both"/>
-      </w:pPr>
-      <w:r>
-        <w:rPr>
-          <w:rFonts w:ascii="Calibri" w:cs="Calibri" w:eastAsia="Calibri" w:hAnsi="Calibri"/>
-          <w:color w:val="000000"/>
-          <w:sz w:val="24"/>
-          <w:szCs w:val="24"/>
-        </w:rPr>
-        <w:t xml:space="preserve">подключаем банк для отсрочки платежа покупателям;</w:t>
-      </w:r>
-    </w:p>
-    <w:p>
-      <w:pPr>
-        <w:pStyle w:val="ListParagraph"/>
-        <w:numPr>
-          <w:ilvl w:val="0"/>
-          <w:numId w:val="2"/>
-        </w:numPr>
-        <w:spacing w:after="60" w:line="288"/>
-        <w:jc w:val="both"/>
-      </w:pPr>
-      <w:r>
-        <w:rPr>
-          <w:rFonts w:ascii="Calibri" w:cs="Calibri" w:eastAsia="Calibri" w:hAnsi="Calibri"/>
-          <w:color w:val="000000"/>
-          <w:sz w:val="24"/>
-          <w:szCs w:val="24"/>
-        </w:rPr>
-        <w:t xml:space="preserve">подключаем новые фабрики и импортеров, начинаем работу с больницами и торгами, выходим в другие регионы.</w:t>
+        <w:t xml:space="preserve">включить комиссию, заранее уведомив поставщиков;</w:t>
+      </w:r>
+    </w:p>
+    <w:p>
+      <w:pPr>
+        <w:pStyle w:val="ListParagraph"/>
+        <w:numPr>
+          <w:ilvl w:val="0"/>
+          <w:numId w:val="2"/>
+        </w:numPr>
+        <w:spacing w:after="60" w:line="288"/>
+        <w:jc w:val="both"/>
+      </w:pPr>
+      <w:r>
+        <w:rPr>
+          <w:rFonts w:ascii="Calibri" w:cs="Calibri" w:eastAsia="Calibri" w:hAnsi="Calibri"/>
+          <w:color w:val="000000"/>
+          <w:sz w:val="24"/>
+          <w:szCs w:val="24"/>
+        </w:rPr>
+        <w:t xml:space="preserve">подключить банк для отсрочки платежа покупателям;</w:t>
+      </w:r>
+    </w:p>
+    <w:p>
+      <w:pPr>
+        <w:pStyle w:val="ListParagraph"/>
+        <w:numPr>
+          <w:ilvl w:val="0"/>
+          <w:numId w:val="2"/>
+        </w:numPr>
+        <w:spacing w:after="60" w:line="288"/>
+        <w:jc w:val="both"/>
+      </w:pPr>
+      <w:r>
+        <w:rPr>
+          <w:rFonts w:ascii="Calibri" w:cs="Calibri" w:eastAsia="Calibri" w:hAnsi="Calibri"/>
+          <w:color w:val="000000"/>
+          <w:sz w:val="24"/>
+          <w:szCs w:val="24"/>
+        </w:rPr>
+        <w:t xml:space="preserve">подключать новые фабрики и импортеров, начать работу с больницами и торгами, выйти в другие регионы.</w:t>
       </w:r>
     </w:p>
     <w:p>
@@ -3111,7 +3111,7 @@
           <w:sz w:val="28"/>
           <w:szCs w:val="28"/>
         </w:rPr>
-        <w:t xml:space="preserve">12. Как будем оценивать результат</w:t>
+        <w:t xml:space="preserve">12. Как оценивать результат</w:t>
       </w:r>
     </w:p>
     <w:tbl>
@@ -3650,7 +3650,7 @@
                 <w:sz w:val="22"/>
                 <w:szCs w:val="22"/>
               </w:rPr>
-              <w:t xml:space="preserve">уровень, при котором площадка окупает свои расходы (рассчитаем в смете)</w:t>
+              <w:t xml:space="preserve">уровень, при котором площадка окупает свои расходы (рассчитаю в смете)</w:t>
             </w:r>
           </w:p>
         </w:tc>
@@ -3780,7 +3780,7 @@
           <w:sz w:val="28"/>
           <w:szCs w:val="28"/>
         </w:rPr>
-        <w:t xml:space="preserve">13. Риски и что с ними делаем</w:t>
+        <w:t xml:space="preserve">13. Риски и что с ними делать</w:t>
       </w:r>
     </w:p>
     <w:tbl>
@@ -3868,7 +3868,7 @@
                 <w:sz w:val="22"/>
                 <w:szCs w:val="22"/>
               </w:rPr>
-              <w:t xml:space="preserve">Что делаем</w:t>
+              <w:t xml:space="preserve">Как снизить</w:t>
             </w:r>
           </w:p>
         </w:tc>
@@ -4048,7 +4048,7 @@
                 <w:sz w:val="22"/>
                 <w:szCs w:val="22"/>
               </w:rPr>
-              <w:t xml:space="preserve">Лот opttex.ru купят раньше нас</w:t>
+              <w:t xml:space="preserve">Лот opttex.ru купят раньше</w:t>
             </w:r>
           </w:p>
         </w:tc>
@@ -4081,7 +4081,7 @@
                 <w:sz w:val="22"/>
                 <w:szCs w:val="22"/>
               </w:rPr>
-              <w:t xml:space="preserve">сразу регистрируем запасной домен textilehub.ru</w:t>
+              <w:t xml:space="preserve">сразу зарегистрировать запасной домен textilehub.ru</w:t>
             </w:r>
           </w:p>
         </w:tc>
@@ -4365,7 +4365,7 @@
                 <w:sz w:val="22"/>
                 <w:szCs w:val="22"/>
               </w:rPr>
-              <w:t xml:space="preserve">держимся того, чего у них нет: пошив под заказ, запрос цены у нескольких фабрик, сборная доставка, помощь в торгах</w:t>
+              <w:t xml:space="preserve">держаться того, чего у них нет: пошив под заказ, запрос цены у нескольких фабрик, сборная доставка, помощь в торгах</w:t>
             </w:r>
           </w:p>
         </w:tc>
@@ -4391,7 +4391,7 @@
           <w:sz w:val="28"/>
           <w:szCs w:val="28"/>
         </w:rPr>
-        <w:t xml:space="preserve">14. Что предлагаем сделать сейчас</w:t>
+        <w:t xml:space="preserve">14. Что я предлагаю сделать сейчас</w:t>
       </w:r>
     </w:p>
     <w:p>
@@ -4431,7 +4431,7 @@
           <w:sz w:val="24"/>
           <w:szCs w:val="24"/>
         </w:rPr>
-        <w:t xml:space="preserve">Определить, на какое юрлицо оформляем домен и товарный знак.</w:t>
+        <w:t xml:space="preserve">Определить, на какое юрлицо оформлять домен и товарный знак.</w:t>
       </w:r>
     </w:p>
     <w:p>
@@ -4491,7 +4491,7 @@
           <w:sz w:val="24"/>
           <w:szCs w:val="24"/>
         </w:rPr>
-        <w:t xml:space="preserve">Подготовить смету. Направим ее отдельным документом после согласования плана.</w:t>
+        <w:t xml:space="preserve">Подготовить смету. Ее я направлю отдельным документом после согласования плана.</w:t>
       </w:r>
     </w:p>
     <w:p>

--- a/komanda-5/для_руководителя/План_проекта_B2B-площадка_текстиль.docx
+++ b/komanda-5/для_руководителя/План_проекта_B2B-площадка_текстиль.docx
@@ -267,7 +267,7 @@
           <w:sz w:val="24"/>
           <w:szCs w:val="24"/>
         </w:rPr>
-        <w:t xml:space="preserve">При этом удобного инструмента у закупщика текстиля сейчас нет. Если разобрать, где сейчас закупаются отели и клиники, у каждого варианта найдется свое «но»:</w:t>
+        <w:t xml:space="preserve">При этом удобного инструмента у закупщика текстиля сейчас нет. Если разобрать, где закупаются отели и клиники, у каждого варианта найдется свое «но»:</w:t>
       </w:r>
     </w:p>
     <w:p>

--- a/komanda-5/для_руководителя/План_проекта_B2B-площадка_текстиль.docx
+++ b/komanda-5/для_руководителя/План_проекта_B2B-площадка_текстиль.docx
@@ -16,7 +16,7 @@
           <w:sz w:val="32"/>
           <w:szCs w:val="32"/>
         </w:rPr>
-        <w:t xml:space="preserve">Проект B2B-площадки для оптовых закупок текстиля</w:t>
+        <w:t xml:space="preserve">Проект B2B-площадки для оптовых продаж текстиля</w:t>
       </w:r>
     </w:p>
     <w:p>
@@ -109,7 +109,7 @@
           <w:sz w:val="24"/>
           <w:szCs w:val="24"/>
         </w:rPr>
-        <w:t xml:space="preserve">Я предлагаю создать онлайн-площадку, на которой организации закупают текстиль оптом напрямую у фабрик. Основные покупатели – гостиницы, клиники и больницы, спа-салоны и фитнес-клубы. Им постоянно нужны полотенца, постельное белье, халаты и простыни, а закупки сейчас идут долго: через переписку с каждой фабрикой по отдельности.</w:t>
+        <w:t xml:space="preserve">Компания-заказчик (далее – компания) закупает текстиль напрямую у производителей в Сурате и Дели, без агентов, и продает его в розницу через свой сайт на связке 1С, Битрикс и «Честный знак». Теперь компания хочет выйти на оптовый рынок для организаций в России и странах ЕАЭС: постельное белье, полотенца, изделия для больниц и другой текстиль, сразу в премиальном и бюджетном сегментах. Конкуренты продают на маркетплейсах, а сама компания туда идти не хочет.</w:t>
       </w:r>
     </w:p>
     <w:p>
@@ -124,7 +124,7 @@
           <w:sz w:val="24"/>
           <w:szCs w:val="24"/>
         </w:rPr>
-        <w:t xml:space="preserve">За основу взята модель Аптека.ру. Ту площадку создал крупный дистрибьютор со своим складом, а аптеки подключились к ней как партнеры. В нашем случае роль такого оператора берет на себя наша компания со своим ассортиментом, а фабрики Иваново, швейные цеха и импортеры становятся продавцами на площадке.</w:t>
+        <w:t xml:space="preserve">Я предлагаю создать для этого собственную B2B-площадку по образцу Аптека.ру. Покупатели – гостиницы, больницы и клиники, спа-салоны и фитнес-клубы. Компания выступает оператором площадки и основным продавцом, а швейные цеха Иваново, индийские производители и дизайнеры подключаются как партнеры.</w:t>
       </w:r>
     </w:p>
     <w:p>
@@ -179,7 +179,7 @@
           <w:sz w:val="24"/>
           <w:szCs w:val="24"/>
         </w:rPr>
-        <w:t xml:space="preserve">договориться с первыми фабриками;</w:t>
+        <w:t xml:space="preserve">выстроить сквозной процесс от растаможки до покупателя и связать его с площадкой;</w:t>
       </w:r>
     </w:p>
     <w:p>
@@ -199,7 +199,7 @@
           <w:sz w:val="24"/>
           <w:szCs w:val="24"/>
         </w:rPr>
-        <w:t xml:space="preserve">проверить спрос на простой версии сайта;</w:t>
+        <w:t xml:space="preserve">договориться с первыми партнерами;</w:t>
       </w:r>
     </w:p>
     <w:p>
@@ -219,55 +219,7 @@
           <w:sz w:val="24"/>
           <w:szCs w:val="24"/>
         </w:rPr>
-        <w:t xml:space="preserve">после этого запустить полноценную площадку на готовом решении.</w:t>
-      </w:r>
-    </w:p>
-    <w:p>
-      <w:pPr>
-        <w:pStyle w:val="Heading1"/>
-        <w:keepNext/>
-        <w:spacing w:after="120" w:before="280"/>
-      </w:pPr>
-      <w:r>
-        <w:rPr>
-          <w:rFonts w:ascii="Calibri" w:cs="Calibri" w:eastAsia="Calibri" w:hAnsi="Calibri"/>
-          <w:b/>
-          <w:bCs/>
-          <w:color w:val="1F3864"/>
-          <w:sz w:val="28"/>
-          <w:szCs w:val="28"/>
-        </w:rPr>
-        <w:t xml:space="preserve">2. Почему это стоит делать</w:t>
-      </w:r>
-    </w:p>
-    <w:p>
-      <w:pPr>
-        <w:spacing w:after="120" w:before="0" w:line="288"/>
-        <w:jc w:val="both"/>
-      </w:pPr>
-      <w:r>
-        <w:rPr>
-          <w:rFonts w:ascii="Calibri" w:cs="Calibri" w:eastAsia="Calibri" w:hAnsi="Calibri"/>
-          <w:color w:val="000000"/>
-          <w:sz w:val="24"/>
-          <w:szCs w:val="24"/>
-        </w:rPr>
-        <w:t xml:space="preserve">Спрос на онлайн-закупки у организаций уже сформирован. По данным SelSup, оборот интернет-торговли в сегментах B2B и B2G в 2025 году составил около 2 трлн рублей и вырос на 11 % за год. Приучать покупателя заказывать онлайн не придется.</w:t>
-      </w:r>
-    </w:p>
-    <w:p>
-      <w:pPr>
-        <w:spacing w:after="120" w:before="0" w:line="288"/>
-        <w:jc w:val="both"/>
-      </w:pPr>
-      <w:r>
-        <w:rPr>
-          <w:rFonts w:ascii="Calibri" w:cs="Calibri" w:eastAsia="Calibri" w:hAnsi="Calibri"/>
-          <w:color w:val="000000"/>
-          <w:sz w:val="24"/>
-          <w:szCs w:val="24"/>
-        </w:rPr>
-        <w:t xml:space="preserve">При этом удобного инструмента у закупщика текстиля сейчас нет. Если разобрать, где закупаются отели и клиники, у каждого варианта найдется свое «но»:</w:t>
+        <w:t xml:space="preserve">проверить спрос на простой версии сайта;</w:t>
       </w:r>
     </w:p>
     <w:p>
@@ -287,7 +239,70 @@
           <w:sz w:val="24"/>
           <w:szCs w:val="24"/>
         </w:rPr>
-        <w:t xml:space="preserve">Ozon и Яндекс Маркет для бизнеса принимают оплату по счету, но не шьют под заказ и не умеют запрашивать цену сразу у нескольких фабрик;</w:t>
+        <w:t xml:space="preserve">после этого запустить полноценную площадку на 1С-Битрикс, на котором уже работает розница.</w:t>
+      </w:r>
+    </w:p>
+    <w:p>
+      <w:pPr>
+        <w:pStyle w:val="Heading1"/>
+        <w:keepNext/>
+        <w:spacing w:after="120" w:before="280"/>
+      </w:pPr>
+      <w:r>
+        <w:rPr>
+          <w:rFonts w:ascii="Calibri" w:cs="Calibri" w:eastAsia="Calibri" w:hAnsi="Calibri"/>
+          <w:b/>
+          <w:bCs/>
+          <w:color w:val="1F3864"/>
+          <w:sz w:val="28"/>
+          <w:szCs w:val="28"/>
+        </w:rPr>
+        <w:t xml:space="preserve">2. Почему это стоит делать</w:t>
+      </w:r>
+    </w:p>
+    <w:p>
+      <w:pPr>
+        <w:spacing w:after="120" w:before="0" w:line="288"/>
+        <w:jc w:val="both"/>
+      </w:pPr>
+      <w:r>
+        <w:rPr>
+          <w:rFonts w:ascii="Calibri" w:cs="Calibri" w:eastAsia="Calibri" w:hAnsi="Calibri"/>
+          <w:color w:val="000000"/>
+          <w:sz w:val="24"/>
+          <w:szCs w:val="24"/>
+        </w:rPr>
+        <w:t xml:space="preserve">Спрос на онлайн-закупки у организаций уже сформирован. По данным SelSup, оборот интернет-торговли в сегментах B2B и B2G в 2025 году составил около 2 трлн рублей и вырос на 11 % за год. Приучать покупателя заказывать онлайн не придется.</w:t>
+      </w:r>
+    </w:p>
+    <w:p>
+      <w:pPr>
+        <w:spacing w:after="120" w:before="0" w:line="288"/>
+        <w:jc w:val="both"/>
+      </w:pPr>
+      <w:r>
+        <w:rPr>
+          <w:rFonts w:ascii="Calibri" w:cs="Calibri" w:eastAsia="Calibri" w:hAnsi="Calibri"/>
+          <w:color w:val="000000"/>
+          <w:sz w:val="24"/>
+          <w:szCs w:val="24"/>
+        </w:rPr>
+        <w:t xml:space="preserve">Своя площадка решает задачу, ради которой компания не идет на маркетплейсы. Правила и цены устанавливает сама компания, рядом нет карточек конкурентов, контакт с покупателем остается у нее. Это та же логика, по которой компания уже работает с производителями в Индии напрямую и не платит агентам.</w:t>
+      </w:r>
+    </w:p>
+    <w:p>
+      <w:pPr>
+        <w:spacing w:after="120" w:before="0" w:line="288"/>
+        <w:jc w:val="both"/>
+      </w:pPr>
+      <w:r>
+        <w:rPr>
+          <w:rFonts w:ascii="Calibri" w:cs="Calibri" w:eastAsia="Calibri" w:hAnsi="Calibri"/>
+          <w:color w:val="000000"/>
+          <w:sz w:val="24"/>
+          <w:szCs w:val="24"/>
+        </w:rPr>
+        <w:t xml:space="preserve">При этом удобного инструмента у закупщика текстиля сейчас нет. Если разобрать, где закупаются отели и клиники, у каждого варианта найдется свое «но»:</w:t>
       </w:r>
     </w:p>
     <w:p>
@@ -307,7 +322,7 @@
           <w:sz w:val="24"/>
           <w:szCs w:val="24"/>
         </w:rPr>
-        <w:t xml:space="preserve">каталоги производителей дают только контакты, дальше сделка уходит в переписку;</w:t>
+        <w:t xml:space="preserve">Ozon и Яндекс Маркет для бизнеса принимают оплату по счету, но не шьют под заказ и не умеют запрашивать цену сразу у нескольких поставщиков;</w:t>
       </w:r>
     </w:p>
     <w:p>
@@ -327,7 +342,7 @@
           <w:sz w:val="24"/>
           <w:szCs w:val="24"/>
         </w:rPr>
-        <w:t xml:space="preserve">сайты ивановских фабрик предлагают хорошие цены, но только на свой ассортимент, сравнить не с чем;</w:t>
+        <w:t xml:space="preserve">каталоги производителей дают только контакты, дальше сделка уходит в переписку;</w:t>
       </w:r>
     </w:p>
     <w:p>
@@ -347,70 +362,7 @@
           <w:sz w:val="24"/>
           <w:szCs w:val="24"/>
         </w:rPr>
-        <w:t xml:space="preserve">площадки закупок (ЕИС, B2B-Center) нужны для проведения торгов, подбирать на них товар неудобно.</w:t>
-      </w:r>
-    </w:p>
-    <w:p>
-      <w:pPr>
-        <w:spacing w:after="120" w:before="0" w:line="288"/>
-        <w:jc w:val="both"/>
-      </w:pPr>
-      <w:r>
-        <w:rPr>
-          <w:rFonts w:ascii="Calibri" w:cs="Calibri" w:eastAsia="Calibri" w:hAnsi="Calibri"/>
-          <w:color w:val="000000"/>
-          <w:sz w:val="24"/>
-          <w:szCs w:val="24"/>
-        </w:rPr>
-        <w:t xml:space="preserve">Площадку, которая собирала бы текстильные фабрики в одном каталоге и доводила заказ до объекта, мне найти не удалось. Эту нишу я и предлагаю занять.</w:t>
-      </w:r>
-    </w:p>
-    <w:p>
-      <w:pPr>
-        <w:pStyle w:val="Heading1"/>
-        <w:keepNext/>
-        <w:spacing w:after="120" w:before="280"/>
-      </w:pPr>
-      <w:r>
-        <w:rPr>
-          <w:rFonts w:ascii="Calibri" w:cs="Calibri" w:eastAsia="Calibri" w:hAnsi="Calibri"/>
-          <w:b/>
-          <w:bCs/>
-          <w:color w:val="1F3864"/>
-          <w:sz w:val="28"/>
-          <w:szCs w:val="28"/>
-        </w:rPr>
-        <w:t xml:space="preserve">3. На чем основана модель: опыт Аптека.ру</w:t>
-      </w:r>
-    </w:p>
-    <w:p>
-      <w:pPr>
-        <w:spacing w:after="120" w:before="0" w:line="288"/>
-        <w:jc w:val="both"/>
-      </w:pPr>
-      <w:r>
-        <w:rPr>
-          <w:rFonts w:ascii="Calibri" w:cs="Calibri" w:eastAsia="Calibri" w:hAnsi="Calibri"/>
-          <w:color w:val="000000"/>
-          <w:sz w:val="24"/>
-          <w:szCs w:val="24"/>
-        </w:rPr>
-        <w:t xml:space="preserve">Аптека.ру в 2013 году запустил фармдистрибьютор «Катрен». Схема простая: покупатель выбирает лекарства и удобную аптеку на сайте, заказ уходит в «Катрен» от имени этой аптеки, на следующий рабочий день товар привозят в аптеку, и покупатель забирает его там. В выигрыше все: покупатель видит цены многих аптек в одном окне, аптека получает клиентов без собственного сайта, дистрибьютор получает гарантированный сбыт. В итоге сервис объединил около 35 тысяч аптек и в 2022 году вышел на первое место в онлайн-продажах лекарств.</w:t>
-      </w:r>
-    </w:p>
-    <w:p>
-      <w:pPr>
-        <w:spacing w:after="120" w:before="0" w:line="288"/>
-        <w:jc w:val="both"/>
-      </w:pPr>
-      <w:r>
-        <w:rPr>
-          <w:rFonts w:ascii="Calibri" w:cs="Calibri" w:eastAsia="Calibri" w:hAnsi="Calibri"/>
-          <w:color w:val="000000"/>
-          <w:sz w:val="24"/>
-          <w:szCs w:val="24"/>
-        </w:rPr>
-        <w:t xml:space="preserve">Из этой модели я предлагаю взять главное:</w:t>
+        <w:t xml:space="preserve">сайты ивановских фабрик предлагают хорошие цены, но только на свой ассортимент, сравнить не с чем;</w:t>
       </w:r>
     </w:p>
     <w:p>
@@ -430,7 +382,70 @@
           <w:sz w:val="24"/>
           <w:szCs w:val="24"/>
         </w:rPr>
-        <w:t xml:space="preserve">площадку строит оптовик со своим товаром, поэтому каталог не пустой с первого дня;</w:t>
+        <w:t xml:space="preserve">площадки закупок (ЕИС, B2B-Center) нужны для проведения торгов, подбирать на них товар неудобно.</w:t>
+      </w:r>
+    </w:p>
+    <w:p>
+      <w:pPr>
+        <w:spacing w:after="120" w:before="0" w:line="288"/>
+        <w:jc w:val="both"/>
+      </w:pPr>
+      <w:r>
+        <w:rPr>
+          <w:rFonts w:ascii="Calibri" w:cs="Calibri" w:eastAsia="Calibri" w:hAnsi="Calibri"/>
+          <w:color w:val="000000"/>
+          <w:sz w:val="24"/>
+          <w:szCs w:val="24"/>
+        </w:rPr>
+        <w:t xml:space="preserve">Площадку, которая собирала бы текстиль для организаций в одном каталоге, принимала заказы под пошив и доводила товар до объекта с документами и маркировкой, мне найти не удалось. Эту нишу я и предлагаю занять.</w:t>
+      </w:r>
+    </w:p>
+    <w:p>
+      <w:pPr>
+        <w:pStyle w:val="Heading1"/>
+        <w:keepNext/>
+        <w:spacing w:after="120" w:before="280"/>
+      </w:pPr>
+      <w:r>
+        <w:rPr>
+          <w:rFonts w:ascii="Calibri" w:cs="Calibri" w:eastAsia="Calibri" w:hAnsi="Calibri"/>
+          <w:b/>
+          <w:bCs/>
+          <w:color w:val="1F3864"/>
+          <w:sz w:val="28"/>
+          <w:szCs w:val="28"/>
+        </w:rPr>
+        <w:t xml:space="preserve">3. На чем основана модель: опыт Аптека.ру</w:t>
+      </w:r>
+    </w:p>
+    <w:p>
+      <w:pPr>
+        <w:spacing w:after="120" w:before="0" w:line="288"/>
+        <w:jc w:val="both"/>
+      </w:pPr>
+      <w:r>
+        <w:rPr>
+          <w:rFonts w:ascii="Calibri" w:cs="Calibri" w:eastAsia="Calibri" w:hAnsi="Calibri"/>
+          <w:color w:val="000000"/>
+          <w:sz w:val="24"/>
+          <w:szCs w:val="24"/>
+        </w:rPr>
+        <w:t xml:space="preserve">Аптека.ру в 2013 году запустил фармдистрибьютор «Катрен». Схема простая: покупатель выбирает лекарства и удобную аптеку на сайте, заказ уходит в «Катрен» от имени этой аптеки, на следующий рабочий день товар привозят в аптеку, и покупатель забирает его там. В выигрыше все: покупатель видит цены многих аптек в одном окне, аптека получает клиентов без собственного сайта, дистрибьютор получает гарантированный сбыт. В итоге сервис объединил около 35 тысяч аптек и в 2022 году вышел на первое место в онлайн-продажах лекарств.</w:t>
+      </w:r>
+    </w:p>
+    <w:p>
+      <w:pPr>
+        <w:spacing w:after="120" w:before="0" w:line="288"/>
+        <w:jc w:val="both"/>
+      </w:pPr>
+      <w:r>
+        <w:rPr>
+          <w:rFonts w:ascii="Calibri" w:cs="Calibri" w:eastAsia="Calibri" w:hAnsi="Calibri"/>
+          <w:color w:val="000000"/>
+          <w:sz w:val="24"/>
+          <w:szCs w:val="24"/>
+        </w:rPr>
+        <w:t xml:space="preserve">Из этой модели я предлагаю взять главное:</w:t>
       </w:r>
     </w:p>
     <w:p>
@@ -450,7 +465,7 @@
           <w:sz w:val="24"/>
           <w:szCs w:val="24"/>
         </w:rPr>
-        <w:t xml:space="preserve">продавцы работают как партнеры;</w:t>
+        <w:t xml:space="preserve">площадку строит оптовик со своим товаром: в нашем случае это компания с текстилем из Индии, уже растаможенным и промаркированным, поэтому каталог не пустой с первого дня;</w:t>
       </w:r>
     </w:p>
     <w:p>
@@ -470,7 +485,27 @@
           <w:sz w:val="24"/>
           <w:szCs w:val="24"/>
         </w:rPr>
-        <w:t xml:space="preserve">покупатель видит предложения многих продавцов в одном каталоге.</w:t>
+        <w:t xml:space="preserve">партнеры дополняют ассортимент: швейные цеха шьют под заказ, индийские производители дают крупные партии;</w:t>
+      </w:r>
+    </w:p>
+    <w:p>
+      <w:pPr>
+        <w:pStyle w:val="ListParagraph"/>
+        <w:numPr>
+          <w:ilvl w:val="0"/>
+          <w:numId w:val="2"/>
+        </w:numPr>
+        <w:spacing w:after="60" w:line="288"/>
+        <w:jc w:val="both"/>
+      </w:pPr>
+      <w:r>
+        <w:rPr>
+          <w:rFonts w:ascii="Calibri" w:cs="Calibri" w:eastAsia="Calibri" w:hAnsi="Calibri"/>
+          <w:color w:val="000000"/>
+          <w:sz w:val="24"/>
+          <w:szCs w:val="24"/>
+        </w:rPr>
+        <w:t xml:space="preserve">покупатель видит все предложения в одном каталоге и заказывает по одному счету.</w:t>
       </w:r>
     </w:p>
     <w:p>
@@ -485,7 +520,7 @@
           <w:sz w:val="24"/>
           <w:szCs w:val="24"/>
         </w:rPr>
-        <w:t xml:space="preserve">Под рынок текстиля модель придется доработать. Здесь покупатель – организация. Ей нужна доставка на объект вместо самовывоза, оплата по счету с НДС и закрывающие документы. Кроме того, часть заказов шьется под клиента: нужный размер, плотность, логотип. Поэтому кроме обычной корзины на площадке будет заявка на расчет, которая уходит сразу нескольким фабрикам.</w:t>
+        <w:t xml:space="preserve">Под рынок текстиля модель придется доработать. Здесь покупатель – организация. Ей нужна доставка на объект вместо самовывоза, оплата по счету с НДС и закрывающие документы. Кроме того, часть заказов шьется под клиента: нужный размер, плотность, логотип. Поэтому кроме обычной корзины на площадке будет заявка на расчет.</w:t>
       </w:r>
     </w:p>
     <w:p>
@@ -519,9 +554,9 @@
         </w:tblBorders>
       </w:tblPr>
       <w:tblGrid>
-        <w:gridCol w:w="2506"/>
-        <w:gridCol w:w="2891"/>
-        <w:gridCol w:w="4241"/>
+        <w:gridCol w:w="2313"/>
+        <w:gridCol w:w="3470"/>
+        <w:gridCol w:w="3855"/>
       </w:tblGrid>
       <w:tr>
         <w:trPr>
@@ -530,7 +565,7 @@
         </w:trPr>
         <w:tc>
           <w:tcPr>
-            <w:tcW w:type="dxa" w:w="2506"/>
+            <w:tcW w:type="dxa" w:w="2313"/>
             <w:tcBorders>
               <w:top w:val="single" w:color="A6A6A6" w:sz="4"/>
               <w:left w:val="single" w:color="A6A6A6" w:sz="4"/>
@@ -564,7 +599,7 @@
         </w:tc>
         <w:tc>
           <w:tcPr>
-            <w:tcW w:type="dxa" w:w="2891"/>
+            <w:tcW w:type="dxa" w:w="3470"/>
             <w:tcBorders>
               <w:top w:val="single" w:color="A6A6A6" w:sz="4"/>
               <w:left w:val="single" w:color="A6A6A6" w:sz="4"/>
@@ -598,7 +633,7 @@
         </w:tc>
         <w:tc>
           <w:tcPr>
-            <w:tcW w:type="dxa" w:w="4241"/>
+            <w:tcW w:type="dxa" w:w="3855"/>
             <w:tcBorders>
               <w:top w:val="single" w:color="A6A6A6" w:sz="4"/>
               <w:left w:val="single" w:color="A6A6A6" w:sz="4"/>
@@ -637,7 +672,7 @@
         </w:trPr>
         <w:tc>
           <w:tcPr>
-            <w:tcW w:type="dxa" w:w="2506"/>
+            <w:tcW w:type="dxa" w:w="2313"/>
             <w:tcBorders>
               <w:top w:val="single" w:color="A6A6A6" w:sz="4"/>
               <w:left w:val="single" w:color="A6A6A6" w:sz="4"/>
@@ -664,13 +699,13 @@
                 <w:sz w:val="22"/>
                 <w:szCs w:val="22"/>
               </w:rPr>
-              <w:t xml:space="preserve">Наша компания</w:t>
-            </w:r>
-          </w:p>
-        </w:tc>
-        <w:tc>
-          <w:tcPr>
-            <w:tcW w:type="dxa" w:w="2891"/>
+              <w:t xml:space="preserve">Компания</w:t>
+            </w:r>
+          </w:p>
+        </w:tc>
+        <w:tc>
+          <w:tcPr>
+            <w:tcW w:type="dxa" w:w="3470"/>
             <w:tcBorders>
               <w:top w:val="single" w:color="A6A6A6" w:sz="4"/>
               <w:left w:val="single" w:color="A6A6A6" w:sz="4"/>
@@ -697,13 +732,13 @@
                 <w:sz w:val="22"/>
                 <w:szCs w:val="22"/>
               </w:rPr>
-              <w:t xml:space="preserve">оператор площадки и сама продавец (импорт, пошив из ивановской ткани)</w:t>
-            </w:r>
-          </w:p>
-        </w:tc>
-        <w:tc>
-          <w:tcPr>
-            <w:tcW w:type="dxa" w:w="4241"/>
+              <w:t xml:space="preserve">оператор площадки и основной продавец: текстиль из Сурата и Дели со склада и под заказ</w:t>
+            </w:r>
+          </w:p>
+        </w:tc>
+        <w:tc>
+          <w:tcPr>
+            <w:tcW w:type="dxa" w:w="3855"/>
             <w:tcBorders>
               <w:top w:val="single" w:color="A6A6A6" w:sz="4"/>
               <w:left w:val="single" w:color="A6A6A6" w:sz="4"/>
@@ -730,7 +765,7 @@
                 <w:sz w:val="22"/>
                 <w:szCs w:val="22"/>
               </w:rPr>
-              <w:t xml:space="preserve">комиссию с заказов партнеров и продажи собственного товара</w:t>
+              <w:t xml:space="preserve">собственный канал оптовых продаж без маркетплейсов, комиссию с продаж партнеров</w:t>
             </w:r>
           </w:p>
         </w:tc>
@@ -741,7 +776,7 @@
         </w:trPr>
         <w:tc>
           <w:tcPr>
-            <w:tcW w:type="dxa" w:w="2506"/>
+            <w:tcW w:type="dxa" w:w="2313"/>
             <w:tcBorders>
               <w:top w:val="single" w:color="A6A6A6" w:sz="4"/>
               <w:left w:val="single" w:color="A6A6A6" w:sz="4"/>
@@ -768,13 +803,13 @@
                 <w:sz w:val="22"/>
                 <w:szCs w:val="22"/>
               </w:rPr>
-              <w:t xml:space="preserve">Фабрики Иваново, швейные цеха</w:t>
-            </w:r>
-          </w:p>
-        </w:tc>
-        <w:tc>
-          <w:tcPr>
-            <w:tcW w:type="dxa" w:w="2891"/>
+              <w:t xml:space="preserve">Швейные цеха Иваново</w:t>
+            </w:r>
+          </w:p>
+        </w:tc>
+        <w:tc>
+          <w:tcPr>
+            <w:tcW w:type="dxa" w:w="3470"/>
             <w:tcBorders>
               <w:top w:val="single" w:color="A6A6A6" w:sz="4"/>
               <w:left w:val="single" w:color="A6A6A6" w:sz="4"/>
@@ -801,13 +836,13 @@
                 <w:sz w:val="22"/>
                 <w:szCs w:val="22"/>
               </w:rPr>
-              <w:t xml:space="preserve">продавцы</w:t>
-            </w:r>
-          </w:p>
-        </w:tc>
-        <w:tc>
-          <w:tcPr>
-            <w:tcW w:type="dxa" w:w="4241"/>
+              <w:t xml:space="preserve">пошив под заказ (логотип, нестандартные размеры), продажа своих изделий</w:t>
+            </w:r>
+          </w:p>
+        </w:tc>
+        <w:tc>
+          <w:tcPr>
+            <w:tcW w:type="dxa" w:w="3855"/>
             <w:tcBorders>
               <w:top w:val="single" w:color="A6A6A6" w:sz="4"/>
               <w:left w:val="single" w:color="A6A6A6" w:sz="4"/>
@@ -834,7 +869,7 @@
                 <w:sz w:val="22"/>
                 <w:szCs w:val="22"/>
               </w:rPr>
-              <w:t xml:space="preserve">заказчиков, которых сами бы не нашли, и загрузку пошивом</w:t>
+              <w:t xml:space="preserve">загрузку производства и заказчиков, которых сами бы не нашли</w:t>
             </w:r>
           </w:p>
         </w:tc>
@@ -845,7 +880,7 @@
         </w:trPr>
         <w:tc>
           <w:tcPr>
-            <w:tcW w:type="dxa" w:w="2506"/>
+            <w:tcW w:type="dxa" w:w="2313"/>
             <w:tcBorders>
               <w:top w:val="single" w:color="A6A6A6" w:sz="4"/>
               <w:left w:val="single" w:color="A6A6A6" w:sz="4"/>
@@ -872,13 +907,13 @@
                 <w:sz w:val="22"/>
                 <w:szCs w:val="22"/>
               </w:rPr>
-              <w:t xml:space="preserve">Импортеры</w:t>
-            </w:r>
-          </w:p>
-        </w:tc>
-        <w:tc>
-          <w:tcPr>
-            <w:tcW w:type="dxa" w:w="2891"/>
+              <w:t xml:space="preserve">Индийские производители</w:t>
+            </w:r>
+          </w:p>
+        </w:tc>
+        <w:tc>
+          <w:tcPr>
+            <w:tcW w:type="dxa" w:w="3470"/>
             <w:tcBorders>
               <w:top w:val="single" w:color="A6A6A6" w:sz="4"/>
               <w:left w:val="single" w:color="A6A6A6" w:sz="4"/>
@@ -905,13 +940,13 @@
                 <w:sz w:val="22"/>
                 <w:szCs w:val="22"/>
               </w:rPr>
-              <w:t xml:space="preserve">продавцы</w:t>
-            </w:r>
-          </w:p>
-        </w:tc>
-        <w:tc>
-          <w:tcPr>
-            <w:tcW w:type="dxa" w:w="4241"/>
+              <w:t xml:space="preserve">крупные партии под конкретного покупателя; с ними компания уже работает через свой консалтинг</w:t>
+            </w:r>
+          </w:p>
+        </w:tc>
+        <w:tc>
+          <w:tcPr>
+            <w:tcW w:type="dxa" w:w="3855"/>
             <w:tcBorders>
               <w:top w:val="single" w:color="A6A6A6" w:sz="4"/>
               <w:left w:val="single" w:color="A6A6A6" w:sz="4"/>
@@ -938,7 +973,7 @@
                 <w:sz w:val="22"/>
                 <w:szCs w:val="22"/>
               </w:rPr>
-              <w:t xml:space="preserve">сбыт уже растаможенного товара</w:t>
+              <w:t xml:space="preserve">регулярные заказы из России без посредников</w:t>
             </w:r>
           </w:p>
         </w:tc>
@@ -949,7 +984,7 @@
         </w:trPr>
         <w:tc>
           <w:tcPr>
-            <w:tcW w:type="dxa" w:w="2506"/>
+            <w:tcW w:type="dxa" w:w="2313"/>
             <w:tcBorders>
               <w:top w:val="single" w:color="A6A6A6" w:sz="4"/>
               <w:left w:val="single" w:color="A6A6A6" w:sz="4"/>
@@ -982,7 +1017,7 @@
         </w:tc>
         <w:tc>
           <w:tcPr>
-            <w:tcW w:type="dxa" w:w="2891"/>
+            <w:tcW w:type="dxa" w:w="3470"/>
             <w:tcBorders>
               <w:top w:val="single" w:color="A6A6A6" w:sz="4"/>
               <w:left w:val="single" w:color="A6A6A6" w:sz="4"/>
@@ -1009,13 +1044,13 @@
                 <w:sz w:val="22"/>
                 <w:szCs w:val="22"/>
               </w:rPr>
-              <w:t xml:space="preserve">авторы коллекций для отелей и спа</w:t>
-            </w:r>
-          </w:p>
-        </w:tc>
-        <w:tc>
-          <w:tcPr>
-            <w:tcW w:type="dxa" w:w="4241"/>
+              <w:t xml:space="preserve">коллекции для премиального сегмента: отели, спа</w:t>
+            </w:r>
+          </w:p>
+        </w:tc>
+        <w:tc>
+          <w:tcPr>
+            <w:tcW w:type="dxa" w:w="3855"/>
             <w:tcBorders>
               <w:top w:val="single" w:color="A6A6A6" w:sz="4"/>
               <w:left w:val="single" w:color="A6A6A6" w:sz="4"/>
@@ -1042,7 +1077,7 @@
                 <w:sz w:val="22"/>
                 <w:szCs w:val="22"/>
               </w:rPr>
-              <w:t xml:space="preserve">витрину и вознаграждение с каждой партии</w:t>
+              <w:t xml:space="preserve">витрину со своим именем и вознаграждение с каждой партии</w:t>
             </w:r>
           </w:p>
         </w:tc>
@@ -1053,7 +1088,7 @@
         </w:trPr>
         <w:tc>
           <w:tcPr>
-            <w:tcW w:type="dxa" w:w="2506"/>
+            <w:tcW w:type="dxa" w:w="2313"/>
             <w:tcBorders>
               <w:top w:val="single" w:color="A6A6A6" w:sz="4"/>
               <w:left w:val="single" w:color="A6A6A6" w:sz="4"/>
@@ -1080,13 +1115,13 @@
                 <w:sz w:val="22"/>
                 <w:szCs w:val="22"/>
               </w:rPr>
-              <w:t xml:space="preserve">Отели, клиники, спа, фитнес-клубы</w:t>
-            </w:r>
-          </w:p>
-        </w:tc>
-        <w:tc>
-          <w:tcPr>
-            <w:tcW w:type="dxa" w:w="2891"/>
+              <w:t xml:space="preserve">Отели, больницы и клиники, спа, фитнес-клубы</w:t>
+            </w:r>
+          </w:p>
+        </w:tc>
+        <w:tc>
+          <w:tcPr>
+            <w:tcW w:type="dxa" w:w="3470"/>
             <w:tcBorders>
               <w:top w:val="single" w:color="A6A6A6" w:sz="4"/>
               <w:left w:val="single" w:color="A6A6A6" w:sz="4"/>
@@ -1113,13 +1148,13 @@
                 <w:sz w:val="22"/>
                 <w:szCs w:val="22"/>
               </w:rPr>
-              <w:t xml:space="preserve">покупатели</w:t>
-            </w:r>
-          </w:p>
-        </w:tc>
-        <w:tc>
-          <w:tcPr>
-            <w:tcW w:type="dxa" w:w="4241"/>
+              <w:t xml:space="preserve">покупатели в России, позже в странах ЕАЭС</w:t>
+            </w:r>
+          </w:p>
+        </w:tc>
+        <w:tc>
+          <w:tcPr>
+            <w:tcW w:type="dxa" w:w="3855"/>
             <w:tcBorders>
               <w:top w:val="single" w:color="A6A6A6" w:sz="4"/>
               <w:left w:val="single" w:color="A6A6A6" w:sz="4"/>
@@ -1146,7 +1181,7 @@
                 <w:sz w:val="22"/>
                 <w:szCs w:val="22"/>
               </w:rPr>
-              <w:t xml:space="preserve">сравнение поставщиков, заказ по одному счету, пошив с логотипом, доставку на объект; для них площадка бесплатна</w:t>
+              <w:t xml:space="preserve">выбор из наличия и под заказ, один счет, пошив с логотипом, доставку на объект, документы и маркировку в порядке; для них площадка бесплатна</w:t>
             </w:r>
           </w:p>
         </w:tc>
@@ -1157,7 +1192,7 @@
         </w:trPr>
         <w:tc>
           <w:tcPr>
-            <w:tcW w:type="dxa" w:w="2506"/>
+            <w:tcW w:type="dxa" w:w="2313"/>
             <w:tcBorders>
               <w:top w:val="single" w:color="A6A6A6" w:sz="4"/>
               <w:left w:val="single" w:color="A6A6A6" w:sz="4"/>
@@ -1184,13 +1219,13 @@
                 <w:sz w:val="22"/>
                 <w:szCs w:val="22"/>
               </w:rPr>
-              <w:t xml:space="preserve">Транспортная компания</w:t>
-            </w:r>
-          </w:p>
-        </w:tc>
-        <w:tc>
-          <w:tcPr>
-            <w:tcW w:type="dxa" w:w="2891"/>
+              <w:t xml:space="preserve">Таможенный представитель</w:t>
+            </w:r>
+          </w:p>
+        </w:tc>
+        <w:tc>
+          <w:tcPr>
+            <w:tcW w:type="dxa" w:w="3470"/>
             <w:tcBorders>
               <w:top w:val="single" w:color="A6A6A6" w:sz="4"/>
               <w:left w:val="single" w:color="A6A6A6" w:sz="4"/>
@@ -1217,13 +1252,13 @@
                 <w:sz w:val="22"/>
                 <w:szCs w:val="22"/>
               </w:rPr>
-              <w:t xml:space="preserve">доставка</w:t>
-            </w:r>
-          </w:p>
-        </w:tc>
-        <w:tc>
-          <w:tcPr>
-            <w:tcW w:type="dxa" w:w="4241"/>
+              <w:t xml:space="preserve">оформление партий из Индии</w:t>
+            </w:r>
+          </w:p>
+        </w:tc>
+        <w:tc>
+          <w:tcPr>
+            <w:tcW w:type="dxa" w:w="3855"/>
             <w:tcBorders>
               <w:top w:val="single" w:color="A6A6A6" w:sz="4"/>
               <w:left w:val="single" w:color="A6A6A6" w:sz="4"/>
@@ -1250,7 +1285,7 @@
                 <w:sz w:val="22"/>
                 <w:szCs w:val="22"/>
               </w:rPr>
-              <w:t xml:space="preserve">постоянный поток отправок, в том числе сборных грузов из Иваново</w:t>
+              <w:t xml:space="preserve">постоянный поток деклараций</w:t>
             </w:r>
           </w:p>
         </w:tc>
@@ -1261,7 +1296,7 @@
         </w:trPr>
         <w:tc>
           <w:tcPr>
-            <w:tcW w:type="dxa" w:w="2506"/>
+            <w:tcW w:type="dxa" w:w="2313"/>
             <w:tcBorders>
               <w:top w:val="single" w:color="A6A6A6" w:sz="4"/>
               <w:left w:val="single" w:color="A6A6A6" w:sz="4"/>
@@ -1288,13 +1323,13 @@
                 <w:sz w:val="22"/>
                 <w:szCs w:val="22"/>
               </w:rPr>
-              <w:t xml:space="preserve">Банк</w:t>
-            </w:r>
-          </w:p>
-        </w:tc>
-        <w:tc>
-          <w:tcPr>
-            <w:tcW w:type="dxa" w:w="2891"/>
+              <w:t xml:space="preserve">Транспортная компания</w:t>
+            </w:r>
+          </w:p>
+        </w:tc>
+        <w:tc>
+          <w:tcPr>
+            <w:tcW w:type="dxa" w:w="3470"/>
             <w:tcBorders>
               <w:top w:val="single" w:color="A6A6A6" w:sz="4"/>
               <w:left w:val="single" w:color="A6A6A6" w:sz="4"/>
@@ -1321,13 +1356,13 @@
                 <w:sz w:val="22"/>
                 <w:szCs w:val="22"/>
               </w:rPr>
-              <w:t xml:space="preserve">отсрочка платежа покупателям</w:t>
-            </w:r>
-          </w:p>
-        </w:tc>
-        <w:tc>
-          <w:tcPr>
-            <w:tcW w:type="dxa" w:w="4241"/>
+              <w:t xml:space="preserve">доставка со склада компании и из Иваново до объектов</w:t>
+            </w:r>
+          </w:p>
+        </w:tc>
+        <w:tc>
+          <w:tcPr>
+            <w:tcW w:type="dxa" w:w="3855"/>
             <w:tcBorders>
               <w:top w:val="single" w:color="A6A6A6" w:sz="4"/>
               <w:left w:val="single" w:color="A6A6A6" w:sz="4"/>
@@ -1354,7 +1389,7 @@
                 <w:sz w:val="22"/>
                 <w:szCs w:val="22"/>
               </w:rPr>
-              <w:t xml:space="preserve">клиентов для факторинга (покупатель получает отсрочку, поставщик – деньги сразу)</w:t>
+              <w:t xml:space="preserve">постоянный поток отправок, в том числе сборных</w:t>
             </w:r>
           </w:p>
         </w:tc>
@@ -1395,127 +1430,25 @@
           <w:sz w:val="24"/>
           <w:szCs w:val="24"/>
         </w:rPr>
-        <w:t xml:space="preserve">Путь одного заказа:</w:t>
-      </w:r>
-    </w:p>
-    <w:p>
-      <w:pPr>
-        <w:pStyle w:val="ListParagraph"/>
-        <w:numPr>
-          <w:ilvl w:val="0"/>
-          <w:numId w:val="3"/>
-        </w:numPr>
-        <w:spacing w:after="60" w:line="288"/>
-        <w:jc w:val="both"/>
-      </w:pPr>
-      <w:r>
-        <w:rPr>
-          <w:rFonts w:ascii="Calibri" w:cs="Calibri" w:eastAsia="Calibri" w:hAnsi="Calibri"/>
-          <w:color w:val="000000"/>
-          <w:sz w:val="24"/>
-          <w:szCs w:val="24"/>
-        </w:rPr>
-        <w:t xml:space="preserve">Покупатель находит товар в каталоге или оставляет заявку на расчет, например «1200 полотенец 70×140 с вышивкой логотипа».</w:t>
-      </w:r>
-    </w:p>
-    <w:p>
-      <w:pPr>
-        <w:pStyle w:val="ListParagraph"/>
-        <w:numPr>
-          <w:ilvl w:val="0"/>
-          <w:numId w:val="3"/>
-        </w:numPr>
-        <w:spacing w:after="60" w:line="288"/>
-        <w:jc w:val="both"/>
-      </w:pPr>
-      <w:r>
-        <w:rPr>
-          <w:rFonts w:ascii="Calibri" w:cs="Calibri" w:eastAsia="Calibri" w:hAnsi="Calibri"/>
-          <w:color w:val="000000"/>
-          <w:sz w:val="24"/>
-          <w:szCs w:val="24"/>
-        </w:rPr>
-        <w:t xml:space="preserve">Заявку получают сразу несколько подходящих фабрик и присылают цены и сроки. Предложений друг друга фабрики не видят.</w:t>
-      </w:r>
-    </w:p>
-    <w:p>
-      <w:pPr>
-        <w:pStyle w:val="ListParagraph"/>
-        <w:numPr>
-          <w:ilvl w:val="0"/>
-          <w:numId w:val="3"/>
-        </w:numPr>
-        <w:spacing w:after="60" w:line="288"/>
-        <w:jc w:val="both"/>
-      </w:pPr>
-      <w:r>
-        <w:rPr>
-          <w:rFonts w:ascii="Calibri" w:cs="Calibri" w:eastAsia="Calibri" w:hAnsi="Calibri"/>
-          <w:color w:val="000000"/>
-          <w:sz w:val="24"/>
-          <w:szCs w:val="24"/>
-        </w:rPr>
-        <w:t xml:space="preserve">Покупатель выбирает лучшее предложение.</w:t>
-      </w:r>
-    </w:p>
-    <w:p>
-      <w:pPr>
-        <w:pStyle w:val="ListParagraph"/>
-        <w:numPr>
-          <w:ilvl w:val="0"/>
-          <w:numId w:val="3"/>
-        </w:numPr>
-        <w:spacing w:after="60" w:line="288"/>
-        <w:jc w:val="both"/>
-      </w:pPr>
-      <w:r>
-        <w:rPr>
-          <w:rFonts w:ascii="Calibri" w:cs="Calibri" w:eastAsia="Calibri" w:hAnsi="Calibri"/>
-          <w:color w:val="000000"/>
-          <w:sz w:val="24"/>
-          <w:szCs w:val="24"/>
-        </w:rPr>
-        <w:t xml:space="preserve">Фабрика шьет и отгружает товар через транспортную компанию. Если в заказе несколько ивановских фабрик, все собирается в одну отправку.</w:t>
-      </w:r>
-    </w:p>
-    <w:p>
-      <w:pPr>
-        <w:pStyle w:val="ListParagraph"/>
-        <w:numPr>
-          <w:ilvl w:val="0"/>
-          <w:numId w:val="3"/>
-        </w:numPr>
-        <w:spacing w:after="60" w:line="288"/>
-        <w:jc w:val="both"/>
-      </w:pPr>
-      <w:r>
-        <w:rPr>
-          <w:rFonts w:ascii="Calibri" w:cs="Calibri" w:eastAsia="Calibri" w:hAnsi="Calibri"/>
-          <w:color w:val="000000"/>
-          <w:sz w:val="24"/>
-          <w:szCs w:val="24"/>
-        </w:rPr>
-        <w:t xml:space="preserve">Покупатель оплачивает счет фабрики напрямую или с отсрочкой через банк-партнер. Документы идут через ЭДО.</w:t>
-      </w:r>
-    </w:p>
-    <w:p>
-      <w:pPr>
-        <w:pStyle w:val="ListParagraph"/>
-        <w:numPr>
-          <w:ilvl w:val="0"/>
-          <w:numId w:val="3"/>
-        </w:numPr>
-        <w:spacing w:after="60" w:line="288"/>
-        <w:jc w:val="both"/>
-      </w:pPr>
-      <w:r>
-        <w:rPr>
-          <w:rFonts w:ascii="Calibri" w:cs="Calibri" w:eastAsia="Calibri" w:hAnsi="Calibri"/>
-          <w:color w:val="000000"/>
-          <w:sz w:val="24"/>
-          <w:szCs w:val="24"/>
-        </w:rPr>
-        <w:t xml:space="preserve">Раз в месяц площадка выставляет фабрике счет на комиссию.</w:t>
+        <w:t xml:space="preserve">На площадке будет три вида заказов.</w:t>
+      </w:r>
+    </w:p>
+    <w:p>
+      <w:pPr>
+        <w:keepNext/>
+        <w:spacing w:after="80" w:before="160" w:line="288"/>
+        <w:jc w:val="left"/>
+      </w:pPr>
+      <w:r>
+        <w:rPr>
+          <w:rFonts w:ascii="Calibri" w:cs="Calibri" w:eastAsia="Calibri" w:hAnsi="Calibri"/>
+          <w:b/>
+          <w:bCs/>
+          <w:color w:val="000000"/>
+          <w:sz w:val="24"/>
+          <w:szCs w:val="24"/>
+        </w:rPr>
+        <w:t xml:space="preserve">Из наличия</w:t>
       </w:r>
     </w:p>
     <w:p>
@@ -1530,7 +1463,25 @@
           <w:sz w:val="24"/>
           <w:szCs w:val="24"/>
         </w:rPr>
-        <w:t xml:space="preserve">Товар и деньги идут напрямую от фабрики к покупателю. Поэтому на старте компании не нужен склад под чужой товар и не нужно принимать платежи за партнеров. Это сильно упрощает и юридическую, и бухгалтерскую часть.</w:t>
+        <w:t xml:space="preserve">Товар уже растаможен, промаркирован и лежит на складе. Покупатель кладет его в корзину, получает счет, после оплаты товар отгружается и едет к нему транспортной компанией. Остатки и цены площадка берет из 1С компании, поэтому покупатель видит то, что есть на самом деле.</w:t>
+      </w:r>
+    </w:p>
+    <w:p>
+      <w:pPr>
+        <w:keepNext/>
+        <w:spacing w:after="80" w:before="160" w:line="288"/>
+        <w:jc w:val="left"/>
+      </w:pPr>
+      <w:r>
+        <w:rPr>
+          <w:rFonts w:ascii="Calibri" w:cs="Calibri" w:eastAsia="Calibri" w:hAnsi="Calibri"/>
+          <w:b/>
+          <w:bCs/>
+          <w:color w:val="000000"/>
+          <w:sz w:val="24"/>
+          <w:szCs w:val="24"/>
+        </w:rPr>
+        <w:t xml:space="preserve">Пошив под заказ</w:t>
       </w:r>
     </w:p>
     <w:p>
@@ -1545,7 +1496,55 @@
           <w:sz w:val="24"/>
           <w:szCs w:val="24"/>
         </w:rPr>
-        <w:t xml:space="preserve">Собственный товар компании продается на той же витрине, как товар «Катрена» на Аптека.ру. Так каталог будет наполнен с первых месяцев, а у площадки появится второй источник дохода.</w:t>
+        <w:t xml:space="preserve">Покупатель оставляет заявку на расчет, например «1200 полотенец 70×140 с вышивкой логотипа». Заявку получают компания и подходящие швейные цеха Иваново и присылают цены и сроки. Цех шьет из ткани компании или из своей, маркирует готовые изделия и отправляет покупателю. Если в заказе несколько цехов, все собирается в одну отправку.</w:t>
+      </w:r>
+    </w:p>
+    <w:p>
+      <w:pPr>
+        <w:keepNext/>
+        <w:spacing w:after="80" w:before="160" w:line="288"/>
+        <w:jc w:val="left"/>
+      </w:pPr>
+      <w:r>
+        <w:rPr>
+          <w:rFonts w:ascii="Calibri" w:cs="Calibri" w:eastAsia="Calibri" w:hAnsi="Calibri"/>
+          <w:b/>
+          <w:bCs/>
+          <w:color w:val="000000"/>
+          <w:sz w:val="24"/>
+          <w:szCs w:val="24"/>
+        </w:rPr>
+        <w:t xml:space="preserve">Крупная партия из Индии</w:t>
+      </w:r>
+    </w:p>
+    <w:p>
+      <w:pPr>
+        <w:spacing w:after="120" w:before="0" w:line="288"/>
+        <w:jc w:val="both"/>
+      </w:pPr>
+      <w:r>
+        <w:rPr>
+          <w:rFonts w:ascii="Calibri" w:cs="Calibri" w:eastAsia="Calibri" w:hAnsi="Calibri"/>
+          <w:color w:val="000000"/>
+          <w:sz w:val="24"/>
+          <w:szCs w:val="24"/>
+        </w:rPr>
+        <w:t xml:space="preserve">Для больших объемов, например при оснащении сетевой гостиницы, компания заказывает партию напрямую у производителя в Индии. Покупатель согласует образец, дальше партия идет по отлаженной схеме: сюрвейерский контроль при загрузке, доставка, растаможка, маркировка. Срок такого заказа заметно дольше, и площадка показывает его покупателю заранее.</w:t>
+      </w:r>
+    </w:p>
+    <w:p>
+      <w:pPr>
+        <w:spacing w:after="120" w:before="0" w:line="288"/>
+        <w:jc w:val="both"/>
+      </w:pPr>
+      <w:r>
+        <w:rPr>
+          <w:rFonts w:ascii="Calibri" w:cs="Calibri" w:eastAsia="Calibri" w:hAnsi="Calibri"/>
+          <w:color w:val="000000"/>
+          <w:sz w:val="24"/>
+          <w:szCs w:val="24"/>
+        </w:rPr>
+        <w:t xml:space="preserve">Оплата во всех случаях по счету. Новые покупатели работают по предоплате, отсрочку компания может давать постоянным клиентам из своих средств, без кредитов и факторинга. Документы идут через ЭДО. Партнеры продают на площадке от своего имени, покупатель платит им напрямую, а раз в месяц площадка выставляет партнеру счет на комиссию.</w:t>
       </w:r>
     </w:p>
     <w:p>
@@ -1563,7 +1562,7 @@
           <w:sz w:val="28"/>
           <w:szCs w:val="28"/>
         </w:rPr>
-        <w:t xml:space="preserve">6. Домен: что удалось выяснить и что я предлагаю</w:t>
+        <w:t xml:space="preserve">6. Сквозной процесс: от растаможки до покупателя</w:t>
       </w:r>
     </w:p>
     <w:p>
@@ -1578,118 +1577,7 @@
           <w:sz w:val="24"/>
           <w:szCs w:val="24"/>
         </w:rPr>
-        <w:t xml:space="preserve">Сразу уточню по формулировке задачи. Готовые сайты Reg.ru не продает, там продаются домены. Поэтому «выкуп сайта» на практике означает выкуп домена, а саму площадку нужно строить отдельно.</w:t>
-      </w:r>
-    </w:p>
-    <w:p>
-      <w:pPr>
-        <w:spacing w:after="120" w:before="0" w:line="288"/>
-        <w:jc w:val="both"/>
-      </w:pPr>
-      <w:r>
-        <w:rPr>
-          <w:rFonts w:ascii="Calibri" w:cs="Calibri" w:eastAsia="Calibri" w:hAnsi="Calibri"/>
-          <w:color w:val="000000"/>
-          <w:sz w:val="24"/>
-          <w:szCs w:val="24"/>
-        </w:rPr>
-        <w:t xml:space="preserve">Получить домен на Reg.ru можно несколькими способами: зарегистрировать свободное имя, купить занятое в Магазине доменов по фиксированной цене, договориться с владельцем через доменного брокера, поймать освобождающийся домен на аукционе или взять имя в аренду. Аренда здесь не подходит: строить площадку на чужом адресе нельзя. Удобнее всего, на мой взгляд, Магазин доменов: цена известна заранее, а Reg.ru выступает гарантом сделки.</w:t>
-      </w:r>
-    </w:p>
-    <w:p>
-      <w:pPr>
-        <w:spacing w:after="120" w:before="0" w:line="288"/>
-        <w:jc w:val="both"/>
-      </w:pPr>
-      <w:r>
-        <w:rPr>
-          <w:rFonts w:ascii="Calibri" w:cs="Calibri" w:eastAsia="Calibri" w:hAnsi="Calibri"/>
-          <w:color w:val="000000"/>
-          <w:sz w:val="24"/>
-          <w:szCs w:val="24"/>
-        </w:rPr>
-        <w:t xml:space="preserve">При подборе имени проверено около ста вариантов. Названия по образцу «Аптека.ру» (textil.ru, текстиль.рф) заняты и не продаются. Имена со словами «b2b» или «hotel» либо неудобно диктовать, либо они сужают аудиторию до одних гостиниц.</w:t>
-      </w:r>
-    </w:p>
-    <w:p>
-      <w:pPr>
-        <w:spacing w:after="120" w:before="0" w:line="288"/>
-        <w:jc w:val="both"/>
-      </w:pPr>
-      <w:r>
-        <w:rPr>
-          <w:rFonts w:ascii="Calibri" w:cs="Calibri" w:eastAsia="Calibri" w:hAnsi="Calibri"/>
-          <w:color w:val="000000"/>
-          <w:sz w:val="24"/>
-          <w:szCs w:val="24"/>
-        </w:rPr>
-        <w:t xml:space="preserve">Я предлагаю opttex.ru. Имя короткое, читается как «оптовый текстиль» и сразу показывает, что площадка для бизнеса. По состоянию на 5 октября 2026 года домен выставлен на Reg.ru на продажу по фиксированной цене, существует он с 2007 года. Двойник опттекс.рф на ту же дату свободен. Его вместе с opttex.com стоит зарегистрировать сразу, чтобы защитить имя.</w:t>
-      </w:r>
-    </w:p>
-    <w:p>
-      <w:pPr>
-        <w:spacing w:after="120" w:before="0" w:line="288"/>
-        <w:jc w:val="both"/>
-      </w:pPr>
-      <w:r>
-        <w:rPr>
-          <w:rFonts w:ascii="Calibri" w:cs="Calibri" w:eastAsia="Calibri" w:hAnsi="Calibri"/>
-          <w:color w:val="000000"/>
-          <w:sz w:val="24"/>
-          <w:szCs w:val="24"/>
-        </w:rPr>
-        <w:t xml:space="preserve">Запасной вариант на случай, если лот уйдет: textilehub.ru и текстильхаб.рф. На 5 октября оба имени свободны.</w:t>
-      </w:r>
-    </w:p>
-    <w:p>
-      <w:pPr>
-        <w:keepNext/>
-        <w:spacing w:after="80" w:before="160" w:line="288"/>
-        <w:jc w:val="left"/>
-      </w:pPr>
-      <w:r>
-        <w:rPr>
-          <w:rFonts w:ascii="Calibri" w:cs="Calibri" w:eastAsia="Calibri" w:hAnsi="Calibri"/>
-          <w:b/>
-          <w:bCs/>
-          <w:color w:val="000000"/>
-          <w:sz w:val="24"/>
-          <w:szCs w:val="24"/>
-        </w:rPr>
-        <w:t xml:space="preserve">Проверка товарных знаков</w:t>
-      </w:r>
-    </w:p>
-    <w:p>
-      <w:pPr>
-        <w:spacing w:after="120" w:before="0" w:line="288"/>
-        <w:jc w:val="both"/>
-      </w:pPr>
-      <w:r>
-        <w:rPr>
-          <w:rFonts w:ascii="Calibri" w:cs="Calibri" w:eastAsia="Calibri" w:hAnsi="Calibri"/>
-          <w:color w:val="000000"/>
-          <w:sz w:val="24"/>
-          <w:szCs w:val="24"/>
-        </w:rPr>
-        <w:t xml:space="preserve">Чтобы потом не потерять домен из-за чужого товарного знака, названия OPTTEX и ОПТТЕКС проверены по поисковой платформе Роспатента в классах 24 (ткани и текстильные изделия) и 35 (торговля и реклама). Совпадающих знаков нет. Самый похожий знак, OPTEX в 35 классе, прекратил действие еще в 2007 году. В этих классах действуют знаки NPTEX и КОПТЕКС, но они отличаются началом слова, поэтому риск я оцениваю как низкий. Перед регистрацией собственного знака результаты стоит показать патентному поверенному.</w:t>
-      </w:r>
-    </w:p>
-    <w:p>
-      <w:pPr>
-        <w:keepNext/>
-        <w:spacing w:after="80" w:before="160" w:line="288"/>
-        <w:jc w:val="left"/>
-      </w:pPr>
-      <w:r>
-        <w:rPr>
-          <w:rFonts w:ascii="Calibri" w:cs="Calibri" w:eastAsia="Calibri" w:hAnsi="Calibri"/>
-          <w:b/>
-          <w:bCs/>
-          <w:color w:val="000000"/>
-          <w:sz w:val="24"/>
-          <w:szCs w:val="24"/>
-        </w:rPr>
-        <w:t xml:space="preserve">Что сделать перед покупкой</w:t>
+        <w:t xml:space="preserve">Процесс начинается с растаможки, но два условия нужно выполнить еще до нее:</w:t>
       </w:r>
     </w:p>
     <w:p>
@@ -1709,7 +1597,7 @@
           <w:sz w:val="24"/>
           <w:szCs w:val="24"/>
         </w:rPr>
-        <w:t xml:space="preserve">еще раз открыть страницу лота и убедиться, что он в продаже;</w:t>
+        <w:t xml:space="preserve">декларация соответствия на каждый новый товар оформлена заранее. Образцы для нее идут официальной курьерской службой через Казахстан до месяца, поэтому отправлять их нужно до заказа основной партии;</w:t>
       </w:r>
     </w:p>
     <w:p>
@@ -1729,27 +1617,7 @@
           <w:sz w:val="24"/>
           <w:szCs w:val="24"/>
         </w:rPr>
-        <w:t xml:space="preserve">посмотреть историю домена в веб-архиве (web.archive.org): если раньше на нем был спам, поисковики могут доверять ему меньше;</w:t>
-      </w:r>
-    </w:p>
-    <w:p>
-      <w:pPr>
-        <w:pStyle w:val="ListParagraph"/>
-        <w:numPr>
-          <w:ilvl w:val="0"/>
-          <w:numId w:val="2"/>
-        </w:numPr>
-        <w:spacing w:after="60" w:line="288"/>
-        <w:jc w:val="both"/>
-      </w:pPr>
-      <w:r>
-        <w:rPr>
-          <w:rFonts w:ascii="Calibri" w:cs="Calibri" w:eastAsia="Calibri" w:hAnsi="Calibri"/>
-          <w:color w:val="000000"/>
-          <w:sz w:val="24"/>
-          <w:szCs w:val="24"/>
-        </w:rPr>
-        <w:t xml:space="preserve">определиться, на какое юрлицо оформлять домен.</w:t>
+        <w:t xml:space="preserve">коды маркировки «Честного знака» заказаны и нанесены до таможенного оформления. Удобнее всего наносить их на фабрике в Индии и проверять при сюрвейерском контроле, который и так идет с видеофиксацией.</w:t>
       </w:r>
     </w:p>
     <w:p>
@@ -1764,1354 +1632,7 @@
           <w:sz w:val="24"/>
           <w:szCs w:val="24"/>
         </w:rPr>
-        <w:t xml:space="preserve">Последний пункт важен. С 1 сентября 2026 года администратор домена в зоне .ru проходит идентификацию через Госуслуги, в том числе при покупке домена у другого владельца. Домен нужно сразу оформить на организацию. Если оформить его на сотрудника, главный актив площадки окажется в собственности частного лица.</w:t>
-      </w:r>
-    </w:p>
-    <w:p>
-      <w:pPr>
-        <w:pStyle w:val="Heading1"/>
-        <w:keepNext/>
-        <w:spacing w:after="120" w:before="280"/>
-      </w:pPr>
-      <w:r>
-        <w:rPr>
-          <w:rFonts w:ascii="Calibri" w:cs="Calibri" w:eastAsia="Calibri" w:hAnsi="Calibri"/>
-          <w:b/>
-          <w:bCs/>
-          <w:color w:val="1F3864"/>
-          <w:sz w:val="28"/>
-          <w:szCs w:val="28"/>
-        </w:rPr>
-        <w:t xml:space="preserve">7. Сайт: что и как строить</w:t>
-      </w:r>
-    </w:p>
-    <w:p>
-      <w:pPr>
-        <w:spacing w:after="120" w:before="0" w:line="288"/>
-        <w:jc w:val="both"/>
-      </w:pPr>
-      <w:r>
-        <w:rPr>
-          <w:rFonts w:ascii="Calibri" w:cs="Calibri" w:eastAsia="Calibri" w:hAnsi="Calibri"/>
-          <w:color w:val="000000"/>
-          <w:sz w:val="24"/>
-          <w:szCs w:val="24"/>
-        </w:rPr>
-        <w:t xml:space="preserve">Сайт я предлагаю делать в два шага.</w:t>
-      </w:r>
-    </w:p>
-    <w:p>
-      <w:pPr>
-        <w:spacing w:after="120" w:before="0" w:line="288"/>
-        <w:jc w:val="both"/>
-      </w:pPr>
-      <w:r>
-        <w:rPr>
-          <w:rFonts w:ascii="Calibri" w:cs="Calibri" w:eastAsia="Calibri" w:hAnsi="Calibri"/>
-          <w:color w:val="000000"/>
-          <w:sz w:val="24"/>
-          <w:szCs w:val="24"/>
-        </w:rPr>
-        <w:t xml:space="preserve">Первый шаг – простая посадочная страница на конструкторе Reg.ru: каталог первых фабрик и нашего товара плюс форма заявки. Заявки обрабатываются вручную. Задача этого шага – проверить спрос, не вкладываясь в разработку.</w:t>
-      </w:r>
-    </w:p>
-    <w:p>
-      <w:pPr>
-        <w:spacing w:after="120" w:before="0" w:line="288"/>
-        <w:jc w:val="both"/>
-      </w:pPr>
-      <w:r>
-        <w:rPr>
-          <w:rFonts w:ascii="Calibri" w:cs="Calibri" w:eastAsia="Calibri" w:hAnsi="Calibri"/>
-          <w:color w:val="000000"/>
-          <w:sz w:val="24"/>
-          <w:szCs w:val="24"/>
-        </w:rPr>
-        <w:t xml:space="preserve">Второй шаг – полноценная площадка на готовом решении CS-Cart Multi-Vendor от российского разработчика. В нем уже есть кабинеты продавцов, комиссии и тарифы, поэтому дописывать придется только то, что нужно именно этой площадке. Разработка с нуля выйдет в разы дороже и дольше, к ней имеет смысл возвращаться, когда модель докажет себя.</w:t>
-      </w:r>
-    </w:p>
-    <w:p>
-      <w:pPr>
-        <w:spacing w:after="120" w:before="0" w:line="288"/>
-        <w:jc w:val="both"/>
-      </w:pPr>
-      <w:r>
-        <w:rPr>
-          <w:rFonts w:ascii="Calibri" w:cs="Calibri" w:eastAsia="Calibri" w:hAnsi="Calibri"/>
-          <w:color w:val="000000"/>
-          <w:sz w:val="24"/>
-          <w:szCs w:val="24"/>
-        </w:rPr>
-        <w:t xml:space="preserve">Что обязательно будет на площадке:</w:t>
-      </w:r>
-    </w:p>
-    <w:p>
-      <w:pPr>
-        <w:pStyle w:val="ListParagraph"/>
-        <w:numPr>
-          <w:ilvl w:val="0"/>
-          <w:numId w:val="2"/>
-        </w:numPr>
-        <w:spacing w:after="60" w:line="288"/>
-        <w:jc w:val="both"/>
-      </w:pPr>
-      <w:r>
-        <w:rPr>
-          <w:rFonts w:ascii="Calibri" w:cs="Calibri" w:eastAsia="Calibri" w:hAnsi="Calibri"/>
-          <w:color w:val="000000"/>
-          <w:sz w:val="24"/>
-          <w:szCs w:val="24"/>
-        </w:rPr>
-        <w:t xml:space="preserve">единые карточки товара: состав, плотность, размер, режим стирки, страна производства, документ о соответствии, маркировка;</w:t>
-      </w:r>
-    </w:p>
-    <w:p>
-      <w:pPr>
-        <w:pStyle w:val="ListParagraph"/>
-        <w:numPr>
-          <w:ilvl w:val="0"/>
-          <w:numId w:val="2"/>
-        </w:numPr>
-        <w:spacing w:after="60" w:line="288"/>
-        <w:jc w:val="both"/>
-      </w:pPr>
-      <w:r>
-        <w:rPr>
-          <w:rFonts w:ascii="Calibri" w:cs="Calibri" w:eastAsia="Calibri" w:hAnsi="Calibri"/>
-          <w:color w:val="000000"/>
-          <w:sz w:val="24"/>
-          <w:szCs w:val="24"/>
-        </w:rPr>
-        <w:t xml:space="preserve">оптовые цены в зависимости от объема и минимальная партия;</w:t>
-      </w:r>
-    </w:p>
-    <w:p>
-      <w:pPr>
-        <w:pStyle w:val="ListParagraph"/>
-        <w:numPr>
-          <w:ilvl w:val="0"/>
-          <w:numId w:val="2"/>
-        </w:numPr>
-        <w:spacing w:after="60" w:line="288"/>
-        <w:jc w:val="both"/>
-      </w:pPr>
-      <w:r>
-        <w:rPr>
-          <w:rFonts w:ascii="Calibri" w:cs="Calibri" w:eastAsia="Calibri" w:hAnsi="Calibri"/>
-          <w:color w:val="000000"/>
-          <w:sz w:val="24"/>
-          <w:szCs w:val="24"/>
-        </w:rPr>
-        <w:t xml:space="preserve">заявка на расчет сразу нескольким фабрикам (пошив, логотип);</w:t>
-      </w:r>
-    </w:p>
-    <w:p>
-      <w:pPr>
-        <w:pStyle w:val="ListParagraph"/>
-        <w:numPr>
-          <w:ilvl w:val="0"/>
-          <w:numId w:val="2"/>
-        </w:numPr>
-        <w:spacing w:after="60" w:line="288"/>
-        <w:jc w:val="both"/>
-      </w:pPr>
-      <w:r>
-        <w:rPr>
-          <w:rFonts w:ascii="Calibri" w:cs="Calibri" w:eastAsia="Calibri" w:hAnsi="Calibri"/>
-          <w:color w:val="000000"/>
-          <w:sz w:val="24"/>
-          <w:szCs w:val="24"/>
-        </w:rPr>
-        <w:t xml:space="preserve">оплата по счету для юрлиц, документы через ЭДО;</w:t>
-      </w:r>
-    </w:p>
-    <w:p>
-      <w:pPr>
-        <w:pStyle w:val="ListParagraph"/>
-        <w:numPr>
-          <w:ilvl w:val="0"/>
-          <w:numId w:val="2"/>
-        </w:numPr>
-        <w:spacing w:after="60" w:line="288"/>
-        <w:jc w:val="both"/>
-      </w:pPr>
-      <w:r>
-        <w:rPr>
-          <w:rFonts w:ascii="Calibri" w:cs="Calibri" w:eastAsia="Calibri" w:hAnsi="Calibri"/>
-          <w:color w:val="000000"/>
-          <w:sz w:val="24"/>
-          <w:szCs w:val="24"/>
-        </w:rPr>
-        <w:t xml:space="preserve">кабинет покупателя с историей заказов и повтором заказа в один клик;</w:t>
-      </w:r>
-    </w:p>
-    <w:p>
-      <w:pPr>
-        <w:pStyle w:val="ListParagraph"/>
-        <w:numPr>
-          <w:ilvl w:val="0"/>
-          <w:numId w:val="2"/>
-        </w:numPr>
-        <w:spacing w:after="60" w:line="288"/>
-        <w:jc w:val="both"/>
-      </w:pPr>
-      <w:r>
-        <w:rPr>
-          <w:rFonts w:ascii="Calibri" w:cs="Calibri" w:eastAsia="Calibri" w:hAnsi="Calibri"/>
-          <w:color w:val="000000"/>
-          <w:sz w:val="24"/>
-          <w:szCs w:val="24"/>
-        </w:rPr>
-        <w:t xml:space="preserve">кабинет поставщика: товары, заказы, заявки на расчет, выгрузка остатков из 1С;</w:t>
-      </w:r>
-    </w:p>
-    <w:p>
-      <w:pPr>
-        <w:pStyle w:val="ListParagraph"/>
-        <w:numPr>
-          <w:ilvl w:val="0"/>
-          <w:numId w:val="2"/>
-        </w:numPr>
-        <w:spacing w:after="60" w:line="288"/>
-        <w:jc w:val="both"/>
-      </w:pPr>
-      <w:r>
-        <w:rPr>
-          <w:rFonts w:ascii="Calibri" w:cs="Calibri" w:eastAsia="Calibri" w:hAnsi="Calibri"/>
-          <w:color w:val="000000"/>
-          <w:sz w:val="24"/>
-          <w:szCs w:val="24"/>
-        </w:rPr>
-        <w:t xml:space="preserve">панель оператора: проверка продавцов и карточек, жалобы, счета на комиссию;</w:t>
-      </w:r>
-    </w:p>
-    <w:p>
-      <w:pPr>
-        <w:pStyle w:val="ListParagraph"/>
-        <w:numPr>
-          <w:ilvl w:val="0"/>
-          <w:numId w:val="2"/>
-        </w:numPr>
-        <w:spacing w:after="60" w:line="288"/>
-        <w:jc w:val="both"/>
-      </w:pPr>
-      <w:r>
-        <w:rPr>
-          <w:rFonts w:ascii="Calibri" w:cs="Calibri" w:eastAsia="Calibri" w:hAnsi="Calibri"/>
-          <w:color w:val="000000"/>
-          <w:sz w:val="24"/>
-          <w:szCs w:val="24"/>
-        </w:rPr>
-        <w:t xml:space="preserve">хранение данных покупателей на сервере в России.</w:t>
-      </w:r>
-    </w:p>
-    <w:p>
-      <w:pPr>
-        <w:keepNext/>
-        <w:spacing w:after="80" w:before="160" w:line="288"/>
-        <w:jc w:val="left"/>
-      </w:pPr>
-      <w:r>
-        <w:rPr>
-          <w:rFonts w:ascii="Calibri" w:cs="Calibri" w:eastAsia="Calibri" w:hAnsi="Calibri"/>
-          <w:b/>
-          <w:bCs/>
-          <w:color w:val="000000"/>
-          <w:sz w:val="24"/>
-          <w:szCs w:val="24"/>
-        </w:rPr>
-        <w:t xml:space="preserve">Макет</w:t>
-      </w:r>
-    </w:p>
-    <w:p>
-      <w:pPr>
-        <w:spacing w:after="120" w:before="0" w:line="288"/>
-        <w:jc w:val="both"/>
-      </w:pPr>
-      <w:r>
-        <w:rPr>
-          <w:rFonts w:ascii="Calibri" w:cs="Calibri" w:eastAsia="Calibri" w:hAnsi="Calibri"/>
-          <w:color w:val="000000"/>
-          <w:sz w:val="24"/>
-          <w:szCs w:val="24"/>
-        </w:rPr>
-        <w:t xml:space="preserve">Кликабельный макет из восьми экранов уже готов: главная, каталог, карточка товара с предложениями нескольких фабрик, заявка на расчет, оформление заказа, кабинет покупателя, кабинет поставщика и панель оператора. По нему можно пройти весь путь покупателя от поиска товара до заказа. Ссылка на макет: [ссылка]. Этот макет станет основой технического задания для разработчика.</w:t>
-      </w:r>
-    </w:p>
-    <w:p>
-      <w:pPr>
-        <w:keepNext/>
-        <w:spacing w:after="80" w:before="160" w:line="288"/>
-        <w:jc w:val="left"/>
-      </w:pPr>
-      <w:r>
-        <w:rPr>
-          <w:rFonts w:ascii="Calibri" w:cs="Calibri" w:eastAsia="Calibri" w:hAnsi="Calibri"/>
-          <w:b/>
-          <w:bCs/>
-          <w:color w:val="000000"/>
-          <w:sz w:val="24"/>
-          <w:szCs w:val="24"/>
-        </w:rPr>
-        <w:t xml:space="preserve">Сроки разработки</w:t>
-      </w:r>
-    </w:p>
-    <w:p>
-      <w:pPr>
-        <w:spacing w:after="120" w:before="0" w:line="288"/>
-        <w:jc w:val="both"/>
-      </w:pPr>
-      <w:r>
-        <w:rPr>
-          <w:rFonts w:ascii="Calibri" w:cs="Calibri" w:eastAsia="Calibri" w:hAnsi="Calibri"/>
-          <w:color w:val="000000"/>
-          <w:sz w:val="24"/>
-          <w:szCs w:val="24"/>
-        </w:rPr>
-        <w:t xml:space="preserve">Разработка второго шага займет около трех месяцев:</w:t>
-      </w:r>
-    </w:p>
-    <w:p>
-      <w:pPr>
-        <w:pStyle w:val="ListParagraph"/>
-        <w:numPr>
-          <w:ilvl w:val="0"/>
-          <w:numId w:val="2"/>
-        </w:numPr>
-        <w:spacing w:after="60" w:line="288"/>
-        <w:jc w:val="both"/>
-      </w:pPr>
-      <w:r>
-        <w:rPr>
-          <w:rFonts w:ascii="Calibri" w:cs="Calibri" w:eastAsia="Calibri" w:hAnsi="Calibri"/>
-          <w:color w:val="000000"/>
-          <w:sz w:val="24"/>
-          <w:szCs w:val="24"/>
-        </w:rPr>
-        <w:t xml:space="preserve">недели 1–2: техническое задание и прототип;</w:t>
-      </w:r>
-    </w:p>
-    <w:p>
-      <w:pPr>
-        <w:pStyle w:val="ListParagraph"/>
-        <w:numPr>
-          <w:ilvl w:val="0"/>
-          <w:numId w:val="2"/>
-        </w:numPr>
-        <w:spacing w:after="60" w:line="288"/>
-        <w:jc w:val="both"/>
-      </w:pPr>
-      <w:r>
-        <w:rPr>
-          <w:rFonts w:ascii="Calibri" w:cs="Calibri" w:eastAsia="Calibri" w:hAnsi="Calibri"/>
-          <w:color w:val="000000"/>
-          <w:sz w:val="24"/>
-          <w:szCs w:val="24"/>
-        </w:rPr>
-        <w:t xml:space="preserve">недели 3–4: установка, каталог, оформление;</w:t>
-      </w:r>
-    </w:p>
-    <w:p>
-      <w:pPr>
-        <w:pStyle w:val="ListParagraph"/>
-        <w:numPr>
-          <w:ilvl w:val="0"/>
-          <w:numId w:val="2"/>
-        </w:numPr>
-        <w:spacing w:after="60" w:line="288"/>
-        <w:jc w:val="both"/>
-      </w:pPr>
-      <w:r>
-        <w:rPr>
-          <w:rFonts w:ascii="Calibri" w:cs="Calibri" w:eastAsia="Calibri" w:hAnsi="Calibri"/>
-          <w:color w:val="000000"/>
-          <w:sz w:val="24"/>
-          <w:szCs w:val="24"/>
-        </w:rPr>
-        <w:t xml:space="preserve">недели 5–8: заявка на расчет, оплата по счету, оптовые цены;</w:t>
-      </w:r>
-    </w:p>
-    <w:p>
-      <w:pPr>
-        <w:pStyle w:val="ListParagraph"/>
-        <w:numPr>
-          <w:ilvl w:val="0"/>
-          <w:numId w:val="2"/>
-        </w:numPr>
-        <w:spacing w:after="60" w:line="288"/>
-        <w:jc w:val="both"/>
-      </w:pPr>
-      <w:r>
-        <w:rPr>
-          <w:rFonts w:ascii="Calibri" w:cs="Calibri" w:eastAsia="Calibri" w:hAnsi="Calibri"/>
-          <w:color w:val="000000"/>
-          <w:sz w:val="24"/>
-          <w:szCs w:val="24"/>
-        </w:rPr>
-        <w:t xml:space="preserve">недели 9–10: ЭДО и обмен с 1С;</w:t>
-      </w:r>
-    </w:p>
-    <w:p>
-      <w:pPr>
-        <w:pStyle w:val="ListParagraph"/>
-        <w:numPr>
-          <w:ilvl w:val="0"/>
-          <w:numId w:val="2"/>
-        </w:numPr>
-        <w:spacing w:after="60" w:line="288"/>
-        <w:jc w:val="both"/>
-      </w:pPr>
-      <w:r>
-        <w:rPr>
-          <w:rFonts w:ascii="Calibri" w:cs="Calibri" w:eastAsia="Calibri" w:hAnsi="Calibri"/>
-          <w:color w:val="000000"/>
-          <w:sz w:val="24"/>
-          <w:szCs w:val="24"/>
-        </w:rPr>
-        <w:t xml:space="preserve">недели 11–12: тестовые заказы с первыми фабриками и покупателями, наполнение каталога, запуск.</w:t>
-      </w:r>
-    </w:p>
-    <w:p>
-      <w:pPr>
-        <w:spacing w:after="120" w:before="0" w:line="288"/>
-        <w:jc w:val="both"/>
-      </w:pPr>
-      <w:r>
-        <w:rPr>
-          <w:rFonts w:ascii="Calibri" w:cs="Calibri" w:eastAsia="Calibri" w:hAnsi="Calibri"/>
-          <w:color w:val="000000"/>
-          <w:sz w:val="24"/>
-          <w:szCs w:val="24"/>
-        </w:rPr>
-        <w:t xml:space="preserve">С разработчиком предлагаю работать по договору подряда с оплатой по этапам и еженедельным показом результата.</w:t>
-      </w:r>
-    </w:p>
-    <w:p>
-      <w:pPr>
-        <w:pStyle w:val="Heading1"/>
-        <w:keepNext/>
-        <w:spacing w:after="120" w:before="280"/>
-      </w:pPr>
-      <w:r>
-        <w:rPr>
-          <w:rFonts w:ascii="Calibri" w:cs="Calibri" w:eastAsia="Calibri" w:hAnsi="Calibri"/>
-          <w:b/>
-          <w:bCs/>
-          <w:color w:val="1F3864"/>
-          <w:sz w:val="28"/>
-          <w:szCs w:val="28"/>
-        </w:rPr>
-        <w:t xml:space="preserve">8. Предложение для поставщиков</w:t>
-      </w:r>
-    </w:p>
-    <w:p>
-      <w:pPr>
-        <w:spacing w:after="120" w:before="0" w:line="288"/>
-        <w:jc w:val="both"/>
-      </w:pPr>
-      <w:r>
-        <w:rPr>
-          <w:rFonts w:ascii="Calibri" w:cs="Calibri" w:eastAsia="Calibri" w:hAnsi="Calibri"/>
-          <w:color w:val="000000"/>
-          <w:sz w:val="24"/>
-          <w:szCs w:val="24"/>
-        </w:rPr>
-        <w:t xml:space="preserve">Чтобы быстро наполнить каталог, я предлагаю дать фабрикам простые условия:</w:t>
-      </w:r>
-    </w:p>
-    <w:p>
-      <w:pPr>
-        <w:pStyle w:val="ListParagraph"/>
-        <w:numPr>
-          <w:ilvl w:val="0"/>
-          <w:numId w:val="2"/>
-        </w:numPr>
-        <w:spacing w:after="60" w:line="288"/>
-        <w:jc w:val="both"/>
-      </w:pPr>
-      <w:r>
-        <w:rPr>
-          <w:rFonts w:ascii="Calibri" w:cs="Calibri" w:eastAsia="Calibri" w:hAnsi="Calibri"/>
-          <w:color w:val="000000"/>
-          <w:sz w:val="24"/>
-          <w:szCs w:val="24"/>
-        </w:rPr>
-        <w:t xml:space="preserve">размещение бесплатное;</w:t>
-      </w:r>
-    </w:p>
-    <w:p>
-      <w:pPr>
-        <w:pStyle w:val="ListParagraph"/>
-        <w:numPr>
-          <w:ilvl w:val="0"/>
-          <w:numId w:val="2"/>
-        </w:numPr>
-        <w:spacing w:after="60" w:line="288"/>
-        <w:jc w:val="both"/>
-      </w:pPr>
-      <w:r>
-        <w:rPr>
-          <w:rFonts w:ascii="Calibri" w:cs="Calibri" w:eastAsia="Calibri" w:hAnsi="Calibri"/>
-          <w:color w:val="000000"/>
-          <w:sz w:val="24"/>
-          <w:szCs w:val="24"/>
-        </w:rPr>
-        <w:t xml:space="preserve">первые шесть месяцев без комиссии;</w:t>
-      </w:r>
-    </w:p>
-    <w:p>
-      <w:pPr>
-        <w:pStyle w:val="ListParagraph"/>
-        <w:numPr>
-          <w:ilvl w:val="0"/>
-          <w:numId w:val="2"/>
-        </w:numPr>
-        <w:spacing w:after="60" w:line="288"/>
-        <w:jc w:val="both"/>
-      </w:pPr>
-      <w:r>
-        <w:rPr>
-          <w:rFonts w:ascii="Calibri" w:cs="Calibri" w:eastAsia="Calibri" w:hAnsi="Calibri"/>
-          <w:color w:val="000000"/>
-          <w:sz w:val="24"/>
-          <w:szCs w:val="24"/>
-        </w:rPr>
-        <w:t xml:space="preserve">дальше комиссия только с оплаченных заказов (рабочий вариант – 7 %, окончательно ее стоит согласовать на переговорах с первыми фабриками);</w:t>
-      </w:r>
-    </w:p>
-    <w:p>
-      <w:pPr>
-        <w:pStyle w:val="ListParagraph"/>
-        <w:numPr>
-          <w:ilvl w:val="0"/>
-          <w:numId w:val="2"/>
-        </w:numPr>
-        <w:spacing w:after="60" w:line="288"/>
-        <w:jc w:val="both"/>
-      </w:pPr>
-      <w:r>
-        <w:rPr>
-          <w:rFonts w:ascii="Calibri" w:cs="Calibri" w:eastAsia="Calibri" w:hAnsi="Calibri"/>
-          <w:color w:val="000000"/>
-          <w:sz w:val="24"/>
-          <w:szCs w:val="24"/>
-        </w:rPr>
-        <w:t xml:space="preserve">покупатель платит фабрике напрямую по ее счету.</w:t>
-      </w:r>
-    </w:p>
-    <w:p>
-      <w:pPr>
-        <w:spacing w:after="120" w:before="0" w:line="288"/>
-        <w:jc w:val="both"/>
-      </w:pPr>
-      <w:r>
-        <w:rPr>
-          <w:rFonts w:ascii="Calibri" w:cs="Calibri" w:eastAsia="Calibri" w:hAnsi="Calibri"/>
-          <w:color w:val="000000"/>
-          <w:sz w:val="24"/>
-          <w:szCs w:val="24"/>
-        </w:rPr>
-        <w:t xml:space="preserve">Такие условия заметно мягче, чем у универсальных маркетплейсов, и при этом у сторон нет смысла договариваться в обход площадки. Дополнительно в договор с поставщиком предлагаю включить условие о комиссии с прямых заказов клиента, которого привела площадка, в течение 12 месяцев.</w:t>
-      </w:r>
-    </w:p>
-    <w:p>
-      <w:pPr>
-        <w:spacing w:after="120" w:before="0" w:line="288"/>
-        <w:jc w:val="both"/>
-      </w:pPr>
-      <w:r>
-        <w:rPr>
-          <w:rFonts w:ascii="Calibri" w:cs="Calibri" w:eastAsia="Calibri" w:hAnsi="Calibri"/>
-          <w:color w:val="000000"/>
-          <w:sz w:val="24"/>
-          <w:szCs w:val="24"/>
-        </w:rPr>
-        <w:t xml:space="preserve">Текст письма-приглашения для фабрик приведен в приложении, его можно отправлять как есть.</w:t>
-      </w:r>
-    </w:p>
-    <w:p>
-      <w:pPr>
-        <w:pStyle w:val="Heading1"/>
-        <w:keepNext/>
-        <w:spacing w:after="120" w:before="280"/>
-      </w:pPr>
-      <w:r>
-        <w:rPr>
-          <w:rFonts w:ascii="Calibri" w:cs="Calibri" w:eastAsia="Calibri" w:hAnsi="Calibri"/>
-          <w:b/>
-          <w:bCs/>
-          <w:color w:val="1F3864"/>
-          <w:sz w:val="28"/>
-          <w:szCs w:val="28"/>
-        </w:rPr>
-        <w:t xml:space="preserve">9. Юридическая сторона</w:t>
-      </w:r>
-    </w:p>
-    <w:p>
-      <w:pPr>
-        <w:pStyle w:val="ListParagraph"/>
-        <w:numPr>
-          <w:ilvl w:val="0"/>
-          <w:numId w:val="2"/>
-        </w:numPr>
-        <w:spacing w:after="60" w:line="288"/>
-        <w:jc w:val="both"/>
-      </w:pPr>
-      <w:r>
-        <w:rPr>
-          <w:rFonts w:ascii="Calibri" w:cs="Calibri" w:eastAsia="Calibri" w:hAnsi="Calibri"/>
-          <w:color w:val="000000"/>
-          <w:sz w:val="24"/>
-          <w:szCs w:val="24"/>
-        </w:rPr>
-        <w:t xml:space="preserve">Закон о платформенной экономике (289-ФЗ) действует с 1 октября 2026 года, и площадка под него подпадает. В обязательный реестр она не попадет, он рассчитан на очень крупные платформы. Но обязанности оператора начинаются с первого дня: публичные правила площадки, проверка продавцов по ЕГРЮЛ и ЕГРИП, заблаговременное уведомление партнеров об изменении условий и ответ на жалобу в течение 15 дней.</w:t>
-      </w:r>
-    </w:p>
-    <w:p>
-      <w:pPr>
-        <w:pStyle w:val="ListParagraph"/>
-        <w:numPr>
-          <w:ilvl w:val="0"/>
-          <w:numId w:val="2"/>
-        </w:numPr>
-        <w:spacing w:after="60" w:line="288"/>
-        <w:jc w:val="both"/>
-      </w:pPr>
-      <w:r>
-        <w:rPr>
-          <w:rFonts w:ascii="Calibri" w:cs="Calibri" w:eastAsia="Calibri" w:hAnsi="Calibri"/>
-          <w:color w:val="000000"/>
-          <w:sz w:val="24"/>
-          <w:szCs w:val="24"/>
-        </w:rPr>
-        <w:t xml:space="preserve">Маркировка «Честный знак». Постельное белье и полотенца без нее продавать нельзя, поэтому в каталог допускается только маркированный товар с декларацией.</w:t>
-      </w:r>
-    </w:p>
-    <w:p>
-      <w:pPr>
-        <w:pStyle w:val="ListParagraph"/>
-        <w:numPr>
-          <w:ilvl w:val="0"/>
-          <w:numId w:val="2"/>
-        </w:numPr>
-        <w:spacing w:after="60" w:line="288"/>
-        <w:jc w:val="both"/>
-      </w:pPr>
-      <w:r>
-        <w:rPr>
-          <w:rFonts w:ascii="Calibri" w:cs="Calibri" w:eastAsia="Calibri" w:hAnsi="Calibri"/>
-          <w:color w:val="000000"/>
-          <w:sz w:val="24"/>
-          <w:szCs w:val="24"/>
-        </w:rPr>
-        <w:t xml:space="preserve">Персональные данные (152-ФЗ): политика обработки и согласие на сайте, уведомление в Роскомнадзор, сервер в России.</w:t>
-      </w:r>
-    </w:p>
-    <w:p>
-      <w:pPr>
-        <w:pStyle w:val="ListParagraph"/>
-        <w:numPr>
-          <w:ilvl w:val="0"/>
-          <w:numId w:val="2"/>
-        </w:numPr>
-        <w:spacing w:after="60" w:line="288"/>
-        <w:jc w:val="both"/>
-      </w:pPr>
-      <w:r>
-        <w:rPr>
-          <w:rFonts w:ascii="Calibri" w:cs="Calibri" w:eastAsia="Calibri" w:hAnsi="Calibri"/>
-          <w:color w:val="000000"/>
-          <w:sz w:val="24"/>
-          <w:szCs w:val="24"/>
-        </w:rPr>
-        <w:t xml:space="preserve">Товарный знак: название нужно зарегистрировать в Роспатенте по классам 24 и 35.</w:t>
-      </w:r>
-    </w:p>
-    <w:p>
-      <w:pPr>
-        <w:pStyle w:val="ListParagraph"/>
-        <w:numPr>
-          <w:ilvl w:val="0"/>
-          <w:numId w:val="2"/>
-        </w:numPr>
-        <w:spacing w:after="60" w:line="288"/>
-        <w:jc w:val="both"/>
-      </w:pPr>
-      <w:r>
-        <w:rPr>
-          <w:rFonts w:ascii="Calibri" w:cs="Calibri" w:eastAsia="Calibri" w:hAnsi="Calibri"/>
-          <w:color w:val="000000"/>
-          <w:sz w:val="24"/>
-          <w:szCs w:val="24"/>
-        </w:rPr>
-        <w:t xml:space="preserve">Домен оформляется на организацию через Госуслуги.</w:t>
-      </w:r>
-    </w:p>
-    <w:p>
-      <w:pPr>
-        <w:pStyle w:val="ListParagraph"/>
-        <w:numPr>
-          <w:ilvl w:val="0"/>
-          <w:numId w:val="2"/>
-        </w:numPr>
-        <w:spacing w:after="60" w:line="288"/>
-        <w:jc w:val="both"/>
-      </w:pPr>
-      <w:r>
-        <w:rPr>
-          <w:rFonts w:ascii="Calibri" w:cs="Calibri" w:eastAsia="Calibri" w:hAnsi="Calibri"/>
-          <w:color w:val="000000"/>
-          <w:sz w:val="24"/>
-          <w:szCs w:val="24"/>
-        </w:rPr>
-        <w:t xml:space="preserve">Договор с поставщиком, правила площадки и политику по персональным данным юрист готовит до подключения первого партнера.</w:t>
-      </w:r>
-    </w:p>
-    <w:p>
-      <w:pPr>
-        <w:pStyle w:val="ListParagraph"/>
-        <w:numPr>
-          <w:ilvl w:val="0"/>
-          <w:numId w:val="2"/>
-        </w:numPr>
-        <w:spacing w:after="60" w:line="288"/>
-        <w:jc w:val="both"/>
-      </w:pPr>
-      <w:r>
-        <w:rPr>
-          <w:rFonts w:ascii="Calibri" w:cs="Calibri" w:eastAsia="Calibri" w:hAnsi="Calibri"/>
-          <w:color w:val="000000"/>
-          <w:sz w:val="24"/>
-          <w:szCs w:val="24"/>
-        </w:rPr>
-        <w:t xml:space="preserve">Государственные больницы закупают через торги по 44-ФЗ и 223-ФЗ. Торги площадка не заменяет, но может помогать фабрикам в них участвовать.</w:t>
-      </w:r>
-    </w:p>
-    <w:p>
-      <w:pPr>
-        <w:pStyle w:val="Heading1"/>
-        <w:keepNext/>
-        <w:spacing w:after="120" w:before="280"/>
-      </w:pPr>
-      <w:r>
-        <w:rPr>
-          <w:rFonts w:ascii="Calibri" w:cs="Calibri" w:eastAsia="Calibri" w:hAnsi="Calibri"/>
-          <w:b/>
-          <w:bCs/>
-          <w:color w:val="1F3864"/>
-          <w:sz w:val="28"/>
-          <w:szCs w:val="28"/>
-        </w:rPr>
-        <w:t xml:space="preserve">10. План запуска</w:t>
-      </w:r>
-    </w:p>
-    <w:p>
-      <w:pPr>
-        <w:spacing w:after="120" w:before="0" w:line="288"/>
-        <w:jc w:val="both"/>
-      </w:pPr>
-      <w:r>
-        <w:rPr>
-          <w:rFonts w:ascii="Calibri" w:cs="Calibri" w:eastAsia="Calibri" w:hAnsi="Calibri"/>
-          <w:color w:val="000000"/>
-          <w:sz w:val="24"/>
-          <w:szCs w:val="24"/>
-        </w:rPr>
-        <w:t xml:space="preserve">Запуск я предлагаю разделить на четыре этапа. Каждый следующий начинается, только когда выполнено условие предыдущего. Сроки даны из расчета, что старт – в ноябре 2026 года.</w:t>
-      </w:r>
-    </w:p>
-    <w:p>
-      <w:pPr>
-        <w:keepNext/>
-        <w:spacing w:after="80" w:before="160" w:line="288"/>
-        <w:jc w:val="left"/>
-      </w:pPr>
-      <w:r>
-        <w:rPr>
-          <w:rFonts w:ascii="Calibri" w:cs="Calibri" w:eastAsia="Calibri" w:hAnsi="Calibri"/>
-          <w:b/>
-          <w:bCs/>
-          <w:color w:val="000000"/>
-          <w:sz w:val="24"/>
-          <w:szCs w:val="24"/>
-        </w:rPr>
-        <w:t xml:space="preserve">Этап 1. Подготовка (ноябрь – декабрь 2026)</w:t>
-      </w:r>
-    </w:p>
-    <w:p>
-      <w:pPr>
-        <w:pStyle w:val="ListParagraph"/>
-        <w:numPr>
-          <w:ilvl w:val="0"/>
-          <w:numId w:val="2"/>
-        </w:numPr>
-        <w:spacing w:after="60" w:line="288"/>
-        <w:jc w:val="both"/>
-      </w:pPr>
-      <w:r>
-        <w:rPr>
-          <w:rFonts w:ascii="Calibri" w:cs="Calibri" w:eastAsia="Calibri" w:hAnsi="Calibri"/>
-          <w:color w:val="000000"/>
-          <w:sz w:val="24"/>
-          <w:szCs w:val="24"/>
-        </w:rPr>
-        <w:t xml:space="preserve">купить opttex.ru и двойники, оформить их на организацию;</w:t>
-      </w:r>
-    </w:p>
-    <w:p>
-      <w:pPr>
-        <w:pStyle w:val="ListParagraph"/>
-        <w:numPr>
-          <w:ilvl w:val="0"/>
-          <w:numId w:val="2"/>
-        </w:numPr>
-        <w:spacing w:after="60" w:line="288"/>
-        <w:jc w:val="both"/>
-      </w:pPr>
-      <w:r>
-        <w:rPr>
-          <w:rFonts w:ascii="Calibri" w:cs="Calibri" w:eastAsia="Calibri" w:hAnsi="Calibri"/>
-          <w:color w:val="000000"/>
-          <w:sz w:val="24"/>
-          <w:szCs w:val="24"/>
-        </w:rPr>
-        <w:t xml:space="preserve">подать заявку на товарный знак;</w:t>
-      </w:r>
-    </w:p>
-    <w:p>
-      <w:pPr>
-        <w:pStyle w:val="ListParagraph"/>
-        <w:numPr>
-          <w:ilvl w:val="0"/>
-          <w:numId w:val="2"/>
-        </w:numPr>
-        <w:spacing w:after="60" w:line="288"/>
-        <w:jc w:val="both"/>
-      </w:pPr>
-      <w:r>
-        <w:rPr>
-          <w:rFonts w:ascii="Calibri" w:cs="Calibri" w:eastAsia="Calibri" w:hAnsi="Calibri"/>
-          <w:color w:val="000000"/>
-          <w:sz w:val="24"/>
-          <w:szCs w:val="24"/>
-        </w:rPr>
-        <w:t xml:space="preserve">составить список из 10 фабрик Иваново, разослать приглашение, созвониться, запросить каталоги и образцы;</w:t>
-      </w:r>
-    </w:p>
-    <w:p>
-      <w:pPr>
-        <w:pStyle w:val="ListParagraph"/>
-        <w:numPr>
-          <w:ilvl w:val="0"/>
-          <w:numId w:val="2"/>
-        </w:numPr>
-        <w:spacing w:after="60" w:line="288"/>
-        <w:jc w:val="both"/>
-      </w:pPr>
-      <w:r>
-        <w:rPr>
-          <w:rFonts w:ascii="Calibri" w:cs="Calibri" w:eastAsia="Calibri" w:hAnsi="Calibri"/>
-          <w:color w:val="000000"/>
-          <w:sz w:val="24"/>
-          <w:szCs w:val="24"/>
-        </w:rPr>
-        <w:t xml:space="preserve">подготовить с юристом договор с поставщиком и подписать его с фабриками.</w:t>
-      </w:r>
-    </w:p>
-    <w:p>
-      <w:pPr>
-        <w:spacing w:after="120" w:before="0" w:line="288"/>
-        <w:jc w:val="both"/>
-      </w:pPr>
-      <w:r>
-        <w:rPr>
-          <w:rFonts w:ascii="Calibri" w:cs="Calibri" w:eastAsia="Calibri" w:hAnsi="Calibri"/>
-          <w:i/>
-          <w:iCs/>
-          <w:color w:val="000000"/>
-          <w:sz w:val="24"/>
-          <w:szCs w:val="24"/>
-        </w:rPr>
-        <w:t xml:space="preserve">Условие перехода: договор подписали 5 фабрик.</w:t>
-      </w:r>
-    </w:p>
-    <w:p>
-      <w:pPr>
-        <w:keepNext/>
-        <w:spacing w:after="80" w:before="160" w:line="288"/>
-        <w:jc w:val="left"/>
-      </w:pPr>
-      <w:r>
-        <w:rPr>
-          <w:rFonts w:ascii="Calibri" w:cs="Calibri" w:eastAsia="Calibri" w:hAnsi="Calibri"/>
-          <w:b/>
-          <w:bCs/>
-          <w:color w:val="000000"/>
-          <w:sz w:val="24"/>
-          <w:szCs w:val="24"/>
-        </w:rPr>
-        <w:t xml:space="preserve">Этап 2. Проверка спроса (январь – март 2027)</w:t>
-      </w:r>
-    </w:p>
-    <w:p>
-      <w:pPr>
-        <w:pStyle w:val="ListParagraph"/>
-        <w:numPr>
-          <w:ilvl w:val="0"/>
-          <w:numId w:val="2"/>
-        </w:numPr>
-        <w:spacing w:after="60" w:line="288"/>
-        <w:jc w:val="both"/>
-      </w:pPr>
-      <w:r>
-        <w:rPr>
-          <w:rFonts w:ascii="Calibri" w:cs="Calibri" w:eastAsia="Calibri" w:hAnsi="Calibri"/>
-          <w:color w:val="000000"/>
-          <w:sz w:val="24"/>
-          <w:szCs w:val="24"/>
-        </w:rPr>
-        <w:t xml:space="preserve">запустить посадочную страницу с каталогом пяти фабрик и нашего товара;</w:t>
-      </w:r>
-    </w:p>
-    <w:p>
-      <w:pPr>
-        <w:pStyle w:val="ListParagraph"/>
-        <w:numPr>
-          <w:ilvl w:val="0"/>
-          <w:numId w:val="2"/>
-        </w:numPr>
-        <w:spacing w:after="60" w:line="288"/>
-        <w:jc w:val="both"/>
-      </w:pPr>
-      <w:r>
-        <w:rPr>
-          <w:rFonts w:ascii="Calibri" w:cs="Calibri" w:eastAsia="Calibri" w:hAnsi="Calibri"/>
-          <w:color w:val="000000"/>
-          <w:sz w:val="24"/>
-          <w:szCs w:val="24"/>
-        </w:rPr>
-        <w:t xml:space="preserve">искать первых клиентов: выставки, прямые звонки в отели и клиники, реклама;</w:t>
-      </w:r>
-    </w:p>
-    <w:p>
-      <w:pPr>
-        <w:pStyle w:val="ListParagraph"/>
-        <w:numPr>
-          <w:ilvl w:val="0"/>
-          <w:numId w:val="2"/>
-        </w:numPr>
-        <w:spacing w:after="60" w:line="288"/>
-        <w:jc w:val="both"/>
-      </w:pPr>
-      <w:r>
-        <w:rPr>
-          <w:rFonts w:ascii="Calibri" w:cs="Calibri" w:eastAsia="Calibri" w:hAnsi="Calibri"/>
-          <w:color w:val="000000"/>
-          <w:sz w:val="24"/>
-          <w:szCs w:val="24"/>
-        </w:rPr>
-        <w:t xml:space="preserve">обрабатывать заявки вручную: менеджер пересылает их фабрикам, собирает цены и сроки, передает клиенту;</w:t>
-      </w:r>
-    </w:p>
-    <w:p>
-      <w:pPr>
-        <w:pStyle w:val="ListParagraph"/>
-        <w:numPr>
-          <w:ilvl w:val="0"/>
-          <w:numId w:val="2"/>
-        </w:numPr>
-        <w:spacing w:after="60" w:line="288"/>
-        <w:jc w:val="both"/>
-      </w:pPr>
-      <w:r>
-        <w:rPr>
-          <w:rFonts w:ascii="Calibri" w:cs="Calibri" w:eastAsia="Calibri" w:hAnsi="Calibri"/>
-          <w:color w:val="000000"/>
-          <w:sz w:val="24"/>
-          <w:szCs w:val="24"/>
-        </w:rPr>
-        <w:t xml:space="preserve">вести учет заявок и заказов, чтобы проверить допущения о спросе и среднем заказе.</w:t>
-      </w:r>
-    </w:p>
-    <w:p>
-      <w:pPr>
-        <w:spacing w:after="120" w:before="0" w:line="288"/>
-        <w:jc w:val="both"/>
-      </w:pPr>
-      <w:r>
-        <w:rPr>
-          <w:rFonts w:ascii="Calibri" w:cs="Calibri" w:eastAsia="Calibri" w:hAnsi="Calibri"/>
-          <w:i/>
-          <w:iCs/>
-          <w:color w:val="000000"/>
-          <w:sz w:val="24"/>
-          <w:szCs w:val="24"/>
-        </w:rPr>
-        <w:t xml:space="preserve">Условие перехода: 10 оплаченных заказов. Если за три месяца их не наберется, модель нужно пересмотреть до того, как вкладываться в разработку.</w:t>
-      </w:r>
-    </w:p>
-    <w:p>
-      <w:pPr>
-        <w:keepNext/>
-        <w:spacing w:after="80" w:before="160" w:line="288"/>
-        <w:jc w:val="left"/>
-      </w:pPr>
-      <w:r>
-        <w:rPr>
-          <w:rFonts w:ascii="Calibri" w:cs="Calibri" w:eastAsia="Calibri" w:hAnsi="Calibri"/>
-          <w:b/>
-          <w:bCs/>
-          <w:color w:val="000000"/>
-          <w:sz w:val="24"/>
-          <w:szCs w:val="24"/>
-        </w:rPr>
-        <w:t xml:space="preserve">Этап 3. Запуск площадки (апрель – июнь 2027)</w:t>
-      </w:r>
-    </w:p>
-    <w:p>
-      <w:pPr>
-        <w:pStyle w:val="ListParagraph"/>
-        <w:numPr>
-          <w:ilvl w:val="0"/>
-          <w:numId w:val="2"/>
-        </w:numPr>
-        <w:spacing w:after="60" w:line="288"/>
-        <w:jc w:val="both"/>
-      </w:pPr>
-      <w:r>
-        <w:rPr>
-          <w:rFonts w:ascii="Calibri" w:cs="Calibri" w:eastAsia="Calibri" w:hAnsi="Calibri"/>
-          <w:color w:val="000000"/>
-          <w:sz w:val="24"/>
-          <w:szCs w:val="24"/>
-        </w:rPr>
-        <w:t xml:space="preserve">разработать площадку на CS-Cart по готовому макету;</w:t>
-      </w:r>
-    </w:p>
-    <w:p>
-      <w:pPr>
-        <w:pStyle w:val="ListParagraph"/>
-        <w:numPr>
-          <w:ilvl w:val="0"/>
-          <w:numId w:val="2"/>
-        </w:numPr>
-        <w:spacing w:after="60" w:line="288"/>
-        <w:jc w:val="both"/>
-      </w:pPr>
-      <w:r>
-        <w:rPr>
-          <w:rFonts w:ascii="Calibri" w:cs="Calibri" w:eastAsia="Calibri" w:hAnsi="Calibri"/>
-          <w:color w:val="000000"/>
-          <w:sz w:val="24"/>
-          <w:szCs w:val="24"/>
-        </w:rPr>
-        <w:t xml:space="preserve">подготовить с юристом правила площадки и документы по персональным данным, подать уведомление в Роскомнадзор;</w:t>
-      </w:r>
-    </w:p>
-    <w:p>
-      <w:pPr>
-        <w:pStyle w:val="ListParagraph"/>
-        <w:numPr>
-          <w:ilvl w:val="0"/>
-          <w:numId w:val="2"/>
-        </w:numPr>
-        <w:spacing w:after="60" w:line="288"/>
-        <w:jc w:val="both"/>
-      </w:pPr>
-      <w:r>
-        <w:rPr>
-          <w:rFonts w:ascii="Calibri" w:cs="Calibri" w:eastAsia="Calibri" w:hAnsi="Calibri"/>
-          <w:color w:val="000000"/>
-          <w:sz w:val="24"/>
-          <w:szCs w:val="24"/>
-        </w:rPr>
-        <w:t xml:space="preserve">провести тестовые заказы с первыми фабриками и покупателями;</w:t>
-      </w:r>
-    </w:p>
-    <w:p>
-      <w:pPr>
-        <w:pStyle w:val="ListParagraph"/>
-        <w:numPr>
-          <w:ilvl w:val="0"/>
-          <w:numId w:val="2"/>
-        </w:numPr>
-        <w:spacing w:after="60" w:line="288"/>
-        <w:jc w:val="both"/>
-      </w:pPr>
-      <w:r>
-        <w:rPr>
-          <w:rFonts w:ascii="Calibri" w:cs="Calibri" w:eastAsia="Calibri" w:hAnsi="Calibri"/>
-          <w:color w:val="000000"/>
-          <w:sz w:val="24"/>
-          <w:szCs w:val="24"/>
-        </w:rPr>
-        <w:t xml:space="preserve">перенести каталог, обучить поставщиков работе в кабинете, запуститься.</w:t>
-      </w:r>
-    </w:p>
-    <w:p>
-      <w:pPr>
-        <w:spacing w:after="120" w:before="0" w:line="288"/>
-        <w:jc w:val="both"/>
-      </w:pPr>
-      <w:r>
-        <w:rPr>
-          <w:rFonts w:ascii="Calibri" w:cs="Calibri" w:eastAsia="Calibri" w:hAnsi="Calibri"/>
-          <w:i/>
-          <w:iCs/>
-          <w:color w:val="000000"/>
-          <w:sz w:val="24"/>
-          <w:szCs w:val="24"/>
-        </w:rPr>
-        <w:t xml:space="preserve">Результат: площадка работает, поставщики принимают заказы и заявки через свои кабинеты.</w:t>
-      </w:r>
-    </w:p>
-    <w:p>
-      <w:pPr>
-        <w:keepNext/>
-        <w:spacing w:after="80" w:before="160" w:line="288"/>
-        <w:jc w:val="left"/>
-      </w:pPr>
-      <w:r>
-        <w:rPr>
-          <w:rFonts w:ascii="Calibri" w:cs="Calibri" w:eastAsia="Calibri" w:hAnsi="Calibri"/>
-          <w:b/>
-          <w:bCs/>
-          <w:color w:val="000000"/>
-          <w:sz w:val="24"/>
-          <w:szCs w:val="24"/>
-        </w:rPr>
-        <w:t xml:space="preserve">Этап 4. Рост (с июля 2027)</w:t>
-      </w:r>
-    </w:p>
-    <w:p>
-      <w:pPr>
-        <w:pStyle w:val="ListParagraph"/>
-        <w:numPr>
-          <w:ilvl w:val="0"/>
-          <w:numId w:val="2"/>
-        </w:numPr>
-        <w:spacing w:after="60" w:line="288"/>
-        <w:jc w:val="both"/>
-      </w:pPr>
-      <w:r>
-        <w:rPr>
-          <w:rFonts w:ascii="Calibri" w:cs="Calibri" w:eastAsia="Calibri" w:hAnsi="Calibri"/>
-          <w:color w:val="000000"/>
-          <w:sz w:val="24"/>
-          <w:szCs w:val="24"/>
-        </w:rPr>
-        <w:t xml:space="preserve">включить комиссию, заранее уведомив поставщиков;</w:t>
-      </w:r>
-    </w:p>
-    <w:p>
-      <w:pPr>
-        <w:pStyle w:val="ListParagraph"/>
-        <w:numPr>
-          <w:ilvl w:val="0"/>
-          <w:numId w:val="2"/>
-        </w:numPr>
-        <w:spacing w:after="60" w:line="288"/>
-        <w:jc w:val="both"/>
-      </w:pPr>
-      <w:r>
-        <w:rPr>
-          <w:rFonts w:ascii="Calibri" w:cs="Calibri" w:eastAsia="Calibri" w:hAnsi="Calibri"/>
-          <w:color w:val="000000"/>
-          <w:sz w:val="24"/>
-          <w:szCs w:val="24"/>
-        </w:rPr>
-        <w:t xml:space="preserve">подключить банк для отсрочки платежа покупателям;</w:t>
-      </w:r>
-    </w:p>
-    <w:p>
-      <w:pPr>
-        <w:pStyle w:val="ListParagraph"/>
-        <w:numPr>
-          <w:ilvl w:val="0"/>
-          <w:numId w:val="2"/>
-        </w:numPr>
-        <w:spacing w:after="60" w:line="288"/>
-        <w:jc w:val="both"/>
-      </w:pPr>
-      <w:r>
-        <w:rPr>
-          <w:rFonts w:ascii="Calibri" w:cs="Calibri" w:eastAsia="Calibri" w:hAnsi="Calibri"/>
-          <w:color w:val="000000"/>
-          <w:sz w:val="24"/>
-          <w:szCs w:val="24"/>
-        </w:rPr>
-        <w:t xml:space="preserve">подключать новые фабрики и импортеров, начать работу с больницами и торгами, выйти в другие регионы.</w:t>
-      </w:r>
-    </w:p>
-    <w:p>
-      <w:pPr>
-        <w:pStyle w:val="Heading1"/>
-        <w:keepNext/>
-        <w:spacing w:after="120" w:before="280"/>
-      </w:pPr>
-      <w:r>
-        <w:rPr>
-          <w:rFonts w:ascii="Calibri" w:cs="Calibri" w:eastAsia="Calibri" w:hAnsi="Calibri"/>
-          <w:b/>
-          <w:bCs/>
-          <w:color w:val="1F3864"/>
-          <w:sz w:val="28"/>
-          <w:szCs w:val="28"/>
-        </w:rPr>
-        <w:t xml:space="preserve">11. Команда</w:t>
-      </w:r>
-    </w:p>
-    <w:p>
-      <w:pPr>
-        <w:pStyle w:val="ListParagraph"/>
-        <w:numPr>
-          <w:ilvl w:val="0"/>
-          <w:numId w:val="2"/>
-        </w:numPr>
-        <w:spacing w:after="60" w:line="288"/>
-        <w:jc w:val="both"/>
-      </w:pPr>
-      <w:r>
-        <w:rPr>
-          <w:rFonts w:ascii="Calibri" w:cs="Calibri" w:eastAsia="Calibri" w:hAnsi="Calibri"/>
-          <w:color w:val="000000"/>
-          <w:sz w:val="24"/>
-          <w:szCs w:val="24"/>
-        </w:rPr>
-        <w:t xml:space="preserve">Руководитель проекта со стороны компании: решения, переговоры с фабриками, контроль этапов.</w:t>
-      </w:r>
-    </w:p>
-    <w:p>
-      <w:pPr>
-        <w:pStyle w:val="ListParagraph"/>
-        <w:numPr>
-          <w:ilvl w:val="0"/>
-          <w:numId w:val="2"/>
-        </w:numPr>
-        <w:spacing w:after="60" w:line="288"/>
-        <w:jc w:val="both"/>
-      </w:pPr>
-      <w:r>
-        <w:rPr>
-          <w:rFonts w:ascii="Calibri" w:cs="Calibri" w:eastAsia="Calibri" w:hAnsi="Calibri"/>
-          <w:color w:val="000000"/>
-          <w:sz w:val="24"/>
-          <w:szCs w:val="24"/>
-        </w:rPr>
-        <w:t xml:space="preserve">Менеджер по работе с поставщиками и клиентами, с первого этапа: фабрики, заявки, покупатели, выставки.</w:t>
-      </w:r>
-    </w:p>
-    <w:p>
-      <w:pPr>
-        <w:pStyle w:val="ListParagraph"/>
-        <w:numPr>
-          <w:ilvl w:val="0"/>
-          <w:numId w:val="2"/>
-        </w:numPr>
-        <w:spacing w:after="60" w:line="288"/>
-        <w:jc w:val="both"/>
-      </w:pPr>
-      <w:r>
-        <w:rPr>
-          <w:rFonts w:ascii="Calibri" w:cs="Calibri" w:eastAsia="Calibri" w:hAnsi="Calibri"/>
-          <w:color w:val="000000"/>
-          <w:sz w:val="24"/>
-          <w:szCs w:val="24"/>
-        </w:rPr>
-        <w:t xml:space="preserve">Разработчик по договору подряда на время третьего этапа, дальше поддержка сайта.</w:t>
-      </w:r>
-    </w:p>
-    <w:p>
-      <w:pPr>
-        <w:pStyle w:val="ListParagraph"/>
-        <w:numPr>
-          <w:ilvl w:val="0"/>
-          <w:numId w:val="2"/>
-        </w:numPr>
-        <w:spacing w:after="60" w:line="288"/>
-        <w:jc w:val="both"/>
-      </w:pPr>
-      <w:r>
-        <w:rPr>
-          <w:rFonts w:ascii="Calibri" w:cs="Calibri" w:eastAsia="Calibri" w:hAnsi="Calibri"/>
-          <w:color w:val="000000"/>
-          <w:sz w:val="24"/>
-          <w:szCs w:val="24"/>
-        </w:rPr>
-        <w:t xml:space="preserve">Юрист, разово: договоры, правила площадки, документы по персональным данным.</w:t>
-      </w:r>
-    </w:p>
-    <w:p>
-      <w:pPr>
-        <w:pStyle w:val="ListParagraph"/>
-        <w:numPr>
-          <w:ilvl w:val="0"/>
-          <w:numId w:val="2"/>
-        </w:numPr>
-        <w:spacing w:after="60" w:line="288"/>
-        <w:jc w:val="both"/>
-      </w:pPr>
-      <w:r>
-        <w:rPr>
-          <w:rFonts w:ascii="Calibri" w:cs="Calibri" w:eastAsia="Calibri" w:hAnsi="Calibri"/>
-          <w:color w:val="000000"/>
-          <w:sz w:val="24"/>
-          <w:szCs w:val="24"/>
-        </w:rPr>
-        <w:t xml:space="preserve">Бухгалтерия компании: счета, ЭДО.</w:t>
-      </w:r>
-    </w:p>
-    <w:p>
-      <w:pPr>
-        <w:pStyle w:val="ListParagraph"/>
-        <w:numPr>
-          <w:ilvl w:val="0"/>
-          <w:numId w:val="2"/>
-        </w:numPr>
-        <w:spacing w:after="60" w:line="288"/>
-        <w:jc w:val="both"/>
-      </w:pPr>
-      <w:r>
-        <w:rPr>
-          <w:rFonts w:ascii="Calibri" w:cs="Calibri" w:eastAsia="Calibri" w:hAnsi="Calibri"/>
-          <w:color w:val="000000"/>
-          <w:sz w:val="24"/>
-          <w:szCs w:val="24"/>
-        </w:rPr>
-        <w:t xml:space="preserve">Партнеры: транспортная компания и банк.</w:t>
-      </w:r>
-    </w:p>
-    <w:p>
-      <w:pPr>
-        <w:spacing w:after="120" w:before="0" w:line="288"/>
-        <w:jc w:val="both"/>
-      </w:pPr>
-      <w:r>
-        <w:rPr>
-          <w:rFonts w:ascii="Calibri" w:cs="Calibri" w:eastAsia="Calibri" w:hAnsi="Calibri"/>
-          <w:color w:val="000000"/>
-          <w:sz w:val="24"/>
-          <w:szCs w:val="24"/>
-        </w:rPr>
-        <w:t xml:space="preserve">После запуска основная текущая работа ложится на менеджера: проверка новых продавцов и карточек товара, контроль того, чтобы фабрики вовремя отвечали на заявки, связь с покупателями, разбор жалоб. Раз в месяц добавляются счета на комиссию и отчет по оборотам.</w:t>
-      </w:r>
-    </w:p>
-    <w:p>
-      <w:pPr>
-        <w:pStyle w:val="Heading1"/>
-        <w:keepNext/>
-        <w:spacing w:after="120" w:before="280"/>
-      </w:pPr>
-      <w:r>
-        <w:rPr>
-          <w:rFonts w:ascii="Calibri" w:cs="Calibri" w:eastAsia="Calibri" w:hAnsi="Calibri"/>
-          <w:b/>
-          <w:bCs/>
-          <w:color w:val="1F3864"/>
-          <w:sz w:val="28"/>
-          <w:szCs w:val="28"/>
-        </w:rPr>
-        <w:t xml:space="preserve">12. Как оценивать результат</w:t>
+        <w:t xml:space="preserve">Дальше процесс выглядит так:</w:t>
       </w:r>
     </w:p>
     <w:tbl>
@@ -3127,9 +1648,9 @@
         </w:tblBorders>
       </w:tblPr>
       <w:tblGrid>
-        <w:gridCol w:w="4048"/>
-        <w:gridCol w:w="2506"/>
-        <w:gridCol w:w="3084"/>
+        <w:gridCol w:w="1928"/>
+        <w:gridCol w:w="5397"/>
+        <w:gridCol w:w="2313"/>
       </w:tblGrid>
       <w:tr>
         <w:trPr>
@@ -3138,7 +1659,7 @@
         </w:trPr>
         <w:tc>
           <w:tcPr>
-            <w:tcW w:type="dxa" w:w="4048"/>
+            <w:tcW w:type="dxa" w:w="1928"/>
             <w:tcBorders>
               <w:top w:val="single" w:color="A6A6A6" w:sz="4"/>
               <w:left w:val="single" w:color="A6A6A6" w:sz="4"/>
@@ -3166,13 +1687,13 @@
                 <w:sz w:val="22"/>
                 <w:szCs w:val="22"/>
               </w:rPr>
-              <w:t xml:space="preserve">Показатель</w:t>
-            </w:r>
-          </w:p>
-        </w:tc>
-        <w:tc>
-          <w:tcPr>
-            <w:tcW w:type="dxa" w:w="2506"/>
+              <w:t xml:space="preserve">Шаг</w:t>
+            </w:r>
+          </w:p>
+        </w:tc>
+        <w:tc>
+          <w:tcPr>
+            <w:tcW w:type="dxa" w:w="5397"/>
             <w:tcBorders>
               <w:top w:val="single" w:color="A6A6A6" w:sz="4"/>
               <w:left w:val="single" w:color="A6A6A6" w:sz="4"/>
@@ -3200,13 +1721,13 @@
                 <w:sz w:val="22"/>
                 <w:szCs w:val="22"/>
               </w:rPr>
-              <w:t xml:space="preserve">Когда смотрим</w:t>
-            </w:r>
-          </w:p>
-        </w:tc>
-        <w:tc>
-          <w:tcPr>
-            <w:tcW w:type="dxa" w:w="3084"/>
+              <w:t xml:space="preserve">Что происходит</w:t>
+            </w:r>
+          </w:p>
+        </w:tc>
+        <w:tc>
+          <w:tcPr>
+            <w:tcW w:type="dxa" w:w="2313"/>
             <w:tcBorders>
               <w:top w:val="single" w:color="A6A6A6" w:sz="4"/>
               <w:left w:val="single" w:color="A6A6A6" w:sz="4"/>
@@ -3234,7 +1755,7 @@
                 <w:sz w:val="22"/>
                 <w:szCs w:val="22"/>
               </w:rPr>
-              <w:t xml:space="preserve">Цель</w:t>
+              <w:t xml:space="preserve">Где фиксируется</w:t>
             </w:r>
           </w:p>
         </w:tc>
@@ -3245,7 +1766,7 @@
         </w:trPr>
         <w:tc>
           <w:tcPr>
-            <w:tcW w:type="dxa" w:w="4048"/>
+            <w:tcW w:type="dxa" w:w="1928"/>
             <w:tcBorders>
               <w:top w:val="single" w:color="A6A6A6" w:sz="4"/>
               <w:left w:val="single" w:color="A6A6A6" w:sz="4"/>
@@ -3272,13 +1793,13 @@
                 <w:sz w:val="22"/>
                 <w:szCs w:val="22"/>
               </w:rPr>
-              <w:t xml:space="preserve">Договоры с фабриками</w:t>
-            </w:r>
-          </w:p>
-        </w:tc>
-        <w:tc>
-          <w:tcPr>
-            <w:tcW w:type="dxa" w:w="2506"/>
+              <w:t xml:space="preserve">1. Растаможка</w:t>
+            </w:r>
+          </w:p>
+        </w:tc>
+        <w:tc>
+          <w:tcPr>
+            <w:tcW w:type="dxa" w:w="5397"/>
             <w:tcBorders>
               <w:top w:val="single" w:color="A6A6A6" w:sz="4"/>
               <w:left w:val="single" w:color="A6A6A6" w:sz="4"/>
@@ -3305,13 +1826,13 @@
                 <w:sz w:val="22"/>
                 <w:szCs w:val="22"/>
               </w:rPr>
-              <w:t xml:space="preserve">конец декабря 2026</w:t>
-            </w:r>
-          </w:p>
-        </w:tc>
-        <w:tc>
-          <w:tcPr>
-            <w:tcW w:type="dxa" w:w="3084"/>
+              <w:t xml:space="preserve">таможенный представитель подает декларацию на партию; после выпуска товар вводится в оборот в «Честном знаке»</w:t>
+            </w:r>
+          </w:p>
+        </w:tc>
+        <w:tc>
+          <w:tcPr>
+            <w:tcW w:type="dxa" w:w="2313"/>
             <w:tcBorders>
               <w:top w:val="single" w:color="A6A6A6" w:sz="4"/>
               <w:left w:val="single" w:color="A6A6A6" w:sz="4"/>
@@ -3338,7 +1859,7 @@
                 <w:sz w:val="22"/>
                 <w:szCs w:val="22"/>
               </w:rPr>
-              <w:t xml:space="preserve">5 фабрик</w:t>
+              <w:t xml:space="preserve">декларация на товары, «Честный знак»</w:t>
             </w:r>
           </w:p>
         </w:tc>
@@ -3349,7 +1870,7 @@
         </w:trPr>
         <w:tc>
           <w:tcPr>
-            <w:tcW w:type="dxa" w:w="4048"/>
+            <w:tcW w:type="dxa" w:w="1928"/>
             <w:tcBorders>
               <w:top w:val="single" w:color="A6A6A6" w:sz="4"/>
               <w:left w:val="single" w:color="A6A6A6" w:sz="4"/>
@@ -3376,13 +1897,13 @@
                 <w:sz w:val="22"/>
                 <w:szCs w:val="22"/>
               </w:rPr>
-              <w:t xml:space="preserve">Оплаченные заказы на этапе проверки спроса</w:t>
-            </w:r>
-          </w:p>
-        </w:tc>
-        <w:tc>
-          <w:tcPr>
-            <w:tcW w:type="dxa" w:w="2506"/>
+              <w:t xml:space="preserve">2. Приемка</w:t>
+            </w:r>
+          </w:p>
+        </w:tc>
+        <w:tc>
+          <w:tcPr>
+            <w:tcW w:type="dxa" w:w="5397"/>
             <w:tcBorders>
               <w:top w:val="single" w:color="A6A6A6" w:sz="4"/>
               <w:left w:val="single" w:color="A6A6A6" w:sz="4"/>
@@ -3409,13 +1930,13 @@
                 <w:sz w:val="22"/>
                 <w:szCs w:val="22"/>
               </w:rPr>
-              <w:t xml:space="preserve">конец марта 2027</w:t>
-            </w:r>
-          </w:p>
-        </w:tc>
-        <w:tc>
-          <w:tcPr>
-            <w:tcW w:type="dxa" w:w="3084"/>
+              <w:t xml:space="preserve">партия приходит по железной дороге из Владивостока в Петербург, на складе ее сверяют по количеству и качеству с видео сюрвейера</w:t>
+            </w:r>
+          </w:p>
+        </w:tc>
+        <w:tc>
+          <w:tcPr>
+            <w:tcW w:type="dxa" w:w="2313"/>
             <w:tcBorders>
               <w:top w:val="single" w:color="A6A6A6" w:sz="4"/>
               <w:left w:val="single" w:color="A6A6A6" w:sz="4"/>
@@ -3442,7 +1963,7 @@
                 <w:sz w:val="22"/>
                 <w:szCs w:val="22"/>
               </w:rPr>
-              <w:t xml:space="preserve">10 заказов</w:t>
+              <w:t xml:space="preserve">1С</w:t>
             </w:r>
           </w:p>
         </w:tc>
@@ -3453,7 +1974,7 @@
         </w:trPr>
         <w:tc>
           <w:tcPr>
-            <w:tcW w:type="dxa" w:w="4048"/>
+            <w:tcW w:type="dxa" w:w="1928"/>
             <w:tcBorders>
               <w:top w:val="single" w:color="A6A6A6" w:sz="4"/>
               <w:left w:val="single" w:color="A6A6A6" w:sz="4"/>
@@ -3480,13 +2001,13 @@
                 <w:sz w:val="22"/>
                 <w:szCs w:val="22"/>
               </w:rPr>
-              <w:t xml:space="preserve">Запуск площадки</w:t>
-            </w:r>
-          </w:p>
-        </w:tc>
-        <w:tc>
-          <w:tcPr>
-            <w:tcW w:type="dxa" w:w="2506"/>
+              <w:t xml:space="preserve">3. Каталог</w:t>
+            </w:r>
+          </w:p>
+        </w:tc>
+        <w:tc>
+          <w:tcPr>
+            <w:tcW w:type="dxa" w:w="5397"/>
             <w:tcBorders>
               <w:top w:val="single" w:color="A6A6A6" w:sz="4"/>
               <w:left w:val="single" w:color="A6A6A6" w:sz="4"/>
@@ -3513,13 +2034,13 @@
                 <w:sz w:val="22"/>
                 <w:szCs w:val="22"/>
               </w:rPr>
-              <w:t xml:space="preserve">конец июня 2027</w:t>
-            </w:r>
-          </w:p>
-        </w:tc>
-        <w:tc>
-          <w:tcPr>
-            <w:tcW w:type="dxa" w:w="3084"/>
+              <w:t xml:space="preserve">товар оприходован, остатки и цены по линейкам автоматически уходят на площадку и на розничный сайт</w:t>
+            </w:r>
+          </w:p>
+        </w:tc>
+        <w:tc>
+          <w:tcPr>
+            <w:tcW w:type="dxa" w:w="2313"/>
             <w:tcBorders>
               <w:top w:val="single" w:color="A6A6A6" w:sz="4"/>
               <w:left w:val="single" w:color="A6A6A6" w:sz="4"/>
@@ -3546,7 +2067,7 @@
                 <w:sz w:val="22"/>
                 <w:szCs w:val="22"/>
               </w:rPr>
-              <w:t xml:space="preserve">в срок</w:t>
+              <w:t xml:space="preserve">1С, площадка</w:t>
             </w:r>
           </w:p>
         </w:tc>
@@ -3557,7 +2078,7 @@
         </w:trPr>
         <w:tc>
           <w:tcPr>
-            <w:tcW w:type="dxa" w:w="4048"/>
+            <w:tcW w:type="dxa" w:w="1928"/>
             <w:tcBorders>
               <w:top w:val="single" w:color="A6A6A6" w:sz="4"/>
               <w:left w:val="single" w:color="A6A6A6" w:sz="4"/>
@@ -3584,13 +2105,13 @@
                 <w:sz w:val="22"/>
                 <w:szCs w:val="22"/>
               </w:rPr>
-              <w:t xml:space="preserve">Оборот партнеров через площадку</w:t>
-            </w:r>
-          </w:p>
-        </w:tc>
-        <w:tc>
-          <w:tcPr>
-            <w:tcW w:type="dxa" w:w="2506"/>
+              <w:t xml:space="preserve">4. Заказ</w:t>
+            </w:r>
+          </w:p>
+        </w:tc>
+        <w:tc>
+          <w:tcPr>
+            <w:tcW w:type="dxa" w:w="5397"/>
             <w:tcBorders>
               <w:top w:val="single" w:color="A6A6A6" w:sz="4"/>
               <w:left w:val="single" w:color="A6A6A6" w:sz="4"/>
@@ -3617,13 +2138,13 @@
                 <w:sz w:val="22"/>
                 <w:szCs w:val="22"/>
               </w:rPr>
-              <w:t xml:space="preserve">ежемесячно с июля 2027</w:t>
-            </w:r>
-          </w:p>
-        </w:tc>
-        <w:tc>
-          <w:tcPr>
-            <w:tcW w:type="dxa" w:w="3084"/>
+              <w:t xml:space="preserve">покупатель оформляет заказ или заявку на расчет, менеджер подтверждает наличие и сроки, выставляет счет</w:t>
+            </w:r>
+          </w:p>
+        </w:tc>
+        <w:tc>
+          <w:tcPr>
+            <w:tcW w:type="dxa" w:w="2313"/>
             <w:tcBorders>
               <w:top w:val="single" w:color="A6A6A6" w:sz="4"/>
               <w:left w:val="single" w:color="A6A6A6" w:sz="4"/>
@@ -3650,7 +2171,7 @@
                 <w:sz w:val="22"/>
                 <w:szCs w:val="22"/>
               </w:rPr>
-              <w:t xml:space="preserve">уровень, при котором площадка окупает свои расходы (рассчитаю в смете)</w:t>
+              <w:t xml:space="preserve">площадка, 1С</w:t>
             </w:r>
           </w:p>
         </w:tc>
@@ -3661,7 +2182,7 @@
         </w:trPr>
         <w:tc>
           <w:tcPr>
-            <w:tcW w:type="dxa" w:w="4048"/>
+            <w:tcW w:type="dxa" w:w="1928"/>
             <w:tcBorders>
               <w:top w:val="single" w:color="A6A6A6" w:sz="4"/>
               <w:left w:val="single" w:color="A6A6A6" w:sz="4"/>
@@ -3688,13 +2209,13 @@
                 <w:sz w:val="22"/>
                 <w:szCs w:val="22"/>
               </w:rPr>
-              <w:t xml:space="preserve">Доля повторных заказов</w:t>
-            </w:r>
-          </w:p>
-        </w:tc>
-        <w:tc>
-          <w:tcPr>
-            <w:tcW w:type="dxa" w:w="2506"/>
+              <w:t xml:space="preserve">5. Оплата</w:t>
+            </w:r>
+          </w:p>
+        </w:tc>
+        <w:tc>
+          <w:tcPr>
+            <w:tcW w:type="dxa" w:w="5397"/>
             <w:tcBorders>
               <w:top w:val="single" w:color="A6A6A6" w:sz="4"/>
               <w:left w:val="single" w:color="A6A6A6" w:sz="4"/>
@@ -3721,13 +2242,13 @@
                 <w:sz w:val="22"/>
                 <w:szCs w:val="22"/>
               </w:rPr>
-              <w:t xml:space="preserve">раз в квартал</w:t>
-            </w:r>
-          </w:p>
-        </w:tc>
-        <w:tc>
-          <w:tcPr>
-            <w:tcW w:type="dxa" w:w="3084"/>
+              <w:t xml:space="preserve">покупатель оплачивает счет; новые клиенты – по предоплате</w:t>
+            </w:r>
+          </w:p>
+        </w:tc>
+        <w:tc>
+          <w:tcPr>
+            <w:tcW w:type="dxa" w:w="2313"/>
             <w:tcBorders>
               <w:top w:val="single" w:color="A6A6A6" w:sz="4"/>
               <w:left w:val="single" w:color="A6A6A6" w:sz="4"/>
@@ -3754,7 +2275,319 @@
                 <w:sz w:val="22"/>
                 <w:szCs w:val="22"/>
               </w:rPr>
-              <w:t xml:space="preserve">растет от квартала к кварталу</w:t>
+              <w:t xml:space="preserve">1С, банк</w:t>
+            </w:r>
+          </w:p>
+        </w:tc>
+      </w:tr>
+      <w:tr>
+        <w:trPr>
+          <w:cantSplit/>
+        </w:trPr>
+        <w:tc>
+          <w:tcPr>
+            <w:tcW w:type="dxa" w:w="1928"/>
+            <w:tcBorders>
+              <w:top w:val="single" w:color="A6A6A6" w:sz="4"/>
+              <w:left w:val="single" w:color="A6A6A6" w:sz="4"/>
+              <w:bottom w:val="single" w:color="A6A6A6" w:sz="4"/>
+              <w:right w:val="single" w:color="A6A6A6" w:sz="4"/>
+            </w:tcBorders>
+            <w:tcMar>
+              <w:top w:type="dxa" w:w="60"/>
+              <w:left w:type="dxa" w:w="100"/>
+              <w:bottom w:type="dxa" w:w="60"/>
+              <w:right w:type="dxa" w:w="100"/>
+            </w:tcMar>
+          </w:tcPr>
+          <w:p>
+            <w:pPr>
+              <w:spacing w:after="0" w:line="264"/>
+            </w:pPr>
+            <w:r>
+              <w:rPr>
+                <w:rFonts w:ascii="Calibri" w:cs="Calibri" w:eastAsia="Calibri" w:hAnsi="Calibri"/>
+                <w:b/>
+                <w:bCs/>
+                <w:color w:val="000000"/>
+                <w:sz w:val="22"/>
+                <w:szCs w:val="22"/>
+              </w:rPr>
+              <w:t xml:space="preserve">6. Отгрузка</w:t>
+            </w:r>
+          </w:p>
+        </w:tc>
+        <w:tc>
+          <w:tcPr>
+            <w:tcW w:type="dxa" w:w="5397"/>
+            <w:tcBorders>
+              <w:top w:val="single" w:color="A6A6A6" w:sz="4"/>
+              <w:left w:val="single" w:color="A6A6A6" w:sz="4"/>
+              <w:bottom w:val="single" w:color="A6A6A6" w:sz="4"/>
+              <w:right w:val="single" w:color="A6A6A6" w:sz="4"/>
+            </w:tcBorders>
+            <w:tcMar>
+              <w:top w:type="dxa" w:w="60"/>
+              <w:left w:type="dxa" w:w="100"/>
+              <w:bottom w:type="dxa" w:w="60"/>
+              <w:right w:type="dxa" w:w="100"/>
+            </w:tcMar>
+          </w:tcPr>
+          <w:p>
+            <w:pPr>
+              <w:spacing w:after="0" w:line="264"/>
+            </w:pPr>
+            <w:r>
+              <w:rPr>
+                <w:rFonts w:ascii="Calibri" w:cs="Calibri" w:eastAsia="Calibri" w:hAnsi="Calibri"/>
+                <w:b w:val="false"/>
+                <w:bCs w:val="false"/>
+                <w:color w:val="000000"/>
+                <w:sz w:val="22"/>
+                <w:szCs w:val="22"/>
+              </w:rPr>
+              <w:t xml:space="preserve">заказ собирают, оформляют УПД через ЭДО, движение кодов маркировки отражается в «Честном знаке»</w:t>
+            </w:r>
+          </w:p>
+        </w:tc>
+        <w:tc>
+          <w:tcPr>
+            <w:tcW w:type="dxa" w:w="2313"/>
+            <w:tcBorders>
+              <w:top w:val="single" w:color="A6A6A6" w:sz="4"/>
+              <w:left w:val="single" w:color="A6A6A6" w:sz="4"/>
+              <w:bottom w:val="single" w:color="A6A6A6" w:sz="4"/>
+              <w:right w:val="single" w:color="A6A6A6" w:sz="4"/>
+            </w:tcBorders>
+            <w:tcMar>
+              <w:top w:type="dxa" w:w="60"/>
+              <w:left w:type="dxa" w:w="100"/>
+              <w:bottom w:type="dxa" w:w="60"/>
+              <w:right w:type="dxa" w:w="100"/>
+            </w:tcMar>
+          </w:tcPr>
+          <w:p>
+            <w:pPr>
+              <w:spacing w:after="0" w:line="264"/>
+            </w:pPr>
+            <w:r>
+              <w:rPr>
+                <w:rFonts w:ascii="Calibri" w:cs="Calibri" w:eastAsia="Calibri" w:hAnsi="Calibri"/>
+                <w:b w:val="false"/>
+                <w:bCs w:val="false"/>
+                <w:color w:val="000000"/>
+                <w:sz w:val="22"/>
+                <w:szCs w:val="22"/>
+              </w:rPr>
+              <w:t xml:space="preserve">1С, ЭДО, «Честный знак»</w:t>
+            </w:r>
+          </w:p>
+        </w:tc>
+      </w:tr>
+      <w:tr>
+        <w:trPr>
+          <w:cantSplit/>
+        </w:trPr>
+        <w:tc>
+          <w:tcPr>
+            <w:tcW w:type="dxa" w:w="1928"/>
+            <w:tcBorders>
+              <w:top w:val="single" w:color="A6A6A6" w:sz="4"/>
+              <w:left w:val="single" w:color="A6A6A6" w:sz="4"/>
+              <w:bottom w:val="single" w:color="A6A6A6" w:sz="4"/>
+              <w:right w:val="single" w:color="A6A6A6" w:sz="4"/>
+            </w:tcBorders>
+            <w:tcMar>
+              <w:top w:type="dxa" w:w="60"/>
+              <w:left w:type="dxa" w:w="100"/>
+              <w:bottom w:type="dxa" w:w="60"/>
+              <w:right w:type="dxa" w:w="100"/>
+            </w:tcMar>
+          </w:tcPr>
+          <w:p>
+            <w:pPr>
+              <w:spacing w:after="0" w:line="264"/>
+            </w:pPr>
+            <w:r>
+              <w:rPr>
+                <w:rFonts w:ascii="Calibri" w:cs="Calibri" w:eastAsia="Calibri" w:hAnsi="Calibri"/>
+                <w:b/>
+                <w:bCs/>
+                <w:color w:val="000000"/>
+                <w:sz w:val="22"/>
+                <w:szCs w:val="22"/>
+              </w:rPr>
+              <w:t xml:space="preserve">7. Доставка</w:t>
+            </w:r>
+          </w:p>
+        </w:tc>
+        <w:tc>
+          <w:tcPr>
+            <w:tcW w:type="dxa" w:w="5397"/>
+            <w:tcBorders>
+              <w:top w:val="single" w:color="A6A6A6" w:sz="4"/>
+              <w:left w:val="single" w:color="A6A6A6" w:sz="4"/>
+              <w:bottom w:val="single" w:color="A6A6A6" w:sz="4"/>
+              <w:right w:val="single" w:color="A6A6A6" w:sz="4"/>
+            </w:tcBorders>
+            <w:tcMar>
+              <w:top w:type="dxa" w:w="60"/>
+              <w:left w:type="dxa" w:w="100"/>
+              <w:bottom w:type="dxa" w:w="60"/>
+              <w:right w:type="dxa" w:w="100"/>
+            </w:tcMar>
+          </w:tcPr>
+          <w:p>
+            <w:pPr>
+              <w:spacing w:after="0" w:line="264"/>
+            </w:pPr>
+            <w:r>
+              <w:rPr>
+                <w:rFonts w:ascii="Calibri" w:cs="Calibri" w:eastAsia="Calibri" w:hAnsi="Calibri"/>
+                <w:b w:val="false"/>
+                <w:bCs w:val="false"/>
+                <w:color w:val="000000"/>
+                <w:sz w:val="22"/>
+                <w:szCs w:val="22"/>
+              </w:rPr>
+              <w:t xml:space="preserve">транспортная компания везет заказ на объект, покупатель видит статус в кабинете</w:t>
+            </w:r>
+          </w:p>
+        </w:tc>
+        <w:tc>
+          <w:tcPr>
+            <w:tcW w:type="dxa" w:w="2313"/>
+            <w:tcBorders>
+              <w:top w:val="single" w:color="A6A6A6" w:sz="4"/>
+              <w:left w:val="single" w:color="A6A6A6" w:sz="4"/>
+              <w:bottom w:val="single" w:color="A6A6A6" w:sz="4"/>
+              <w:right w:val="single" w:color="A6A6A6" w:sz="4"/>
+            </w:tcBorders>
+            <w:tcMar>
+              <w:top w:type="dxa" w:w="60"/>
+              <w:left w:type="dxa" w:w="100"/>
+              <w:bottom w:type="dxa" w:w="60"/>
+              <w:right w:type="dxa" w:w="100"/>
+            </w:tcMar>
+          </w:tcPr>
+          <w:p>
+            <w:pPr>
+              <w:spacing w:after="0" w:line="264"/>
+            </w:pPr>
+            <w:r>
+              <w:rPr>
+                <w:rFonts w:ascii="Calibri" w:cs="Calibri" w:eastAsia="Calibri" w:hAnsi="Calibri"/>
+                <w:b w:val="false"/>
+                <w:bCs w:val="false"/>
+                <w:color w:val="000000"/>
+                <w:sz w:val="22"/>
+                <w:szCs w:val="22"/>
+              </w:rPr>
+              <w:t xml:space="preserve">площадка</w:t>
+            </w:r>
+          </w:p>
+        </w:tc>
+      </w:tr>
+      <w:tr>
+        <w:trPr>
+          <w:cantSplit/>
+        </w:trPr>
+        <w:tc>
+          <w:tcPr>
+            <w:tcW w:type="dxa" w:w="1928"/>
+            <w:tcBorders>
+              <w:top w:val="single" w:color="A6A6A6" w:sz="4"/>
+              <w:left w:val="single" w:color="A6A6A6" w:sz="4"/>
+              <w:bottom w:val="single" w:color="A6A6A6" w:sz="4"/>
+              <w:right w:val="single" w:color="A6A6A6" w:sz="4"/>
+            </w:tcBorders>
+            <w:tcMar>
+              <w:top w:type="dxa" w:w="60"/>
+              <w:left w:type="dxa" w:w="100"/>
+              <w:bottom w:type="dxa" w:w="60"/>
+              <w:right w:type="dxa" w:w="100"/>
+            </w:tcMar>
+          </w:tcPr>
+          <w:p>
+            <w:pPr>
+              <w:spacing w:after="0" w:line="264"/>
+            </w:pPr>
+            <w:r>
+              <w:rPr>
+                <w:rFonts w:ascii="Calibri" w:cs="Calibri" w:eastAsia="Calibri" w:hAnsi="Calibri"/>
+                <w:b/>
+                <w:bCs/>
+                <w:color w:val="000000"/>
+                <w:sz w:val="22"/>
+                <w:szCs w:val="22"/>
+              </w:rPr>
+              <w:t xml:space="preserve">8. После поставки</w:t>
+            </w:r>
+          </w:p>
+        </w:tc>
+        <w:tc>
+          <w:tcPr>
+            <w:tcW w:type="dxa" w:w="5397"/>
+            <w:tcBorders>
+              <w:top w:val="single" w:color="A6A6A6" w:sz="4"/>
+              <w:left w:val="single" w:color="A6A6A6" w:sz="4"/>
+              <w:bottom w:val="single" w:color="A6A6A6" w:sz="4"/>
+              <w:right w:val="single" w:color="A6A6A6" w:sz="4"/>
+            </w:tcBorders>
+            <w:tcMar>
+              <w:top w:type="dxa" w:w="60"/>
+              <w:left w:type="dxa" w:w="100"/>
+              <w:bottom w:type="dxa" w:w="60"/>
+              <w:right w:type="dxa" w:w="100"/>
+            </w:tcMar>
+          </w:tcPr>
+          <w:p>
+            <w:pPr>
+              <w:spacing w:after="0" w:line="264"/>
+            </w:pPr>
+            <w:r>
+              <w:rPr>
+                <w:rFonts w:ascii="Calibri" w:cs="Calibri" w:eastAsia="Calibri" w:hAnsi="Calibri"/>
+                <w:b w:val="false"/>
+                <w:bCs w:val="false"/>
+                <w:color w:val="000000"/>
+                <w:sz w:val="22"/>
+                <w:szCs w:val="22"/>
+              </w:rPr>
+              <w:t xml:space="preserve">закрывающие документы, разбор претензий, повторный заказ в один клик</w:t>
+            </w:r>
+          </w:p>
+        </w:tc>
+        <w:tc>
+          <w:tcPr>
+            <w:tcW w:type="dxa" w:w="2313"/>
+            <w:tcBorders>
+              <w:top w:val="single" w:color="A6A6A6" w:sz="4"/>
+              <w:left w:val="single" w:color="A6A6A6" w:sz="4"/>
+              <w:bottom w:val="single" w:color="A6A6A6" w:sz="4"/>
+              <w:right w:val="single" w:color="A6A6A6" w:sz="4"/>
+            </w:tcBorders>
+            <w:tcMar>
+              <w:top w:type="dxa" w:w="60"/>
+              <w:left w:type="dxa" w:w="100"/>
+              <w:bottom w:type="dxa" w:w="60"/>
+              <w:right w:type="dxa" w:w="100"/>
+            </w:tcMar>
+          </w:tcPr>
+          <w:p>
+            <w:pPr>
+              <w:spacing w:after="0" w:line="264"/>
+            </w:pPr>
+            <w:r>
+              <w:rPr>
+                <w:rFonts w:ascii="Calibri" w:cs="Calibri" w:eastAsia="Calibri" w:hAnsi="Calibri"/>
+                <w:b w:val="false"/>
+                <w:bCs w:val="false"/>
+                <w:color w:val="000000"/>
+                <w:sz w:val="22"/>
+                <w:szCs w:val="22"/>
+              </w:rPr>
+              <w:t xml:space="preserve">кабинет покупателя</w:t>
             </w:r>
           </w:p>
         </w:tc>
@@ -3764,6 +2597,21 @@
       <w:pPr>
         <w:spacing w:after="120"/>
       </w:pPr>
+    </w:p>
+    <w:p>
+      <w:pPr>
+        <w:spacing w:after="120" w:before="0" w:line="288"/>
+        <w:jc w:val="both"/>
+      </w:pPr>
+      <w:r>
+        <w:rPr>
+          <w:rFonts w:ascii="Calibri" w:cs="Calibri" w:eastAsia="Calibri" w:hAnsi="Calibri"/>
+          <w:color w:val="000000"/>
+          <w:sz w:val="24"/>
+          <w:szCs w:val="24"/>
+        </w:rPr>
+        <w:t xml:space="preserve">Если основной маршрут через Владивосток станет медленнее, у компании есть запасной – морем вокруг Африки. Для площадки отсюда следует одно: по ходовым позициям нужен запас на складе, чтобы сроки для покупателя не зависели от маршрута.</w:t>
+      </w:r>
     </w:p>
     <w:p>
       <w:pPr>
@@ -3780,7 +2628,3830 @@
           <w:sz w:val="28"/>
           <w:szCs w:val="28"/>
         </w:rPr>
-        <w:t xml:space="preserve">13. Риски и что с ними делать</w:t>
+        <w:t xml:space="preserve">7. Рынки сбыта: с кого начинать</w:t>
+      </w:r>
+    </w:p>
+    <w:p>
+      <w:pPr>
+        <w:spacing w:after="120" w:before="0" w:line="288"/>
+        <w:jc w:val="both"/>
+      </w:pPr>
+      <w:r>
+        <w:rPr>
+          <w:rFonts w:ascii="Calibri" w:cs="Calibri" w:eastAsia="Calibri" w:hAnsi="Calibri"/>
+          <w:color w:val="000000"/>
+          <w:sz w:val="24"/>
+          <w:szCs w:val="24"/>
+        </w:rPr>
+        <w:t xml:space="preserve">Окончательно самые выгодные рынки покажут расчеты, их я подготовлю вместе со сметой. Но порядок выхода можно предложить уже сейчас:</w:t>
+      </w:r>
+    </w:p>
+    <w:tbl>
+      <w:tblPr>
+        <w:tblW w:type="dxa" w:w="9638"/>
+        <w:tblBorders>
+          <w:top w:val="single" w:color="auto" w:sz="4"/>
+          <w:left w:val="single" w:color="auto" w:sz="4"/>
+          <w:bottom w:val="single" w:color="auto" w:sz="4"/>
+          <w:right w:val="single" w:color="auto" w:sz="4"/>
+          <w:insideH w:val="single" w:color="auto" w:sz="4"/>
+          <w:insideV w:val="single" w:color="auto" w:sz="4"/>
+        </w:tblBorders>
+      </w:tblPr>
+      <w:tblGrid>
+        <w:gridCol w:w="2120"/>
+        <w:gridCol w:w="3084"/>
+        <w:gridCol w:w="2120"/>
+        <w:gridCol w:w="2314"/>
+      </w:tblGrid>
+      <w:tr>
+        <w:trPr>
+          <w:cantSplit/>
+          <w:tblHeader/>
+        </w:trPr>
+        <w:tc>
+          <w:tcPr>
+            <w:tcW w:type="dxa" w:w="2120"/>
+            <w:tcBorders>
+              <w:top w:val="single" w:color="A6A6A6" w:sz="4"/>
+              <w:left w:val="single" w:color="A6A6A6" w:sz="4"/>
+              <w:bottom w:val="single" w:color="A6A6A6" w:sz="4"/>
+              <w:right w:val="single" w:color="A6A6A6" w:sz="4"/>
+            </w:tcBorders>
+            <w:shd w:fill="D9E2F3" w:color="auto" w:val="clear"/>
+            <w:tcMar>
+              <w:top w:type="dxa" w:w="60"/>
+              <w:left w:type="dxa" w:w="100"/>
+              <w:bottom w:type="dxa" w:w="60"/>
+              <w:right w:type="dxa" w:w="100"/>
+            </w:tcMar>
+          </w:tcPr>
+          <w:p>
+            <w:pPr>
+              <w:spacing w:after="0" w:line="264"/>
+            </w:pPr>
+            <w:r>
+              <w:rPr>
+                <w:rFonts w:ascii="Calibri" w:cs="Calibri" w:eastAsia="Calibri" w:hAnsi="Calibri"/>
+                <w:b/>
+                <w:bCs/>
+                <w:color w:val="000000"/>
+                <w:sz w:val="22"/>
+                <w:szCs w:val="22"/>
+              </w:rPr>
+              <w:t xml:space="preserve">Сегмент</w:t>
+            </w:r>
+          </w:p>
+        </w:tc>
+        <w:tc>
+          <w:tcPr>
+            <w:tcW w:type="dxa" w:w="3084"/>
+            <w:tcBorders>
+              <w:top w:val="single" w:color="A6A6A6" w:sz="4"/>
+              <w:left w:val="single" w:color="A6A6A6" w:sz="4"/>
+              <w:bottom w:val="single" w:color="A6A6A6" w:sz="4"/>
+              <w:right w:val="single" w:color="A6A6A6" w:sz="4"/>
+            </w:tcBorders>
+            <w:shd w:fill="D9E2F3" w:color="auto" w:val="clear"/>
+            <w:tcMar>
+              <w:top w:type="dxa" w:w="60"/>
+              <w:left w:type="dxa" w:w="100"/>
+              <w:bottom w:type="dxa" w:w="60"/>
+              <w:right w:type="dxa" w:w="100"/>
+            </w:tcMar>
+          </w:tcPr>
+          <w:p>
+            <w:pPr>
+              <w:spacing w:after="0" w:line="264"/>
+            </w:pPr>
+            <w:r>
+              <w:rPr>
+                <w:rFonts w:ascii="Calibri" w:cs="Calibri" w:eastAsia="Calibri" w:hAnsi="Calibri"/>
+                <w:b/>
+                <w:bCs/>
+                <w:color w:val="000000"/>
+                <w:sz w:val="22"/>
+                <w:szCs w:val="22"/>
+              </w:rPr>
+              <w:t xml:space="preserve">Что покупают</w:t>
+            </w:r>
+          </w:p>
+        </w:tc>
+        <w:tc>
+          <w:tcPr>
+            <w:tcW w:type="dxa" w:w="2120"/>
+            <w:tcBorders>
+              <w:top w:val="single" w:color="A6A6A6" w:sz="4"/>
+              <w:left w:val="single" w:color="A6A6A6" w:sz="4"/>
+              <w:bottom w:val="single" w:color="A6A6A6" w:sz="4"/>
+              <w:right w:val="single" w:color="A6A6A6" w:sz="4"/>
+            </w:tcBorders>
+            <w:shd w:fill="D9E2F3" w:color="auto" w:val="clear"/>
+            <w:tcMar>
+              <w:top w:type="dxa" w:w="60"/>
+              <w:left w:type="dxa" w:w="100"/>
+              <w:bottom w:type="dxa" w:w="60"/>
+              <w:right w:type="dxa" w:w="100"/>
+            </w:tcMar>
+          </w:tcPr>
+          <w:p>
+            <w:pPr>
+              <w:spacing w:after="0" w:line="264"/>
+            </w:pPr>
+            <w:r>
+              <w:rPr>
+                <w:rFonts w:ascii="Calibri" w:cs="Calibri" w:eastAsia="Calibri" w:hAnsi="Calibri"/>
+                <w:b/>
+                <w:bCs/>
+                <w:color w:val="000000"/>
+                <w:sz w:val="22"/>
+                <w:szCs w:val="22"/>
+              </w:rPr>
+              <w:t xml:space="preserve">Линейка</w:t>
+            </w:r>
+          </w:p>
+        </w:tc>
+        <w:tc>
+          <w:tcPr>
+            <w:tcW w:type="dxa" w:w="2314"/>
+            <w:tcBorders>
+              <w:top w:val="single" w:color="A6A6A6" w:sz="4"/>
+              <w:left w:val="single" w:color="A6A6A6" w:sz="4"/>
+              <w:bottom w:val="single" w:color="A6A6A6" w:sz="4"/>
+              <w:right w:val="single" w:color="A6A6A6" w:sz="4"/>
+            </w:tcBorders>
+            <w:shd w:fill="D9E2F3" w:color="auto" w:val="clear"/>
+            <w:tcMar>
+              <w:top w:type="dxa" w:w="60"/>
+              <w:left w:type="dxa" w:w="100"/>
+              <w:bottom w:type="dxa" w:w="60"/>
+              <w:right w:type="dxa" w:w="100"/>
+            </w:tcMar>
+          </w:tcPr>
+          <w:p>
+            <w:pPr>
+              <w:spacing w:after="0" w:line="264"/>
+            </w:pPr>
+            <w:r>
+              <w:rPr>
+                <w:rFonts w:ascii="Calibri" w:cs="Calibri" w:eastAsia="Calibri" w:hAnsi="Calibri"/>
+                <w:b/>
+                <w:bCs/>
+                <w:color w:val="000000"/>
+                <w:sz w:val="22"/>
+                <w:szCs w:val="22"/>
+              </w:rPr>
+              <w:t xml:space="preserve">Когда начинать</w:t>
+            </w:r>
+          </w:p>
+        </w:tc>
+      </w:tr>
+      <w:tr>
+        <w:trPr>
+          <w:cantSplit/>
+        </w:trPr>
+        <w:tc>
+          <w:tcPr>
+            <w:tcW w:type="dxa" w:w="2120"/>
+            <w:tcBorders>
+              <w:top w:val="single" w:color="A6A6A6" w:sz="4"/>
+              <w:left w:val="single" w:color="A6A6A6" w:sz="4"/>
+              <w:bottom w:val="single" w:color="A6A6A6" w:sz="4"/>
+              <w:right w:val="single" w:color="A6A6A6" w:sz="4"/>
+            </w:tcBorders>
+            <w:tcMar>
+              <w:top w:type="dxa" w:w="60"/>
+              <w:left w:type="dxa" w:w="100"/>
+              <w:bottom w:type="dxa" w:w="60"/>
+              <w:right w:type="dxa" w:w="100"/>
+            </w:tcMar>
+          </w:tcPr>
+          <w:p>
+            <w:pPr>
+              <w:spacing w:after="0" w:line="264"/>
+            </w:pPr>
+            <w:r>
+              <w:rPr>
+                <w:rFonts w:ascii="Calibri" w:cs="Calibri" w:eastAsia="Calibri" w:hAnsi="Calibri"/>
+                <w:b/>
+                <w:bCs/>
+                <w:color w:val="000000"/>
+                <w:sz w:val="22"/>
+                <w:szCs w:val="22"/>
+              </w:rPr>
+              <w:t xml:space="preserve">Гостиницы и гостиничные сети</w:t>
+            </w:r>
+          </w:p>
+        </w:tc>
+        <w:tc>
+          <w:tcPr>
+            <w:tcW w:type="dxa" w:w="3084"/>
+            <w:tcBorders>
+              <w:top w:val="single" w:color="A6A6A6" w:sz="4"/>
+              <w:left w:val="single" w:color="A6A6A6" w:sz="4"/>
+              <w:bottom w:val="single" w:color="A6A6A6" w:sz="4"/>
+              <w:right w:val="single" w:color="A6A6A6" w:sz="4"/>
+            </w:tcBorders>
+            <w:tcMar>
+              <w:top w:type="dxa" w:w="60"/>
+              <w:left w:type="dxa" w:w="100"/>
+              <w:bottom w:type="dxa" w:w="60"/>
+              <w:right w:type="dxa" w:w="100"/>
+            </w:tcMar>
+          </w:tcPr>
+          <w:p>
+            <w:pPr>
+              <w:spacing w:after="0" w:line="264"/>
+            </w:pPr>
+            <w:r>
+              <w:rPr>
+                <w:rFonts w:ascii="Calibri" w:cs="Calibri" w:eastAsia="Calibri" w:hAnsi="Calibri"/>
+                <w:b w:val="false"/>
+                <w:bCs w:val="false"/>
+                <w:color w:val="000000"/>
+                <w:sz w:val="22"/>
+                <w:szCs w:val="22"/>
+              </w:rPr>
+              <w:t xml:space="preserve">постельное белье, полотенца, халаты; закупают регулярно и большими объемами</w:t>
+            </w:r>
+          </w:p>
+        </w:tc>
+        <w:tc>
+          <w:tcPr>
+            <w:tcW w:type="dxa" w:w="2120"/>
+            <w:tcBorders>
+              <w:top w:val="single" w:color="A6A6A6" w:sz="4"/>
+              <w:left w:val="single" w:color="A6A6A6" w:sz="4"/>
+              <w:bottom w:val="single" w:color="A6A6A6" w:sz="4"/>
+              <w:right w:val="single" w:color="A6A6A6" w:sz="4"/>
+            </w:tcBorders>
+            <w:tcMar>
+              <w:top w:type="dxa" w:w="60"/>
+              <w:left w:type="dxa" w:w="100"/>
+              <w:bottom w:type="dxa" w:w="60"/>
+              <w:right w:type="dxa" w:w="100"/>
+            </w:tcMar>
+          </w:tcPr>
+          <w:p>
+            <w:pPr>
+              <w:spacing w:after="0" w:line="264"/>
+            </w:pPr>
+            <w:r>
+              <w:rPr>
+                <w:rFonts w:ascii="Calibri" w:cs="Calibri" w:eastAsia="Calibri" w:hAnsi="Calibri"/>
+                <w:b w:val="false"/>
+                <w:bCs w:val="false"/>
+                <w:color w:val="000000"/>
+                <w:sz w:val="22"/>
+                <w:szCs w:val="22"/>
+              </w:rPr>
+              <w:t xml:space="preserve">обе: премиальная для отелей высокого класса, базовая для остальных</w:t>
+            </w:r>
+          </w:p>
+        </w:tc>
+        <w:tc>
+          <w:tcPr>
+            <w:tcW w:type="dxa" w:w="2314"/>
+            <w:tcBorders>
+              <w:top w:val="single" w:color="A6A6A6" w:sz="4"/>
+              <w:left w:val="single" w:color="A6A6A6" w:sz="4"/>
+              <w:bottom w:val="single" w:color="A6A6A6" w:sz="4"/>
+              <w:right w:val="single" w:color="A6A6A6" w:sz="4"/>
+            </w:tcBorders>
+            <w:tcMar>
+              <w:top w:type="dxa" w:w="60"/>
+              <w:left w:type="dxa" w:w="100"/>
+              <w:bottom w:type="dxa" w:w="60"/>
+              <w:right w:type="dxa" w:w="100"/>
+            </w:tcMar>
+          </w:tcPr>
+          <w:p>
+            <w:pPr>
+              <w:spacing w:after="0" w:line="264"/>
+            </w:pPr>
+            <w:r>
+              <w:rPr>
+                <w:rFonts w:ascii="Calibri" w:cs="Calibri" w:eastAsia="Calibri" w:hAnsi="Calibri"/>
+                <w:b w:val="false"/>
+                <w:bCs w:val="false"/>
+                <w:color w:val="000000"/>
+                <w:sz w:val="22"/>
+                <w:szCs w:val="22"/>
+              </w:rPr>
+              <w:t xml:space="preserve">с первого этапа</w:t>
+            </w:r>
+          </w:p>
+        </w:tc>
+      </w:tr>
+      <w:tr>
+        <w:trPr>
+          <w:cantSplit/>
+        </w:trPr>
+        <w:tc>
+          <w:tcPr>
+            <w:tcW w:type="dxa" w:w="2120"/>
+            <w:tcBorders>
+              <w:top w:val="single" w:color="A6A6A6" w:sz="4"/>
+              <w:left w:val="single" w:color="A6A6A6" w:sz="4"/>
+              <w:bottom w:val="single" w:color="A6A6A6" w:sz="4"/>
+              <w:right w:val="single" w:color="A6A6A6" w:sz="4"/>
+            </w:tcBorders>
+            <w:tcMar>
+              <w:top w:type="dxa" w:w="60"/>
+              <w:left w:type="dxa" w:w="100"/>
+              <w:bottom w:type="dxa" w:w="60"/>
+              <w:right w:type="dxa" w:w="100"/>
+            </w:tcMar>
+          </w:tcPr>
+          <w:p>
+            <w:pPr>
+              <w:spacing w:after="0" w:line="264"/>
+            </w:pPr>
+            <w:r>
+              <w:rPr>
+                <w:rFonts w:ascii="Calibri" w:cs="Calibri" w:eastAsia="Calibri" w:hAnsi="Calibri"/>
+                <w:b/>
+                <w:bCs/>
+                <w:color w:val="000000"/>
+                <w:sz w:val="22"/>
+                <w:szCs w:val="22"/>
+              </w:rPr>
+              <w:t xml:space="preserve">Частные клиники</w:t>
+            </w:r>
+          </w:p>
+        </w:tc>
+        <w:tc>
+          <w:tcPr>
+            <w:tcW w:type="dxa" w:w="3084"/>
+            <w:tcBorders>
+              <w:top w:val="single" w:color="A6A6A6" w:sz="4"/>
+              <w:left w:val="single" w:color="A6A6A6" w:sz="4"/>
+              <w:bottom w:val="single" w:color="A6A6A6" w:sz="4"/>
+              <w:right w:val="single" w:color="A6A6A6" w:sz="4"/>
+            </w:tcBorders>
+            <w:tcMar>
+              <w:top w:type="dxa" w:w="60"/>
+              <w:left w:type="dxa" w:w="100"/>
+              <w:bottom w:type="dxa" w:w="60"/>
+              <w:right w:type="dxa" w:w="100"/>
+            </w:tcMar>
+          </w:tcPr>
+          <w:p>
+            <w:pPr>
+              <w:spacing w:after="0" w:line="264"/>
+            </w:pPr>
+            <w:r>
+              <w:rPr>
+                <w:rFonts w:ascii="Calibri" w:cs="Calibri" w:eastAsia="Calibri" w:hAnsi="Calibri"/>
+                <w:b w:val="false"/>
+                <w:bCs w:val="false"/>
+                <w:color w:val="000000"/>
+                <w:sz w:val="22"/>
+                <w:szCs w:val="22"/>
+              </w:rPr>
+              <w:t xml:space="preserve">простыни, наволочки, халаты, изделия для пациентов</w:t>
+            </w:r>
+          </w:p>
+        </w:tc>
+        <w:tc>
+          <w:tcPr>
+            <w:tcW w:type="dxa" w:w="2120"/>
+            <w:tcBorders>
+              <w:top w:val="single" w:color="A6A6A6" w:sz="4"/>
+              <w:left w:val="single" w:color="A6A6A6" w:sz="4"/>
+              <w:bottom w:val="single" w:color="A6A6A6" w:sz="4"/>
+              <w:right w:val="single" w:color="A6A6A6" w:sz="4"/>
+            </w:tcBorders>
+            <w:tcMar>
+              <w:top w:type="dxa" w:w="60"/>
+              <w:left w:type="dxa" w:w="100"/>
+              <w:bottom w:type="dxa" w:w="60"/>
+              <w:right w:type="dxa" w:w="100"/>
+            </w:tcMar>
+          </w:tcPr>
+          <w:p>
+            <w:pPr>
+              <w:spacing w:after="0" w:line="264"/>
+            </w:pPr>
+            <w:r>
+              <w:rPr>
+                <w:rFonts w:ascii="Calibri" w:cs="Calibri" w:eastAsia="Calibri" w:hAnsi="Calibri"/>
+                <w:b w:val="false"/>
+                <w:bCs w:val="false"/>
+                <w:color w:val="000000"/>
+                <w:sz w:val="22"/>
+                <w:szCs w:val="22"/>
+              </w:rPr>
+              <w:t xml:space="preserve">базовая</w:t>
+            </w:r>
+          </w:p>
+        </w:tc>
+        <w:tc>
+          <w:tcPr>
+            <w:tcW w:type="dxa" w:w="2314"/>
+            <w:tcBorders>
+              <w:top w:val="single" w:color="A6A6A6" w:sz="4"/>
+              <w:left w:val="single" w:color="A6A6A6" w:sz="4"/>
+              <w:bottom w:val="single" w:color="A6A6A6" w:sz="4"/>
+              <w:right w:val="single" w:color="A6A6A6" w:sz="4"/>
+            </w:tcBorders>
+            <w:tcMar>
+              <w:top w:type="dxa" w:w="60"/>
+              <w:left w:type="dxa" w:w="100"/>
+              <w:bottom w:type="dxa" w:w="60"/>
+              <w:right w:type="dxa" w:w="100"/>
+            </w:tcMar>
+          </w:tcPr>
+          <w:p>
+            <w:pPr>
+              <w:spacing w:after="0" w:line="264"/>
+            </w:pPr>
+            <w:r>
+              <w:rPr>
+                <w:rFonts w:ascii="Calibri" w:cs="Calibri" w:eastAsia="Calibri" w:hAnsi="Calibri"/>
+                <w:b w:val="false"/>
+                <w:bCs w:val="false"/>
+                <w:color w:val="000000"/>
+                <w:sz w:val="22"/>
+                <w:szCs w:val="22"/>
+              </w:rPr>
+              <w:t xml:space="preserve">с первого этапа</w:t>
+            </w:r>
+          </w:p>
+        </w:tc>
+      </w:tr>
+      <w:tr>
+        <w:trPr>
+          <w:cantSplit/>
+        </w:trPr>
+        <w:tc>
+          <w:tcPr>
+            <w:tcW w:type="dxa" w:w="2120"/>
+            <w:tcBorders>
+              <w:top w:val="single" w:color="A6A6A6" w:sz="4"/>
+              <w:left w:val="single" w:color="A6A6A6" w:sz="4"/>
+              <w:bottom w:val="single" w:color="A6A6A6" w:sz="4"/>
+              <w:right w:val="single" w:color="A6A6A6" w:sz="4"/>
+            </w:tcBorders>
+            <w:tcMar>
+              <w:top w:type="dxa" w:w="60"/>
+              <w:left w:type="dxa" w:w="100"/>
+              <w:bottom w:type="dxa" w:w="60"/>
+              <w:right w:type="dxa" w:w="100"/>
+            </w:tcMar>
+          </w:tcPr>
+          <w:p>
+            <w:pPr>
+              <w:spacing w:after="0" w:line="264"/>
+            </w:pPr>
+            <w:r>
+              <w:rPr>
+                <w:rFonts w:ascii="Calibri" w:cs="Calibri" w:eastAsia="Calibri" w:hAnsi="Calibri"/>
+                <w:b/>
+                <w:bCs/>
+                <w:color w:val="000000"/>
+                <w:sz w:val="22"/>
+                <w:szCs w:val="22"/>
+              </w:rPr>
+              <w:t xml:space="preserve">Спа-салоны</w:t>
+            </w:r>
+          </w:p>
+        </w:tc>
+        <w:tc>
+          <w:tcPr>
+            <w:tcW w:type="dxa" w:w="3084"/>
+            <w:tcBorders>
+              <w:top w:val="single" w:color="A6A6A6" w:sz="4"/>
+              <w:left w:val="single" w:color="A6A6A6" w:sz="4"/>
+              <w:bottom w:val="single" w:color="A6A6A6" w:sz="4"/>
+              <w:right w:val="single" w:color="A6A6A6" w:sz="4"/>
+            </w:tcBorders>
+            <w:tcMar>
+              <w:top w:type="dxa" w:w="60"/>
+              <w:left w:type="dxa" w:w="100"/>
+              <w:bottom w:type="dxa" w:w="60"/>
+              <w:right w:type="dxa" w:w="100"/>
+            </w:tcMar>
+          </w:tcPr>
+          <w:p>
+            <w:pPr>
+              <w:spacing w:after="0" w:line="264"/>
+            </w:pPr>
+            <w:r>
+              <w:rPr>
+                <w:rFonts w:ascii="Calibri" w:cs="Calibri" w:eastAsia="Calibri" w:hAnsi="Calibri"/>
+                <w:b w:val="false"/>
+                <w:bCs w:val="false"/>
+                <w:color w:val="000000"/>
+                <w:sz w:val="22"/>
+                <w:szCs w:val="22"/>
+              </w:rPr>
+              <w:t xml:space="preserve">полотенца, халаты, простыни для процедур</w:t>
+            </w:r>
+          </w:p>
+        </w:tc>
+        <w:tc>
+          <w:tcPr>
+            <w:tcW w:type="dxa" w:w="2120"/>
+            <w:tcBorders>
+              <w:top w:val="single" w:color="A6A6A6" w:sz="4"/>
+              <w:left w:val="single" w:color="A6A6A6" w:sz="4"/>
+              <w:bottom w:val="single" w:color="A6A6A6" w:sz="4"/>
+              <w:right w:val="single" w:color="A6A6A6" w:sz="4"/>
+            </w:tcBorders>
+            <w:tcMar>
+              <w:top w:type="dxa" w:w="60"/>
+              <w:left w:type="dxa" w:w="100"/>
+              <w:bottom w:type="dxa" w:w="60"/>
+              <w:right w:type="dxa" w:w="100"/>
+            </w:tcMar>
+          </w:tcPr>
+          <w:p>
+            <w:pPr>
+              <w:spacing w:after="0" w:line="264"/>
+            </w:pPr>
+            <w:r>
+              <w:rPr>
+                <w:rFonts w:ascii="Calibri" w:cs="Calibri" w:eastAsia="Calibri" w:hAnsi="Calibri"/>
+                <w:b w:val="false"/>
+                <w:bCs w:val="false"/>
+                <w:color w:val="000000"/>
+                <w:sz w:val="22"/>
+                <w:szCs w:val="22"/>
+              </w:rPr>
+              <w:t xml:space="preserve">премиальная, дизайнерские коллекции</w:t>
+            </w:r>
+          </w:p>
+        </w:tc>
+        <w:tc>
+          <w:tcPr>
+            <w:tcW w:type="dxa" w:w="2314"/>
+            <w:tcBorders>
+              <w:top w:val="single" w:color="A6A6A6" w:sz="4"/>
+              <w:left w:val="single" w:color="A6A6A6" w:sz="4"/>
+              <w:bottom w:val="single" w:color="A6A6A6" w:sz="4"/>
+              <w:right w:val="single" w:color="A6A6A6" w:sz="4"/>
+            </w:tcBorders>
+            <w:tcMar>
+              <w:top w:type="dxa" w:w="60"/>
+              <w:left w:type="dxa" w:w="100"/>
+              <w:bottom w:type="dxa" w:w="60"/>
+              <w:right w:type="dxa" w:w="100"/>
+            </w:tcMar>
+          </w:tcPr>
+          <w:p>
+            <w:pPr>
+              <w:spacing w:after="0" w:line="264"/>
+            </w:pPr>
+            <w:r>
+              <w:rPr>
+                <w:rFonts w:ascii="Calibri" w:cs="Calibri" w:eastAsia="Calibri" w:hAnsi="Calibri"/>
+                <w:b w:val="false"/>
+                <w:bCs w:val="false"/>
+                <w:color w:val="000000"/>
+                <w:sz w:val="22"/>
+                <w:szCs w:val="22"/>
+              </w:rPr>
+              <w:t xml:space="preserve">с первого этапа, через выставки</w:t>
+            </w:r>
+          </w:p>
+        </w:tc>
+      </w:tr>
+      <w:tr>
+        <w:trPr>
+          <w:cantSplit/>
+        </w:trPr>
+        <w:tc>
+          <w:tcPr>
+            <w:tcW w:type="dxa" w:w="2120"/>
+            <w:tcBorders>
+              <w:top w:val="single" w:color="A6A6A6" w:sz="4"/>
+              <w:left w:val="single" w:color="A6A6A6" w:sz="4"/>
+              <w:bottom w:val="single" w:color="A6A6A6" w:sz="4"/>
+              <w:right w:val="single" w:color="A6A6A6" w:sz="4"/>
+            </w:tcBorders>
+            <w:tcMar>
+              <w:top w:type="dxa" w:w="60"/>
+              <w:left w:type="dxa" w:w="100"/>
+              <w:bottom w:type="dxa" w:w="60"/>
+              <w:right w:type="dxa" w:w="100"/>
+            </w:tcMar>
+          </w:tcPr>
+          <w:p>
+            <w:pPr>
+              <w:spacing w:after="0" w:line="264"/>
+            </w:pPr>
+            <w:r>
+              <w:rPr>
+                <w:rFonts w:ascii="Calibri" w:cs="Calibri" w:eastAsia="Calibri" w:hAnsi="Calibri"/>
+                <w:b/>
+                <w:bCs/>
+                <w:color w:val="000000"/>
+                <w:sz w:val="22"/>
+                <w:szCs w:val="22"/>
+              </w:rPr>
+              <w:t xml:space="preserve">Фитнес-клубы</w:t>
+            </w:r>
+          </w:p>
+        </w:tc>
+        <w:tc>
+          <w:tcPr>
+            <w:tcW w:type="dxa" w:w="3084"/>
+            <w:tcBorders>
+              <w:top w:val="single" w:color="A6A6A6" w:sz="4"/>
+              <w:left w:val="single" w:color="A6A6A6" w:sz="4"/>
+              <w:bottom w:val="single" w:color="A6A6A6" w:sz="4"/>
+              <w:right w:val="single" w:color="A6A6A6" w:sz="4"/>
+            </w:tcBorders>
+            <w:tcMar>
+              <w:top w:type="dxa" w:w="60"/>
+              <w:left w:type="dxa" w:w="100"/>
+              <w:bottom w:type="dxa" w:w="60"/>
+              <w:right w:type="dxa" w:w="100"/>
+            </w:tcMar>
+          </w:tcPr>
+          <w:p>
+            <w:pPr>
+              <w:spacing w:after="0" w:line="264"/>
+            </w:pPr>
+            <w:r>
+              <w:rPr>
+                <w:rFonts w:ascii="Calibri" w:cs="Calibri" w:eastAsia="Calibri" w:hAnsi="Calibri"/>
+                <w:b w:val="false"/>
+                <w:bCs w:val="false"/>
+                <w:color w:val="000000"/>
+                <w:sz w:val="22"/>
+                <w:szCs w:val="22"/>
+              </w:rPr>
+              <w:t xml:space="preserve">полотенца в больших количествах</w:t>
+            </w:r>
+          </w:p>
+        </w:tc>
+        <w:tc>
+          <w:tcPr>
+            <w:tcW w:type="dxa" w:w="2120"/>
+            <w:tcBorders>
+              <w:top w:val="single" w:color="A6A6A6" w:sz="4"/>
+              <w:left w:val="single" w:color="A6A6A6" w:sz="4"/>
+              <w:bottom w:val="single" w:color="A6A6A6" w:sz="4"/>
+              <w:right w:val="single" w:color="A6A6A6" w:sz="4"/>
+            </w:tcBorders>
+            <w:tcMar>
+              <w:top w:type="dxa" w:w="60"/>
+              <w:left w:type="dxa" w:w="100"/>
+              <w:bottom w:type="dxa" w:w="60"/>
+              <w:right w:type="dxa" w:w="100"/>
+            </w:tcMar>
+          </w:tcPr>
+          <w:p>
+            <w:pPr>
+              <w:spacing w:after="0" w:line="264"/>
+            </w:pPr>
+            <w:r>
+              <w:rPr>
+                <w:rFonts w:ascii="Calibri" w:cs="Calibri" w:eastAsia="Calibri" w:hAnsi="Calibri"/>
+                <w:b w:val="false"/>
+                <w:bCs w:val="false"/>
+                <w:color w:val="000000"/>
+                <w:sz w:val="22"/>
+                <w:szCs w:val="22"/>
+              </w:rPr>
+              <w:t xml:space="preserve">базовая</w:t>
+            </w:r>
+          </w:p>
+        </w:tc>
+        <w:tc>
+          <w:tcPr>
+            <w:tcW w:type="dxa" w:w="2314"/>
+            <w:tcBorders>
+              <w:top w:val="single" w:color="A6A6A6" w:sz="4"/>
+              <w:left w:val="single" w:color="A6A6A6" w:sz="4"/>
+              <w:bottom w:val="single" w:color="A6A6A6" w:sz="4"/>
+              <w:right w:val="single" w:color="A6A6A6" w:sz="4"/>
+            </w:tcBorders>
+            <w:tcMar>
+              <w:top w:type="dxa" w:w="60"/>
+              <w:left w:type="dxa" w:w="100"/>
+              <w:bottom w:type="dxa" w:w="60"/>
+              <w:right w:type="dxa" w:w="100"/>
+            </w:tcMar>
+          </w:tcPr>
+          <w:p>
+            <w:pPr>
+              <w:spacing w:after="0" w:line="264"/>
+            </w:pPr>
+            <w:r>
+              <w:rPr>
+                <w:rFonts w:ascii="Calibri" w:cs="Calibri" w:eastAsia="Calibri" w:hAnsi="Calibri"/>
+                <w:b w:val="false"/>
+                <w:bCs w:val="false"/>
+                <w:color w:val="000000"/>
+                <w:sz w:val="22"/>
+                <w:szCs w:val="22"/>
+              </w:rPr>
+              <w:t xml:space="preserve">с первого этапа, через выставки</w:t>
+            </w:r>
+          </w:p>
+        </w:tc>
+      </w:tr>
+      <w:tr>
+        <w:trPr>
+          <w:cantSplit/>
+        </w:trPr>
+        <w:tc>
+          <w:tcPr>
+            <w:tcW w:type="dxa" w:w="2120"/>
+            <w:tcBorders>
+              <w:top w:val="single" w:color="A6A6A6" w:sz="4"/>
+              <w:left w:val="single" w:color="A6A6A6" w:sz="4"/>
+              <w:bottom w:val="single" w:color="A6A6A6" w:sz="4"/>
+              <w:right w:val="single" w:color="A6A6A6" w:sz="4"/>
+            </w:tcBorders>
+            <w:tcMar>
+              <w:top w:type="dxa" w:w="60"/>
+              <w:left w:type="dxa" w:w="100"/>
+              <w:bottom w:type="dxa" w:w="60"/>
+              <w:right w:type="dxa" w:w="100"/>
+            </w:tcMar>
+          </w:tcPr>
+          <w:p>
+            <w:pPr>
+              <w:spacing w:after="0" w:line="264"/>
+            </w:pPr>
+            <w:r>
+              <w:rPr>
+                <w:rFonts w:ascii="Calibri" w:cs="Calibri" w:eastAsia="Calibri" w:hAnsi="Calibri"/>
+                <w:b/>
+                <w:bCs/>
+                <w:color w:val="000000"/>
+                <w:sz w:val="22"/>
+                <w:szCs w:val="22"/>
+              </w:rPr>
+              <w:t xml:space="preserve">Государственные больницы</w:t>
+            </w:r>
+          </w:p>
+        </w:tc>
+        <w:tc>
+          <w:tcPr>
+            <w:tcW w:type="dxa" w:w="3084"/>
+            <w:tcBorders>
+              <w:top w:val="single" w:color="A6A6A6" w:sz="4"/>
+              <w:left w:val="single" w:color="A6A6A6" w:sz="4"/>
+              <w:bottom w:val="single" w:color="A6A6A6" w:sz="4"/>
+              <w:right w:val="single" w:color="A6A6A6" w:sz="4"/>
+            </w:tcBorders>
+            <w:tcMar>
+              <w:top w:type="dxa" w:w="60"/>
+              <w:left w:type="dxa" w:w="100"/>
+              <w:bottom w:type="dxa" w:w="60"/>
+              <w:right w:type="dxa" w:w="100"/>
+            </w:tcMar>
+          </w:tcPr>
+          <w:p>
+            <w:pPr>
+              <w:spacing w:after="0" w:line="264"/>
+            </w:pPr>
+            <w:r>
+              <w:rPr>
+                <w:rFonts w:ascii="Calibri" w:cs="Calibri" w:eastAsia="Calibri" w:hAnsi="Calibri"/>
+                <w:b w:val="false"/>
+                <w:bCs w:val="false"/>
+                <w:color w:val="000000"/>
+                <w:sz w:val="22"/>
+                <w:szCs w:val="22"/>
+              </w:rPr>
+              <w:t xml:space="preserve">то же, что частные клиники</w:t>
+            </w:r>
+          </w:p>
+        </w:tc>
+        <w:tc>
+          <w:tcPr>
+            <w:tcW w:type="dxa" w:w="2120"/>
+            <w:tcBorders>
+              <w:top w:val="single" w:color="A6A6A6" w:sz="4"/>
+              <w:left w:val="single" w:color="A6A6A6" w:sz="4"/>
+              <w:bottom w:val="single" w:color="A6A6A6" w:sz="4"/>
+              <w:right w:val="single" w:color="A6A6A6" w:sz="4"/>
+            </w:tcBorders>
+            <w:tcMar>
+              <w:top w:type="dxa" w:w="60"/>
+              <w:left w:type="dxa" w:w="100"/>
+              <w:bottom w:type="dxa" w:w="60"/>
+              <w:right w:type="dxa" w:w="100"/>
+            </w:tcMar>
+          </w:tcPr>
+          <w:p>
+            <w:pPr>
+              <w:spacing w:after="0" w:line="264"/>
+            </w:pPr>
+            <w:r>
+              <w:rPr>
+                <w:rFonts w:ascii="Calibri" w:cs="Calibri" w:eastAsia="Calibri" w:hAnsi="Calibri"/>
+                <w:b w:val="false"/>
+                <w:bCs w:val="false"/>
+                <w:color w:val="000000"/>
+                <w:sz w:val="22"/>
+                <w:szCs w:val="22"/>
+              </w:rPr>
+              <w:t xml:space="preserve">базовая</w:t>
+            </w:r>
+          </w:p>
+        </w:tc>
+        <w:tc>
+          <w:tcPr>
+            <w:tcW w:type="dxa" w:w="2314"/>
+            <w:tcBorders>
+              <w:top w:val="single" w:color="A6A6A6" w:sz="4"/>
+              <w:left w:val="single" w:color="A6A6A6" w:sz="4"/>
+              <w:bottom w:val="single" w:color="A6A6A6" w:sz="4"/>
+              <w:right w:val="single" w:color="A6A6A6" w:sz="4"/>
+            </w:tcBorders>
+            <w:tcMar>
+              <w:top w:type="dxa" w:w="60"/>
+              <w:left w:type="dxa" w:w="100"/>
+              <w:bottom w:type="dxa" w:w="60"/>
+              <w:right w:type="dxa" w:w="100"/>
+            </w:tcMar>
+          </w:tcPr>
+          <w:p>
+            <w:pPr>
+              <w:spacing w:after="0" w:line="264"/>
+            </w:pPr>
+            <w:r>
+              <w:rPr>
+                <w:rFonts w:ascii="Calibri" w:cs="Calibri" w:eastAsia="Calibri" w:hAnsi="Calibri"/>
+                <w:b w:val="false"/>
+                <w:bCs w:val="false"/>
+                <w:color w:val="000000"/>
+                <w:sz w:val="22"/>
+                <w:szCs w:val="22"/>
+              </w:rPr>
+              <w:t xml:space="preserve">после запуска: закупки идут через торги</w:t>
+            </w:r>
+          </w:p>
+        </w:tc>
+      </w:tr>
+      <w:tr>
+        <w:trPr>
+          <w:cantSplit/>
+        </w:trPr>
+        <w:tc>
+          <w:tcPr>
+            <w:tcW w:type="dxa" w:w="2120"/>
+            <w:tcBorders>
+              <w:top w:val="single" w:color="A6A6A6" w:sz="4"/>
+              <w:left w:val="single" w:color="A6A6A6" w:sz="4"/>
+              <w:bottom w:val="single" w:color="A6A6A6" w:sz="4"/>
+              <w:right w:val="single" w:color="A6A6A6" w:sz="4"/>
+            </w:tcBorders>
+            <w:tcMar>
+              <w:top w:type="dxa" w:w="60"/>
+              <w:left w:type="dxa" w:w="100"/>
+              <w:bottom w:type="dxa" w:w="60"/>
+              <w:right w:type="dxa" w:w="100"/>
+            </w:tcMar>
+          </w:tcPr>
+          <w:p>
+            <w:pPr>
+              <w:spacing w:after="0" w:line="264"/>
+            </w:pPr>
+            <w:r>
+              <w:rPr>
+                <w:rFonts w:ascii="Calibri" w:cs="Calibri" w:eastAsia="Calibri" w:hAnsi="Calibri"/>
+                <w:b/>
+                <w:bCs/>
+                <w:color w:val="000000"/>
+                <w:sz w:val="22"/>
+                <w:szCs w:val="22"/>
+              </w:rPr>
+              <w:t xml:space="preserve">Страны ЕАЭС</w:t>
+            </w:r>
+          </w:p>
+        </w:tc>
+        <w:tc>
+          <w:tcPr>
+            <w:tcW w:type="dxa" w:w="3084"/>
+            <w:tcBorders>
+              <w:top w:val="single" w:color="A6A6A6" w:sz="4"/>
+              <w:left w:val="single" w:color="A6A6A6" w:sz="4"/>
+              <w:bottom w:val="single" w:color="A6A6A6" w:sz="4"/>
+              <w:right w:val="single" w:color="A6A6A6" w:sz="4"/>
+            </w:tcBorders>
+            <w:tcMar>
+              <w:top w:type="dxa" w:w="60"/>
+              <w:left w:type="dxa" w:w="100"/>
+              <w:bottom w:type="dxa" w:w="60"/>
+              <w:right w:type="dxa" w:w="100"/>
+            </w:tcMar>
+          </w:tcPr>
+          <w:p>
+            <w:pPr>
+              <w:spacing w:after="0" w:line="264"/>
+            </w:pPr>
+            <w:r>
+              <w:rPr>
+                <w:rFonts w:ascii="Calibri" w:cs="Calibri" w:eastAsia="Calibri" w:hAnsi="Calibri"/>
+                <w:b w:val="false"/>
+                <w:bCs w:val="false"/>
+                <w:color w:val="000000"/>
+                <w:sz w:val="22"/>
+                <w:szCs w:val="22"/>
+              </w:rPr>
+              <w:t xml:space="preserve">те же сегменты</w:t>
+            </w:r>
+          </w:p>
+        </w:tc>
+        <w:tc>
+          <w:tcPr>
+            <w:tcW w:type="dxa" w:w="2120"/>
+            <w:tcBorders>
+              <w:top w:val="single" w:color="A6A6A6" w:sz="4"/>
+              <w:left w:val="single" w:color="A6A6A6" w:sz="4"/>
+              <w:bottom w:val="single" w:color="A6A6A6" w:sz="4"/>
+              <w:right w:val="single" w:color="A6A6A6" w:sz="4"/>
+            </w:tcBorders>
+            <w:tcMar>
+              <w:top w:type="dxa" w:w="60"/>
+              <w:left w:type="dxa" w:w="100"/>
+              <w:bottom w:type="dxa" w:w="60"/>
+              <w:right w:type="dxa" w:w="100"/>
+            </w:tcMar>
+          </w:tcPr>
+          <w:p>
+            <w:pPr>
+              <w:spacing w:after="0" w:line="264"/>
+            </w:pPr>
+            <w:r>
+              <w:rPr>
+                <w:rFonts w:ascii="Calibri" w:cs="Calibri" w:eastAsia="Calibri" w:hAnsi="Calibri"/>
+                <w:b w:val="false"/>
+                <w:bCs w:val="false"/>
+                <w:color w:val="000000"/>
+                <w:sz w:val="22"/>
+                <w:szCs w:val="22"/>
+              </w:rPr>
+              <w:t xml:space="preserve">обе</w:t>
+            </w:r>
+          </w:p>
+        </w:tc>
+        <w:tc>
+          <w:tcPr>
+            <w:tcW w:type="dxa" w:w="2314"/>
+            <w:tcBorders>
+              <w:top w:val="single" w:color="A6A6A6" w:sz="4"/>
+              <w:left w:val="single" w:color="A6A6A6" w:sz="4"/>
+              <w:bottom w:val="single" w:color="A6A6A6" w:sz="4"/>
+              <w:right w:val="single" w:color="A6A6A6" w:sz="4"/>
+            </w:tcBorders>
+            <w:tcMar>
+              <w:top w:type="dxa" w:w="60"/>
+              <w:left w:type="dxa" w:w="100"/>
+              <w:bottom w:type="dxa" w:w="60"/>
+              <w:right w:type="dxa" w:w="100"/>
+            </w:tcMar>
+          </w:tcPr>
+          <w:p>
+            <w:pPr>
+              <w:spacing w:after="0" w:line="264"/>
+            </w:pPr>
+            <w:r>
+              <w:rPr>
+                <w:rFonts w:ascii="Calibri" w:cs="Calibri" w:eastAsia="Calibri" w:hAnsi="Calibri"/>
+                <w:b w:val="false"/>
+                <w:bCs w:val="false"/>
+                <w:color w:val="000000"/>
+                <w:sz w:val="22"/>
+                <w:szCs w:val="22"/>
+              </w:rPr>
+              <w:t xml:space="preserve">после того как модель заработает в России</w:t>
+            </w:r>
+          </w:p>
+        </w:tc>
+      </w:tr>
+    </w:tbl>
+    <w:p>
+      <w:pPr>
+        <w:spacing w:after="120"/>
+      </w:pPr>
+    </w:p>
+    <w:p>
+      <w:pPr>
+        <w:spacing w:after="120" w:before="0" w:line="288"/>
+        <w:jc w:val="both"/>
+      </w:pPr>
+      <w:r>
+        <w:rPr>
+          <w:rFonts w:ascii="Calibri" w:cs="Calibri" w:eastAsia="Calibri" w:hAnsi="Calibri"/>
+          <w:color w:val="000000"/>
+          <w:sz w:val="24"/>
+          <w:szCs w:val="24"/>
+        </w:rPr>
+        <w:t xml:space="preserve">С гостиниц и частных клиник я предлагаю начать потому, что они закупают регулярно, большими объемами и могут договариваться напрямую, без торгов. Государственные больницы закупают по 44-ФЗ и 223-ФЗ, и к ним лучше выходить, когда площадка и документы уже отлажены.</w:t>
+      </w:r>
+    </w:p>
+    <w:p>
+      <w:pPr>
+        <w:spacing w:after="120" w:before="0" w:line="288"/>
+        <w:jc w:val="both"/>
+      </w:pPr>
+      <w:r>
+        <w:rPr>
+          <w:rFonts w:ascii="Calibri" w:cs="Calibri" w:eastAsia="Calibri" w:hAnsi="Calibri"/>
+          <w:color w:val="000000"/>
+          <w:sz w:val="24"/>
+          <w:szCs w:val="24"/>
+        </w:rPr>
+        <w:t xml:space="preserve">Для стран ЕАЭС важно, что декларация соответствия по техническому регламенту союза действует во всех его странах. Заново оформлять ее для Казахстана или Беларуси не нужно, но правила маркировки, налоги и доставку в каждой стране нужно проверить отдельно.</w:t>
+      </w:r>
+    </w:p>
+    <w:p>
+      <w:pPr>
+        <w:pStyle w:val="Heading1"/>
+        <w:keepNext/>
+        <w:spacing w:after="120" w:before="280"/>
+      </w:pPr>
+      <w:r>
+        <w:rPr>
+          <w:rFonts w:ascii="Calibri" w:cs="Calibri" w:eastAsia="Calibri" w:hAnsi="Calibri"/>
+          <w:b/>
+          <w:bCs/>
+          <w:color w:val="1F3864"/>
+          <w:sz w:val="28"/>
+          <w:szCs w:val="28"/>
+        </w:rPr>
+        <w:t xml:space="preserve">8. Премиальная и бюджетная линейки</w:t>
+      </w:r>
+    </w:p>
+    <w:p>
+      <w:pPr>
+        <w:spacing w:after="120" w:before="0" w:line="288"/>
+        <w:jc w:val="both"/>
+      </w:pPr>
+      <w:r>
+        <w:rPr>
+          <w:rFonts w:ascii="Calibri" w:cs="Calibri" w:eastAsia="Calibri" w:hAnsi="Calibri"/>
+          <w:color w:val="000000"/>
+          <w:sz w:val="24"/>
+          <w:szCs w:val="24"/>
+        </w:rPr>
+        <w:t xml:space="preserve">Компания хочет продавать одновременно в премиальном и бюджетном сегментах. На площадке это две линейки с разными названиями и отдельными разделами каталога:</w:t>
+      </w:r>
+    </w:p>
+    <w:p>
+      <w:pPr>
+        <w:pStyle w:val="ListParagraph"/>
+        <w:numPr>
+          <w:ilvl w:val="0"/>
+          <w:numId w:val="2"/>
+        </w:numPr>
+        <w:spacing w:after="60" w:line="288"/>
+        <w:jc w:val="both"/>
+      </w:pPr>
+      <w:r>
+        <w:rPr>
+          <w:rFonts w:ascii="Calibri" w:cs="Calibri" w:eastAsia="Calibri" w:hAnsi="Calibri"/>
+          <w:color w:val="000000"/>
+          <w:sz w:val="24"/>
+          <w:szCs w:val="24"/>
+        </w:rPr>
+        <w:t xml:space="preserve">премиальная – плотные ткани, отделка, дизайнерские коллекции для отелей высокого класса и спа;</w:t>
+      </w:r>
+    </w:p>
+    <w:p>
+      <w:pPr>
+        <w:pStyle w:val="ListParagraph"/>
+        <w:numPr>
+          <w:ilvl w:val="0"/>
+          <w:numId w:val="2"/>
+        </w:numPr>
+        <w:spacing w:after="60" w:line="288"/>
+        <w:jc w:val="both"/>
+      </w:pPr>
+      <w:r>
+        <w:rPr>
+          <w:rFonts w:ascii="Calibri" w:cs="Calibri" w:eastAsia="Calibri" w:hAnsi="Calibri"/>
+          <w:color w:val="000000"/>
+          <w:sz w:val="24"/>
+          <w:szCs w:val="24"/>
+        </w:rPr>
+        <w:t xml:space="preserve">базовая – практичный текстиль для больниц, фитнес-клубов и недорогих гостиниц.</w:t>
+      </w:r>
+    </w:p>
+    <w:p>
+      <w:pPr>
+        <w:spacing w:after="120" w:before="0" w:line="288"/>
+        <w:jc w:val="both"/>
+      </w:pPr>
+      <w:r>
+        <w:rPr>
+          <w:rFonts w:ascii="Calibri" w:cs="Calibri" w:eastAsia="Calibri" w:hAnsi="Calibri"/>
+          <w:color w:val="000000"/>
+          <w:sz w:val="24"/>
+          <w:szCs w:val="24"/>
+        </w:rPr>
+        <w:t xml:space="preserve">Для каждой линейки в Битриксе заводится свой тип цен, покупатель видит обе и может собрать заказ из двух сразу. Отдельные названия нужны, чтобы базовая линейка не тянула вниз восприятие премиальной.</w:t>
+      </w:r>
+    </w:p>
+    <w:p>
+      <w:pPr>
+        <w:pStyle w:val="Heading1"/>
+        <w:keepNext/>
+        <w:spacing w:after="120" w:before="280"/>
+      </w:pPr>
+      <w:r>
+        <w:rPr>
+          <w:rFonts w:ascii="Calibri" w:cs="Calibri" w:eastAsia="Calibri" w:hAnsi="Calibri"/>
+          <w:b/>
+          <w:bCs/>
+          <w:color w:val="1F3864"/>
+          <w:sz w:val="28"/>
+          <w:szCs w:val="28"/>
+        </w:rPr>
+        <w:t xml:space="preserve">9. Закупка: рулонами или готовыми изделиями</w:t>
+      </w:r>
+    </w:p>
+    <w:p>
+      <w:pPr>
+        <w:spacing w:after="120" w:before="0" w:line="288"/>
+        <w:jc w:val="both"/>
+      </w:pPr>
+      <w:r>
+        <w:rPr>
+          <w:rFonts w:ascii="Calibri" w:cs="Calibri" w:eastAsia="Calibri" w:hAnsi="Calibri"/>
+          <w:color w:val="000000"/>
+          <w:sz w:val="24"/>
+          <w:szCs w:val="24"/>
+        </w:rPr>
+        <w:t xml:space="preserve">Заказчик просит сравнить два способа: везти ткань рулонами и шить в Иваново или сразу везти готовые изделия. Площадка работает с обоими способами. По существу они различаются так:</w:t>
+      </w:r>
+    </w:p>
+    <w:tbl>
+      <w:tblPr>
+        <w:tblW w:type="dxa" w:w="9638"/>
+        <w:tblBorders>
+          <w:top w:val="single" w:color="auto" w:sz="4"/>
+          <w:left w:val="single" w:color="auto" w:sz="4"/>
+          <w:bottom w:val="single" w:color="auto" w:sz="4"/>
+          <w:right w:val="single" w:color="auto" w:sz="4"/>
+          <w:insideH w:val="single" w:color="auto" w:sz="4"/>
+          <w:insideV w:val="single" w:color="auto" w:sz="4"/>
+        </w:tblBorders>
+      </w:tblPr>
+      <w:tblGrid>
+        <w:gridCol w:w="2120"/>
+        <w:gridCol w:w="3759"/>
+        <w:gridCol w:w="3759"/>
+      </w:tblGrid>
+      <w:tr>
+        <w:trPr>
+          <w:cantSplit/>
+          <w:tblHeader/>
+        </w:trPr>
+        <w:tc>
+          <w:tcPr>
+            <w:tcW w:type="dxa" w:w="2120"/>
+            <w:tcBorders>
+              <w:top w:val="single" w:color="A6A6A6" w:sz="4"/>
+              <w:left w:val="single" w:color="A6A6A6" w:sz="4"/>
+              <w:bottom w:val="single" w:color="A6A6A6" w:sz="4"/>
+              <w:right w:val="single" w:color="A6A6A6" w:sz="4"/>
+            </w:tcBorders>
+            <w:shd w:fill="D9E2F3" w:color="auto" w:val="clear"/>
+            <w:tcMar>
+              <w:top w:type="dxa" w:w="60"/>
+              <w:left w:type="dxa" w:w="100"/>
+              <w:bottom w:type="dxa" w:w="60"/>
+              <w:right w:type="dxa" w:w="100"/>
+            </w:tcMar>
+          </w:tcPr>
+          <w:p>
+            <w:pPr>
+              <w:spacing w:after="0" w:line="264"/>
+            </w:pPr>
+            <w:r>
+              <w:rPr>
+                <w:rFonts w:ascii="Calibri" w:cs="Calibri" w:eastAsia="Calibri" w:hAnsi="Calibri"/>
+                <w:b/>
+                <w:bCs/>
+                <w:color w:val="000000"/>
+                <w:sz w:val="22"/>
+                <w:szCs w:val="22"/>
+              </w:rPr>
+              <w:t xml:space="preserve">Критерий</w:t>
+            </w:r>
+          </w:p>
+        </w:tc>
+        <w:tc>
+          <w:tcPr>
+            <w:tcW w:type="dxa" w:w="3759"/>
+            <w:tcBorders>
+              <w:top w:val="single" w:color="A6A6A6" w:sz="4"/>
+              <w:left w:val="single" w:color="A6A6A6" w:sz="4"/>
+              <w:bottom w:val="single" w:color="A6A6A6" w:sz="4"/>
+              <w:right w:val="single" w:color="A6A6A6" w:sz="4"/>
+            </w:tcBorders>
+            <w:shd w:fill="D9E2F3" w:color="auto" w:val="clear"/>
+            <w:tcMar>
+              <w:top w:type="dxa" w:w="60"/>
+              <w:left w:type="dxa" w:w="100"/>
+              <w:bottom w:type="dxa" w:w="60"/>
+              <w:right w:type="dxa" w:w="100"/>
+            </w:tcMar>
+          </w:tcPr>
+          <w:p>
+            <w:pPr>
+              <w:spacing w:after="0" w:line="264"/>
+            </w:pPr>
+            <w:r>
+              <w:rPr>
+                <w:rFonts w:ascii="Calibri" w:cs="Calibri" w:eastAsia="Calibri" w:hAnsi="Calibri"/>
+                <w:b/>
+                <w:bCs/>
+                <w:color w:val="000000"/>
+                <w:sz w:val="22"/>
+                <w:szCs w:val="22"/>
+              </w:rPr>
+              <w:t xml:space="preserve">Ткань рулонами, пошив в Иваново</w:t>
+            </w:r>
+          </w:p>
+        </w:tc>
+        <w:tc>
+          <w:tcPr>
+            <w:tcW w:type="dxa" w:w="3759"/>
+            <w:tcBorders>
+              <w:top w:val="single" w:color="A6A6A6" w:sz="4"/>
+              <w:left w:val="single" w:color="A6A6A6" w:sz="4"/>
+              <w:bottom w:val="single" w:color="A6A6A6" w:sz="4"/>
+              <w:right w:val="single" w:color="A6A6A6" w:sz="4"/>
+            </w:tcBorders>
+            <w:shd w:fill="D9E2F3" w:color="auto" w:val="clear"/>
+            <w:tcMar>
+              <w:top w:type="dxa" w:w="60"/>
+              <w:left w:type="dxa" w:w="100"/>
+              <w:bottom w:type="dxa" w:w="60"/>
+              <w:right w:type="dxa" w:w="100"/>
+            </w:tcMar>
+          </w:tcPr>
+          <w:p>
+            <w:pPr>
+              <w:spacing w:after="0" w:line="264"/>
+            </w:pPr>
+            <w:r>
+              <w:rPr>
+                <w:rFonts w:ascii="Calibri" w:cs="Calibri" w:eastAsia="Calibri" w:hAnsi="Calibri"/>
+                <w:b/>
+                <w:bCs/>
+                <w:color w:val="000000"/>
+                <w:sz w:val="22"/>
+                <w:szCs w:val="22"/>
+              </w:rPr>
+              <w:t xml:space="preserve">Готовые изделия из Индии</w:t>
+            </w:r>
+          </w:p>
+        </w:tc>
+      </w:tr>
+      <w:tr>
+        <w:trPr>
+          <w:cantSplit/>
+        </w:trPr>
+        <w:tc>
+          <w:tcPr>
+            <w:tcW w:type="dxa" w:w="2120"/>
+            <w:tcBorders>
+              <w:top w:val="single" w:color="A6A6A6" w:sz="4"/>
+              <w:left w:val="single" w:color="A6A6A6" w:sz="4"/>
+              <w:bottom w:val="single" w:color="A6A6A6" w:sz="4"/>
+              <w:right w:val="single" w:color="A6A6A6" w:sz="4"/>
+            </w:tcBorders>
+            <w:tcMar>
+              <w:top w:type="dxa" w:w="60"/>
+              <w:left w:type="dxa" w:w="100"/>
+              <w:bottom w:type="dxa" w:w="60"/>
+              <w:right w:type="dxa" w:w="100"/>
+            </w:tcMar>
+          </w:tcPr>
+          <w:p>
+            <w:pPr>
+              <w:spacing w:after="0" w:line="264"/>
+            </w:pPr>
+            <w:r>
+              <w:rPr>
+                <w:rFonts w:ascii="Calibri" w:cs="Calibri" w:eastAsia="Calibri" w:hAnsi="Calibri"/>
+                <w:b/>
+                <w:bCs/>
+                <w:color w:val="000000"/>
+                <w:sz w:val="22"/>
+                <w:szCs w:val="22"/>
+              </w:rPr>
+              <w:t xml:space="preserve">Гибкость</w:t>
+            </w:r>
+          </w:p>
+        </w:tc>
+        <w:tc>
+          <w:tcPr>
+            <w:tcW w:type="dxa" w:w="3759"/>
+            <w:tcBorders>
+              <w:top w:val="single" w:color="A6A6A6" w:sz="4"/>
+              <w:left w:val="single" w:color="A6A6A6" w:sz="4"/>
+              <w:bottom w:val="single" w:color="A6A6A6" w:sz="4"/>
+              <w:right w:val="single" w:color="A6A6A6" w:sz="4"/>
+            </w:tcBorders>
+            <w:tcMar>
+              <w:top w:type="dxa" w:w="60"/>
+              <w:left w:type="dxa" w:w="100"/>
+              <w:bottom w:type="dxa" w:w="60"/>
+              <w:right w:type="dxa" w:w="100"/>
+            </w:tcMar>
+          </w:tcPr>
+          <w:p>
+            <w:pPr>
+              <w:spacing w:after="0" w:line="264"/>
+            </w:pPr>
+            <w:r>
+              <w:rPr>
+                <w:rFonts w:ascii="Calibri" w:cs="Calibri" w:eastAsia="Calibri" w:hAnsi="Calibri"/>
+                <w:b w:val="false"/>
+                <w:bCs w:val="false"/>
+                <w:color w:val="000000"/>
+                <w:sz w:val="22"/>
+                <w:szCs w:val="22"/>
+              </w:rPr>
+              <w:t xml:space="preserve">любые размеры, логотип, небольшие партии</w:t>
+            </w:r>
+          </w:p>
+        </w:tc>
+        <w:tc>
+          <w:tcPr>
+            <w:tcW w:type="dxa" w:w="3759"/>
+            <w:tcBorders>
+              <w:top w:val="single" w:color="A6A6A6" w:sz="4"/>
+              <w:left w:val="single" w:color="A6A6A6" w:sz="4"/>
+              <w:bottom w:val="single" w:color="A6A6A6" w:sz="4"/>
+              <w:right w:val="single" w:color="A6A6A6" w:sz="4"/>
+            </w:tcBorders>
+            <w:tcMar>
+              <w:top w:type="dxa" w:w="60"/>
+              <w:left w:type="dxa" w:w="100"/>
+              <w:bottom w:type="dxa" w:w="60"/>
+              <w:right w:type="dxa" w:w="100"/>
+            </w:tcMar>
+          </w:tcPr>
+          <w:p>
+            <w:pPr>
+              <w:spacing w:after="0" w:line="264"/>
+            </w:pPr>
+            <w:r>
+              <w:rPr>
+                <w:rFonts w:ascii="Calibri" w:cs="Calibri" w:eastAsia="Calibri" w:hAnsi="Calibri"/>
+                <w:b w:val="false"/>
+                <w:bCs w:val="false"/>
+                <w:color w:val="000000"/>
+                <w:sz w:val="22"/>
+                <w:szCs w:val="22"/>
+              </w:rPr>
+              <w:t xml:space="preserve">стандартные позиции, крупные партии</w:t>
+            </w:r>
+          </w:p>
+        </w:tc>
+      </w:tr>
+      <w:tr>
+        <w:trPr>
+          <w:cantSplit/>
+        </w:trPr>
+        <w:tc>
+          <w:tcPr>
+            <w:tcW w:type="dxa" w:w="2120"/>
+            <w:tcBorders>
+              <w:top w:val="single" w:color="A6A6A6" w:sz="4"/>
+              <w:left w:val="single" w:color="A6A6A6" w:sz="4"/>
+              <w:bottom w:val="single" w:color="A6A6A6" w:sz="4"/>
+              <w:right w:val="single" w:color="A6A6A6" w:sz="4"/>
+            </w:tcBorders>
+            <w:tcMar>
+              <w:top w:type="dxa" w:w="60"/>
+              <w:left w:type="dxa" w:w="100"/>
+              <w:bottom w:type="dxa" w:w="60"/>
+              <w:right w:type="dxa" w:w="100"/>
+            </w:tcMar>
+          </w:tcPr>
+          <w:p>
+            <w:pPr>
+              <w:spacing w:after="0" w:line="264"/>
+            </w:pPr>
+            <w:r>
+              <w:rPr>
+                <w:rFonts w:ascii="Calibri" w:cs="Calibri" w:eastAsia="Calibri" w:hAnsi="Calibri"/>
+                <w:b/>
+                <w:bCs/>
+                <w:color w:val="000000"/>
+                <w:sz w:val="22"/>
+                <w:szCs w:val="22"/>
+              </w:rPr>
+              <w:t xml:space="preserve">Срок для покупателя</w:t>
+            </w:r>
+          </w:p>
+        </w:tc>
+        <w:tc>
+          <w:tcPr>
+            <w:tcW w:type="dxa" w:w="3759"/>
+            <w:tcBorders>
+              <w:top w:val="single" w:color="A6A6A6" w:sz="4"/>
+              <w:left w:val="single" w:color="A6A6A6" w:sz="4"/>
+              <w:bottom w:val="single" w:color="A6A6A6" w:sz="4"/>
+              <w:right w:val="single" w:color="A6A6A6" w:sz="4"/>
+            </w:tcBorders>
+            <w:tcMar>
+              <w:top w:type="dxa" w:w="60"/>
+              <w:left w:type="dxa" w:w="100"/>
+              <w:bottom w:type="dxa" w:w="60"/>
+              <w:right w:type="dxa" w:w="100"/>
+            </w:tcMar>
+          </w:tcPr>
+          <w:p>
+            <w:pPr>
+              <w:spacing w:after="0" w:line="264"/>
+            </w:pPr>
+            <w:r>
+              <w:rPr>
+                <w:rFonts w:ascii="Calibri" w:cs="Calibri" w:eastAsia="Calibri" w:hAnsi="Calibri"/>
+                <w:b w:val="false"/>
+                <w:bCs w:val="false"/>
+                <w:color w:val="000000"/>
+                <w:sz w:val="22"/>
+                <w:szCs w:val="22"/>
+              </w:rPr>
+              <w:t xml:space="preserve">короче, если ткань уже на складе: шьют в России</w:t>
+            </w:r>
+          </w:p>
+        </w:tc>
+        <w:tc>
+          <w:tcPr>
+            <w:tcW w:type="dxa" w:w="3759"/>
+            <w:tcBorders>
+              <w:top w:val="single" w:color="A6A6A6" w:sz="4"/>
+              <w:left w:val="single" w:color="A6A6A6" w:sz="4"/>
+              <w:bottom w:val="single" w:color="A6A6A6" w:sz="4"/>
+              <w:right w:val="single" w:color="A6A6A6" w:sz="4"/>
+            </w:tcBorders>
+            <w:tcMar>
+              <w:top w:type="dxa" w:w="60"/>
+              <w:left w:type="dxa" w:w="100"/>
+              <w:bottom w:type="dxa" w:w="60"/>
+              <w:right w:type="dxa" w:w="100"/>
+            </w:tcMar>
+          </w:tcPr>
+          <w:p>
+            <w:pPr>
+              <w:spacing w:after="0" w:line="264"/>
+            </w:pPr>
+            <w:r>
+              <w:rPr>
+                <w:rFonts w:ascii="Calibri" w:cs="Calibri" w:eastAsia="Calibri" w:hAnsi="Calibri"/>
+                <w:b w:val="false"/>
+                <w:bCs w:val="false"/>
+                <w:color w:val="000000"/>
+                <w:sz w:val="22"/>
+                <w:szCs w:val="22"/>
+              </w:rPr>
+              <w:t xml:space="preserve">дольше: производство и доставка из Индии</w:t>
+            </w:r>
+          </w:p>
+        </w:tc>
+      </w:tr>
+      <w:tr>
+        <w:trPr>
+          <w:cantSplit/>
+        </w:trPr>
+        <w:tc>
+          <w:tcPr>
+            <w:tcW w:type="dxa" w:w="2120"/>
+            <w:tcBorders>
+              <w:top w:val="single" w:color="A6A6A6" w:sz="4"/>
+              <w:left w:val="single" w:color="A6A6A6" w:sz="4"/>
+              <w:bottom w:val="single" w:color="A6A6A6" w:sz="4"/>
+              <w:right w:val="single" w:color="A6A6A6" w:sz="4"/>
+            </w:tcBorders>
+            <w:tcMar>
+              <w:top w:type="dxa" w:w="60"/>
+              <w:left w:type="dxa" w:w="100"/>
+              <w:bottom w:type="dxa" w:w="60"/>
+              <w:right w:type="dxa" w:w="100"/>
+            </w:tcMar>
+          </w:tcPr>
+          <w:p>
+            <w:pPr>
+              <w:spacing w:after="0" w:line="264"/>
+            </w:pPr>
+            <w:r>
+              <w:rPr>
+                <w:rFonts w:ascii="Calibri" w:cs="Calibri" w:eastAsia="Calibri" w:hAnsi="Calibri"/>
+                <w:b/>
+                <w:bCs/>
+                <w:color w:val="000000"/>
+                <w:sz w:val="22"/>
+                <w:szCs w:val="22"/>
+              </w:rPr>
+              <w:t xml:space="preserve">Контроль качества</w:t>
+            </w:r>
+          </w:p>
+        </w:tc>
+        <w:tc>
+          <w:tcPr>
+            <w:tcW w:type="dxa" w:w="3759"/>
+            <w:tcBorders>
+              <w:top w:val="single" w:color="A6A6A6" w:sz="4"/>
+              <w:left w:val="single" w:color="A6A6A6" w:sz="4"/>
+              <w:bottom w:val="single" w:color="A6A6A6" w:sz="4"/>
+              <w:right w:val="single" w:color="A6A6A6" w:sz="4"/>
+            </w:tcBorders>
+            <w:tcMar>
+              <w:top w:type="dxa" w:w="60"/>
+              <w:left w:type="dxa" w:w="100"/>
+              <w:bottom w:type="dxa" w:w="60"/>
+              <w:right w:type="dxa" w:w="100"/>
+            </w:tcMar>
+          </w:tcPr>
+          <w:p>
+            <w:pPr>
+              <w:spacing w:after="0" w:line="264"/>
+            </w:pPr>
+            <w:r>
+              <w:rPr>
+                <w:rFonts w:ascii="Calibri" w:cs="Calibri" w:eastAsia="Calibri" w:hAnsi="Calibri"/>
+                <w:b w:val="false"/>
+                <w:bCs w:val="false"/>
+                <w:color w:val="000000"/>
+                <w:sz w:val="22"/>
+                <w:szCs w:val="22"/>
+              </w:rPr>
+              <w:t xml:space="preserve">на месте, в Иваново</w:t>
+            </w:r>
+          </w:p>
+        </w:tc>
+        <w:tc>
+          <w:tcPr>
+            <w:tcW w:type="dxa" w:w="3759"/>
+            <w:tcBorders>
+              <w:top w:val="single" w:color="A6A6A6" w:sz="4"/>
+              <w:left w:val="single" w:color="A6A6A6" w:sz="4"/>
+              <w:bottom w:val="single" w:color="A6A6A6" w:sz="4"/>
+              <w:right w:val="single" w:color="A6A6A6" w:sz="4"/>
+            </w:tcBorders>
+            <w:tcMar>
+              <w:top w:type="dxa" w:w="60"/>
+              <w:left w:type="dxa" w:w="100"/>
+              <w:bottom w:type="dxa" w:w="60"/>
+              <w:right w:type="dxa" w:w="100"/>
+            </w:tcMar>
+          </w:tcPr>
+          <w:p>
+            <w:pPr>
+              <w:spacing w:after="0" w:line="264"/>
+            </w:pPr>
+            <w:r>
+              <w:rPr>
+                <w:rFonts w:ascii="Calibri" w:cs="Calibri" w:eastAsia="Calibri" w:hAnsi="Calibri"/>
+                <w:b w:val="false"/>
+                <w:bCs w:val="false"/>
+                <w:color w:val="000000"/>
+                <w:sz w:val="22"/>
+                <w:szCs w:val="22"/>
+              </w:rPr>
+              <w:t xml:space="preserve">сюрвейер с видеофиксацией при загрузке</w:t>
+            </w:r>
+          </w:p>
+        </w:tc>
+      </w:tr>
+      <w:tr>
+        <w:trPr>
+          <w:cantSplit/>
+        </w:trPr>
+        <w:tc>
+          <w:tcPr>
+            <w:tcW w:type="dxa" w:w="2120"/>
+            <w:tcBorders>
+              <w:top w:val="single" w:color="A6A6A6" w:sz="4"/>
+              <w:left w:val="single" w:color="A6A6A6" w:sz="4"/>
+              <w:bottom w:val="single" w:color="A6A6A6" w:sz="4"/>
+              <w:right w:val="single" w:color="A6A6A6" w:sz="4"/>
+            </w:tcBorders>
+            <w:tcMar>
+              <w:top w:type="dxa" w:w="60"/>
+              <w:left w:type="dxa" w:w="100"/>
+              <w:bottom w:type="dxa" w:w="60"/>
+              <w:right w:type="dxa" w:w="100"/>
+            </w:tcMar>
+          </w:tcPr>
+          <w:p>
+            <w:pPr>
+              <w:spacing w:after="0" w:line="264"/>
+            </w:pPr>
+            <w:r>
+              <w:rPr>
+                <w:rFonts w:ascii="Calibri" w:cs="Calibri" w:eastAsia="Calibri" w:hAnsi="Calibri"/>
+                <w:b/>
+                <w:bCs/>
+                <w:color w:val="000000"/>
+                <w:sz w:val="22"/>
+                <w:szCs w:val="22"/>
+              </w:rPr>
+              <w:t xml:space="preserve">Маркировка</w:t>
+            </w:r>
+          </w:p>
+        </w:tc>
+        <w:tc>
+          <w:tcPr>
+            <w:tcW w:type="dxa" w:w="3759"/>
+            <w:tcBorders>
+              <w:top w:val="single" w:color="A6A6A6" w:sz="4"/>
+              <w:left w:val="single" w:color="A6A6A6" w:sz="4"/>
+              <w:bottom w:val="single" w:color="A6A6A6" w:sz="4"/>
+              <w:right w:val="single" w:color="A6A6A6" w:sz="4"/>
+            </w:tcBorders>
+            <w:tcMar>
+              <w:top w:type="dxa" w:w="60"/>
+              <w:left w:type="dxa" w:w="100"/>
+              <w:bottom w:type="dxa" w:w="60"/>
+              <w:right w:type="dxa" w:w="100"/>
+            </w:tcMar>
+          </w:tcPr>
+          <w:p>
+            <w:pPr>
+              <w:spacing w:after="0" w:line="264"/>
+            </w:pPr>
+            <w:r>
+              <w:rPr>
+                <w:rFonts w:ascii="Calibri" w:cs="Calibri" w:eastAsia="Calibri" w:hAnsi="Calibri"/>
+                <w:b w:val="false"/>
+                <w:bCs w:val="false"/>
+                <w:color w:val="000000"/>
+                <w:sz w:val="22"/>
+                <w:szCs w:val="22"/>
+              </w:rPr>
+              <w:t xml:space="preserve">наносится при пошиве в России</w:t>
+            </w:r>
+          </w:p>
+        </w:tc>
+        <w:tc>
+          <w:tcPr>
+            <w:tcW w:type="dxa" w:w="3759"/>
+            <w:tcBorders>
+              <w:top w:val="single" w:color="A6A6A6" w:sz="4"/>
+              <w:left w:val="single" w:color="A6A6A6" w:sz="4"/>
+              <w:bottom w:val="single" w:color="A6A6A6" w:sz="4"/>
+              <w:right w:val="single" w:color="A6A6A6" w:sz="4"/>
+            </w:tcBorders>
+            <w:tcMar>
+              <w:top w:type="dxa" w:w="60"/>
+              <w:left w:type="dxa" w:w="100"/>
+              <w:bottom w:type="dxa" w:w="60"/>
+              <w:right w:type="dxa" w:w="100"/>
+            </w:tcMar>
+          </w:tcPr>
+          <w:p>
+            <w:pPr>
+              <w:spacing w:after="0" w:line="264"/>
+            </w:pPr>
+            <w:r>
+              <w:rPr>
+                <w:rFonts w:ascii="Calibri" w:cs="Calibri" w:eastAsia="Calibri" w:hAnsi="Calibri"/>
+                <w:b w:val="false"/>
+                <w:bCs w:val="false"/>
+                <w:color w:val="000000"/>
+                <w:sz w:val="22"/>
+                <w:szCs w:val="22"/>
+              </w:rPr>
+              <w:t xml:space="preserve">наносится до ввоза, удобнее всего на фабрике</w:t>
+            </w:r>
+          </w:p>
+        </w:tc>
+      </w:tr>
+      <w:tr>
+        <w:trPr>
+          <w:cantSplit/>
+        </w:trPr>
+        <w:tc>
+          <w:tcPr>
+            <w:tcW w:type="dxa" w:w="2120"/>
+            <w:tcBorders>
+              <w:top w:val="single" w:color="A6A6A6" w:sz="4"/>
+              <w:left w:val="single" w:color="A6A6A6" w:sz="4"/>
+              <w:bottom w:val="single" w:color="A6A6A6" w:sz="4"/>
+              <w:right w:val="single" w:color="A6A6A6" w:sz="4"/>
+            </w:tcBorders>
+            <w:tcMar>
+              <w:top w:type="dxa" w:w="60"/>
+              <w:left w:type="dxa" w:w="100"/>
+              <w:bottom w:type="dxa" w:w="60"/>
+              <w:right w:type="dxa" w:w="100"/>
+            </w:tcMar>
+          </w:tcPr>
+          <w:p>
+            <w:pPr>
+              <w:spacing w:after="0" w:line="264"/>
+            </w:pPr>
+            <w:r>
+              <w:rPr>
+                <w:rFonts w:ascii="Calibri" w:cs="Calibri" w:eastAsia="Calibri" w:hAnsi="Calibri"/>
+                <w:b/>
+                <w:bCs/>
+                <w:color w:val="000000"/>
+                <w:sz w:val="22"/>
+                <w:szCs w:val="22"/>
+              </w:rPr>
+              <w:t xml:space="preserve">Где подходит лучше</w:t>
+            </w:r>
+          </w:p>
+        </w:tc>
+        <w:tc>
+          <w:tcPr>
+            <w:tcW w:type="dxa" w:w="3759"/>
+            <w:tcBorders>
+              <w:top w:val="single" w:color="A6A6A6" w:sz="4"/>
+              <w:left w:val="single" w:color="A6A6A6" w:sz="4"/>
+              <w:bottom w:val="single" w:color="A6A6A6" w:sz="4"/>
+              <w:right w:val="single" w:color="A6A6A6" w:sz="4"/>
+            </w:tcBorders>
+            <w:tcMar>
+              <w:top w:type="dxa" w:w="60"/>
+              <w:left w:type="dxa" w:w="100"/>
+              <w:bottom w:type="dxa" w:w="60"/>
+              <w:right w:type="dxa" w:w="100"/>
+            </w:tcMar>
+          </w:tcPr>
+          <w:p>
+            <w:pPr>
+              <w:spacing w:after="0" w:line="264"/>
+            </w:pPr>
+            <w:r>
+              <w:rPr>
+                <w:rFonts w:ascii="Calibri" w:cs="Calibri" w:eastAsia="Calibri" w:hAnsi="Calibri"/>
+                <w:b w:val="false"/>
+                <w:bCs w:val="false"/>
+                <w:color w:val="000000"/>
+                <w:sz w:val="22"/>
+                <w:szCs w:val="22"/>
+              </w:rPr>
+              <w:t xml:space="preserve">заказы с логотипом, спа, частые небольшие заказы</w:t>
+            </w:r>
+          </w:p>
+        </w:tc>
+        <w:tc>
+          <w:tcPr>
+            <w:tcW w:type="dxa" w:w="3759"/>
+            <w:tcBorders>
+              <w:top w:val="single" w:color="A6A6A6" w:sz="4"/>
+              <w:left w:val="single" w:color="A6A6A6" w:sz="4"/>
+              <w:bottom w:val="single" w:color="A6A6A6" w:sz="4"/>
+              <w:right w:val="single" w:color="A6A6A6" w:sz="4"/>
+            </w:tcBorders>
+            <w:tcMar>
+              <w:top w:type="dxa" w:w="60"/>
+              <w:left w:type="dxa" w:w="100"/>
+              <w:bottom w:type="dxa" w:w="60"/>
+              <w:right w:type="dxa" w:w="100"/>
+            </w:tcMar>
+          </w:tcPr>
+          <w:p>
+            <w:pPr>
+              <w:spacing w:after="0" w:line="264"/>
+            </w:pPr>
+            <w:r>
+              <w:rPr>
+                <w:rFonts w:ascii="Calibri" w:cs="Calibri" w:eastAsia="Calibri" w:hAnsi="Calibri"/>
+                <w:b w:val="false"/>
+                <w:bCs w:val="false"/>
+                <w:color w:val="000000"/>
+                <w:sz w:val="22"/>
+                <w:szCs w:val="22"/>
+              </w:rPr>
+              <w:t xml:space="preserve">ходовые позиции для больниц, фитнес-клубов, гостиничных сетей</w:t>
+            </w:r>
+          </w:p>
+        </w:tc>
+      </w:tr>
+    </w:tbl>
+    <w:p>
+      <w:pPr>
+        <w:spacing w:after="120"/>
+      </w:pPr>
+    </w:p>
+    <w:p>
+      <w:pPr>
+        <w:spacing w:after="120" w:before="0" w:line="288"/>
+        <w:jc w:val="both"/>
+      </w:pPr>
+      <w:r>
+        <w:rPr>
+          <w:rFonts w:ascii="Calibri" w:cs="Calibri" w:eastAsia="Calibri" w:hAnsi="Calibri"/>
+          <w:color w:val="000000"/>
+          <w:sz w:val="24"/>
+          <w:szCs w:val="24"/>
+        </w:rPr>
+        <w:t xml:space="preserve">На мой взгляд, разумно совмещать оба способа: ходовые позиции везти готовыми, а ткань рулонами держать под пошив с логотипом. Какую долю закупать каждым способом, покажет расчет себестоимости, он войдет в смету.</w:t>
+      </w:r>
+    </w:p>
+    <w:p>
+      <w:pPr>
+        <w:pStyle w:val="Heading1"/>
+        <w:keepNext/>
+        <w:spacing w:after="120" w:before="280"/>
+      </w:pPr>
+      <w:r>
+        <w:rPr>
+          <w:rFonts w:ascii="Calibri" w:cs="Calibri" w:eastAsia="Calibri" w:hAnsi="Calibri"/>
+          <w:b/>
+          <w:bCs/>
+          <w:color w:val="1F3864"/>
+          <w:sz w:val="28"/>
+          <w:szCs w:val="28"/>
+        </w:rPr>
+        <w:t xml:space="preserve">10. Дизайнеры</w:t>
+      </w:r>
+    </w:p>
+    <w:p>
+      <w:pPr>
+        <w:spacing w:after="120" w:before="0" w:line="288"/>
+        <w:jc w:val="both"/>
+      </w:pPr>
+      <w:r>
+        <w:rPr>
+          <w:rFonts w:ascii="Calibri" w:cs="Calibri" w:eastAsia="Calibri" w:hAnsi="Calibri"/>
+          <w:color w:val="000000"/>
+          <w:sz w:val="24"/>
+          <w:szCs w:val="24"/>
+        </w:rPr>
+        <w:t xml:space="preserve">У компании уже есть коллаборации с модными домами. Этот опыт я предлагаю перенести на B2B: авторские коллекции текстиля для отелей и спа – постельное белье, халаты, полотенца в фирменном стиле объекта. Шить такие коллекции удобно в Иваново из ткани компании, небольшими партиями под конкретный объект.</w:t>
+      </w:r>
+    </w:p>
+    <w:p>
+      <w:pPr>
+        <w:spacing w:after="120" w:before="0" w:line="288"/>
+        <w:jc w:val="both"/>
+      </w:pPr>
+      <w:r>
+        <w:rPr>
+          <w:rFonts w:ascii="Calibri" w:cs="Calibri" w:eastAsia="Calibri" w:hAnsi="Calibri"/>
+          <w:color w:val="000000"/>
+          <w:sz w:val="24"/>
+          <w:szCs w:val="24"/>
+        </w:rPr>
+        <w:t xml:space="preserve">На площадке у дизайнерских коллекций отдельная витрина с именем автора, а дизайнер получает вознаграждение с каждой проданной партии. Для премиальной линейки это главный способ выделиться: стандартное белье есть у многих поставщиков, авторскую коллекцию на маркетплейсе не найти.</w:t>
+      </w:r>
+    </w:p>
+    <w:p>
+      <w:pPr>
+        <w:pStyle w:val="Heading1"/>
+        <w:keepNext/>
+        <w:spacing w:after="120" w:before="280"/>
+      </w:pPr>
+      <w:r>
+        <w:rPr>
+          <w:rFonts w:ascii="Calibri" w:cs="Calibri" w:eastAsia="Calibri" w:hAnsi="Calibri"/>
+          <w:b/>
+          <w:bCs/>
+          <w:color w:val="1F3864"/>
+          <w:sz w:val="28"/>
+          <w:szCs w:val="28"/>
+        </w:rPr>
+        <w:t xml:space="preserve">11. Выставки</w:t>
+      </w:r>
+    </w:p>
+    <w:p>
+      <w:pPr>
+        <w:spacing w:after="120" w:before="0" w:line="288"/>
+        <w:jc w:val="both"/>
+      </w:pPr>
+      <w:r>
+        <w:rPr>
+          <w:rFonts w:ascii="Calibri" w:cs="Calibri" w:eastAsia="Calibri" w:hAnsi="Calibri"/>
+          <w:color w:val="000000"/>
+          <w:sz w:val="24"/>
+          <w:szCs w:val="24"/>
+        </w:rPr>
+        <w:t xml:space="preserve">Заказчик предлагает искать клиентов на московских выставках, в первую очередь в «Крокус Экспо». Под наши сегменты подходят:</w:t>
+      </w:r>
+    </w:p>
+    <w:p>
+      <w:pPr>
+        <w:pStyle w:val="ListParagraph"/>
+        <w:numPr>
+          <w:ilvl w:val="0"/>
+          <w:numId w:val="2"/>
+        </w:numPr>
+        <w:spacing w:after="60" w:line="288"/>
+        <w:jc w:val="both"/>
+      </w:pPr>
+      <w:r>
+        <w:rPr>
+          <w:rFonts w:ascii="Calibri" w:cs="Calibri" w:eastAsia="Calibri" w:hAnsi="Calibri"/>
+          <w:color w:val="000000"/>
+          <w:sz w:val="24"/>
+          <w:szCs w:val="24"/>
+        </w:rPr>
+        <w:t xml:space="preserve">PIR Expo – гостиничный и ресторанный бизнес, «Крокус Экспо», 26–29 октября 2026 года;</w:t>
+      </w:r>
+    </w:p>
+    <w:p>
+      <w:pPr>
+        <w:pStyle w:val="ListParagraph"/>
+        <w:numPr>
+          <w:ilvl w:val="0"/>
+          <w:numId w:val="2"/>
+        </w:numPr>
+        <w:spacing w:after="60" w:line="288"/>
+        <w:jc w:val="both"/>
+      </w:pPr>
+      <w:r>
+        <w:rPr>
+          <w:rFonts w:ascii="Calibri" w:cs="Calibri" w:eastAsia="Calibri" w:hAnsi="Calibri"/>
+          <w:color w:val="000000"/>
+          <w:sz w:val="24"/>
+          <w:szCs w:val="24"/>
+        </w:rPr>
+        <w:t xml:space="preserve">«Здравоохранение» в рамках Российской недели здравоохранения – больницы и клиники, «Крокус Экспо», 7–10 декабря 2026 года;</w:t>
+      </w:r>
+    </w:p>
+    <w:p>
+      <w:pPr>
+        <w:pStyle w:val="ListParagraph"/>
+        <w:numPr>
+          <w:ilvl w:val="0"/>
+          <w:numId w:val="2"/>
+        </w:numPr>
+        <w:spacing w:after="60" w:line="288"/>
+        <w:jc w:val="both"/>
+      </w:pPr>
+      <w:r>
+        <w:rPr>
+          <w:rFonts w:ascii="Calibri" w:cs="Calibri" w:eastAsia="Calibri" w:hAnsi="Calibri"/>
+          <w:color w:val="000000"/>
+          <w:sz w:val="24"/>
+          <w:szCs w:val="24"/>
+        </w:rPr>
+        <w:t xml:space="preserve">InterCHARM – индустрия красоты, в том числе спа, «Крокус Экспо», проходит в октябре (в 2026 году – 14–17 октября);</w:t>
+      </w:r>
+    </w:p>
+    <w:p>
+      <w:pPr>
+        <w:pStyle w:val="ListParagraph"/>
+        <w:numPr>
+          <w:ilvl w:val="0"/>
+          <w:numId w:val="2"/>
+        </w:numPr>
+        <w:spacing w:after="60" w:line="288"/>
+        <w:jc w:val="both"/>
+      </w:pPr>
+      <w:r>
+        <w:rPr>
+          <w:rFonts w:ascii="Calibri" w:cs="Calibri" w:eastAsia="Calibri" w:hAnsi="Calibri"/>
+          <w:color w:val="000000"/>
+          <w:sz w:val="24"/>
+          <w:szCs w:val="24"/>
+        </w:rPr>
+        <w:t xml:space="preserve">«Текстильлегпром» – федеральная оптовая ярмарка текстиля и легкой промышленности, «Крокус Экспо»: здесь удобно искать швейные цеха Иваново и оптовых покупателей, даты 2027 года пока не объявлены;</w:t>
+      </w:r>
+    </w:p>
+    <w:p>
+      <w:pPr>
+        <w:pStyle w:val="ListParagraph"/>
+        <w:numPr>
+          <w:ilvl w:val="0"/>
+          <w:numId w:val="2"/>
+        </w:numPr>
+        <w:spacing w:after="60" w:line="288"/>
+        <w:jc w:val="both"/>
+      </w:pPr>
+      <w:r>
+        <w:rPr>
+          <w:rFonts w:ascii="Calibri" w:cs="Calibri" w:eastAsia="Calibri" w:hAnsi="Calibri"/>
+          <w:color w:val="000000"/>
+          <w:sz w:val="24"/>
+          <w:szCs w:val="24"/>
+        </w:rPr>
+        <w:t xml:space="preserve">Hometextile &amp; Design (бывшая Heimtextil Russia) – интерьерные ткани и домашний текстиль, полезна для поиска дизайнеров, даты 2027 года пока не объявлены.</w:t>
+      </w:r>
+    </w:p>
+    <w:p>
+      <w:pPr>
+        <w:spacing w:after="120" w:before="0" w:line="288"/>
+        <w:jc w:val="both"/>
+      </w:pPr>
+      <w:r>
+        <w:rPr>
+          <w:rFonts w:ascii="Calibri" w:cs="Calibri" w:eastAsia="Calibri" w:hAnsi="Calibri"/>
+          <w:color w:val="000000"/>
+          <w:sz w:val="24"/>
+          <w:szCs w:val="24"/>
+        </w:rPr>
+        <w:t xml:space="preserve">Ближайшие PIR Expo и «Здравоохранение» я предлагаю посетить в этом году как посетители: собрать контакты закупщиков, посмотреть, с чем выходят конкуренты, и проверить интерес к площадке в разговорах. Решение о собственном стенде на выставках 2027 года принять по итогам. Даты перед поездкой стоит перепроверить на сайтах выставок.</w:t>
+      </w:r>
+    </w:p>
+    <w:p>
+      <w:pPr>
+        <w:pStyle w:val="Heading1"/>
+        <w:keepNext/>
+        <w:spacing w:after="120" w:before="280"/>
+      </w:pPr>
+      <w:r>
+        <w:rPr>
+          <w:rFonts w:ascii="Calibri" w:cs="Calibri" w:eastAsia="Calibri" w:hAnsi="Calibri"/>
+          <w:b/>
+          <w:bCs/>
+          <w:color w:val="1F3864"/>
+          <w:sz w:val="28"/>
+          <w:szCs w:val="28"/>
+        </w:rPr>
+        <w:t xml:space="preserve">12. Домен: что удалось выяснить и что я предлагаю</w:t>
+      </w:r>
+    </w:p>
+    <w:p>
+      <w:pPr>
+        <w:spacing w:after="120" w:before="0" w:line="288"/>
+        <w:jc w:val="both"/>
+      </w:pPr>
+      <w:r>
+        <w:rPr>
+          <w:rFonts w:ascii="Calibri" w:cs="Calibri" w:eastAsia="Calibri" w:hAnsi="Calibri"/>
+          <w:color w:val="000000"/>
+          <w:sz w:val="24"/>
+          <w:szCs w:val="24"/>
+        </w:rPr>
+        <w:t xml:space="preserve">Сразу уточню по формулировке задачи. Готовые сайты Reg.ru не продает, там продаются домены. Поэтому «выкуп сайта» на практике означает выкуп домена, а саму площадку нужно строить отдельно.</w:t>
+      </w:r>
+    </w:p>
+    <w:p>
+      <w:pPr>
+        <w:spacing w:after="120" w:before="0" w:line="288"/>
+        <w:jc w:val="both"/>
+      </w:pPr>
+      <w:r>
+        <w:rPr>
+          <w:rFonts w:ascii="Calibri" w:cs="Calibri" w:eastAsia="Calibri" w:hAnsi="Calibri"/>
+          <w:color w:val="000000"/>
+          <w:sz w:val="24"/>
+          <w:szCs w:val="24"/>
+        </w:rPr>
+        <w:t xml:space="preserve">Получить домен на Reg.ru можно несколькими способами: зарегистрировать свободное имя, купить занятое в Магазине доменов по фиксированной цене, договориться с владельцем через доменного брокера, поймать освобождающийся домен на аукционе или взять имя в аренду. Аренда здесь не подходит: строить площадку на чужом адресе нельзя. Удобнее всего, на мой взгляд, Магазин доменов: цена известна заранее, а Reg.ru выступает гарантом сделки.</w:t>
+      </w:r>
+    </w:p>
+    <w:p>
+      <w:pPr>
+        <w:spacing w:after="120" w:before="0" w:line="288"/>
+        <w:jc w:val="both"/>
+      </w:pPr>
+      <w:r>
+        <w:rPr>
+          <w:rFonts w:ascii="Calibri" w:cs="Calibri" w:eastAsia="Calibri" w:hAnsi="Calibri"/>
+          <w:color w:val="000000"/>
+          <w:sz w:val="24"/>
+          <w:szCs w:val="24"/>
+        </w:rPr>
+        <w:t xml:space="preserve">При подборе имени проверено около ста вариантов. Названия по образцу «Аптека.ру» (textil.ru, текстиль.рф) заняты и не продаются. Имена со словами «b2b» или «hotel» либо неудобно диктовать, либо они сужают аудиторию до одних гостиниц.</w:t>
+      </w:r>
+    </w:p>
+    <w:p>
+      <w:pPr>
+        <w:spacing w:after="120" w:before="0" w:line="288"/>
+        <w:jc w:val="both"/>
+      </w:pPr>
+      <w:r>
+        <w:rPr>
+          <w:rFonts w:ascii="Calibri" w:cs="Calibri" w:eastAsia="Calibri" w:hAnsi="Calibri"/>
+          <w:color w:val="000000"/>
+          <w:sz w:val="24"/>
+          <w:szCs w:val="24"/>
+        </w:rPr>
+        <w:t xml:space="preserve">Я предлагаю opttex.ru. Имя короткое, читается как «оптовый текстиль» и сразу показывает, что площадка для бизнеса. По состоянию на 5 октября 2026 года домен выставлен на Reg.ru на продажу по фиксированной цене, существует он с 2007 года. Двойник опттекс.рф на ту же дату свободен. Его вместе с opttex.com стоит зарегистрировать сразу, чтобы защитить имя.</w:t>
+      </w:r>
+    </w:p>
+    <w:p>
+      <w:pPr>
+        <w:spacing w:after="120" w:before="0" w:line="288"/>
+        <w:jc w:val="both"/>
+      </w:pPr>
+      <w:r>
+        <w:rPr>
+          <w:rFonts w:ascii="Calibri" w:cs="Calibri" w:eastAsia="Calibri" w:hAnsi="Calibri"/>
+          <w:color w:val="000000"/>
+          <w:sz w:val="24"/>
+          <w:szCs w:val="24"/>
+        </w:rPr>
+        <w:t xml:space="preserve">Домен не обязан повторять название розничного магазина компании: у B2B-площадки своя аудитория, и opttex.ru прямо говорит об опте. Если компании важнее единый бренд, имя можно подобрать под ее название по той же схеме.</w:t>
+      </w:r>
+    </w:p>
+    <w:p>
+      <w:pPr>
+        <w:spacing w:after="120" w:before="0" w:line="288"/>
+        <w:jc w:val="both"/>
+      </w:pPr>
+      <w:r>
+        <w:rPr>
+          <w:rFonts w:ascii="Calibri" w:cs="Calibri" w:eastAsia="Calibri" w:hAnsi="Calibri"/>
+          <w:color w:val="000000"/>
+          <w:sz w:val="24"/>
+          <w:szCs w:val="24"/>
+        </w:rPr>
+        <w:t xml:space="preserve">Запасной вариант на случай, если лот уйдет: textilehub.ru и текстильхаб.рф. На 5 октября оба имени свободны.</w:t>
+      </w:r>
+    </w:p>
+    <w:p>
+      <w:pPr>
+        <w:keepNext/>
+        <w:spacing w:after="80" w:before="160" w:line="288"/>
+        <w:jc w:val="left"/>
+      </w:pPr>
+      <w:r>
+        <w:rPr>
+          <w:rFonts w:ascii="Calibri" w:cs="Calibri" w:eastAsia="Calibri" w:hAnsi="Calibri"/>
+          <w:b/>
+          <w:bCs/>
+          <w:color w:val="000000"/>
+          <w:sz w:val="24"/>
+          <w:szCs w:val="24"/>
+        </w:rPr>
+        <w:t xml:space="preserve">Проверка товарных знаков</w:t>
+      </w:r>
+    </w:p>
+    <w:p>
+      <w:pPr>
+        <w:spacing w:after="120" w:before="0" w:line="288"/>
+        <w:jc w:val="both"/>
+      </w:pPr>
+      <w:r>
+        <w:rPr>
+          <w:rFonts w:ascii="Calibri" w:cs="Calibri" w:eastAsia="Calibri" w:hAnsi="Calibri"/>
+          <w:color w:val="000000"/>
+          <w:sz w:val="24"/>
+          <w:szCs w:val="24"/>
+        </w:rPr>
+        <w:t xml:space="preserve">Чтобы потом не потерять домен из-за чужого товарного знака, названия OPTTEX и ОПТТЕКС проверены по поисковой платформе Роспатента в классах 24 (ткани и текстильные изделия) и 35 (торговля и реклама). Совпадающих знаков нет. Самый похожий знак, OPTEX в 35 классе, прекратил действие еще в 2007 году. В этих классах действуют знаки NPTEX и КОПТЕКС, но они отличаются началом слова, поэтому риск я оцениваю как низкий. Перед регистрацией собственного знака результаты стоит показать патентному поверенному.</w:t>
+      </w:r>
+    </w:p>
+    <w:p>
+      <w:pPr>
+        <w:keepNext/>
+        <w:spacing w:after="80" w:before="160" w:line="288"/>
+        <w:jc w:val="left"/>
+      </w:pPr>
+      <w:r>
+        <w:rPr>
+          <w:rFonts w:ascii="Calibri" w:cs="Calibri" w:eastAsia="Calibri" w:hAnsi="Calibri"/>
+          <w:b/>
+          <w:bCs/>
+          <w:color w:val="000000"/>
+          <w:sz w:val="24"/>
+          <w:szCs w:val="24"/>
+        </w:rPr>
+        <w:t xml:space="preserve">Что сделать перед покупкой</w:t>
+      </w:r>
+    </w:p>
+    <w:p>
+      <w:pPr>
+        <w:pStyle w:val="ListParagraph"/>
+        <w:numPr>
+          <w:ilvl w:val="0"/>
+          <w:numId w:val="2"/>
+        </w:numPr>
+        <w:spacing w:after="60" w:line="288"/>
+        <w:jc w:val="both"/>
+      </w:pPr>
+      <w:r>
+        <w:rPr>
+          <w:rFonts w:ascii="Calibri" w:cs="Calibri" w:eastAsia="Calibri" w:hAnsi="Calibri"/>
+          <w:color w:val="000000"/>
+          <w:sz w:val="24"/>
+          <w:szCs w:val="24"/>
+        </w:rPr>
+        <w:t xml:space="preserve">еще раз открыть страницу лота и убедиться, что он в продаже;</w:t>
+      </w:r>
+    </w:p>
+    <w:p>
+      <w:pPr>
+        <w:pStyle w:val="ListParagraph"/>
+        <w:numPr>
+          <w:ilvl w:val="0"/>
+          <w:numId w:val="2"/>
+        </w:numPr>
+        <w:spacing w:after="60" w:line="288"/>
+        <w:jc w:val="both"/>
+      </w:pPr>
+      <w:r>
+        <w:rPr>
+          <w:rFonts w:ascii="Calibri" w:cs="Calibri" w:eastAsia="Calibri" w:hAnsi="Calibri"/>
+          <w:color w:val="000000"/>
+          <w:sz w:val="24"/>
+          <w:szCs w:val="24"/>
+        </w:rPr>
+        <w:t xml:space="preserve">посмотреть историю домена в веб-архиве (web.archive.org): если раньше на нем был спам, поисковики могут доверять ему меньше;</w:t>
+      </w:r>
+    </w:p>
+    <w:p>
+      <w:pPr>
+        <w:pStyle w:val="ListParagraph"/>
+        <w:numPr>
+          <w:ilvl w:val="0"/>
+          <w:numId w:val="2"/>
+        </w:numPr>
+        <w:spacing w:after="60" w:line="288"/>
+        <w:jc w:val="both"/>
+      </w:pPr>
+      <w:r>
+        <w:rPr>
+          <w:rFonts w:ascii="Calibri" w:cs="Calibri" w:eastAsia="Calibri" w:hAnsi="Calibri"/>
+          <w:color w:val="000000"/>
+          <w:sz w:val="24"/>
+          <w:szCs w:val="24"/>
+        </w:rPr>
+        <w:t xml:space="preserve">определиться, на какое юрлицо оформлять домен.</w:t>
+      </w:r>
+    </w:p>
+    <w:p>
+      <w:pPr>
+        <w:spacing w:after="120" w:before="0" w:line="288"/>
+        <w:jc w:val="both"/>
+      </w:pPr>
+      <w:r>
+        <w:rPr>
+          <w:rFonts w:ascii="Calibri" w:cs="Calibri" w:eastAsia="Calibri" w:hAnsi="Calibri"/>
+          <w:color w:val="000000"/>
+          <w:sz w:val="24"/>
+          <w:szCs w:val="24"/>
+        </w:rPr>
+        <w:t xml:space="preserve">Последний пункт важен. С 1 сентября 2026 года администратор домена в зоне .ru проходит идентификацию через Госуслуги, в том числе при покупке домена у другого владельца. Домен нужно сразу оформить на организацию. Если оформить его на сотрудника, главный актив площадки окажется в собственности частного лица.</w:t>
+      </w:r>
+    </w:p>
+    <w:p>
+      <w:pPr>
+        <w:pStyle w:val="Heading1"/>
+        <w:keepNext/>
+        <w:spacing w:after="120" w:before="280"/>
+      </w:pPr>
+      <w:r>
+        <w:rPr>
+          <w:rFonts w:ascii="Calibri" w:cs="Calibri" w:eastAsia="Calibri" w:hAnsi="Calibri"/>
+          <w:b/>
+          <w:bCs/>
+          <w:color w:val="1F3864"/>
+          <w:sz w:val="28"/>
+          <w:szCs w:val="28"/>
+        </w:rPr>
+        <w:t xml:space="preserve">13. Сайт: на чем и как строить</w:t>
+      </w:r>
+    </w:p>
+    <w:p>
+      <w:pPr>
+        <w:spacing w:after="120" w:before="0" w:line="288"/>
+        <w:jc w:val="both"/>
+      </w:pPr>
+      <w:r>
+        <w:rPr>
+          <w:rFonts w:ascii="Calibri" w:cs="Calibri" w:eastAsia="Calibri" w:hAnsi="Calibri"/>
+          <w:color w:val="000000"/>
+          <w:sz w:val="24"/>
+          <w:szCs w:val="24"/>
+        </w:rPr>
+        <w:t xml:space="preserve">Розница компании уже работает на 1С-Битрикс, связанном с 1С и «Честным знаком». Поэтому площадку я предлагаю строить на том же Битриксе. Так у компании остается один учет в 1С и один каталог для розницы и опта, а маркировка и обмен с 1С уже настроены и знакомы сотрудникам.</w:t>
+      </w:r>
+    </w:p>
+    <w:p>
+      <w:pPr>
+        <w:spacing w:after="120" w:before="0" w:line="288"/>
+        <w:jc w:val="both"/>
+      </w:pPr>
+      <w:r>
+        <w:rPr>
+          <w:rFonts w:ascii="Calibri" w:cs="Calibri" w:eastAsia="Calibri" w:hAnsi="Calibri"/>
+          <w:color w:val="000000"/>
+          <w:sz w:val="24"/>
+          <w:szCs w:val="24"/>
+        </w:rPr>
+        <w:t xml:space="preserve">Сайт делается в два шага.</w:t>
+      </w:r>
+    </w:p>
+    <w:p>
+      <w:pPr>
+        <w:spacing w:after="120" w:before="0" w:line="288"/>
+        <w:jc w:val="both"/>
+      </w:pPr>
+      <w:r>
+        <w:rPr>
+          <w:rFonts w:ascii="Calibri" w:cs="Calibri" w:eastAsia="Calibri" w:hAnsi="Calibri"/>
+          <w:color w:val="000000"/>
+          <w:sz w:val="24"/>
+          <w:szCs w:val="24"/>
+        </w:rPr>
+        <w:t xml:space="preserve">Первый шаг – простая посадочная страница на opttex.ru: каталог двух линеек, предложение для партнеров и форма заявки. Ее можно сделать на том же Битриксе или на конструкторе Reg.ru, если так выйдет быстрее. Заявки обрабатываются вручную. Задача этого шага – проверить спрос, не вкладываясь в разработку.</w:t>
+      </w:r>
+    </w:p>
+    <w:p>
+      <w:pPr>
+        <w:spacing w:after="120" w:before="0" w:line="288"/>
+        <w:jc w:val="both"/>
+      </w:pPr>
+      <w:r>
+        <w:rPr>
+          <w:rFonts w:ascii="Calibri" w:cs="Calibri" w:eastAsia="Calibri" w:hAnsi="Calibri"/>
+          <w:color w:val="000000"/>
+          <w:sz w:val="24"/>
+          <w:szCs w:val="24"/>
+        </w:rPr>
+        <w:t xml:space="preserve">Второй шаг – полноценная площадка на 1С-Битрикс в редакции «Бизнес»: несколько типов цен (опт по объему, премиальная и базовая линейки) в Битриксе есть начиная с нее. Кабинетов для сторонних продавцов в стандартной поставке нет, их добавляют готовым модулем из Маркетплейса 1С-Битрикс или дорабатывают. На старте они и не нужны: основной продавец – сама компания, заявки партнерам передает менеджер. Кабинеты партнеров подключаются, когда партнеров станет много. Нужна ли отдельная лицензия под второй сайт, стоит уточнить у разработчика, который ведет розничный сайт.</w:t>
+      </w:r>
+    </w:p>
+    <w:p>
+      <w:pPr>
+        <w:spacing w:after="120" w:before="0" w:line="288"/>
+        <w:jc w:val="both"/>
+      </w:pPr>
+      <w:r>
+        <w:rPr>
+          <w:rFonts w:ascii="Calibri" w:cs="Calibri" w:eastAsia="Calibri" w:hAnsi="Calibri"/>
+          <w:color w:val="000000"/>
+          <w:sz w:val="24"/>
+          <w:szCs w:val="24"/>
+        </w:rPr>
+        <w:t xml:space="preserve">Запасной вариант – CS-Cart Multi-Vendor, где кабинеты продавцов есть сразу. Но тогда обмен с 1С и работу с маркировкой придется настраивать заново, поэтому основным вариантом я его не считаю.</w:t>
+      </w:r>
+    </w:p>
+    <w:p>
+      <w:pPr>
+        <w:spacing w:after="120" w:before="0" w:line="288"/>
+        <w:jc w:val="both"/>
+      </w:pPr>
+      <w:r>
+        <w:rPr>
+          <w:rFonts w:ascii="Calibri" w:cs="Calibri" w:eastAsia="Calibri" w:hAnsi="Calibri"/>
+          <w:color w:val="000000"/>
+          <w:sz w:val="24"/>
+          <w:szCs w:val="24"/>
+        </w:rPr>
+        <w:t xml:space="preserve">Что обязательно будет на площадке:</w:t>
+      </w:r>
+    </w:p>
+    <w:p>
+      <w:pPr>
+        <w:pStyle w:val="ListParagraph"/>
+        <w:numPr>
+          <w:ilvl w:val="0"/>
+          <w:numId w:val="2"/>
+        </w:numPr>
+        <w:spacing w:after="60" w:line="288"/>
+        <w:jc w:val="both"/>
+      </w:pPr>
+      <w:r>
+        <w:rPr>
+          <w:rFonts w:ascii="Calibri" w:cs="Calibri" w:eastAsia="Calibri" w:hAnsi="Calibri"/>
+          <w:color w:val="000000"/>
+          <w:sz w:val="24"/>
+          <w:szCs w:val="24"/>
+        </w:rPr>
+        <w:t xml:space="preserve">единые карточки товара: состав, плотность, размер, режим стирки, страна производства, документ о соответствии, маркировка;</w:t>
+      </w:r>
+    </w:p>
+    <w:p>
+      <w:pPr>
+        <w:pStyle w:val="ListParagraph"/>
+        <w:numPr>
+          <w:ilvl w:val="0"/>
+          <w:numId w:val="2"/>
+        </w:numPr>
+        <w:spacing w:after="60" w:line="288"/>
+        <w:jc w:val="both"/>
+      </w:pPr>
+      <w:r>
+        <w:rPr>
+          <w:rFonts w:ascii="Calibri" w:cs="Calibri" w:eastAsia="Calibri" w:hAnsi="Calibri"/>
+          <w:color w:val="000000"/>
+          <w:sz w:val="24"/>
+          <w:szCs w:val="24"/>
+        </w:rPr>
+        <w:t xml:space="preserve">две линейки, премиальная и базовая, и отдельная витрина дизайнерских коллекций;</w:t>
+      </w:r>
+    </w:p>
+    <w:p>
+      <w:pPr>
+        <w:pStyle w:val="ListParagraph"/>
+        <w:numPr>
+          <w:ilvl w:val="0"/>
+          <w:numId w:val="2"/>
+        </w:numPr>
+        <w:spacing w:after="60" w:line="288"/>
+        <w:jc w:val="both"/>
+      </w:pPr>
+      <w:r>
+        <w:rPr>
+          <w:rFonts w:ascii="Calibri" w:cs="Calibri" w:eastAsia="Calibri" w:hAnsi="Calibri"/>
+          <w:color w:val="000000"/>
+          <w:sz w:val="24"/>
+          <w:szCs w:val="24"/>
+        </w:rPr>
+        <w:t xml:space="preserve">оптовые цены в зависимости от объема и минимальная партия;</w:t>
+      </w:r>
+    </w:p>
+    <w:p>
+      <w:pPr>
+        <w:pStyle w:val="ListParagraph"/>
+        <w:numPr>
+          <w:ilvl w:val="0"/>
+          <w:numId w:val="2"/>
+        </w:numPr>
+        <w:spacing w:after="60" w:line="288"/>
+        <w:jc w:val="both"/>
+      </w:pPr>
+      <w:r>
+        <w:rPr>
+          <w:rFonts w:ascii="Calibri" w:cs="Calibri" w:eastAsia="Calibri" w:hAnsi="Calibri"/>
+          <w:color w:val="000000"/>
+          <w:sz w:val="24"/>
+          <w:szCs w:val="24"/>
+        </w:rPr>
+        <w:t xml:space="preserve">три вида заказа – из наличия, пошив под заказ, партия из Индии – со сроком по каждому;</w:t>
+      </w:r>
+    </w:p>
+    <w:p>
+      <w:pPr>
+        <w:pStyle w:val="ListParagraph"/>
+        <w:numPr>
+          <w:ilvl w:val="0"/>
+          <w:numId w:val="2"/>
+        </w:numPr>
+        <w:spacing w:after="60" w:line="288"/>
+        <w:jc w:val="both"/>
+      </w:pPr>
+      <w:r>
+        <w:rPr>
+          <w:rFonts w:ascii="Calibri" w:cs="Calibri" w:eastAsia="Calibri" w:hAnsi="Calibri"/>
+          <w:color w:val="000000"/>
+          <w:sz w:val="24"/>
+          <w:szCs w:val="24"/>
+        </w:rPr>
+        <w:t xml:space="preserve">оплата по счету для юрлиц, документы через ЭДО;</w:t>
+      </w:r>
+    </w:p>
+    <w:p>
+      <w:pPr>
+        <w:pStyle w:val="ListParagraph"/>
+        <w:numPr>
+          <w:ilvl w:val="0"/>
+          <w:numId w:val="2"/>
+        </w:numPr>
+        <w:spacing w:after="60" w:line="288"/>
+        <w:jc w:val="both"/>
+      </w:pPr>
+      <w:r>
+        <w:rPr>
+          <w:rFonts w:ascii="Calibri" w:cs="Calibri" w:eastAsia="Calibri" w:hAnsi="Calibri"/>
+          <w:color w:val="000000"/>
+          <w:sz w:val="24"/>
+          <w:szCs w:val="24"/>
+        </w:rPr>
+        <w:t xml:space="preserve">кабинет покупателя с историей заказов, статусом доставки и повтором заказа в один клик;</w:t>
+      </w:r>
+    </w:p>
+    <w:p>
+      <w:pPr>
+        <w:pStyle w:val="ListParagraph"/>
+        <w:numPr>
+          <w:ilvl w:val="0"/>
+          <w:numId w:val="2"/>
+        </w:numPr>
+        <w:spacing w:after="60" w:line="288"/>
+        <w:jc w:val="both"/>
+      </w:pPr>
+      <w:r>
+        <w:rPr>
+          <w:rFonts w:ascii="Calibri" w:cs="Calibri" w:eastAsia="Calibri" w:hAnsi="Calibri"/>
+          <w:color w:val="000000"/>
+          <w:sz w:val="24"/>
+          <w:szCs w:val="24"/>
+        </w:rPr>
+        <w:t xml:space="preserve">панель оператора: заявки на расчет, проверка партнеров и карточек, жалобы, счета на комиссию;</w:t>
+      </w:r>
+    </w:p>
+    <w:p>
+      <w:pPr>
+        <w:pStyle w:val="ListParagraph"/>
+        <w:numPr>
+          <w:ilvl w:val="0"/>
+          <w:numId w:val="2"/>
+        </w:numPr>
+        <w:spacing w:after="60" w:line="288"/>
+        <w:jc w:val="both"/>
+      </w:pPr>
+      <w:r>
+        <w:rPr>
+          <w:rFonts w:ascii="Calibri" w:cs="Calibri" w:eastAsia="Calibri" w:hAnsi="Calibri"/>
+          <w:color w:val="000000"/>
+          <w:sz w:val="24"/>
+          <w:szCs w:val="24"/>
+        </w:rPr>
+        <w:t xml:space="preserve">автоматический обмен остатками и ценами с 1С;</w:t>
+      </w:r>
+    </w:p>
+    <w:p>
+      <w:pPr>
+        <w:pStyle w:val="ListParagraph"/>
+        <w:numPr>
+          <w:ilvl w:val="0"/>
+          <w:numId w:val="2"/>
+        </w:numPr>
+        <w:spacing w:after="60" w:line="288"/>
+        <w:jc w:val="both"/>
+      </w:pPr>
+      <w:r>
+        <w:rPr>
+          <w:rFonts w:ascii="Calibri" w:cs="Calibri" w:eastAsia="Calibri" w:hAnsi="Calibri"/>
+          <w:color w:val="000000"/>
+          <w:sz w:val="24"/>
+          <w:szCs w:val="24"/>
+        </w:rPr>
+        <w:t xml:space="preserve">хранение данных покупателей на сервере в России.</w:t>
+      </w:r>
+    </w:p>
+    <w:p>
+      <w:pPr>
+        <w:keepNext/>
+        <w:spacing w:after="80" w:before="160" w:line="288"/>
+        <w:jc w:val="left"/>
+      </w:pPr>
+      <w:r>
+        <w:rPr>
+          <w:rFonts w:ascii="Calibri" w:cs="Calibri" w:eastAsia="Calibri" w:hAnsi="Calibri"/>
+          <w:b/>
+          <w:bCs/>
+          <w:color w:val="000000"/>
+          <w:sz w:val="24"/>
+          <w:szCs w:val="24"/>
+        </w:rPr>
+        <w:t xml:space="preserve">Макет</w:t>
+      </w:r>
+    </w:p>
+    <w:p>
+      <w:pPr>
+        <w:spacing w:after="120" w:before="0" w:line="288"/>
+        <w:jc w:val="both"/>
+      </w:pPr>
+      <w:r>
+        <w:rPr>
+          <w:rFonts w:ascii="Calibri" w:cs="Calibri" w:eastAsia="Calibri" w:hAnsi="Calibri"/>
+          <w:color w:val="000000"/>
+          <w:sz w:val="24"/>
+          <w:szCs w:val="24"/>
+        </w:rPr>
+        <w:t xml:space="preserve">Кликабельный макет из восьми экранов уже готов: главная, каталог, карточка товара с несколькими предложениями, заявка на расчет, оформление заказа, кабинет покупателя, кабинет поставщика и панель оператора. По нему можно пройти весь путь покупателя от поиска товара до заказа. Ссылка на макет: [ссылка]. Макет станет основой технического задания для разработчика, под новые вводные его нужно будет дополнить двумя линейками и заказом партии из Индии.</w:t>
+      </w:r>
+    </w:p>
+    <w:p>
+      <w:pPr>
+        <w:keepNext/>
+        <w:spacing w:after="80" w:before="160" w:line="288"/>
+        <w:jc w:val="left"/>
+      </w:pPr>
+      <w:r>
+        <w:rPr>
+          <w:rFonts w:ascii="Calibri" w:cs="Calibri" w:eastAsia="Calibri" w:hAnsi="Calibri"/>
+          <w:b/>
+          <w:bCs/>
+          <w:color w:val="000000"/>
+          <w:sz w:val="24"/>
+          <w:szCs w:val="24"/>
+        </w:rPr>
+        <w:t xml:space="preserve">Сроки разработки</w:t>
+      </w:r>
+    </w:p>
+    <w:p>
+      <w:pPr>
+        <w:spacing w:after="120" w:before="0" w:line="288"/>
+        <w:jc w:val="both"/>
+      </w:pPr>
+      <w:r>
+        <w:rPr>
+          <w:rFonts w:ascii="Calibri" w:cs="Calibri" w:eastAsia="Calibri" w:hAnsi="Calibri"/>
+          <w:color w:val="000000"/>
+          <w:sz w:val="24"/>
+          <w:szCs w:val="24"/>
+        </w:rPr>
+        <w:t xml:space="preserve">Разработка второго шага займет около трех месяцев:</w:t>
+      </w:r>
+    </w:p>
+    <w:p>
+      <w:pPr>
+        <w:pStyle w:val="ListParagraph"/>
+        <w:numPr>
+          <w:ilvl w:val="0"/>
+          <w:numId w:val="2"/>
+        </w:numPr>
+        <w:spacing w:after="60" w:line="288"/>
+        <w:jc w:val="both"/>
+      </w:pPr>
+      <w:r>
+        <w:rPr>
+          <w:rFonts w:ascii="Calibri" w:cs="Calibri" w:eastAsia="Calibri" w:hAnsi="Calibri"/>
+          <w:color w:val="000000"/>
+          <w:sz w:val="24"/>
+          <w:szCs w:val="24"/>
+        </w:rPr>
+        <w:t xml:space="preserve">недели 1–2: техническое задание по макету, выбор модулей;</w:t>
+      </w:r>
+    </w:p>
+    <w:p>
+      <w:pPr>
+        <w:pStyle w:val="ListParagraph"/>
+        <w:numPr>
+          <w:ilvl w:val="0"/>
+          <w:numId w:val="2"/>
+        </w:numPr>
+        <w:spacing w:after="60" w:line="288"/>
+        <w:jc w:val="both"/>
+      </w:pPr>
+      <w:r>
+        <w:rPr>
+          <w:rFonts w:ascii="Calibri" w:cs="Calibri" w:eastAsia="Calibri" w:hAnsi="Calibri"/>
+          <w:color w:val="000000"/>
+          <w:sz w:val="24"/>
+          <w:szCs w:val="24"/>
+        </w:rPr>
+        <w:t xml:space="preserve">недели 3–4: второй сайт на Битриксе, каталог, оформление, типы цен;</w:t>
+      </w:r>
+    </w:p>
+    <w:p>
+      <w:pPr>
+        <w:pStyle w:val="ListParagraph"/>
+        <w:numPr>
+          <w:ilvl w:val="0"/>
+          <w:numId w:val="2"/>
+        </w:numPr>
+        <w:spacing w:after="60" w:line="288"/>
+        <w:jc w:val="both"/>
+      </w:pPr>
+      <w:r>
+        <w:rPr>
+          <w:rFonts w:ascii="Calibri" w:cs="Calibri" w:eastAsia="Calibri" w:hAnsi="Calibri"/>
+          <w:color w:val="000000"/>
+          <w:sz w:val="24"/>
+          <w:szCs w:val="24"/>
+        </w:rPr>
+        <w:t xml:space="preserve">недели 5–8: кабинет покупателя, заявка на расчет, оплата по счету, две линейки;</w:t>
+      </w:r>
+    </w:p>
+    <w:p>
+      <w:pPr>
+        <w:pStyle w:val="ListParagraph"/>
+        <w:numPr>
+          <w:ilvl w:val="0"/>
+          <w:numId w:val="2"/>
+        </w:numPr>
+        <w:spacing w:after="60" w:line="288"/>
+        <w:jc w:val="both"/>
+      </w:pPr>
+      <w:r>
+        <w:rPr>
+          <w:rFonts w:ascii="Calibri" w:cs="Calibri" w:eastAsia="Calibri" w:hAnsi="Calibri"/>
+          <w:color w:val="000000"/>
+          <w:sz w:val="24"/>
+          <w:szCs w:val="24"/>
+        </w:rPr>
+        <w:t xml:space="preserve">недели 9–10: обмен с 1С, ЭДО, маркировка;</w:t>
+      </w:r>
+    </w:p>
+    <w:p>
+      <w:pPr>
+        <w:pStyle w:val="ListParagraph"/>
+        <w:numPr>
+          <w:ilvl w:val="0"/>
+          <w:numId w:val="2"/>
+        </w:numPr>
+        <w:spacing w:after="60" w:line="288"/>
+        <w:jc w:val="both"/>
+      </w:pPr>
+      <w:r>
+        <w:rPr>
+          <w:rFonts w:ascii="Calibri" w:cs="Calibri" w:eastAsia="Calibri" w:hAnsi="Calibri"/>
+          <w:color w:val="000000"/>
+          <w:sz w:val="24"/>
+          <w:szCs w:val="24"/>
+        </w:rPr>
+        <w:t xml:space="preserve">недели 11–12: тестовые заказы, наполнение каталога, запуск.</w:t>
+      </w:r>
+    </w:p>
+    <w:p>
+      <w:pPr>
+        <w:spacing w:after="120" w:before="0" w:line="288"/>
+        <w:jc w:val="both"/>
+      </w:pPr>
+      <w:r>
+        <w:rPr>
+          <w:rFonts w:ascii="Calibri" w:cs="Calibri" w:eastAsia="Calibri" w:hAnsi="Calibri"/>
+          <w:color w:val="000000"/>
+          <w:sz w:val="24"/>
+          <w:szCs w:val="24"/>
+        </w:rPr>
+        <w:t xml:space="preserve">С разработчиком предлагаю работать по договору подряда с оплатой по этапам и еженедельным показом результата.</w:t>
+      </w:r>
+    </w:p>
+    <w:p>
+      <w:pPr>
+        <w:pStyle w:val="Heading1"/>
+        <w:keepNext/>
+        <w:spacing w:after="120" w:before="280"/>
+      </w:pPr>
+      <w:r>
+        <w:rPr>
+          <w:rFonts w:ascii="Calibri" w:cs="Calibri" w:eastAsia="Calibri" w:hAnsi="Calibri"/>
+          <w:b/>
+          <w:bCs/>
+          <w:color w:val="1F3864"/>
+          <w:sz w:val="28"/>
+          <w:szCs w:val="28"/>
+        </w:rPr>
+        <w:t xml:space="preserve">14. Предложение для партнеров</w:t>
+      </w:r>
+    </w:p>
+    <w:p>
+      <w:pPr>
+        <w:spacing w:after="120" w:before="0" w:line="288"/>
+        <w:jc w:val="both"/>
+      </w:pPr>
+      <w:r>
+        <w:rPr>
+          <w:rFonts w:ascii="Calibri" w:cs="Calibri" w:eastAsia="Calibri" w:hAnsi="Calibri"/>
+          <w:color w:val="000000"/>
+          <w:sz w:val="24"/>
+          <w:szCs w:val="24"/>
+        </w:rPr>
+        <w:t xml:space="preserve">Партнеров на площадке два вида, и условия у них разные.</w:t>
+      </w:r>
+    </w:p>
+    <w:p>
+      <w:pPr>
+        <w:keepNext/>
+        <w:spacing w:after="80" w:before="160" w:line="288"/>
+        <w:jc w:val="left"/>
+      </w:pPr>
+      <w:r>
+        <w:rPr>
+          <w:rFonts w:ascii="Calibri" w:cs="Calibri" w:eastAsia="Calibri" w:hAnsi="Calibri"/>
+          <w:b/>
+          <w:bCs/>
+          <w:color w:val="000000"/>
+          <w:sz w:val="24"/>
+          <w:szCs w:val="24"/>
+        </w:rPr>
+        <w:t xml:space="preserve">Швейные цеха Иваново</w:t>
+      </w:r>
+    </w:p>
+    <w:p>
+      <w:pPr>
+        <w:pStyle w:val="ListParagraph"/>
+        <w:numPr>
+          <w:ilvl w:val="0"/>
+          <w:numId w:val="2"/>
+        </w:numPr>
+        <w:spacing w:after="60" w:line="288"/>
+        <w:jc w:val="both"/>
+      </w:pPr>
+      <w:r>
+        <w:rPr>
+          <w:rFonts w:ascii="Calibri" w:cs="Calibri" w:eastAsia="Calibri" w:hAnsi="Calibri"/>
+          <w:color w:val="000000"/>
+          <w:sz w:val="24"/>
+          <w:szCs w:val="24"/>
+        </w:rPr>
+        <w:t xml:space="preserve">размещение собственных изделий бесплатное;</w:t>
+      </w:r>
+    </w:p>
+    <w:p>
+      <w:pPr>
+        <w:pStyle w:val="ListParagraph"/>
+        <w:numPr>
+          <w:ilvl w:val="0"/>
+          <w:numId w:val="2"/>
+        </w:numPr>
+        <w:spacing w:after="60" w:line="288"/>
+        <w:jc w:val="both"/>
+      </w:pPr>
+      <w:r>
+        <w:rPr>
+          <w:rFonts w:ascii="Calibri" w:cs="Calibri" w:eastAsia="Calibri" w:hAnsi="Calibri"/>
+          <w:color w:val="000000"/>
+          <w:sz w:val="24"/>
+          <w:szCs w:val="24"/>
+        </w:rPr>
+        <w:t xml:space="preserve">первые шесть месяцев без комиссии;</w:t>
+      </w:r>
+    </w:p>
+    <w:p>
+      <w:pPr>
+        <w:pStyle w:val="ListParagraph"/>
+        <w:numPr>
+          <w:ilvl w:val="0"/>
+          <w:numId w:val="2"/>
+        </w:numPr>
+        <w:spacing w:after="60" w:line="288"/>
+        <w:jc w:val="both"/>
+      </w:pPr>
+      <w:r>
+        <w:rPr>
+          <w:rFonts w:ascii="Calibri" w:cs="Calibri" w:eastAsia="Calibri" w:hAnsi="Calibri"/>
+          <w:color w:val="000000"/>
+          <w:sz w:val="24"/>
+          <w:szCs w:val="24"/>
+        </w:rPr>
+        <w:t xml:space="preserve">дальше комиссия только с оплаченных заказов (рабочий вариант – 7 %, окончательно ее стоит согласовать на переговорах с первыми цехами);</w:t>
+      </w:r>
+    </w:p>
+    <w:p>
+      <w:pPr>
+        <w:pStyle w:val="ListParagraph"/>
+        <w:numPr>
+          <w:ilvl w:val="0"/>
+          <w:numId w:val="2"/>
+        </w:numPr>
+        <w:spacing w:after="60" w:line="288"/>
+        <w:jc w:val="both"/>
+      </w:pPr>
+      <w:r>
+        <w:rPr>
+          <w:rFonts w:ascii="Calibri" w:cs="Calibri" w:eastAsia="Calibri" w:hAnsi="Calibri"/>
+          <w:color w:val="000000"/>
+          <w:sz w:val="24"/>
+          <w:szCs w:val="24"/>
+        </w:rPr>
+        <w:t xml:space="preserve">покупатель платит цеху напрямую по его счету;</w:t>
+      </w:r>
+    </w:p>
+    <w:p>
+      <w:pPr>
+        <w:pStyle w:val="ListParagraph"/>
+        <w:numPr>
+          <w:ilvl w:val="0"/>
+          <w:numId w:val="2"/>
+        </w:numPr>
+        <w:spacing w:after="60" w:line="288"/>
+        <w:jc w:val="both"/>
+      </w:pPr>
+      <w:r>
+        <w:rPr>
+          <w:rFonts w:ascii="Calibri" w:cs="Calibri" w:eastAsia="Calibri" w:hAnsi="Calibri"/>
+          <w:color w:val="000000"/>
+          <w:sz w:val="24"/>
+          <w:szCs w:val="24"/>
+        </w:rPr>
+        <w:t xml:space="preserve">пошив под заказы компании из ее ткани – по отдельному договору подряда.</w:t>
+      </w:r>
+    </w:p>
+    <w:p>
+      <w:pPr>
+        <w:spacing w:after="120" w:before="0" w:line="288"/>
+        <w:jc w:val="both"/>
+      </w:pPr>
+      <w:r>
+        <w:rPr>
+          <w:rFonts w:ascii="Calibri" w:cs="Calibri" w:eastAsia="Calibri" w:hAnsi="Calibri"/>
+          <w:color w:val="000000"/>
+          <w:sz w:val="24"/>
+          <w:szCs w:val="24"/>
+        </w:rPr>
+        <w:t xml:space="preserve">В договор с цехом предлагаю включить условие о комиссии с прямых заказов клиента, которого привела площадка, в течение 12 месяцев. Текст письма-приглашения для цехов приведен в приложении.</w:t>
+      </w:r>
+    </w:p>
+    <w:p>
+      <w:pPr>
+        <w:keepNext/>
+        <w:spacing w:after="80" w:before="160" w:line="288"/>
+        <w:jc w:val="left"/>
+      </w:pPr>
+      <w:r>
+        <w:rPr>
+          <w:rFonts w:ascii="Calibri" w:cs="Calibri" w:eastAsia="Calibri" w:hAnsi="Calibri"/>
+          <w:b/>
+          <w:bCs/>
+          <w:color w:val="000000"/>
+          <w:sz w:val="24"/>
+          <w:szCs w:val="24"/>
+        </w:rPr>
+        <w:t xml:space="preserve">Индийские производители</w:t>
+      </w:r>
+    </w:p>
+    <w:p>
+      <w:pPr>
+        <w:spacing w:after="120" w:before="0" w:line="288"/>
+        <w:jc w:val="both"/>
+      </w:pPr>
+      <w:r>
+        <w:rPr>
+          <w:rFonts w:ascii="Calibri" w:cs="Calibri" w:eastAsia="Calibri" w:hAnsi="Calibri"/>
+          <w:color w:val="000000"/>
+          <w:sz w:val="24"/>
+          <w:szCs w:val="24"/>
+        </w:rPr>
+        <w:t xml:space="preserve">С производителями в Индии компания уже работает через свой консалтинг: сотрудник компании объясняет им, как работать с Россией. Площадка добавляет к этому сбыт. Крупные партии под конкретного покупателя компания закупает у них напрямую и везет по своей схеме, поэтому комиссии здесь нет: это обычная закупка без агентов. Консалтинг приводит производителей, площадка дает им заказы.</w:t>
+      </w:r>
+    </w:p>
+    <w:p>
+      <w:pPr>
+        <w:pStyle w:val="Heading1"/>
+        <w:keepNext/>
+        <w:spacing w:after="120" w:before="280"/>
+      </w:pPr>
+      <w:r>
+        <w:rPr>
+          <w:rFonts w:ascii="Calibri" w:cs="Calibri" w:eastAsia="Calibri" w:hAnsi="Calibri"/>
+          <w:b/>
+          <w:bCs/>
+          <w:color w:val="1F3864"/>
+          <w:sz w:val="28"/>
+          <w:szCs w:val="28"/>
+        </w:rPr>
+        <w:t xml:space="preserve">15. Юридическая сторона</w:t>
+      </w:r>
+    </w:p>
+    <w:p>
+      <w:pPr>
+        <w:pStyle w:val="ListParagraph"/>
+        <w:numPr>
+          <w:ilvl w:val="0"/>
+          <w:numId w:val="2"/>
+        </w:numPr>
+        <w:spacing w:after="60" w:line="288"/>
+        <w:jc w:val="both"/>
+      </w:pPr>
+      <w:r>
+        <w:rPr>
+          <w:rFonts w:ascii="Calibri" w:cs="Calibri" w:eastAsia="Calibri" w:hAnsi="Calibri"/>
+          <w:color w:val="000000"/>
+          <w:sz w:val="24"/>
+          <w:szCs w:val="24"/>
+        </w:rPr>
+        <w:t xml:space="preserve">Закон о платформенной экономике (289-ФЗ) действует с 1 октября 2026 года, и площадка под него подпадает. В обязательный реестр она не попадет, он рассчитан на очень крупные платформы. Но обязанности оператора начинаются с первого дня: публичные правила площадки, проверка продавцов по ЕГРЮЛ и ЕГРИП, заблаговременное уведомление партнеров об изменении условий и ответ на жалобу в течение 15 дней.</w:t>
+      </w:r>
+    </w:p>
+    <w:p>
+      <w:pPr>
+        <w:pStyle w:val="ListParagraph"/>
+        <w:numPr>
+          <w:ilvl w:val="0"/>
+          <w:numId w:val="2"/>
+        </w:numPr>
+        <w:spacing w:after="60" w:line="288"/>
+        <w:jc w:val="both"/>
+      </w:pPr>
+      <w:r>
+        <w:rPr>
+          <w:rFonts w:ascii="Calibri" w:cs="Calibri" w:eastAsia="Calibri" w:hAnsi="Calibri"/>
+          <w:color w:val="000000"/>
+          <w:sz w:val="24"/>
+          <w:szCs w:val="24"/>
+        </w:rPr>
+        <w:t xml:space="preserve">Маркировка «Честный знак». Постельное белье и полотенца без нее продавать нельзя. Для ввозимого товара коды наносятся до таможенного оформления, при отгрузке организациям движение кодов отражается через УПД в ЭДО. В каталог площадки попадает только маркированный товар с документом о соответствии, в том числе у партнеров.</w:t>
+      </w:r>
+    </w:p>
+    <w:p>
+      <w:pPr>
+        <w:pStyle w:val="ListParagraph"/>
+        <w:numPr>
+          <w:ilvl w:val="0"/>
+          <w:numId w:val="2"/>
+        </w:numPr>
+        <w:spacing w:after="60" w:line="288"/>
+        <w:jc w:val="both"/>
+      </w:pPr>
+      <w:r>
+        <w:rPr>
+          <w:rFonts w:ascii="Calibri" w:cs="Calibri" w:eastAsia="Calibri" w:hAnsi="Calibri"/>
+          <w:color w:val="000000"/>
+          <w:sz w:val="24"/>
+          <w:szCs w:val="24"/>
+        </w:rPr>
+        <w:t xml:space="preserve">Персональные данные (152-ФЗ): политика обработки и согласие на сайте, уведомление в Роскомнадзор, сервер в России.</w:t>
+      </w:r>
+    </w:p>
+    <w:p>
+      <w:pPr>
+        <w:pStyle w:val="ListParagraph"/>
+        <w:numPr>
+          <w:ilvl w:val="0"/>
+          <w:numId w:val="2"/>
+        </w:numPr>
+        <w:spacing w:after="60" w:line="288"/>
+        <w:jc w:val="both"/>
+      </w:pPr>
+      <w:r>
+        <w:rPr>
+          <w:rFonts w:ascii="Calibri" w:cs="Calibri" w:eastAsia="Calibri" w:hAnsi="Calibri"/>
+          <w:color w:val="000000"/>
+          <w:sz w:val="24"/>
+          <w:szCs w:val="24"/>
+        </w:rPr>
+        <w:t xml:space="preserve">Товарный знак: название нужно зарегистрировать в Роспатенте по классам 24 и 35.</w:t>
+      </w:r>
+    </w:p>
+    <w:p>
+      <w:pPr>
+        <w:pStyle w:val="ListParagraph"/>
+        <w:numPr>
+          <w:ilvl w:val="0"/>
+          <w:numId w:val="2"/>
+        </w:numPr>
+        <w:spacing w:after="60" w:line="288"/>
+        <w:jc w:val="both"/>
+      </w:pPr>
+      <w:r>
+        <w:rPr>
+          <w:rFonts w:ascii="Calibri" w:cs="Calibri" w:eastAsia="Calibri" w:hAnsi="Calibri"/>
+          <w:color w:val="000000"/>
+          <w:sz w:val="24"/>
+          <w:szCs w:val="24"/>
+        </w:rPr>
+        <w:t xml:space="preserve">Домен оформляется на организацию через Госуслуги.</w:t>
+      </w:r>
+    </w:p>
+    <w:p>
+      <w:pPr>
+        <w:pStyle w:val="ListParagraph"/>
+        <w:numPr>
+          <w:ilvl w:val="0"/>
+          <w:numId w:val="2"/>
+        </w:numPr>
+        <w:spacing w:after="60" w:line="288"/>
+        <w:jc w:val="both"/>
+      </w:pPr>
+      <w:r>
+        <w:rPr>
+          <w:rFonts w:ascii="Calibri" w:cs="Calibri" w:eastAsia="Calibri" w:hAnsi="Calibri"/>
+          <w:color w:val="000000"/>
+          <w:sz w:val="24"/>
+          <w:szCs w:val="24"/>
+        </w:rPr>
+        <w:t xml:space="preserve">Договор с партнером, правила площадки и политику по персональным данным юрист готовит до подключения первого партнера.</w:t>
+      </w:r>
+    </w:p>
+    <w:p>
+      <w:pPr>
+        <w:pStyle w:val="ListParagraph"/>
+        <w:numPr>
+          <w:ilvl w:val="0"/>
+          <w:numId w:val="2"/>
+        </w:numPr>
+        <w:spacing w:after="60" w:line="288"/>
+        <w:jc w:val="both"/>
+      </w:pPr>
+      <w:r>
+        <w:rPr>
+          <w:rFonts w:ascii="Calibri" w:cs="Calibri" w:eastAsia="Calibri" w:hAnsi="Calibri"/>
+          <w:color w:val="000000"/>
+          <w:sz w:val="24"/>
+          <w:szCs w:val="24"/>
+        </w:rPr>
+        <w:t xml:space="preserve">Государственные больницы закупают через торги по 44-ФЗ и 223-ФЗ. В закупках по 44-ФЗ действует национальный режим, и иностранное происхождение товара может стать ограничением. Как это касается текстиля компании и меняет ли что-то пошив в Иваново, нужно проверить с юристом до выхода на торги.</w:t>
+      </w:r>
+    </w:p>
+    <w:p>
+      <w:pPr>
+        <w:pStyle w:val="Heading1"/>
+        <w:keepNext/>
+        <w:spacing w:after="120" w:before="280"/>
+      </w:pPr>
+      <w:r>
+        <w:rPr>
+          <w:rFonts w:ascii="Calibri" w:cs="Calibri" w:eastAsia="Calibri" w:hAnsi="Calibri"/>
+          <w:b/>
+          <w:bCs/>
+          <w:color w:val="1F3864"/>
+          <w:sz w:val="28"/>
+          <w:szCs w:val="28"/>
+        </w:rPr>
+        <w:t xml:space="preserve">16. План запуска</w:t>
+      </w:r>
+    </w:p>
+    <w:p>
+      <w:pPr>
+        <w:spacing w:after="120" w:before="0" w:line="288"/>
+        <w:jc w:val="both"/>
+      </w:pPr>
+      <w:r>
+        <w:rPr>
+          <w:rFonts w:ascii="Calibri" w:cs="Calibri" w:eastAsia="Calibri" w:hAnsi="Calibri"/>
+          <w:color w:val="000000"/>
+          <w:sz w:val="24"/>
+          <w:szCs w:val="24"/>
+        </w:rPr>
+        <w:t xml:space="preserve">Запуск я предлагаю разделить на четыре этапа. Каждый следующий начинается, только когда выполнено условие предыдущего. Сроки даны из расчета, что старт – в ноябре 2026 года.</w:t>
+      </w:r>
+    </w:p>
+    <w:p>
+      <w:pPr>
+        <w:keepNext/>
+        <w:spacing w:after="80" w:before="160" w:line="288"/>
+        <w:jc w:val="left"/>
+      </w:pPr>
+      <w:r>
+        <w:rPr>
+          <w:rFonts w:ascii="Calibri" w:cs="Calibri" w:eastAsia="Calibri" w:hAnsi="Calibri"/>
+          <w:b/>
+          <w:bCs/>
+          <w:color w:val="000000"/>
+          <w:sz w:val="24"/>
+          <w:szCs w:val="24"/>
+        </w:rPr>
+        <w:t xml:space="preserve">Этап 1. Подготовка (ноябрь – декабрь 2026)</w:t>
+      </w:r>
+    </w:p>
+    <w:p>
+      <w:pPr>
+        <w:pStyle w:val="ListParagraph"/>
+        <w:numPr>
+          <w:ilvl w:val="0"/>
+          <w:numId w:val="2"/>
+        </w:numPr>
+        <w:spacing w:after="60" w:line="288"/>
+        <w:jc w:val="both"/>
+      </w:pPr>
+      <w:r>
+        <w:rPr>
+          <w:rFonts w:ascii="Calibri" w:cs="Calibri" w:eastAsia="Calibri" w:hAnsi="Calibri"/>
+          <w:color w:val="000000"/>
+          <w:sz w:val="24"/>
+          <w:szCs w:val="24"/>
+        </w:rPr>
+        <w:t xml:space="preserve">купить opttex.ru и двойники, оформить их на организацию;</w:t>
+      </w:r>
+    </w:p>
+    <w:p>
+      <w:pPr>
+        <w:pStyle w:val="ListParagraph"/>
+        <w:numPr>
+          <w:ilvl w:val="0"/>
+          <w:numId w:val="2"/>
+        </w:numPr>
+        <w:spacing w:after="60" w:line="288"/>
+        <w:jc w:val="both"/>
+      </w:pPr>
+      <w:r>
+        <w:rPr>
+          <w:rFonts w:ascii="Calibri" w:cs="Calibri" w:eastAsia="Calibri" w:hAnsi="Calibri"/>
+          <w:color w:val="000000"/>
+          <w:sz w:val="24"/>
+          <w:szCs w:val="24"/>
+        </w:rPr>
+        <w:t xml:space="preserve">подать заявку на товарный знак;</w:t>
+      </w:r>
+    </w:p>
+    <w:p>
+      <w:pPr>
+        <w:pStyle w:val="ListParagraph"/>
+        <w:numPr>
+          <w:ilvl w:val="0"/>
+          <w:numId w:val="2"/>
+        </w:numPr>
+        <w:spacing w:after="60" w:line="288"/>
+        <w:jc w:val="both"/>
+      </w:pPr>
+      <w:r>
+        <w:rPr>
+          <w:rFonts w:ascii="Calibri" w:cs="Calibri" w:eastAsia="Calibri" w:hAnsi="Calibri"/>
+          <w:color w:val="000000"/>
+          <w:sz w:val="24"/>
+          <w:szCs w:val="24"/>
+        </w:rPr>
+        <w:t xml:space="preserve">отобрать из товара на складе ассортимент двух линеек, премиальной и базовой;</w:t>
+      </w:r>
+    </w:p>
+    <w:p>
+      <w:pPr>
+        <w:pStyle w:val="ListParagraph"/>
+        <w:numPr>
+          <w:ilvl w:val="0"/>
+          <w:numId w:val="2"/>
+        </w:numPr>
+        <w:spacing w:after="60" w:line="288"/>
+        <w:jc w:val="both"/>
+      </w:pPr>
+      <w:r>
+        <w:rPr>
+          <w:rFonts w:ascii="Calibri" w:cs="Calibri" w:eastAsia="Calibri" w:hAnsi="Calibri"/>
+          <w:color w:val="000000"/>
+          <w:sz w:val="24"/>
+          <w:szCs w:val="24"/>
+        </w:rPr>
+        <w:t xml:space="preserve">составить список из 10 швейных цехов Иваново, разослать приглашение, созвониться, запросить образцы;</w:t>
+      </w:r>
+    </w:p>
+    <w:p>
+      <w:pPr>
+        <w:pStyle w:val="ListParagraph"/>
+        <w:numPr>
+          <w:ilvl w:val="0"/>
+          <w:numId w:val="2"/>
+        </w:numPr>
+        <w:spacing w:after="60" w:line="288"/>
+        <w:jc w:val="both"/>
+      </w:pPr>
+      <w:r>
+        <w:rPr>
+          <w:rFonts w:ascii="Calibri" w:cs="Calibri" w:eastAsia="Calibri" w:hAnsi="Calibri"/>
+          <w:color w:val="000000"/>
+          <w:sz w:val="24"/>
+          <w:szCs w:val="24"/>
+        </w:rPr>
+        <w:t xml:space="preserve">выбрать среди производителей, с которыми компания работает через консалтинг, тех, кто готов к партиям под заказ;</w:t>
+      </w:r>
+    </w:p>
+    <w:p>
+      <w:pPr>
+        <w:pStyle w:val="ListParagraph"/>
+        <w:numPr>
+          <w:ilvl w:val="0"/>
+          <w:numId w:val="2"/>
+        </w:numPr>
+        <w:spacing w:after="60" w:line="288"/>
+        <w:jc w:val="both"/>
+      </w:pPr>
+      <w:r>
+        <w:rPr>
+          <w:rFonts w:ascii="Calibri" w:cs="Calibri" w:eastAsia="Calibri" w:hAnsi="Calibri"/>
+          <w:color w:val="000000"/>
+          <w:sz w:val="24"/>
+          <w:szCs w:val="24"/>
+        </w:rPr>
+        <w:t xml:space="preserve">подготовить с юристом договор с партнером и подписать его с цехами;</w:t>
+      </w:r>
+    </w:p>
+    <w:p>
+      <w:pPr>
+        <w:pStyle w:val="ListParagraph"/>
+        <w:numPr>
+          <w:ilvl w:val="0"/>
+          <w:numId w:val="2"/>
+        </w:numPr>
+        <w:spacing w:after="60" w:line="288"/>
+        <w:jc w:val="both"/>
+      </w:pPr>
+      <w:r>
+        <w:rPr>
+          <w:rFonts w:ascii="Calibri" w:cs="Calibri" w:eastAsia="Calibri" w:hAnsi="Calibri"/>
+          <w:color w:val="000000"/>
+          <w:sz w:val="24"/>
+          <w:szCs w:val="24"/>
+        </w:rPr>
+        <w:t xml:space="preserve">посетить выставку «Здравоохранение» (7–10 декабря) и собрать контакты закупщиков клиник.</w:t>
+      </w:r>
+    </w:p>
+    <w:p>
+      <w:pPr>
+        <w:spacing w:after="120" w:before="0" w:line="288"/>
+        <w:jc w:val="both"/>
+      </w:pPr>
+      <w:r>
+        <w:rPr>
+          <w:rFonts w:ascii="Calibri" w:cs="Calibri" w:eastAsia="Calibri" w:hAnsi="Calibri"/>
+          <w:i/>
+          <w:iCs/>
+          <w:color w:val="000000"/>
+          <w:sz w:val="24"/>
+          <w:szCs w:val="24"/>
+        </w:rPr>
+        <w:t xml:space="preserve">Условие перехода: определены две линейки, договор подписали 5 швейных цехов.</w:t>
+      </w:r>
+    </w:p>
+    <w:p>
+      <w:pPr>
+        <w:keepNext/>
+        <w:spacing w:after="80" w:before="160" w:line="288"/>
+        <w:jc w:val="left"/>
+      </w:pPr>
+      <w:r>
+        <w:rPr>
+          <w:rFonts w:ascii="Calibri" w:cs="Calibri" w:eastAsia="Calibri" w:hAnsi="Calibri"/>
+          <w:b/>
+          <w:bCs/>
+          <w:color w:val="000000"/>
+          <w:sz w:val="24"/>
+          <w:szCs w:val="24"/>
+        </w:rPr>
+        <w:t xml:space="preserve">Этап 2. Проверка спроса (январь – март 2027)</w:t>
+      </w:r>
+    </w:p>
+    <w:p>
+      <w:pPr>
+        <w:pStyle w:val="ListParagraph"/>
+        <w:numPr>
+          <w:ilvl w:val="0"/>
+          <w:numId w:val="2"/>
+        </w:numPr>
+        <w:spacing w:after="60" w:line="288"/>
+        <w:jc w:val="both"/>
+      </w:pPr>
+      <w:r>
+        <w:rPr>
+          <w:rFonts w:ascii="Calibri" w:cs="Calibri" w:eastAsia="Calibri" w:hAnsi="Calibri"/>
+          <w:color w:val="000000"/>
+          <w:sz w:val="24"/>
+          <w:szCs w:val="24"/>
+        </w:rPr>
+        <w:t xml:space="preserve">запустить посадочную страницу с двумя линейками и предложением для партнеров;</w:t>
+      </w:r>
+    </w:p>
+    <w:p>
+      <w:pPr>
+        <w:pStyle w:val="ListParagraph"/>
+        <w:numPr>
+          <w:ilvl w:val="0"/>
+          <w:numId w:val="2"/>
+        </w:numPr>
+        <w:spacing w:after="60" w:line="288"/>
+        <w:jc w:val="both"/>
+      </w:pPr>
+      <w:r>
+        <w:rPr>
+          <w:rFonts w:ascii="Calibri" w:cs="Calibri" w:eastAsia="Calibri" w:hAnsi="Calibri"/>
+          <w:color w:val="000000"/>
+          <w:sz w:val="24"/>
+          <w:szCs w:val="24"/>
+        </w:rPr>
+        <w:t xml:space="preserve">искать первых клиентов среди гостиниц и частных клиник: контакты с выставок, прямые звонки, реклама;</w:t>
+      </w:r>
+    </w:p>
+    <w:p>
+      <w:pPr>
+        <w:pStyle w:val="ListParagraph"/>
+        <w:numPr>
+          <w:ilvl w:val="0"/>
+          <w:numId w:val="2"/>
+        </w:numPr>
+        <w:spacing w:after="60" w:line="288"/>
+        <w:jc w:val="both"/>
+      </w:pPr>
+      <w:r>
+        <w:rPr>
+          <w:rFonts w:ascii="Calibri" w:cs="Calibri" w:eastAsia="Calibri" w:hAnsi="Calibri"/>
+          <w:color w:val="000000"/>
+          <w:sz w:val="24"/>
+          <w:szCs w:val="24"/>
+        </w:rPr>
+        <w:t xml:space="preserve">обрабатывать заявки вручную: менеджер собирает цены и сроки у компании и цехов и передает клиенту;</w:t>
+      </w:r>
+    </w:p>
+    <w:p>
+      <w:pPr>
+        <w:pStyle w:val="ListParagraph"/>
+        <w:numPr>
+          <w:ilvl w:val="0"/>
+          <w:numId w:val="2"/>
+        </w:numPr>
+        <w:spacing w:after="60" w:line="288"/>
+        <w:jc w:val="both"/>
+      </w:pPr>
+      <w:r>
+        <w:rPr>
+          <w:rFonts w:ascii="Calibri" w:cs="Calibri" w:eastAsia="Calibri" w:hAnsi="Calibri"/>
+          <w:color w:val="000000"/>
+          <w:sz w:val="24"/>
+          <w:szCs w:val="24"/>
+        </w:rPr>
+        <w:t xml:space="preserve">вести учет заявок и заказов по сегментам, чтобы проверить, какие рынки откликаются лучше.</w:t>
+      </w:r>
+    </w:p>
+    <w:p>
+      <w:pPr>
+        <w:spacing w:after="120" w:before="0" w:line="288"/>
+        <w:jc w:val="both"/>
+      </w:pPr>
+      <w:r>
+        <w:rPr>
+          <w:rFonts w:ascii="Calibri" w:cs="Calibri" w:eastAsia="Calibri" w:hAnsi="Calibri"/>
+          <w:i/>
+          <w:iCs/>
+          <w:color w:val="000000"/>
+          <w:sz w:val="24"/>
+          <w:szCs w:val="24"/>
+        </w:rPr>
+        <w:t xml:space="preserve">Условие перехода: 10 оплаченных заказов. Если за три месяца их не наберется, модель нужно пересмотреть до того, как вкладываться в разработку.</w:t>
+      </w:r>
+    </w:p>
+    <w:p>
+      <w:pPr>
+        <w:keepNext/>
+        <w:spacing w:after="80" w:before="160" w:line="288"/>
+        <w:jc w:val="left"/>
+      </w:pPr>
+      <w:r>
+        <w:rPr>
+          <w:rFonts w:ascii="Calibri" w:cs="Calibri" w:eastAsia="Calibri" w:hAnsi="Calibri"/>
+          <w:b/>
+          <w:bCs/>
+          <w:color w:val="000000"/>
+          <w:sz w:val="24"/>
+          <w:szCs w:val="24"/>
+        </w:rPr>
+        <w:t xml:space="preserve">Этап 3. Запуск площадки (апрель – июнь 2027)</w:t>
+      </w:r>
+    </w:p>
+    <w:p>
+      <w:pPr>
+        <w:pStyle w:val="ListParagraph"/>
+        <w:numPr>
+          <w:ilvl w:val="0"/>
+          <w:numId w:val="2"/>
+        </w:numPr>
+        <w:spacing w:after="60" w:line="288"/>
+        <w:jc w:val="both"/>
+      </w:pPr>
+      <w:r>
+        <w:rPr>
+          <w:rFonts w:ascii="Calibri" w:cs="Calibri" w:eastAsia="Calibri" w:hAnsi="Calibri"/>
+          <w:color w:val="000000"/>
+          <w:sz w:val="24"/>
+          <w:szCs w:val="24"/>
+        </w:rPr>
+        <w:t xml:space="preserve">разработать площадку на 1С-Битрикс по макету, подключить обмен с 1С, ЭДО и маркировку;</w:t>
+      </w:r>
+    </w:p>
+    <w:p>
+      <w:pPr>
+        <w:pStyle w:val="ListParagraph"/>
+        <w:numPr>
+          <w:ilvl w:val="0"/>
+          <w:numId w:val="2"/>
+        </w:numPr>
+        <w:spacing w:after="60" w:line="288"/>
+        <w:jc w:val="both"/>
+      </w:pPr>
+      <w:r>
+        <w:rPr>
+          <w:rFonts w:ascii="Calibri" w:cs="Calibri" w:eastAsia="Calibri" w:hAnsi="Calibri"/>
+          <w:color w:val="000000"/>
+          <w:sz w:val="24"/>
+          <w:szCs w:val="24"/>
+        </w:rPr>
+        <w:t xml:space="preserve">подготовить с юристом правила площадки и документы по персональным данным, подать уведомление в Роскомнадзор;</w:t>
+      </w:r>
+    </w:p>
+    <w:p>
+      <w:pPr>
+        <w:pStyle w:val="ListParagraph"/>
+        <w:numPr>
+          <w:ilvl w:val="0"/>
+          <w:numId w:val="2"/>
+        </w:numPr>
+        <w:spacing w:after="60" w:line="288"/>
+        <w:jc w:val="both"/>
+      </w:pPr>
+      <w:r>
+        <w:rPr>
+          <w:rFonts w:ascii="Calibri" w:cs="Calibri" w:eastAsia="Calibri" w:hAnsi="Calibri"/>
+          <w:color w:val="000000"/>
+          <w:sz w:val="24"/>
+          <w:szCs w:val="24"/>
+        </w:rPr>
+        <w:t xml:space="preserve">провести тестовые заказы всех трех видов;</w:t>
+      </w:r>
+    </w:p>
+    <w:p>
+      <w:pPr>
+        <w:pStyle w:val="ListParagraph"/>
+        <w:numPr>
+          <w:ilvl w:val="0"/>
+          <w:numId w:val="2"/>
+        </w:numPr>
+        <w:spacing w:after="60" w:line="288"/>
+        <w:jc w:val="both"/>
+      </w:pPr>
+      <w:r>
+        <w:rPr>
+          <w:rFonts w:ascii="Calibri" w:cs="Calibri" w:eastAsia="Calibri" w:hAnsi="Calibri"/>
+          <w:color w:val="000000"/>
+          <w:sz w:val="24"/>
+          <w:szCs w:val="24"/>
+        </w:rPr>
+        <w:t xml:space="preserve">перенести каталог, обучить партнеров работе с площадкой, запуститься.</w:t>
+      </w:r>
+    </w:p>
+    <w:p>
+      <w:pPr>
+        <w:spacing w:after="120" w:before="0" w:line="288"/>
+        <w:jc w:val="both"/>
+      </w:pPr>
+      <w:r>
+        <w:rPr>
+          <w:rFonts w:ascii="Calibri" w:cs="Calibri" w:eastAsia="Calibri" w:hAnsi="Calibri"/>
+          <w:i/>
+          <w:iCs/>
+          <w:color w:val="000000"/>
+          <w:sz w:val="24"/>
+          <w:szCs w:val="24"/>
+        </w:rPr>
+        <w:t xml:space="preserve">Результат: площадка работает, покупатели заказывают из наличия, под пошив и партиями из Индии.</w:t>
+      </w:r>
+    </w:p>
+    <w:p>
+      <w:pPr>
+        <w:keepNext/>
+        <w:spacing w:after="80" w:before="160" w:line="288"/>
+        <w:jc w:val="left"/>
+      </w:pPr>
+      <w:r>
+        <w:rPr>
+          <w:rFonts w:ascii="Calibri" w:cs="Calibri" w:eastAsia="Calibri" w:hAnsi="Calibri"/>
+          <w:b/>
+          <w:bCs/>
+          <w:color w:val="000000"/>
+          <w:sz w:val="24"/>
+          <w:szCs w:val="24"/>
+        </w:rPr>
+        <w:t xml:space="preserve">Этап 4. Рост (с июля 2027)</w:t>
+      </w:r>
+    </w:p>
+    <w:p>
+      <w:pPr>
+        <w:pStyle w:val="ListParagraph"/>
+        <w:numPr>
+          <w:ilvl w:val="0"/>
+          <w:numId w:val="2"/>
+        </w:numPr>
+        <w:spacing w:after="60" w:line="288"/>
+        <w:jc w:val="both"/>
+      </w:pPr>
+      <w:r>
+        <w:rPr>
+          <w:rFonts w:ascii="Calibri" w:cs="Calibri" w:eastAsia="Calibri" w:hAnsi="Calibri"/>
+          <w:color w:val="000000"/>
+          <w:sz w:val="24"/>
+          <w:szCs w:val="24"/>
+        </w:rPr>
+        <w:t xml:space="preserve">включить комиссию для цехов, заранее их уведомив;</w:t>
+      </w:r>
+    </w:p>
+    <w:p>
+      <w:pPr>
+        <w:pStyle w:val="ListParagraph"/>
+        <w:numPr>
+          <w:ilvl w:val="0"/>
+          <w:numId w:val="2"/>
+        </w:numPr>
+        <w:spacing w:after="60" w:line="288"/>
+        <w:jc w:val="both"/>
+      </w:pPr>
+      <w:r>
+        <w:rPr>
+          <w:rFonts w:ascii="Calibri" w:cs="Calibri" w:eastAsia="Calibri" w:hAnsi="Calibri"/>
+          <w:color w:val="000000"/>
+          <w:sz w:val="24"/>
+          <w:szCs w:val="24"/>
+        </w:rPr>
+        <w:t xml:space="preserve">запустить первые дизайнерские коллекции для отелей и спа;</w:t>
+      </w:r>
+    </w:p>
+    <w:p>
+      <w:pPr>
+        <w:pStyle w:val="ListParagraph"/>
+        <w:numPr>
+          <w:ilvl w:val="0"/>
+          <w:numId w:val="2"/>
+        </w:numPr>
+        <w:spacing w:after="60" w:line="288"/>
+        <w:jc w:val="both"/>
+      </w:pPr>
+      <w:r>
+        <w:rPr>
+          <w:rFonts w:ascii="Calibri" w:cs="Calibri" w:eastAsia="Calibri" w:hAnsi="Calibri"/>
+          <w:color w:val="000000"/>
+          <w:sz w:val="24"/>
+          <w:szCs w:val="24"/>
+        </w:rPr>
+        <w:t xml:space="preserve">выйти на осенние выставки 2027 года, в том числе со своим стендом, если так решим по итогам первых посещений;</w:t>
+      </w:r>
+    </w:p>
+    <w:p>
+      <w:pPr>
+        <w:pStyle w:val="ListParagraph"/>
+        <w:numPr>
+          <w:ilvl w:val="0"/>
+          <w:numId w:val="2"/>
+        </w:numPr>
+        <w:spacing w:after="60" w:line="288"/>
+        <w:jc w:val="both"/>
+      </w:pPr>
+      <w:r>
+        <w:rPr>
+          <w:rFonts w:ascii="Calibri" w:cs="Calibri" w:eastAsia="Calibri" w:hAnsi="Calibri"/>
+          <w:color w:val="000000"/>
+          <w:sz w:val="24"/>
+          <w:szCs w:val="24"/>
+        </w:rPr>
+        <w:t xml:space="preserve">начать работу с государственными больницами через торги;</w:t>
+      </w:r>
+    </w:p>
+    <w:p>
+      <w:pPr>
+        <w:pStyle w:val="ListParagraph"/>
+        <w:numPr>
+          <w:ilvl w:val="0"/>
+          <w:numId w:val="2"/>
+        </w:numPr>
+        <w:spacing w:after="60" w:line="288"/>
+        <w:jc w:val="both"/>
+      </w:pPr>
+      <w:r>
+        <w:rPr>
+          <w:rFonts w:ascii="Calibri" w:cs="Calibri" w:eastAsia="Calibri" w:hAnsi="Calibri"/>
+          <w:color w:val="000000"/>
+          <w:sz w:val="24"/>
+          <w:szCs w:val="24"/>
+        </w:rPr>
+        <w:t xml:space="preserve">проверить требования и выйти в страны ЕАЭС, начиная с Казахстана и Беларуси.</w:t>
+      </w:r>
+    </w:p>
+    <w:p>
+      <w:pPr>
+        <w:pStyle w:val="Heading1"/>
+        <w:keepNext/>
+        <w:spacing w:after="120" w:before="280"/>
+      </w:pPr>
+      <w:r>
+        <w:rPr>
+          <w:rFonts w:ascii="Calibri" w:cs="Calibri" w:eastAsia="Calibri" w:hAnsi="Calibri"/>
+          <w:b/>
+          <w:bCs/>
+          <w:color w:val="1F3864"/>
+          <w:sz w:val="28"/>
+          <w:szCs w:val="28"/>
+        </w:rPr>
+        <w:t xml:space="preserve">17. Команда</w:t>
+      </w:r>
+    </w:p>
+    <w:p>
+      <w:pPr>
+        <w:pStyle w:val="ListParagraph"/>
+        <w:numPr>
+          <w:ilvl w:val="0"/>
+          <w:numId w:val="2"/>
+        </w:numPr>
+        <w:spacing w:after="60" w:line="288"/>
+        <w:jc w:val="both"/>
+      </w:pPr>
+      <w:r>
+        <w:rPr>
+          <w:rFonts w:ascii="Calibri" w:cs="Calibri" w:eastAsia="Calibri" w:hAnsi="Calibri"/>
+          <w:color w:val="000000"/>
+          <w:sz w:val="24"/>
+          <w:szCs w:val="24"/>
+        </w:rPr>
+        <w:t xml:space="preserve">Руководитель проекта со стороны компании: решения, переговоры с партнерами, контроль этапов.</w:t>
+      </w:r>
+    </w:p>
+    <w:p>
+      <w:pPr>
+        <w:pStyle w:val="ListParagraph"/>
+        <w:numPr>
+          <w:ilvl w:val="0"/>
+          <w:numId w:val="2"/>
+        </w:numPr>
+        <w:spacing w:after="60" w:line="288"/>
+        <w:jc w:val="both"/>
+      </w:pPr>
+      <w:r>
+        <w:rPr>
+          <w:rFonts w:ascii="Calibri" w:cs="Calibri" w:eastAsia="Calibri" w:hAnsi="Calibri"/>
+          <w:color w:val="000000"/>
+          <w:sz w:val="24"/>
+          <w:szCs w:val="24"/>
+        </w:rPr>
+        <w:t xml:space="preserve">Менеджер по оптовым продажам, с первого этапа: покупатели, заявки на расчет, швейные цеха, выставки.</w:t>
+      </w:r>
+    </w:p>
+    <w:p>
+      <w:pPr>
+        <w:pStyle w:val="ListParagraph"/>
+        <w:numPr>
+          <w:ilvl w:val="0"/>
+          <w:numId w:val="2"/>
+        </w:numPr>
+        <w:spacing w:after="60" w:line="288"/>
+        <w:jc w:val="both"/>
+      </w:pPr>
+      <w:r>
+        <w:rPr>
+          <w:rFonts w:ascii="Calibri" w:cs="Calibri" w:eastAsia="Calibri" w:hAnsi="Calibri"/>
+          <w:color w:val="000000"/>
+          <w:sz w:val="24"/>
+          <w:szCs w:val="24"/>
+        </w:rPr>
+        <w:t xml:space="preserve">Сотрудник консалтинга, который уже работает с индийскими производителями: партии под заказ.</w:t>
+      </w:r>
+    </w:p>
+    <w:p>
+      <w:pPr>
+        <w:pStyle w:val="ListParagraph"/>
+        <w:numPr>
+          <w:ilvl w:val="0"/>
+          <w:numId w:val="2"/>
+        </w:numPr>
+        <w:spacing w:after="60" w:line="288"/>
+        <w:jc w:val="both"/>
+      </w:pPr>
+      <w:r>
+        <w:rPr>
+          <w:rFonts w:ascii="Calibri" w:cs="Calibri" w:eastAsia="Calibri" w:hAnsi="Calibri"/>
+          <w:color w:val="000000"/>
+          <w:sz w:val="24"/>
+          <w:szCs w:val="24"/>
+        </w:rPr>
+        <w:t xml:space="preserve">Логистика компании: таможенный представитель, сюрвейер, склад, транспортная компания.</w:t>
+      </w:r>
+    </w:p>
+    <w:p>
+      <w:pPr>
+        <w:pStyle w:val="ListParagraph"/>
+        <w:numPr>
+          <w:ilvl w:val="0"/>
+          <w:numId w:val="2"/>
+        </w:numPr>
+        <w:spacing w:after="60" w:line="288"/>
+        <w:jc w:val="both"/>
+      </w:pPr>
+      <w:r>
+        <w:rPr>
+          <w:rFonts w:ascii="Calibri" w:cs="Calibri" w:eastAsia="Calibri" w:hAnsi="Calibri"/>
+          <w:color w:val="000000"/>
+          <w:sz w:val="24"/>
+          <w:szCs w:val="24"/>
+        </w:rPr>
+        <w:t xml:space="preserve">Разработчик по договору подряда на время третьего этапа, лучше тот, кто ведет розничный сайт; дальше поддержка.</w:t>
+      </w:r>
+    </w:p>
+    <w:p>
+      <w:pPr>
+        <w:pStyle w:val="ListParagraph"/>
+        <w:numPr>
+          <w:ilvl w:val="0"/>
+          <w:numId w:val="2"/>
+        </w:numPr>
+        <w:spacing w:after="60" w:line="288"/>
+        <w:jc w:val="both"/>
+      </w:pPr>
+      <w:r>
+        <w:rPr>
+          <w:rFonts w:ascii="Calibri" w:cs="Calibri" w:eastAsia="Calibri" w:hAnsi="Calibri"/>
+          <w:color w:val="000000"/>
+          <w:sz w:val="24"/>
+          <w:szCs w:val="24"/>
+        </w:rPr>
+        <w:t xml:space="preserve">Юрист, разово: договоры, правила площадки, персональные данные, национальный режим в госзакупках.</w:t>
+      </w:r>
+    </w:p>
+    <w:p>
+      <w:pPr>
+        <w:pStyle w:val="ListParagraph"/>
+        <w:numPr>
+          <w:ilvl w:val="0"/>
+          <w:numId w:val="2"/>
+        </w:numPr>
+        <w:spacing w:after="60" w:line="288"/>
+        <w:jc w:val="both"/>
+      </w:pPr>
+      <w:r>
+        <w:rPr>
+          <w:rFonts w:ascii="Calibri" w:cs="Calibri" w:eastAsia="Calibri" w:hAnsi="Calibri"/>
+          <w:color w:val="000000"/>
+          <w:sz w:val="24"/>
+          <w:szCs w:val="24"/>
+        </w:rPr>
+        <w:t xml:space="preserve">Бухгалтерия компании: счета, ЭДО, «Честный знак».</w:t>
+      </w:r>
+    </w:p>
+    <w:p>
+      <w:pPr>
+        <w:spacing w:after="120" w:before="0" w:line="288"/>
+        <w:jc w:val="both"/>
+      </w:pPr>
+      <w:r>
+        <w:rPr>
+          <w:rFonts w:ascii="Calibri" w:cs="Calibri" w:eastAsia="Calibri" w:hAnsi="Calibri"/>
+          <w:color w:val="000000"/>
+          <w:sz w:val="24"/>
+          <w:szCs w:val="24"/>
+        </w:rPr>
+        <w:t xml:space="preserve">После запуска основная текущая работа ложится на менеджера: заявки на расчет, контроль того, чтобы цеха вовремя отвечали, связь с покупателями, разбор жалоб. Раз в месяц добавляются счета на комиссию и отчет по продажам в разрезе сегментов и линеек.</w:t>
+      </w:r>
+    </w:p>
+    <w:p>
+      <w:pPr>
+        <w:pStyle w:val="Heading1"/>
+        <w:keepNext/>
+        <w:spacing w:after="120" w:before="280"/>
+      </w:pPr>
+      <w:r>
+        <w:rPr>
+          <w:rFonts w:ascii="Calibri" w:cs="Calibri" w:eastAsia="Calibri" w:hAnsi="Calibri"/>
+          <w:b/>
+          <w:bCs/>
+          <w:color w:val="1F3864"/>
+          <w:sz w:val="28"/>
+          <w:szCs w:val="28"/>
+        </w:rPr>
+        <w:t xml:space="preserve">18. Как оценивать результат</w:t>
       </w:r>
     </w:p>
     <w:tbl>
@@ -3797,7 +6468,8 @@
       </w:tblPr>
       <w:tblGrid>
         <w:gridCol w:w="3662"/>
-        <w:gridCol w:w="5976"/>
+        <w:gridCol w:w="2313"/>
+        <w:gridCol w:w="3663"/>
       </w:tblGrid>
       <w:tr>
         <w:trPr>
@@ -3834,13 +6506,13 @@
                 <w:sz w:val="22"/>
                 <w:szCs w:val="22"/>
               </w:rPr>
-              <w:t xml:space="preserve">Риск</w:t>
-            </w:r>
-          </w:p>
-        </w:tc>
-        <w:tc>
-          <w:tcPr>
-            <w:tcW w:type="dxa" w:w="5976"/>
+              <w:t xml:space="preserve">Показатель</w:t>
+            </w:r>
+          </w:p>
+        </w:tc>
+        <w:tc>
+          <w:tcPr>
+            <w:tcW w:type="dxa" w:w="2313"/>
             <w:tcBorders>
               <w:top w:val="single" w:color="A6A6A6" w:sz="4"/>
               <w:left w:val="single" w:color="A6A6A6" w:sz="4"/>
@@ -3868,7 +6540,41 @@
                 <w:sz w:val="22"/>
                 <w:szCs w:val="22"/>
               </w:rPr>
-              <w:t xml:space="preserve">Как снизить</w:t>
+              <w:t xml:space="preserve">Когда смотрим</w:t>
+            </w:r>
+          </w:p>
+        </w:tc>
+        <w:tc>
+          <w:tcPr>
+            <w:tcW w:type="dxa" w:w="3663"/>
+            <w:tcBorders>
+              <w:top w:val="single" w:color="A6A6A6" w:sz="4"/>
+              <w:left w:val="single" w:color="A6A6A6" w:sz="4"/>
+              <w:bottom w:val="single" w:color="A6A6A6" w:sz="4"/>
+              <w:right w:val="single" w:color="A6A6A6" w:sz="4"/>
+            </w:tcBorders>
+            <w:shd w:fill="D9E2F3" w:color="auto" w:val="clear"/>
+            <w:tcMar>
+              <w:top w:type="dxa" w:w="60"/>
+              <w:left w:type="dxa" w:w="100"/>
+              <w:bottom w:type="dxa" w:w="60"/>
+              <w:right w:type="dxa" w:w="100"/>
+            </w:tcMar>
+          </w:tcPr>
+          <w:p>
+            <w:pPr>
+              <w:spacing w:after="0" w:line="264"/>
+            </w:pPr>
+            <w:r>
+              <w:rPr>
+                <w:rFonts w:ascii="Calibri" w:cs="Calibri" w:eastAsia="Calibri" w:hAnsi="Calibri"/>
+                <w:b/>
+                <w:bCs/>
+                <w:color w:val="000000"/>
+                <w:sz w:val="22"/>
+                <w:szCs w:val="22"/>
+              </w:rPr>
+              <w:t xml:space="preserve">Цель</w:t>
             </w:r>
           </w:p>
         </w:tc>
@@ -3906,13 +6612,13 @@
                 <w:sz w:val="22"/>
                 <w:szCs w:val="22"/>
               </w:rPr>
-              <w:t xml:space="preserve">Пустой каталог на старте</w:t>
-            </w:r>
-          </w:p>
-        </w:tc>
-        <w:tc>
-          <w:tcPr>
-            <w:tcW w:type="dxa" w:w="5976"/>
+              <w:t xml:space="preserve">Договоры со швейными цехами</w:t>
+            </w:r>
+          </w:p>
+        </w:tc>
+        <w:tc>
+          <w:tcPr>
+            <w:tcW w:type="dxa" w:w="2313"/>
             <w:tcBorders>
               <w:top w:val="single" w:color="A6A6A6" w:sz="4"/>
               <w:left w:val="single" w:color="A6A6A6" w:sz="4"/>
@@ -3939,7 +6645,40 @@
                 <w:sz w:val="22"/>
                 <w:szCs w:val="22"/>
               </w:rPr>
-              <w:t xml:space="preserve">собственный ассортимент плюс пять фабрик, подписанных до открытия</w:t>
+              <w:t xml:space="preserve">конец декабря 2026</w:t>
+            </w:r>
+          </w:p>
+        </w:tc>
+        <w:tc>
+          <w:tcPr>
+            <w:tcW w:type="dxa" w:w="3663"/>
+            <w:tcBorders>
+              <w:top w:val="single" w:color="A6A6A6" w:sz="4"/>
+              <w:left w:val="single" w:color="A6A6A6" w:sz="4"/>
+              <w:bottom w:val="single" w:color="A6A6A6" w:sz="4"/>
+              <w:right w:val="single" w:color="A6A6A6" w:sz="4"/>
+            </w:tcBorders>
+            <w:tcMar>
+              <w:top w:type="dxa" w:w="60"/>
+              <w:left w:type="dxa" w:w="100"/>
+              <w:bottom w:type="dxa" w:w="60"/>
+              <w:right w:type="dxa" w:w="100"/>
+            </w:tcMar>
+          </w:tcPr>
+          <w:p>
+            <w:pPr>
+              <w:spacing w:after="0" w:line="264"/>
+            </w:pPr>
+            <w:r>
+              <w:rPr>
+                <w:rFonts w:ascii="Calibri" w:cs="Calibri" w:eastAsia="Calibri" w:hAnsi="Calibri"/>
+                <w:b w:val="false"/>
+                <w:bCs w:val="false"/>
+                <w:color w:val="000000"/>
+                <w:sz w:val="22"/>
+                <w:szCs w:val="22"/>
+              </w:rPr>
+              <w:t xml:space="preserve">5 цехов</w:t>
             </w:r>
           </w:p>
         </w:tc>
@@ -3977,13 +6716,13 @@
                 <w:sz w:val="22"/>
                 <w:szCs w:val="22"/>
               </w:rPr>
-              <w:t xml:space="preserve">Покупатель и фабрика договариваются напрямую</w:t>
-            </w:r>
-          </w:p>
-        </w:tc>
-        <w:tc>
-          <w:tcPr>
-            <w:tcW w:type="dxa" w:w="5976"/>
+              <w:t xml:space="preserve">Оплаченные заказы на этапе проверки спроса</w:t>
+            </w:r>
+          </w:p>
+        </w:tc>
+        <w:tc>
+          <w:tcPr>
+            <w:tcW w:type="dxa" w:w="2313"/>
             <w:tcBorders>
               <w:top w:val="single" w:color="A6A6A6" w:sz="4"/>
               <w:left w:val="single" w:color="A6A6A6" w:sz="4"/>
@@ -4010,7 +6749,40 @@
                 <w:sz w:val="22"/>
                 <w:szCs w:val="22"/>
               </w:rPr>
-              <w:t xml:space="preserve">удобство площадки (повтор заказа, отсрочка, сборная доставка) и условие в договоре о комиссии с прямых заказов</w:t>
+              <w:t xml:space="preserve">конец марта 2027</w:t>
+            </w:r>
+          </w:p>
+        </w:tc>
+        <w:tc>
+          <w:tcPr>
+            <w:tcW w:type="dxa" w:w="3663"/>
+            <w:tcBorders>
+              <w:top w:val="single" w:color="A6A6A6" w:sz="4"/>
+              <w:left w:val="single" w:color="A6A6A6" w:sz="4"/>
+              <w:bottom w:val="single" w:color="A6A6A6" w:sz="4"/>
+              <w:right w:val="single" w:color="A6A6A6" w:sz="4"/>
+            </w:tcBorders>
+            <w:tcMar>
+              <w:top w:type="dxa" w:w="60"/>
+              <w:left w:type="dxa" w:w="100"/>
+              <w:bottom w:type="dxa" w:w="60"/>
+              <w:right w:type="dxa" w:w="100"/>
+            </w:tcMar>
+          </w:tcPr>
+          <w:p>
+            <w:pPr>
+              <w:spacing w:after="0" w:line="264"/>
+            </w:pPr>
+            <w:r>
+              <w:rPr>
+                <w:rFonts w:ascii="Calibri" w:cs="Calibri" w:eastAsia="Calibri" w:hAnsi="Calibri"/>
+                <w:b w:val="false"/>
+                <w:bCs w:val="false"/>
+                <w:color w:val="000000"/>
+                <w:sz w:val="22"/>
+                <w:szCs w:val="22"/>
+              </w:rPr>
+              <w:t xml:space="preserve">10 заказов</w:t>
             </w:r>
           </w:p>
         </w:tc>
@@ -4048,13 +6820,13 @@
                 <w:sz w:val="22"/>
                 <w:szCs w:val="22"/>
               </w:rPr>
-              <w:t xml:space="preserve">Лот opttex.ru купят раньше</w:t>
-            </w:r>
-          </w:p>
-        </w:tc>
-        <w:tc>
-          <w:tcPr>
-            <w:tcW w:type="dxa" w:w="5976"/>
+              <w:t xml:space="preserve">Запуск площадки</w:t>
+            </w:r>
+          </w:p>
+        </w:tc>
+        <w:tc>
+          <w:tcPr>
+            <w:tcW w:type="dxa" w:w="2313"/>
             <w:tcBorders>
               <w:top w:val="single" w:color="A6A6A6" w:sz="4"/>
               <w:left w:val="single" w:color="A6A6A6" w:sz="4"/>
@@ -4081,7 +6853,40 @@
                 <w:sz w:val="22"/>
                 <w:szCs w:val="22"/>
               </w:rPr>
-              <w:t xml:space="preserve">сразу зарегистрировать запасной домен textilehub.ru</w:t>
+              <w:t xml:space="preserve">конец июня 2027</w:t>
+            </w:r>
+          </w:p>
+        </w:tc>
+        <w:tc>
+          <w:tcPr>
+            <w:tcW w:type="dxa" w:w="3663"/>
+            <w:tcBorders>
+              <w:top w:val="single" w:color="A6A6A6" w:sz="4"/>
+              <w:left w:val="single" w:color="A6A6A6" w:sz="4"/>
+              <w:bottom w:val="single" w:color="A6A6A6" w:sz="4"/>
+              <w:right w:val="single" w:color="A6A6A6" w:sz="4"/>
+            </w:tcBorders>
+            <w:tcMar>
+              <w:top w:type="dxa" w:w="60"/>
+              <w:left w:type="dxa" w:w="100"/>
+              <w:bottom w:type="dxa" w:w="60"/>
+              <w:right w:type="dxa" w:w="100"/>
+            </w:tcMar>
+          </w:tcPr>
+          <w:p>
+            <w:pPr>
+              <w:spacing w:after="0" w:line="264"/>
+            </w:pPr>
+            <w:r>
+              <w:rPr>
+                <w:rFonts w:ascii="Calibri" w:cs="Calibri" w:eastAsia="Calibri" w:hAnsi="Calibri"/>
+                <w:b w:val="false"/>
+                <w:bCs w:val="false"/>
+                <w:color w:val="000000"/>
+                <w:sz w:val="22"/>
+                <w:szCs w:val="22"/>
+              </w:rPr>
+              <w:t xml:space="preserve">в срок</w:t>
             </w:r>
           </w:p>
         </w:tc>
@@ -4119,13 +6924,13 @@
                 <w:sz w:val="22"/>
                 <w:szCs w:val="22"/>
               </w:rPr>
-              <w:t xml:space="preserve">Закон о платформах новый, практики пока мало</w:t>
-            </w:r>
-          </w:p>
-        </w:tc>
-        <w:tc>
-          <w:tcPr>
-            <w:tcW w:type="dxa" w:w="5976"/>
+              <w:t xml:space="preserve">Оборот через площадку</w:t>
+            </w:r>
+          </w:p>
+        </w:tc>
+        <w:tc>
+          <w:tcPr>
+            <w:tcW w:type="dxa" w:w="2313"/>
             <w:tcBorders>
               <w:top w:val="single" w:color="A6A6A6" w:sz="4"/>
               <w:left w:val="single" w:color="A6A6A6" w:sz="4"/>
@@ -4152,7 +6957,40 @@
                 <w:sz w:val="22"/>
                 <w:szCs w:val="22"/>
               </w:rPr>
-              <w:t xml:space="preserve">правила и договоры проверяет юрист до подключения первого партнера</w:t>
+              <w:t xml:space="preserve">ежемесячно с июля 2027</w:t>
+            </w:r>
+          </w:p>
+        </w:tc>
+        <w:tc>
+          <w:tcPr>
+            <w:tcW w:type="dxa" w:w="3663"/>
+            <w:tcBorders>
+              <w:top w:val="single" w:color="A6A6A6" w:sz="4"/>
+              <w:left w:val="single" w:color="A6A6A6" w:sz="4"/>
+              <w:bottom w:val="single" w:color="A6A6A6" w:sz="4"/>
+              <w:right w:val="single" w:color="A6A6A6" w:sz="4"/>
+            </w:tcBorders>
+            <w:tcMar>
+              <w:top w:type="dxa" w:w="60"/>
+              <w:left w:type="dxa" w:w="100"/>
+              <w:bottom w:type="dxa" w:w="60"/>
+              <w:right w:type="dxa" w:w="100"/>
+            </w:tcMar>
+          </w:tcPr>
+          <w:p>
+            <w:pPr>
+              <w:spacing w:after="0" w:line="264"/>
+            </w:pPr>
+            <w:r>
+              <w:rPr>
+                <w:rFonts w:ascii="Calibri" w:cs="Calibri" w:eastAsia="Calibri" w:hAnsi="Calibri"/>
+                <w:b w:val="false"/>
+                <w:bCs w:val="false"/>
+                <w:color w:val="000000"/>
+                <w:sz w:val="22"/>
+                <w:szCs w:val="22"/>
+              </w:rPr>
+              <w:t xml:space="preserve">уровень, при котором площадка окупает свои расходы (рассчитаю в смете)</w:t>
             </w:r>
           </w:p>
         </w:tc>
@@ -4190,13 +7028,13 @@
                 <w:sz w:val="22"/>
                 <w:szCs w:val="22"/>
               </w:rPr>
-              <w:t xml:space="preserve">Немаркированный товар или брак</w:t>
-            </w:r>
-          </w:p>
-        </w:tc>
-        <w:tc>
-          <w:tcPr>
-            <w:tcW w:type="dxa" w:w="5976"/>
+              <w:t xml:space="preserve">Заказы по сегментам и линейкам</w:t>
+            </w:r>
+          </w:p>
+        </w:tc>
+        <w:tc>
+          <w:tcPr>
+            <w:tcW w:type="dxa" w:w="2313"/>
             <w:tcBorders>
               <w:top w:val="single" w:color="A6A6A6" w:sz="4"/>
               <w:left w:val="single" w:color="A6A6A6" w:sz="4"/>
@@ -4223,7 +7061,40 @@
                 <w:sz w:val="22"/>
                 <w:szCs w:val="22"/>
               </w:rPr>
-              <w:t xml:space="preserve">карточка публикуется только с документами, образцы до подключения поставщика, рейтинг поставщиков</w:t>
+              <w:t xml:space="preserve">раз в квартал</w:t>
+            </w:r>
+          </w:p>
+        </w:tc>
+        <w:tc>
+          <w:tcPr>
+            <w:tcW w:type="dxa" w:w="3663"/>
+            <w:tcBorders>
+              <w:top w:val="single" w:color="A6A6A6" w:sz="4"/>
+              <w:left w:val="single" w:color="A6A6A6" w:sz="4"/>
+              <w:bottom w:val="single" w:color="A6A6A6" w:sz="4"/>
+              <w:right w:val="single" w:color="A6A6A6" w:sz="4"/>
+            </w:tcBorders>
+            <w:tcMar>
+              <w:top w:type="dxa" w:w="60"/>
+              <w:left w:type="dxa" w:w="100"/>
+              <w:bottom w:type="dxa" w:w="60"/>
+              <w:right w:type="dxa" w:w="100"/>
+            </w:tcMar>
+          </w:tcPr>
+          <w:p>
+            <w:pPr>
+              <w:spacing w:after="0" w:line="264"/>
+            </w:pPr>
+            <w:r>
+              <w:rPr>
+                <w:rFonts w:ascii="Calibri" w:cs="Calibri" w:eastAsia="Calibri" w:hAnsi="Calibri"/>
+                <w:b w:val="false"/>
+                <w:bCs w:val="false"/>
+                <w:color w:val="000000"/>
+                <w:sz w:val="22"/>
+                <w:szCs w:val="22"/>
+              </w:rPr>
+              <w:t xml:space="preserve">видно, какие рынки и какая линейка приносят больше; по этим данным решаем о выставках и ЕАЭС</w:t>
             </w:r>
           </w:p>
         </w:tc>
@@ -4261,13 +7132,13 @@
                 <w:sz w:val="22"/>
                 <w:szCs w:val="22"/>
               </w:rPr>
-              <w:t xml:space="preserve">Покупатель задерживает оплату</w:t>
-            </w:r>
-          </w:p>
-        </w:tc>
-        <w:tc>
-          <w:tcPr>
-            <w:tcW w:type="dxa" w:w="5976"/>
+              <w:t xml:space="preserve">Доля повторных заказов</w:t>
+            </w:r>
+          </w:p>
+        </w:tc>
+        <w:tc>
+          <w:tcPr>
+            <w:tcW w:type="dxa" w:w="2313"/>
             <w:tcBorders>
               <w:top w:val="single" w:color="A6A6A6" w:sz="4"/>
               <w:left w:val="single" w:color="A6A6A6" w:sz="4"/>
@@ -4294,7 +7165,154 @@
                 <w:sz w:val="22"/>
                 <w:szCs w:val="22"/>
               </w:rPr>
-              <w:t xml:space="preserve">отсрочку покупателю дает банк через факторинг</w:t>
+              <w:t xml:space="preserve">раз в квартал</w:t>
+            </w:r>
+          </w:p>
+        </w:tc>
+        <w:tc>
+          <w:tcPr>
+            <w:tcW w:type="dxa" w:w="3663"/>
+            <w:tcBorders>
+              <w:top w:val="single" w:color="A6A6A6" w:sz="4"/>
+              <w:left w:val="single" w:color="A6A6A6" w:sz="4"/>
+              <w:bottom w:val="single" w:color="A6A6A6" w:sz="4"/>
+              <w:right w:val="single" w:color="A6A6A6" w:sz="4"/>
+            </w:tcBorders>
+            <w:tcMar>
+              <w:top w:type="dxa" w:w="60"/>
+              <w:left w:type="dxa" w:w="100"/>
+              <w:bottom w:type="dxa" w:w="60"/>
+              <w:right w:type="dxa" w:w="100"/>
+            </w:tcMar>
+          </w:tcPr>
+          <w:p>
+            <w:pPr>
+              <w:spacing w:after="0" w:line="264"/>
+            </w:pPr>
+            <w:r>
+              <w:rPr>
+                <w:rFonts w:ascii="Calibri" w:cs="Calibri" w:eastAsia="Calibri" w:hAnsi="Calibri"/>
+                <w:b w:val="false"/>
+                <w:bCs w:val="false"/>
+                <w:color w:val="000000"/>
+                <w:sz w:val="22"/>
+                <w:szCs w:val="22"/>
+              </w:rPr>
+              <w:t xml:space="preserve">растет от квартала к кварталу</w:t>
+            </w:r>
+          </w:p>
+        </w:tc>
+      </w:tr>
+    </w:tbl>
+    <w:p>
+      <w:pPr>
+        <w:spacing w:after="120"/>
+      </w:pPr>
+    </w:p>
+    <w:p>
+      <w:pPr>
+        <w:pStyle w:val="Heading1"/>
+        <w:keepNext/>
+        <w:spacing w:after="120" w:before="280"/>
+      </w:pPr>
+      <w:r>
+        <w:rPr>
+          <w:rFonts w:ascii="Calibri" w:cs="Calibri" w:eastAsia="Calibri" w:hAnsi="Calibri"/>
+          <w:b/>
+          <w:bCs/>
+          <w:color w:val="1F3864"/>
+          <w:sz w:val="28"/>
+          <w:szCs w:val="28"/>
+        </w:rPr>
+        <w:t xml:space="preserve">19. Риски и что с ними делать</w:t>
+      </w:r>
+    </w:p>
+    <w:tbl>
+      <w:tblPr>
+        <w:tblW w:type="dxa" w:w="9638"/>
+        <w:tblBorders>
+          <w:top w:val="single" w:color="auto" w:sz="4"/>
+          <w:left w:val="single" w:color="auto" w:sz="4"/>
+          <w:bottom w:val="single" w:color="auto" w:sz="4"/>
+          <w:right w:val="single" w:color="auto" w:sz="4"/>
+          <w:insideH w:val="single" w:color="auto" w:sz="4"/>
+          <w:insideV w:val="single" w:color="auto" w:sz="4"/>
+        </w:tblBorders>
+      </w:tblPr>
+      <w:tblGrid>
+        <w:gridCol w:w="3470"/>
+        <w:gridCol w:w="6168"/>
+      </w:tblGrid>
+      <w:tr>
+        <w:trPr>
+          <w:cantSplit/>
+          <w:tblHeader/>
+        </w:trPr>
+        <w:tc>
+          <w:tcPr>
+            <w:tcW w:type="dxa" w:w="3470"/>
+            <w:tcBorders>
+              <w:top w:val="single" w:color="A6A6A6" w:sz="4"/>
+              <w:left w:val="single" w:color="A6A6A6" w:sz="4"/>
+              <w:bottom w:val="single" w:color="A6A6A6" w:sz="4"/>
+              <w:right w:val="single" w:color="A6A6A6" w:sz="4"/>
+            </w:tcBorders>
+            <w:shd w:fill="D9E2F3" w:color="auto" w:val="clear"/>
+            <w:tcMar>
+              <w:top w:type="dxa" w:w="60"/>
+              <w:left w:type="dxa" w:w="100"/>
+              <w:bottom w:type="dxa" w:w="60"/>
+              <w:right w:type="dxa" w:w="100"/>
+            </w:tcMar>
+          </w:tcPr>
+          <w:p>
+            <w:pPr>
+              <w:spacing w:after="0" w:line="264"/>
+            </w:pPr>
+            <w:r>
+              <w:rPr>
+                <w:rFonts w:ascii="Calibri" w:cs="Calibri" w:eastAsia="Calibri" w:hAnsi="Calibri"/>
+                <w:b/>
+                <w:bCs/>
+                <w:color w:val="000000"/>
+                <w:sz w:val="22"/>
+                <w:szCs w:val="22"/>
+              </w:rPr>
+              <w:t xml:space="preserve">Риск</w:t>
+            </w:r>
+          </w:p>
+        </w:tc>
+        <w:tc>
+          <w:tcPr>
+            <w:tcW w:type="dxa" w:w="6168"/>
+            <w:tcBorders>
+              <w:top w:val="single" w:color="A6A6A6" w:sz="4"/>
+              <w:left w:val="single" w:color="A6A6A6" w:sz="4"/>
+              <w:bottom w:val="single" w:color="A6A6A6" w:sz="4"/>
+              <w:right w:val="single" w:color="A6A6A6" w:sz="4"/>
+            </w:tcBorders>
+            <w:shd w:fill="D9E2F3" w:color="auto" w:val="clear"/>
+            <w:tcMar>
+              <w:top w:type="dxa" w:w="60"/>
+              <w:left w:type="dxa" w:w="100"/>
+              <w:bottom w:type="dxa" w:w="60"/>
+              <w:right w:type="dxa" w:w="100"/>
+            </w:tcMar>
+          </w:tcPr>
+          <w:p>
+            <w:pPr>
+              <w:spacing w:after="0" w:line="264"/>
+            </w:pPr>
+            <w:r>
+              <w:rPr>
+                <w:rFonts w:ascii="Calibri" w:cs="Calibri" w:eastAsia="Calibri" w:hAnsi="Calibri"/>
+                <w:b/>
+                <w:bCs/>
+                <w:color w:val="000000"/>
+                <w:sz w:val="22"/>
+                <w:szCs w:val="22"/>
+              </w:rPr>
+              <w:t xml:space="preserve">Как снизить</w:t>
             </w:r>
           </w:p>
         </w:tc>
@@ -4305,7 +7323,7 @@
         </w:trPr>
         <w:tc>
           <w:tcPr>
-            <w:tcW w:type="dxa" w:w="3662"/>
+            <w:tcW w:type="dxa" w:w="3470"/>
             <w:tcBorders>
               <w:top w:val="single" w:color="A6A6A6" w:sz="4"/>
               <w:left w:val="single" w:color="A6A6A6" w:sz="4"/>
@@ -4332,13 +7350,13 @@
                 <w:sz w:val="22"/>
                 <w:szCs w:val="22"/>
               </w:rPr>
-              <w:t xml:space="preserve">В нишу придут крупные маркетплейсы</w:t>
-            </w:r>
-          </w:p>
-        </w:tc>
-        <w:tc>
-          <w:tcPr>
-            <w:tcW w:type="dxa" w:w="5976"/>
+              <w:t xml:space="preserve">Долгая доставка из Индии срывает сроки</w:t>
+            </w:r>
+          </w:p>
+        </w:tc>
+        <w:tc>
+          <w:tcPr>
+            <w:tcW w:type="dxa" w:w="6168"/>
             <w:tcBorders>
               <w:top w:val="single" w:color="A6A6A6" w:sz="4"/>
               <w:left w:val="single" w:color="A6A6A6" w:sz="4"/>
@@ -4365,7 +7383,575 @@
                 <w:sz w:val="22"/>
                 <w:szCs w:val="22"/>
               </w:rPr>
-              <w:t xml:space="preserve">держаться того, чего у них нет: пошив под заказ, запрос цены у нескольких фабрик, сборная доставка, помощь в торгах</w:t>
+              <w:t xml:space="preserve">запас ходовых позиций на складе, срок заказа из Индии показывается покупателю заранее, запасной маршрут морем</w:t>
+            </w:r>
+          </w:p>
+        </w:tc>
+      </w:tr>
+      <w:tr>
+        <w:trPr>
+          <w:cantSplit/>
+        </w:trPr>
+        <w:tc>
+          <w:tcPr>
+            <w:tcW w:type="dxa" w:w="3470"/>
+            <w:tcBorders>
+              <w:top w:val="single" w:color="A6A6A6" w:sz="4"/>
+              <w:left w:val="single" w:color="A6A6A6" w:sz="4"/>
+              <w:bottom w:val="single" w:color="A6A6A6" w:sz="4"/>
+              <w:right w:val="single" w:color="A6A6A6" w:sz="4"/>
+            </w:tcBorders>
+            <w:tcMar>
+              <w:top w:type="dxa" w:w="60"/>
+              <w:left w:type="dxa" w:w="100"/>
+              <w:bottom w:type="dxa" w:w="60"/>
+              <w:right w:type="dxa" w:w="100"/>
+            </w:tcMar>
+          </w:tcPr>
+          <w:p>
+            <w:pPr>
+              <w:spacing w:after="0" w:line="264"/>
+            </w:pPr>
+            <w:r>
+              <w:rPr>
+                <w:rFonts w:ascii="Calibri" w:cs="Calibri" w:eastAsia="Calibri" w:hAnsi="Calibri"/>
+                <w:b/>
+                <w:bCs/>
+                <w:color w:val="000000"/>
+                <w:sz w:val="22"/>
+                <w:szCs w:val="22"/>
+              </w:rPr>
+              <w:t xml:space="preserve">Образцы для декларации идут до месяца</w:t>
+            </w:r>
+          </w:p>
+        </w:tc>
+        <w:tc>
+          <w:tcPr>
+            <w:tcW w:type="dxa" w:w="6168"/>
+            <w:tcBorders>
+              <w:top w:val="single" w:color="A6A6A6" w:sz="4"/>
+              <w:left w:val="single" w:color="A6A6A6" w:sz="4"/>
+              <w:bottom w:val="single" w:color="A6A6A6" w:sz="4"/>
+              <w:right w:val="single" w:color="A6A6A6" w:sz="4"/>
+            </w:tcBorders>
+            <w:tcMar>
+              <w:top w:type="dxa" w:w="60"/>
+              <w:left w:type="dxa" w:w="100"/>
+              <w:bottom w:type="dxa" w:w="60"/>
+              <w:right w:type="dxa" w:w="100"/>
+            </w:tcMar>
+          </w:tcPr>
+          <w:p>
+            <w:pPr>
+              <w:spacing w:after="0" w:line="264"/>
+            </w:pPr>
+            <w:r>
+              <w:rPr>
+                <w:rFonts w:ascii="Calibri" w:cs="Calibri" w:eastAsia="Calibri" w:hAnsi="Calibri"/>
+                <w:b w:val="false"/>
+                <w:bCs w:val="false"/>
+                <w:color w:val="000000"/>
+                <w:sz w:val="22"/>
+                <w:szCs w:val="22"/>
+              </w:rPr>
+              <w:t xml:space="preserve">отправлять образцы новых позиций до заказа основной партии</w:t>
+            </w:r>
+          </w:p>
+        </w:tc>
+      </w:tr>
+      <w:tr>
+        <w:trPr>
+          <w:cantSplit/>
+        </w:trPr>
+        <w:tc>
+          <w:tcPr>
+            <w:tcW w:type="dxa" w:w="3470"/>
+            <w:tcBorders>
+              <w:top w:val="single" w:color="A6A6A6" w:sz="4"/>
+              <w:left w:val="single" w:color="A6A6A6" w:sz="4"/>
+              <w:bottom w:val="single" w:color="A6A6A6" w:sz="4"/>
+              <w:right w:val="single" w:color="A6A6A6" w:sz="4"/>
+            </w:tcBorders>
+            <w:tcMar>
+              <w:top w:type="dxa" w:w="60"/>
+              <w:left w:type="dxa" w:w="100"/>
+              <w:bottom w:type="dxa" w:w="60"/>
+              <w:right w:type="dxa" w:w="100"/>
+            </w:tcMar>
+          </w:tcPr>
+          <w:p>
+            <w:pPr>
+              <w:spacing w:after="0" w:line="264"/>
+            </w:pPr>
+            <w:r>
+              <w:rPr>
+                <w:rFonts w:ascii="Calibri" w:cs="Calibri" w:eastAsia="Calibri" w:hAnsi="Calibri"/>
+                <w:b/>
+                <w:bCs/>
+                <w:color w:val="000000"/>
+                <w:sz w:val="22"/>
+                <w:szCs w:val="22"/>
+              </w:rPr>
+              <w:t xml:space="preserve">Брак или пересорт в партии</w:t>
+            </w:r>
+          </w:p>
+        </w:tc>
+        <w:tc>
+          <w:tcPr>
+            <w:tcW w:type="dxa" w:w="6168"/>
+            <w:tcBorders>
+              <w:top w:val="single" w:color="A6A6A6" w:sz="4"/>
+              <w:left w:val="single" w:color="A6A6A6" w:sz="4"/>
+              <w:bottom w:val="single" w:color="A6A6A6" w:sz="4"/>
+              <w:right w:val="single" w:color="A6A6A6" w:sz="4"/>
+            </w:tcBorders>
+            <w:tcMar>
+              <w:top w:type="dxa" w:w="60"/>
+              <w:left w:type="dxa" w:w="100"/>
+              <w:bottom w:type="dxa" w:w="60"/>
+              <w:right w:type="dxa" w:w="100"/>
+            </w:tcMar>
+          </w:tcPr>
+          <w:p>
+            <w:pPr>
+              <w:spacing w:after="0" w:line="264"/>
+            </w:pPr>
+            <w:r>
+              <w:rPr>
+                <w:rFonts w:ascii="Calibri" w:cs="Calibri" w:eastAsia="Calibri" w:hAnsi="Calibri"/>
+                <w:b w:val="false"/>
+                <w:bCs w:val="false"/>
+                <w:color w:val="000000"/>
+                <w:sz w:val="22"/>
+                <w:szCs w:val="22"/>
+              </w:rPr>
+              <w:t xml:space="preserve">сюрвейерский контроль с видео при загрузке, сверка при приемке, образцы от цехов до подключения</w:t>
+            </w:r>
+          </w:p>
+        </w:tc>
+      </w:tr>
+      <w:tr>
+        <w:trPr>
+          <w:cantSplit/>
+        </w:trPr>
+        <w:tc>
+          <w:tcPr>
+            <w:tcW w:type="dxa" w:w="3470"/>
+            <w:tcBorders>
+              <w:top w:val="single" w:color="A6A6A6" w:sz="4"/>
+              <w:left w:val="single" w:color="A6A6A6" w:sz="4"/>
+              <w:bottom w:val="single" w:color="A6A6A6" w:sz="4"/>
+              <w:right w:val="single" w:color="A6A6A6" w:sz="4"/>
+            </w:tcBorders>
+            <w:tcMar>
+              <w:top w:type="dxa" w:w="60"/>
+              <w:left w:type="dxa" w:w="100"/>
+              <w:bottom w:type="dxa" w:w="60"/>
+              <w:right w:type="dxa" w:w="100"/>
+            </w:tcMar>
+          </w:tcPr>
+          <w:p>
+            <w:pPr>
+              <w:spacing w:after="0" w:line="264"/>
+            </w:pPr>
+            <w:r>
+              <w:rPr>
+                <w:rFonts w:ascii="Calibri" w:cs="Calibri" w:eastAsia="Calibri" w:hAnsi="Calibri"/>
+                <w:b/>
+                <w:bCs/>
+                <w:color w:val="000000"/>
+                <w:sz w:val="22"/>
+                <w:szCs w:val="22"/>
+              </w:rPr>
+              <w:t xml:space="preserve">Покупатель и партнер договариваются напрямую</w:t>
+            </w:r>
+          </w:p>
+        </w:tc>
+        <w:tc>
+          <w:tcPr>
+            <w:tcW w:type="dxa" w:w="6168"/>
+            <w:tcBorders>
+              <w:top w:val="single" w:color="A6A6A6" w:sz="4"/>
+              <w:left w:val="single" w:color="A6A6A6" w:sz="4"/>
+              <w:bottom w:val="single" w:color="A6A6A6" w:sz="4"/>
+              <w:right w:val="single" w:color="A6A6A6" w:sz="4"/>
+            </w:tcBorders>
+            <w:tcMar>
+              <w:top w:type="dxa" w:w="60"/>
+              <w:left w:type="dxa" w:w="100"/>
+              <w:bottom w:type="dxa" w:w="60"/>
+              <w:right w:type="dxa" w:w="100"/>
+            </w:tcMar>
+          </w:tcPr>
+          <w:p>
+            <w:pPr>
+              <w:spacing w:after="0" w:line="264"/>
+            </w:pPr>
+            <w:r>
+              <w:rPr>
+                <w:rFonts w:ascii="Calibri" w:cs="Calibri" w:eastAsia="Calibri" w:hAnsi="Calibri"/>
+                <w:b w:val="false"/>
+                <w:bCs w:val="false"/>
+                <w:color w:val="000000"/>
+                <w:sz w:val="22"/>
+                <w:szCs w:val="22"/>
+              </w:rPr>
+              <w:t xml:space="preserve">удобство площадки (повтор заказа, сборная доставка, документы) и условие в договоре о комиссии с прямых заказов</w:t>
+            </w:r>
+          </w:p>
+        </w:tc>
+      </w:tr>
+      <w:tr>
+        <w:trPr>
+          <w:cantSplit/>
+        </w:trPr>
+        <w:tc>
+          <w:tcPr>
+            <w:tcW w:type="dxa" w:w="3470"/>
+            <w:tcBorders>
+              <w:top w:val="single" w:color="A6A6A6" w:sz="4"/>
+              <w:left w:val="single" w:color="A6A6A6" w:sz="4"/>
+              <w:bottom w:val="single" w:color="A6A6A6" w:sz="4"/>
+              <w:right w:val="single" w:color="A6A6A6" w:sz="4"/>
+            </w:tcBorders>
+            <w:tcMar>
+              <w:top w:type="dxa" w:w="60"/>
+              <w:left w:type="dxa" w:w="100"/>
+              <w:bottom w:type="dxa" w:w="60"/>
+              <w:right w:type="dxa" w:w="100"/>
+            </w:tcMar>
+          </w:tcPr>
+          <w:p>
+            <w:pPr>
+              <w:spacing w:after="0" w:line="264"/>
+            </w:pPr>
+            <w:r>
+              <w:rPr>
+                <w:rFonts w:ascii="Calibri" w:cs="Calibri" w:eastAsia="Calibri" w:hAnsi="Calibri"/>
+                <w:b/>
+                <w:bCs/>
+                <w:color w:val="000000"/>
+                <w:sz w:val="22"/>
+                <w:szCs w:val="22"/>
+              </w:rPr>
+              <w:t xml:space="preserve">Покупатель задерживает оплату</w:t>
+            </w:r>
+          </w:p>
+        </w:tc>
+        <w:tc>
+          <w:tcPr>
+            <w:tcW w:type="dxa" w:w="6168"/>
+            <w:tcBorders>
+              <w:top w:val="single" w:color="A6A6A6" w:sz="4"/>
+              <w:left w:val="single" w:color="A6A6A6" w:sz="4"/>
+              <w:bottom w:val="single" w:color="A6A6A6" w:sz="4"/>
+              <w:right w:val="single" w:color="A6A6A6" w:sz="4"/>
+            </w:tcBorders>
+            <w:tcMar>
+              <w:top w:type="dxa" w:w="60"/>
+              <w:left w:type="dxa" w:w="100"/>
+              <w:bottom w:type="dxa" w:w="60"/>
+              <w:right w:type="dxa" w:w="100"/>
+            </w:tcMar>
+          </w:tcPr>
+          <w:p>
+            <w:pPr>
+              <w:spacing w:after="0" w:line="264"/>
+            </w:pPr>
+            <w:r>
+              <w:rPr>
+                <w:rFonts w:ascii="Calibri" w:cs="Calibri" w:eastAsia="Calibri" w:hAnsi="Calibri"/>
+                <w:b w:val="false"/>
+                <w:bCs w:val="false"/>
+                <w:color w:val="000000"/>
+                <w:sz w:val="22"/>
+                <w:szCs w:val="22"/>
+              </w:rPr>
+              <w:t xml:space="preserve">предоплата для новых покупателей, отсрочка только постоянным клиентам в пределах лимита и из собственных средств</w:t>
+            </w:r>
+          </w:p>
+        </w:tc>
+      </w:tr>
+      <w:tr>
+        <w:trPr>
+          <w:cantSplit/>
+        </w:trPr>
+        <w:tc>
+          <w:tcPr>
+            <w:tcW w:type="dxa" w:w="3470"/>
+            <w:tcBorders>
+              <w:top w:val="single" w:color="A6A6A6" w:sz="4"/>
+              <w:left w:val="single" w:color="A6A6A6" w:sz="4"/>
+              <w:bottom w:val="single" w:color="A6A6A6" w:sz="4"/>
+              <w:right w:val="single" w:color="A6A6A6" w:sz="4"/>
+            </w:tcBorders>
+            <w:tcMar>
+              <w:top w:type="dxa" w:w="60"/>
+              <w:left w:type="dxa" w:w="100"/>
+              <w:bottom w:type="dxa" w:w="60"/>
+              <w:right w:type="dxa" w:w="100"/>
+            </w:tcMar>
+          </w:tcPr>
+          <w:p>
+            <w:pPr>
+              <w:spacing w:after="0" w:line="264"/>
+            </w:pPr>
+            <w:r>
+              <w:rPr>
+                <w:rFonts w:ascii="Calibri" w:cs="Calibri" w:eastAsia="Calibri" w:hAnsi="Calibri"/>
+                <w:b/>
+                <w:bCs/>
+                <w:color w:val="000000"/>
+                <w:sz w:val="22"/>
+                <w:szCs w:val="22"/>
+              </w:rPr>
+              <w:t xml:space="preserve">Бюджетная линейка размывает премиальную</w:t>
+            </w:r>
+          </w:p>
+        </w:tc>
+        <w:tc>
+          <w:tcPr>
+            <w:tcW w:type="dxa" w:w="6168"/>
+            <w:tcBorders>
+              <w:top w:val="single" w:color="A6A6A6" w:sz="4"/>
+              <w:left w:val="single" w:color="A6A6A6" w:sz="4"/>
+              <w:bottom w:val="single" w:color="A6A6A6" w:sz="4"/>
+              <w:right w:val="single" w:color="A6A6A6" w:sz="4"/>
+            </w:tcBorders>
+            <w:tcMar>
+              <w:top w:type="dxa" w:w="60"/>
+              <w:left w:type="dxa" w:w="100"/>
+              <w:bottom w:type="dxa" w:w="60"/>
+              <w:right w:type="dxa" w:w="100"/>
+            </w:tcMar>
+          </w:tcPr>
+          <w:p>
+            <w:pPr>
+              <w:spacing w:after="0" w:line="264"/>
+            </w:pPr>
+            <w:r>
+              <w:rPr>
+                <w:rFonts w:ascii="Calibri" w:cs="Calibri" w:eastAsia="Calibri" w:hAnsi="Calibri"/>
+                <w:b w:val="false"/>
+                <w:bCs w:val="false"/>
+                <w:color w:val="000000"/>
+                <w:sz w:val="22"/>
+                <w:szCs w:val="22"/>
+              </w:rPr>
+              <w:t xml:space="preserve">разные названия, отдельные разделы каталога, дизайнерские коллекции отдельной витриной</w:t>
+            </w:r>
+          </w:p>
+        </w:tc>
+      </w:tr>
+      <w:tr>
+        <w:trPr>
+          <w:cantSplit/>
+        </w:trPr>
+        <w:tc>
+          <w:tcPr>
+            <w:tcW w:type="dxa" w:w="3470"/>
+            <w:tcBorders>
+              <w:top w:val="single" w:color="A6A6A6" w:sz="4"/>
+              <w:left w:val="single" w:color="A6A6A6" w:sz="4"/>
+              <w:bottom w:val="single" w:color="A6A6A6" w:sz="4"/>
+              <w:right w:val="single" w:color="A6A6A6" w:sz="4"/>
+            </w:tcBorders>
+            <w:tcMar>
+              <w:top w:type="dxa" w:w="60"/>
+              <w:left w:type="dxa" w:w="100"/>
+              <w:bottom w:type="dxa" w:w="60"/>
+              <w:right w:type="dxa" w:w="100"/>
+            </w:tcMar>
+          </w:tcPr>
+          <w:p>
+            <w:pPr>
+              <w:spacing w:after="0" w:line="264"/>
+            </w:pPr>
+            <w:r>
+              <w:rPr>
+                <w:rFonts w:ascii="Calibri" w:cs="Calibri" w:eastAsia="Calibri" w:hAnsi="Calibri"/>
+                <w:b/>
+                <w:bCs/>
+                <w:color w:val="000000"/>
+                <w:sz w:val="22"/>
+                <w:szCs w:val="22"/>
+              </w:rPr>
+              <w:t xml:space="preserve">Лот opttex.ru купят раньше</w:t>
+            </w:r>
+          </w:p>
+        </w:tc>
+        <w:tc>
+          <w:tcPr>
+            <w:tcW w:type="dxa" w:w="6168"/>
+            <w:tcBorders>
+              <w:top w:val="single" w:color="A6A6A6" w:sz="4"/>
+              <w:left w:val="single" w:color="A6A6A6" w:sz="4"/>
+              <w:bottom w:val="single" w:color="A6A6A6" w:sz="4"/>
+              <w:right w:val="single" w:color="A6A6A6" w:sz="4"/>
+            </w:tcBorders>
+            <w:tcMar>
+              <w:top w:type="dxa" w:w="60"/>
+              <w:left w:type="dxa" w:w="100"/>
+              <w:bottom w:type="dxa" w:w="60"/>
+              <w:right w:type="dxa" w:w="100"/>
+            </w:tcMar>
+          </w:tcPr>
+          <w:p>
+            <w:pPr>
+              <w:spacing w:after="0" w:line="264"/>
+            </w:pPr>
+            <w:r>
+              <w:rPr>
+                <w:rFonts w:ascii="Calibri" w:cs="Calibri" w:eastAsia="Calibri" w:hAnsi="Calibri"/>
+                <w:b w:val="false"/>
+                <w:bCs w:val="false"/>
+                <w:color w:val="000000"/>
+                <w:sz w:val="22"/>
+                <w:szCs w:val="22"/>
+              </w:rPr>
+              <w:t xml:space="preserve">сразу зарегистрировать запасной домен textilehub.ru</w:t>
+            </w:r>
+          </w:p>
+        </w:tc>
+      </w:tr>
+      <w:tr>
+        <w:trPr>
+          <w:cantSplit/>
+        </w:trPr>
+        <w:tc>
+          <w:tcPr>
+            <w:tcW w:type="dxa" w:w="3470"/>
+            <w:tcBorders>
+              <w:top w:val="single" w:color="A6A6A6" w:sz="4"/>
+              <w:left w:val="single" w:color="A6A6A6" w:sz="4"/>
+              <w:bottom w:val="single" w:color="A6A6A6" w:sz="4"/>
+              <w:right w:val="single" w:color="A6A6A6" w:sz="4"/>
+            </w:tcBorders>
+            <w:tcMar>
+              <w:top w:type="dxa" w:w="60"/>
+              <w:left w:type="dxa" w:w="100"/>
+              <w:bottom w:type="dxa" w:w="60"/>
+              <w:right w:type="dxa" w:w="100"/>
+            </w:tcMar>
+          </w:tcPr>
+          <w:p>
+            <w:pPr>
+              <w:spacing w:after="0" w:line="264"/>
+            </w:pPr>
+            <w:r>
+              <w:rPr>
+                <w:rFonts w:ascii="Calibri" w:cs="Calibri" w:eastAsia="Calibri" w:hAnsi="Calibri"/>
+                <w:b/>
+                <w:bCs/>
+                <w:color w:val="000000"/>
+                <w:sz w:val="22"/>
+                <w:szCs w:val="22"/>
+              </w:rPr>
+              <w:t xml:space="preserve">Закон о платформах новый, практики пока мало</w:t>
+            </w:r>
+          </w:p>
+        </w:tc>
+        <w:tc>
+          <w:tcPr>
+            <w:tcW w:type="dxa" w:w="6168"/>
+            <w:tcBorders>
+              <w:top w:val="single" w:color="A6A6A6" w:sz="4"/>
+              <w:left w:val="single" w:color="A6A6A6" w:sz="4"/>
+              <w:bottom w:val="single" w:color="A6A6A6" w:sz="4"/>
+              <w:right w:val="single" w:color="A6A6A6" w:sz="4"/>
+            </w:tcBorders>
+            <w:tcMar>
+              <w:top w:type="dxa" w:w="60"/>
+              <w:left w:type="dxa" w:w="100"/>
+              <w:bottom w:type="dxa" w:w="60"/>
+              <w:right w:type="dxa" w:w="100"/>
+            </w:tcMar>
+          </w:tcPr>
+          <w:p>
+            <w:pPr>
+              <w:spacing w:after="0" w:line="264"/>
+            </w:pPr>
+            <w:r>
+              <w:rPr>
+                <w:rFonts w:ascii="Calibri" w:cs="Calibri" w:eastAsia="Calibri" w:hAnsi="Calibri"/>
+                <w:b w:val="false"/>
+                <w:bCs w:val="false"/>
+                <w:color w:val="000000"/>
+                <w:sz w:val="22"/>
+                <w:szCs w:val="22"/>
+              </w:rPr>
+              <w:t xml:space="preserve">правила и договоры проверяет юрист до подключения первого партнера</w:t>
+            </w:r>
+          </w:p>
+        </w:tc>
+      </w:tr>
+      <w:tr>
+        <w:trPr>
+          <w:cantSplit/>
+        </w:trPr>
+        <w:tc>
+          <w:tcPr>
+            <w:tcW w:type="dxa" w:w="3470"/>
+            <w:tcBorders>
+              <w:top w:val="single" w:color="A6A6A6" w:sz="4"/>
+              <w:left w:val="single" w:color="A6A6A6" w:sz="4"/>
+              <w:bottom w:val="single" w:color="A6A6A6" w:sz="4"/>
+              <w:right w:val="single" w:color="A6A6A6" w:sz="4"/>
+            </w:tcBorders>
+            <w:tcMar>
+              <w:top w:type="dxa" w:w="60"/>
+              <w:left w:type="dxa" w:w="100"/>
+              <w:bottom w:type="dxa" w:w="60"/>
+              <w:right w:type="dxa" w:w="100"/>
+            </w:tcMar>
+          </w:tcPr>
+          <w:p>
+            <w:pPr>
+              <w:spacing w:after="0" w:line="264"/>
+            </w:pPr>
+            <w:r>
+              <w:rPr>
+                <w:rFonts w:ascii="Calibri" w:cs="Calibri" w:eastAsia="Calibri" w:hAnsi="Calibri"/>
+                <w:b/>
+                <w:bCs/>
+                <w:color w:val="000000"/>
+                <w:sz w:val="22"/>
+                <w:szCs w:val="22"/>
+              </w:rPr>
+              <w:t xml:space="preserve">Конкуренты с маркетплейсов придут в нишу</w:t>
+            </w:r>
+          </w:p>
+        </w:tc>
+        <w:tc>
+          <w:tcPr>
+            <w:tcW w:type="dxa" w:w="6168"/>
+            <w:tcBorders>
+              <w:top w:val="single" w:color="A6A6A6" w:sz="4"/>
+              <w:left w:val="single" w:color="A6A6A6" w:sz="4"/>
+              <w:bottom w:val="single" w:color="A6A6A6" w:sz="4"/>
+              <w:right w:val="single" w:color="A6A6A6" w:sz="4"/>
+            </w:tcBorders>
+            <w:tcMar>
+              <w:top w:type="dxa" w:w="60"/>
+              <w:left w:type="dxa" w:w="100"/>
+              <w:bottom w:type="dxa" w:w="60"/>
+              <w:right w:type="dxa" w:w="100"/>
+            </w:tcMar>
+          </w:tcPr>
+          <w:p>
+            <w:pPr>
+              <w:spacing w:after="0" w:line="264"/>
+            </w:pPr>
+            <w:r>
+              <w:rPr>
+                <w:rFonts w:ascii="Calibri" w:cs="Calibri" w:eastAsia="Calibri" w:hAnsi="Calibri"/>
+                <w:b w:val="false"/>
+                <w:bCs w:val="false"/>
+                <w:color w:val="000000"/>
+                <w:sz w:val="22"/>
+                <w:szCs w:val="22"/>
+              </w:rPr>
+              <w:t xml:space="preserve">держаться того, чего у них нет: пошив под заказ, партии напрямую из Индии, дизайнерские коллекции, документы и маркировка в порядке</w:t>
             </w:r>
           </w:p>
         </w:tc>
@@ -4391,114 +7977,820 @@
           <w:sz w:val="28"/>
           <w:szCs w:val="28"/>
         </w:rPr>
-        <w:t xml:space="preserve">14. Что я предлагаю сделать сейчас</w:t>
-      </w:r>
-    </w:p>
-    <w:p>
-      <w:pPr>
-        <w:pStyle w:val="ListParagraph"/>
-        <w:numPr>
-          <w:ilvl w:val="0"/>
-          <w:numId w:val="4"/>
-        </w:numPr>
-        <w:spacing w:after="60" w:line="288"/>
-        <w:jc w:val="both"/>
-      </w:pPr>
-      <w:r>
-        <w:rPr>
-          <w:rFonts w:ascii="Calibri" w:cs="Calibri" w:eastAsia="Calibri" w:hAnsi="Calibri"/>
-          <w:color w:val="000000"/>
-          <w:sz w:val="24"/>
-          <w:szCs w:val="24"/>
-        </w:rPr>
-        <w:t xml:space="preserve">Согласовать общую модель и поэтапный план.</w:t>
-      </w:r>
-    </w:p>
-    <w:p>
-      <w:pPr>
-        <w:pStyle w:val="ListParagraph"/>
-        <w:numPr>
-          <w:ilvl w:val="0"/>
-          <w:numId w:val="4"/>
-        </w:numPr>
-        <w:spacing w:after="60" w:line="288"/>
-        <w:jc w:val="both"/>
-      </w:pPr>
-      <w:r>
-        <w:rPr>
-          <w:rFonts w:ascii="Calibri" w:cs="Calibri" w:eastAsia="Calibri" w:hAnsi="Calibri"/>
-          <w:color w:val="000000"/>
-          <w:sz w:val="24"/>
-          <w:szCs w:val="24"/>
-        </w:rPr>
-        <w:t xml:space="preserve">Определить, на какое юрлицо оформлять домен и товарный знак.</w:t>
-      </w:r>
-    </w:p>
-    <w:p>
-      <w:pPr>
-        <w:pStyle w:val="ListParagraph"/>
-        <w:numPr>
-          <w:ilvl w:val="0"/>
-          <w:numId w:val="4"/>
-        </w:numPr>
-        <w:spacing w:after="60" w:line="288"/>
-        <w:jc w:val="both"/>
-      </w:pPr>
-      <w:r>
-        <w:rPr>
-          <w:rFonts w:ascii="Calibri" w:cs="Calibri" w:eastAsia="Calibri" w:hAnsi="Calibri"/>
-          <w:color w:val="000000"/>
-          <w:sz w:val="24"/>
-          <w:szCs w:val="24"/>
-        </w:rPr>
-        <w:t xml:space="preserve">Перепроверить лот opttex.ru и купить домен вместе с двойниками.</w:t>
-      </w:r>
-    </w:p>
-    <w:p>
-      <w:pPr>
-        <w:pStyle w:val="ListParagraph"/>
-        <w:numPr>
-          <w:ilvl w:val="0"/>
-          <w:numId w:val="4"/>
-        </w:numPr>
-        <w:spacing w:after="60" w:line="288"/>
-        <w:jc w:val="both"/>
-      </w:pPr>
-      <w:r>
-        <w:rPr>
-          <w:rFonts w:ascii="Calibri" w:cs="Calibri" w:eastAsia="Calibri" w:hAnsi="Calibri"/>
-          <w:color w:val="000000"/>
-          <w:sz w:val="24"/>
-          <w:szCs w:val="24"/>
-        </w:rPr>
-        <w:t xml:space="preserve">Назначить менеджера, который начнет переговоры с фабриками.</w:t>
-      </w:r>
-    </w:p>
-    <w:p>
-      <w:pPr>
-        <w:pStyle w:val="ListParagraph"/>
-        <w:numPr>
-          <w:ilvl w:val="0"/>
-          <w:numId w:val="4"/>
-        </w:numPr>
-        <w:spacing w:after="60" w:line="288"/>
-        <w:jc w:val="both"/>
-      </w:pPr>
-      <w:r>
-        <w:rPr>
-          <w:rFonts w:ascii="Calibri" w:cs="Calibri" w:eastAsia="Calibri" w:hAnsi="Calibri"/>
-          <w:color w:val="000000"/>
-          <w:sz w:val="24"/>
-          <w:szCs w:val="24"/>
-        </w:rPr>
-        <w:t xml:space="preserve">Подготовить смету. Ее я направлю отдельным документом после согласования плана.</w:t>
-      </w:r>
+        <w:t xml:space="preserve">20. Как план отвечает на вопросы заказчика</w:t>
+      </w:r>
+    </w:p>
+    <w:tbl>
+      <w:tblPr>
+        <w:tblW w:type="dxa" w:w="9638"/>
+        <w:tblBorders>
+          <w:top w:val="single" w:color="auto" w:sz="4"/>
+          <w:left w:val="single" w:color="auto" w:sz="4"/>
+          <w:bottom w:val="single" w:color="auto" w:sz="4"/>
+          <w:right w:val="single" w:color="auto" w:sz="4"/>
+          <w:insideH w:val="single" w:color="auto" w:sz="4"/>
+          <w:insideV w:val="single" w:color="auto" w:sz="4"/>
+        </w:tblBorders>
+      </w:tblPr>
+      <w:tblGrid>
+        <w:gridCol w:w="3084"/>
+        <w:gridCol w:w="6554"/>
+      </w:tblGrid>
+      <w:tr>
+        <w:trPr>
+          <w:cantSplit/>
+          <w:tblHeader/>
+        </w:trPr>
+        <w:tc>
+          <w:tcPr>
+            <w:tcW w:type="dxa" w:w="3084"/>
+            <w:tcBorders>
+              <w:top w:val="single" w:color="A6A6A6" w:sz="4"/>
+              <w:left w:val="single" w:color="A6A6A6" w:sz="4"/>
+              <w:bottom w:val="single" w:color="A6A6A6" w:sz="4"/>
+              <w:right w:val="single" w:color="A6A6A6" w:sz="4"/>
+            </w:tcBorders>
+            <w:shd w:fill="D9E2F3" w:color="auto" w:val="clear"/>
+            <w:tcMar>
+              <w:top w:type="dxa" w:w="60"/>
+              <w:left w:type="dxa" w:w="100"/>
+              <w:bottom w:type="dxa" w:w="60"/>
+              <w:right w:type="dxa" w:w="100"/>
+            </w:tcMar>
+          </w:tcPr>
+          <w:p>
+            <w:pPr>
+              <w:spacing w:after="0" w:line="264"/>
+            </w:pPr>
+            <w:r>
+              <w:rPr>
+                <w:rFonts w:ascii="Calibri" w:cs="Calibri" w:eastAsia="Calibri" w:hAnsi="Calibri"/>
+                <w:b/>
+                <w:bCs/>
+                <w:color w:val="000000"/>
+                <w:sz w:val="22"/>
+                <w:szCs w:val="22"/>
+              </w:rPr>
+              <w:t xml:space="preserve">Вопрос заказчика</w:t>
+            </w:r>
+          </w:p>
+        </w:tc>
+        <w:tc>
+          <w:tcPr>
+            <w:tcW w:type="dxa" w:w="6554"/>
+            <w:tcBorders>
+              <w:top w:val="single" w:color="A6A6A6" w:sz="4"/>
+              <w:left w:val="single" w:color="A6A6A6" w:sz="4"/>
+              <w:bottom w:val="single" w:color="A6A6A6" w:sz="4"/>
+              <w:right w:val="single" w:color="A6A6A6" w:sz="4"/>
+            </w:tcBorders>
+            <w:shd w:fill="D9E2F3" w:color="auto" w:val="clear"/>
+            <w:tcMar>
+              <w:top w:type="dxa" w:w="60"/>
+              <w:left w:type="dxa" w:w="100"/>
+              <w:bottom w:type="dxa" w:w="60"/>
+              <w:right w:type="dxa" w:w="100"/>
+            </w:tcMar>
+          </w:tcPr>
+          <w:p>
+            <w:pPr>
+              <w:spacing w:after="0" w:line="264"/>
+            </w:pPr>
+            <w:r>
+              <w:rPr>
+                <w:rFonts w:ascii="Calibri" w:cs="Calibri" w:eastAsia="Calibri" w:hAnsi="Calibri"/>
+                <w:b/>
+                <w:bCs/>
+                <w:color w:val="000000"/>
+                <w:sz w:val="22"/>
+                <w:szCs w:val="22"/>
+              </w:rPr>
+              <w:t xml:space="preserve">Ответ в плане</w:t>
+            </w:r>
+          </w:p>
+        </w:tc>
+      </w:tr>
+      <w:tr>
+        <w:trPr>
+          <w:cantSplit/>
+        </w:trPr>
+        <w:tc>
+          <w:tcPr>
+            <w:tcW w:type="dxa" w:w="3084"/>
+            <w:tcBorders>
+              <w:top w:val="single" w:color="A6A6A6" w:sz="4"/>
+              <w:left w:val="single" w:color="A6A6A6" w:sz="4"/>
+              <w:bottom w:val="single" w:color="A6A6A6" w:sz="4"/>
+              <w:right w:val="single" w:color="A6A6A6" w:sz="4"/>
+            </w:tcBorders>
+            <w:tcMar>
+              <w:top w:type="dxa" w:w="60"/>
+              <w:left w:type="dxa" w:w="100"/>
+              <w:bottom w:type="dxa" w:w="60"/>
+              <w:right w:type="dxa" w:w="100"/>
+            </w:tcMar>
+          </w:tcPr>
+          <w:p>
+            <w:pPr>
+              <w:spacing w:after="0" w:line="264"/>
+            </w:pPr>
+            <w:r>
+              <w:rPr>
+                <w:rFonts w:ascii="Calibri" w:cs="Calibri" w:eastAsia="Calibri" w:hAnsi="Calibri"/>
+                <w:b/>
+                <w:bCs/>
+                <w:color w:val="000000"/>
+                <w:sz w:val="22"/>
+                <w:szCs w:val="22"/>
+              </w:rPr>
+              <w:t xml:space="preserve">Новые рынки сбыта в B2B</w:t>
+            </w:r>
+          </w:p>
+        </w:tc>
+        <w:tc>
+          <w:tcPr>
+            <w:tcW w:type="dxa" w:w="6554"/>
+            <w:tcBorders>
+              <w:top w:val="single" w:color="A6A6A6" w:sz="4"/>
+              <w:left w:val="single" w:color="A6A6A6" w:sz="4"/>
+              <w:bottom w:val="single" w:color="A6A6A6" w:sz="4"/>
+              <w:right w:val="single" w:color="A6A6A6" w:sz="4"/>
+            </w:tcBorders>
+            <w:tcMar>
+              <w:top w:type="dxa" w:w="60"/>
+              <w:left w:type="dxa" w:w="100"/>
+              <w:bottom w:type="dxa" w:w="60"/>
+              <w:right w:type="dxa" w:w="100"/>
+            </w:tcMar>
+          </w:tcPr>
+          <w:p>
+            <w:pPr>
+              <w:spacing w:after="0" w:line="264"/>
+            </w:pPr>
+            <w:r>
+              <w:rPr>
+                <w:rFonts w:ascii="Calibri" w:cs="Calibri" w:eastAsia="Calibri" w:hAnsi="Calibri"/>
+                <w:b w:val="false"/>
+                <w:bCs w:val="false"/>
+                <w:color w:val="000000"/>
+                <w:sz w:val="22"/>
+                <w:szCs w:val="22"/>
+              </w:rPr>
+              <w:t xml:space="preserve">гостиницы и частные клиники – с первого этапа, спа и фитнес – через выставки, государственные больницы – после запуска, ЕАЭС – когда модель заработает в России (раздел 7)</w:t>
+            </w:r>
+          </w:p>
+        </w:tc>
+      </w:tr>
+      <w:tr>
+        <w:trPr>
+          <w:cantSplit/>
+        </w:trPr>
+        <w:tc>
+          <w:tcPr>
+            <w:tcW w:type="dxa" w:w="3084"/>
+            <w:tcBorders>
+              <w:top w:val="single" w:color="A6A6A6" w:sz="4"/>
+              <w:left w:val="single" w:color="A6A6A6" w:sz="4"/>
+              <w:bottom w:val="single" w:color="A6A6A6" w:sz="4"/>
+              <w:right w:val="single" w:color="A6A6A6" w:sz="4"/>
+            </w:tcBorders>
+            <w:tcMar>
+              <w:top w:type="dxa" w:w="60"/>
+              <w:left w:type="dxa" w:w="100"/>
+              <w:bottom w:type="dxa" w:w="60"/>
+              <w:right w:type="dxa" w:w="100"/>
+            </w:tcMar>
+          </w:tcPr>
+          <w:p>
+            <w:pPr>
+              <w:spacing w:after="0" w:line="264"/>
+            </w:pPr>
+            <w:r>
+              <w:rPr>
+                <w:rFonts w:ascii="Calibri" w:cs="Calibri" w:eastAsia="Calibri" w:hAnsi="Calibri"/>
+                <w:b/>
+                <w:bCs/>
+                <w:color w:val="000000"/>
+                <w:sz w:val="22"/>
+                <w:szCs w:val="22"/>
+              </w:rPr>
+              <w:t xml:space="preserve">Коллаборации с дизайнерами</w:t>
+            </w:r>
+          </w:p>
+        </w:tc>
+        <w:tc>
+          <w:tcPr>
+            <w:tcW w:type="dxa" w:w="6554"/>
+            <w:tcBorders>
+              <w:top w:val="single" w:color="A6A6A6" w:sz="4"/>
+              <w:left w:val="single" w:color="A6A6A6" w:sz="4"/>
+              <w:bottom w:val="single" w:color="A6A6A6" w:sz="4"/>
+              <w:right w:val="single" w:color="A6A6A6" w:sz="4"/>
+            </w:tcBorders>
+            <w:tcMar>
+              <w:top w:type="dxa" w:w="60"/>
+              <w:left w:type="dxa" w:w="100"/>
+              <w:bottom w:type="dxa" w:w="60"/>
+              <w:right w:type="dxa" w:w="100"/>
+            </w:tcMar>
+          </w:tcPr>
+          <w:p>
+            <w:pPr>
+              <w:spacing w:after="0" w:line="264"/>
+            </w:pPr>
+            <w:r>
+              <w:rPr>
+                <w:rFonts w:ascii="Calibri" w:cs="Calibri" w:eastAsia="Calibri" w:hAnsi="Calibri"/>
+                <w:b w:val="false"/>
+                <w:bCs w:val="false"/>
+                <w:color w:val="000000"/>
+                <w:sz w:val="22"/>
+                <w:szCs w:val="22"/>
+              </w:rPr>
+              <w:t xml:space="preserve">авторские коллекции для отелей и спа с отдельной витриной (раздел 10)</w:t>
+            </w:r>
+          </w:p>
+        </w:tc>
+      </w:tr>
+      <w:tr>
+        <w:trPr>
+          <w:cantSplit/>
+        </w:trPr>
+        <w:tc>
+          <w:tcPr>
+            <w:tcW w:type="dxa" w:w="3084"/>
+            <w:tcBorders>
+              <w:top w:val="single" w:color="A6A6A6" w:sz="4"/>
+              <w:left w:val="single" w:color="A6A6A6" w:sz="4"/>
+              <w:bottom w:val="single" w:color="A6A6A6" w:sz="4"/>
+              <w:right w:val="single" w:color="A6A6A6" w:sz="4"/>
+            </w:tcBorders>
+            <w:tcMar>
+              <w:top w:type="dxa" w:w="60"/>
+              <w:left w:type="dxa" w:w="100"/>
+              <w:bottom w:type="dxa" w:w="60"/>
+              <w:right w:type="dxa" w:w="100"/>
+            </w:tcMar>
+          </w:tcPr>
+          <w:p>
+            <w:pPr>
+              <w:spacing w:after="0" w:line="264"/>
+            </w:pPr>
+            <w:r>
+              <w:rPr>
+                <w:rFonts w:ascii="Calibri" w:cs="Calibri" w:eastAsia="Calibri" w:hAnsi="Calibri"/>
+                <w:b/>
+                <w:bCs/>
+                <w:color w:val="000000"/>
+                <w:sz w:val="22"/>
+                <w:szCs w:val="22"/>
+              </w:rPr>
+              <w:t xml:space="preserve">Выставки</w:t>
+            </w:r>
+          </w:p>
+        </w:tc>
+        <w:tc>
+          <w:tcPr>
+            <w:tcW w:type="dxa" w:w="6554"/>
+            <w:tcBorders>
+              <w:top w:val="single" w:color="A6A6A6" w:sz="4"/>
+              <w:left w:val="single" w:color="A6A6A6" w:sz="4"/>
+              <w:bottom w:val="single" w:color="A6A6A6" w:sz="4"/>
+              <w:right w:val="single" w:color="A6A6A6" w:sz="4"/>
+            </w:tcBorders>
+            <w:tcMar>
+              <w:top w:type="dxa" w:w="60"/>
+              <w:left w:type="dxa" w:w="100"/>
+              <w:bottom w:type="dxa" w:w="60"/>
+              <w:right w:type="dxa" w:w="100"/>
+            </w:tcMar>
+          </w:tcPr>
+          <w:p>
+            <w:pPr>
+              <w:spacing w:after="0" w:line="264"/>
+            </w:pPr>
+            <w:r>
+              <w:rPr>
+                <w:rFonts w:ascii="Calibri" w:cs="Calibri" w:eastAsia="Calibri" w:hAnsi="Calibri"/>
+                <w:b w:val="false"/>
+                <w:bCs w:val="false"/>
+                <w:color w:val="000000"/>
+                <w:sz w:val="22"/>
+                <w:szCs w:val="22"/>
+              </w:rPr>
+              <w:t xml:space="preserve">PIR Expo, «Здравоохранение», InterCHARM, «Текстильлегпром», Hometextile &amp; Design (раздел 11)</w:t>
+            </w:r>
+          </w:p>
+        </w:tc>
+      </w:tr>
+      <w:tr>
+        <w:trPr>
+          <w:cantSplit/>
+        </w:trPr>
+        <w:tc>
+          <w:tcPr>
+            <w:tcW w:type="dxa" w:w="3084"/>
+            <w:tcBorders>
+              <w:top w:val="single" w:color="A6A6A6" w:sz="4"/>
+              <w:left w:val="single" w:color="A6A6A6" w:sz="4"/>
+              <w:bottom w:val="single" w:color="A6A6A6" w:sz="4"/>
+              <w:right w:val="single" w:color="A6A6A6" w:sz="4"/>
+            </w:tcBorders>
+            <w:tcMar>
+              <w:top w:type="dxa" w:w="60"/>
+              <w:left w:type="dxa" w:w="100"/>
+              <w:bottom w:type="dxa" w:w="60"/>
+              <w:right w:type="dxa" w:w="100"/>
+            </w:tcMar>
+          </w:tcPr>
+          <w:p>
+            <w:pPr>
+              <w:spacing w:after="0" w:line="264"/>
+            </w:pPr>
+            <w:r>
+              <w:rPr>
+                <w:rFonts w:ascii="Calibri" w:cs="Calibri" w:eastAsia="Calibri" w:hAnsi="Calibri"/>
+                <w:b/>
+                <w:bCs/>
+                <w:color w:val="000000"/>
+                <w:sz w:val="22"/>
+                <w:szCs w:val="22"/>
+              </w:rPr>
+              <w:t xml:space="preserve">Расчеты и выбор рынков</w:t>
+            </w:r>
+          </w:p>
+        </w:tc>
+        <w:tc>
+          <w:tcPr>
+            <w:tcW w:type="dxa" w:w="6554"/>
+            <w:tcBorders>
+              <w:top w:val="single" w:color="A6A6A6" w:sz="4"/>
+              <w:left w:val="single" w:color="A6A6A6" w:sz="4"/>
+              <w:bottom w:val="single" w:color="A6A6A6" w:sz="4"/>
+              <w:right w:val="single" w:color="A6A6A6" w:sz="4"/>
+            </w:tcBorders>
+            <w:tcMar>
+              <w:top w:type="dxa" w:w="60"/>
+              <w:left w:type="dxa" w:w="100"/>
+              <w:bottom w:type="dxa" w:w="60"/>
+              <w:right w:type="dxa" w:w="100"/>
+            </w:tcMar>
+          </w:tcPr>
+          <w:p>
+            <w:pPr>
+              <w:spacing w:after="0" w:line="264"/>
+            </w:pPr>
+            <w:r>
+              <w:rPr>
+                <w:rFonts w:ascii="Calibri" w:cs="Calibri" w:eastAsia="Calibri" w:hAnsi="Calibri"/>
+                <w:b w:val="false"/>
+                <w:bCs w:val="false"/>
+                <w:color w:val="000000"/>
+                <w:sz w:val="22"/>
+                <w:szCs w:val="22"/>
+              </w:rPr>
+              <w:t xml:space="preserve">порядок выхода предложен в разделе 7, расчеты войдут в смету</w:t>
+            </w:r>
+          </w:p>
+        </w:tc>
+      </w:tr>
+      <w:tr>
+        <w:trPr>
+          <w:cantSplit/>
+        </w:trPr>
+        <w:tc>
+          <w:tcPr>
+            <w:tcW w:type="dxa" w:w="3084"/>
+            <w:tcBorders>
+              <w:top w:val="single" w:color="A6A6A6" w:sz="4"/>
+              <w:left w:val="single" w:color="A6A6A6" w:sz="4"/>
+              <w:bottom w:val="single" w:color="A6A6A6" w:sz="4"/>
+              <w:right w:val="single" w:color="A6A6A6" w:sz="4"/>
+            </w:tcBorders>
+            <w:tcMar>
+              <w:top w:type="dxa" w:w="60"/>
+              <w:left w:type="dxa" w:w="100"/>
+              <w:bottom w:type="dxa" w:w="60"/>
+              <w:right w:type="dxa" w:w="100"/>
+            </w:tcMar>
+          </w:tcPr>
+          <w:p>
+            <w:pPr>
+              <w:spacing w:after="0" w:line="264"/>
+            </w:pPr>
+            <w:r>
+              <w:rPr>
+                <w:rFonts w:ascii="Calibri" w:cs="Calibri" w:eastAsia="Calibri" w:hAnsi="Calibri"/>
+                <w:b/>
+                <w:bCs/>
+                <w:color w:val="000000"/>
+                <w:sz w:val="22"/>
+                <w:szCs w:val="22"/>
+              </w:rPr>
+              <w:t xml:space="preserve">Рулоны или готовые изделия</w:t>
+            </w:r>
+          </w:p>
+        </w:tc>
+        <w:tc>
+          <w:tcPr>
+            <w:tcW w:type="dxa" w:w="6554"/>
+            <w:tcBorders>
+              <w:top w:val="single" w:color="A6A6A6" w:sz="4"/>
+              <w:left w:val="single" w:color="A6A6A6" w:sz="4"/>
+              <w:bottom w:val="single" w:color="A6A6A6" w:sz="4"/>
+              <w:right w:val="single" w:color="A6A6A6" w:sz="4"/>
+            </w:tcBorders>
+            <w:tcMar>
+              <w:top w:type="dxa" w:w="60"/>
+              <w:left w:type="dxa" w:w="100"/>
+              <w:bottom w:type="dxa" w:w="60"/>
+              <w:right w:type="dxa" w:w="100"/>
+            </w:tcMar>
+          </w:tcPr>
+          <w:p>
+            <w:pPr>
+              <w:spacing w:after="0" w:line="264"/>
+            </w:pPr>
+            <w:r>
+              <w:rPr>
+                <w:rFonts w:ascii="Calibri" w:cs="Calibri" w:eastAsia="Calibri" w:hAnsi="Calibri"/>
+                <w:b w:val="false"/>
+                <w:bCs w:val="false"/>
+                <w:color w:val="000000"/>
+                <w:sz w:val="22"/>
+                <w:szCs w:val="22"/>
+              </w:rPr>
+              <w:t xml:space="preserve">совмещать: ходовые позиции готовыми, ткань под пошив с логотипом; доли – по расчету себестоимости (раздел 9)</w:t>
+            </w:r>
+          </w:p>
+        </w:tc>
+      </w:tr>
+      <w:tr>
+        <w:trPr>
+          <w:cantSplit/>
+        </w:trPr>
+        <w:tc>
+          <w:tcPr>
+            <w:tcW w:type="dxa" w:w="3084"/>
+            <w:tcBorders>
+              <w:top w:val="single" w:color="A6A6A6" w:sz="4"/>
+              <w:left w:val="single" w:color="A6A6A6" w:sz="4"/>
+              <w:bottom w:val="single" w:color="A6A6A6" w:sz="4"/>
+              <w:right w:val="single" w:color="A6A6A6" w:sz="4"/>
+            </w:tcBorders>
+            <w:tcMar>
+              <w:top w:type="dxa" w:w="60"/>
+              <w:left w:type="dxa" w:w="100"/>
+              <w:bottom w:type="dxa" w:w="60"/>
+              <w:right w:type="dxa" w:w="100"/>
+            </w:tcMar>
+          </w:tcPr>
+          <w:p>
+            <w:pPr>
+              <w:spacing w:after="0" w:line="264"/>
+            </w:pPr>
+            <w:r>
+              <w:rPr>
+                <w:rFonts w:ascii="Calibri" w:cs="Calibri" w:eastAsia="Calibri" w:hAnsi="Calibri"/>
+                <w:b/>
+                <w:bCs/>
+                <w:color w:val="000000"/>
+                <w:sz w:val="22"/>
+                <w:szCs w:val="22"/>
+              </w:rPr>
+              <w:t xml:space="preserve">Премиум и бюджет одновременно</w:t>
+            </w:r>
+          </w:p>
+        </w:tc>
+        <w:tc>
+          <w:tcPr>
+            <w:tcW w:type="dxa" w:w="6554"/>
+            <w:tcBorders>
+              <w:top w:val="single" w:color="A6A6A6" w:sz="4"/>
+              <w:left w:val="single" w:color="A6A6A6" w:sz="4"/>
+              <w:bottom w:val="single" w:color="A6A6A6" w:sz="4"/>
+              <w:right w:val="single" w:color="A6A6A6" w:sz="4"/>
+            </w:tcBorders>
+            <w:tcMar>
+              <w:top w:type="dxa" w:w="60"/>
+              <w:left w:type="dxa" w:w="100"/>
+              <w:bottom w:type="dxa" w:w="60"/>
+              <w:right w:type="dxa" w:w="100"/>
+            </w:tcMar>
+          </w:tcPr>
+          <w:p>
+            <w:pPr>
+              <w:spacing w:after="0" w:line="264"/>
+            </w:pPr>
+            <w:r>
+              <w:rPr>
+                <w:rFonts w:ascii="Calibri" w:cs="Calibri" w:eastAsia="Calibri" w:hAnsi="Calibri"/>
+                <w:b w:val="false"/>
+                <w:bCs w:val="false"/>
+                <w:color w:val="000000"/>
+                <w:sz w:val="22"/>
+                <w:szCs w:val="22"/>
+              </w:rPr>
+              <w:t xml:space="preserve">две линейки с разными названиями и типами цен (раздел 8)</w:t>
+            </w:r>
+          </w:p>
+        </w:tc>
+      </w:tr>
+      <w:tr>
+        <w:trPr>
+          <w:cantSplit/>
+        </w:trPr>
+        <w:tc>
+          <w:tcPr>
+            <w:tcW w:type="dxa" w:w="3084"/>
+            <w:tcBorders>
+              <w:top w:val="single" w:color="A6A6A6" w:sz="4"/>
+              <w:left w:val="single" w:color="A6A6A6" w:sz="4"/>
+              <w:bottom w:val="single" w:color="A6A6A6" w:sz="4"/>
+              <w:right w:val="single" w:color="A6A6A6" w:sz="4"/>
+            </w:tcBorders>
+            <w:tcMar>
+              <w:top w:type="dxa" w:w="60"/>
+              <w:left w:type="dxa" w:w="100"/>
+              <w:bottom w:type="dxa" w:w="60"/>
+              <w:right w:type="dxa" w:w="100"/>
+            </w:tcMar>
+          </w:tcPr>
+          <w:p>
+            <w:pPr>
+              <w:spacing w:after="0" w:line="264"/>
+            </w:pPr>
+            <w:r>
+              <w:rPr>
+                <w:rFonts w:ascii="Calibri" w:cs="Calibri" w:eastAsia="Calibri" w:hAnsi="Calibri"/>
+                <w:b/>
+                <w:bCs/>
+                <w:color w:val="000000"/>
+                <w:sz w:val="22"/>
+                <w:szCs w:val="22"/>
+              </w:rPr>
+              <w:t xml:space="preserve">Выкуп сайта или домена на Reg.ru</w:t>
+            </w:r>
+          </w:p>
+        </w:tc>
+        <w:tc>
+          <w:tcPr>
+            <w:tcW w:type="dxa" w:w="6554"/>
+            <w:tcBorders>
+              <w:top w:val="single" w:color="A6A6A6" w:sz="4"/>
+              <w:left w:val="single" w:color="A6A6A6" w:sz="4"/>
+              <w:bottom w:val="single" w:color="A6A6A6" w:sz="4"/>
+              <w:right w:val="single" w:color="A6A6A6" w:sz="4"/>
+            </w:tcBorders>
+            <w:tcMar>
+              <w:top w:type="dxa" w:w="60"/>
+              <w:left w:type="dxa" w:w="100"/>
+              <w:bottom w:type="dxa" w:w="60"/>
+              <w:right w:type="dxa" w:w="100"/>
+            </w:tcMar>
+          </w:tcPr>
+          <w:p>
+            <w:pPr>
+              <w:spacing w:after="0" w:line="264"/>
+            </w:pPr>
+            <w:r>
+              <w:rPr>
+                <w:rFonts w:ascii="Calibri" w:cs="Calibri" w:eastAsia="Calibri" w:hAnsi="Calibri"/>
+                <w:b w:val="false"/>
+                <w:bCs w:val="false"/>
+                <w:color w:val="000000"/>
+                <w:sz w:val="22"/>
+                <w:szCs w:val="22"/>
+              </w:rPr>
+              <w:t xml:space="preserve">opttex.ru, запасной вариант textilehub.ru (раздел 12)</w:t>
+            </w:r>
+          </w:p>
+        </w:tc>
+      </w:tr>
+      <w:tr>
+        <w:trPr>
+          <w:cantSplit/>
+        </w:trPr>
+        <w:tc>
+          <w:tcPr>
+            <w:tcW w:type="dxa" w:w="3084"/>
+            <w:tcBorders>
+              <w:top w:val="single" w:color="A6A6A6" w:sz="4"/>
+              <w:left w:val="single" w:color="A6A6A6" w:sz="4"/>
+              <w:bottom w:val="single" w:color="A6A6A6" w:sz="4"/>
+              <w:right w:val="single" w:color="A6A6A6" w:sz="4"/>
+            </w:tcBorders>
+            <w:tcMar>
+              <w:top w:type="dxa" w:w="60"/>
+              <w:left w:type="dxa" w:w="100"/>
+              <w:bottom w:type="dxa" w:w="60"/>
+              <w:right w:type="dxa" w:w="100"/>
+            </w:tcMar>
+          </w:tcPr>
+          <w:p>
+            <w:pPr>
+              <w:spacing w:after="0" w:line="264"/>
+            </w:pPr>
+            <w:r>
+              <w:rPr>
+                <w:rFonts w:ascii="Calibri" w:cs="Calibri" w:eastAsia="Calibri" w:hAnsi="Calibri"/>
+                <w:b/>
+                <w:bCs/>
+                <w:color w:val="000000"/>
+                <w:sz w:val="22"/>
+                <w:szCs w:val="22"/>
+              </w:rPr>
+              <w:t xml:space="preserve">Коллаборация по типу Аптека.ру</w:t>
+            </w:r>
+          </w:p>
+        </w:tc>
+        <w:tc>
+          <w:tcPr>
+            <w:tcW w:type="dxa" w:w="6554"/>
+            <w:tcBorders>
+              <w:top w:val="single" w:color="A6A6A6" w:sz="4"/>
+              <w:left w:val="single" w:color="A6A6A6" w:sz="4"/>
+              <w:bottom w:val="single" w:color="A6A6A6" w:sz="4"/>
+              <w:right w:val="single" w:color="A6A6A6" w:sz="4"/>
+            </w:tcBorders>
+            <w:tcMar>
+              <w:top w:type="dxa" w:w="60"/>
+              <w:left w:type="dxa" w:w="100"/>
+              <w:bottom w:type="dxa" w:w="60"/>
+              <w:right w:type="dxa" w:w="100"/>
+            </w:tcMar>
+          </w:tcPr>
+          <w:p>
+            <w:pPr>
+              <w:spacing w:after="0" w:line="264"/>
+            </w:pPr>
+            <w:r>
+              <w:rPr>
+                <w:rFonts w:ascii="Calibri" w:cs="Calibri" w:eastAsia="Calibri" w:hAnsi="Calibri"/>
+                <w:b w:val="false"/>
+                <w:bCs w:val="false"/>
+                <w:color w:val="000000"/>
+                <w:sz w:val="22"/>
+                <w:szCs w:val="22"/>
+              </w:rPr>
+              <w:t xml:space="preserve">модель площадки и участники (разделы 3–5)</w:t>
+            </w:r>
+          </w:p>
+        </w:tc>
+      </w:tr>
+      <w:tr>
+        <w:trPr>
+          <w:cantSplit/>
+        </w:trPr>
+        <w:tc>
+          <w:tcPr>
+            <w:tcW w:type="dxa" w:w="3084"/>
+            <w:tcBorders>
+              <w:top w:val="single" w:color="A6A6A6" w:sz="4"/>
+              <w:left w:val="single" w:color="A6A6A6" w:sz="4"/>
+              <w:bottom w:val="single" w:color="A6A6A6" w:sz="4"/>
+              <w:right w:val="single" w:color="A6A6A6" w:sz="4"/>
+            </w:tcBorders>
+            <w:tcMar>
+              <w:top w:type="dxa" w:w="60"/>
+              <w:left w:type="dxa" w:w="100"/>
+              <w:bottom w:type="dxa" w:w="60"/>
+              <w:right w:type="dxa" w:w="100"/>
+            </w:tcMar>
+          </w:tcPr>
+          <w:p>
+            <w:pPr>
+              <w:spacing w:after="0" w:line="264"/>
+            </w:pPr>
+            <w:r>
+              <w:rPr>
+                <w:rFonts w:ascii="Calibri" w:cs="Calibri" w:eastAsia="Calibri" w:hAnsi="Calibri"/>
+                <w:b/>
+                <w:bCs/>
+                <w:color w:val="000000"/>
+                <w:sz w:val="22"/>
+                <w:szCs w:val="22"/>
+              </w:rPr>
+              <w:t xml:space="preserve">Сквозной процесс от растаможки</w:t>
+            </w:r>
+          </w:p>
+        </w:tc>
+        <w:tc>
+          <w:tcPr>
+            <w:tcW w:type="dxa" w:w="6554"/>
+            <w:tcBorders>
+              <w:top w:val="single" w:color="A6A6A6" w:sz="4"/>
+              <w:left w:val="single" w:color="A6A6A6" w:sz="4"/>
+              <w:bottom w:val="single" w:color="A6A6A6" w:sz="4"/>
+              <w:right w:val="single" w:color="A6A6A6" w:sz="4"/>
+            </w:tcBorders>
+            <w:tcMar>
+              <w:top w:type="dxa" w:w="60"/>
+              <w:left w:type="dxa" w:w="100"/>
+              <w:bottom w:type="dxa" w:w="60"/>
+              <w:right w:type="dxa" w:w="100"/>
+            </w:tcMar>
+          </w:tcPr>
+          <w:p>
+            <w:pPr>
+              <w:spacing w:after="0" w:line="264"/>
+            </w:pPr>
+            <w:r>
+              <w:rPr>
+                <w:rFonts w:ascii="Calibri" w:cs="Calibri" w:eastAsia="Calibri" w:hAnsi="Calibri"/>
+                <w:b w:val="false"/>
+                <w:bCs w:val="false"/>
+                <w:color w:val="000000"/>
+                <w:sz w:val="22"/>
+                <w:szCs w:val="22"/>
+              </w:rPr>
+              <w:t xml:space="preserve">восемь шагов до покупателя (раздел 6)</w:t>
+            </w:r>
+          </w:p>
+        </w:tc>
+      </w:tr>
+      <w:tr>
+        <w:trPr>
+          <w:cantSplit/>
+        </w:trPr>
+        <w:tc>
+          <w:tcPr>
+            <w:tcW w:type="dxa" w:w="3084"/>
+            <w:tcBorders>
+              <w:top w:val="single" w:color="A6A6A6" w:sz="4"/>
+              <w:left w:val="single" w:color="A6A6A6" w:sz="4"/>
+              <w:bottom w:val="single" w:color="A6A6A6" w:sz="4"/>
+              <w:right w:val="single" w:color="A6A6A6" w:sz="4"/>
+            </w:tcBorders>
+            <w:tcMar>
+              <w:top w:type="dxa" w:w="60"/>
+              <w:left w:type="dxa" w:w="100"/>
+              <w:bottom w:type="dxa" w:w="60"/>
+              <w:right w:type="dxa" w:w="100"/>
+            </w:tcMar>
+          </w:tcPr>
+          <w:p>
+            <w:pPr>
+              <w:spacing w:after="0" w:line="264"/>
+            </w:pPr>
+            <w:r>
+              <w:rPr>
+                <w:rFonts w:ascii="Calibri" w:cs="Calibri" w:eastAsia="Calibri" w:hAnsi="Calibri"/>
+                <w:b/>
+                <w:bCs/>
+                <w:color w:val="000000"/>
+                <w:sz w:val="22"/>
+                <w:szCs w:val="22"/>
+              </w:rPr>
+              <w:t xml:space="preserve">Без маркетплейсов, кредитов и смарт-контрактов</w:t>
+            </w:r>
+          </w:p>
+        </w:tc>
+        <w:tc>
+          <w:tcPr>
+            <w:tcW w:type="dxa" w:w="6554"/>
+            <w:tcBorders>
+              <w:top w:val="single" w:color="A6A6A6" w:sz="4"/>
+              <w:left w:val="single" w:color="A6A6A6" w:sz="4"/>
+              <w:bottom w:val="single" w:color="A6A6A6" w:sz="4"/>
+              <w:right w:val="single" w:color="A6A6A6" w:sz="4"/>
+            </w:tcBorders>
+            <w:tcMar>
+              <w:top w:type="dxa" w:w="60"/>
+              <w:left w:type="dxa" w:w="100"/>
+              <w:bottom w:type="dxa" w:w="60"/>
+              <w:right w:type="dxa" w:w="100"/>
+            </w:tcMar>
+          </w:tcPr>
+          <w:p>
+            <w:pPr>
+              <w:spacing w:after="0" w:line="264"/>
+            </w:pPr>
+            <w:r>
+              <w:rPr>
+                <w:rFonts w:ascii="Calibri" w:cs="Calibri" w:eastAsia="Calibri" w:hAnsi="Calibri"/>
+                <w:b w:val="false"/>
+                <w:bCs w:val="false"/>
+                <w:color w:val="000000"/>
+                <w:sz w:val="22"/>
+                <w:szCs w:val="22"/>
+              </w:rPr>
+              <w:t xml:space="preserve">своя площадка, отсрочка только из собственных средств, сделки по обычным договорам и счетам через ЭДО</w:t>
+            </w:r>
+          </w:p>
+        </w:tc>
+      </w:tr>
+    </w:tbl>
+    <w:p>
+      <w:pPr>
+        <w:spacing w:after="120"/>
+      </w:pPr>
     </w:p>
     <w:p>
       <w:pPr>
         <w:pStyle w:val="Heading1"/>
-        <w:pageBreakBefore/>
-        <w:spacing w:after="160"/>
+        <w:keepNext/>
+        <w:spacing w:after="120" w:before="280"/>
       </w:pPr>
       <w:r>
         <w:rPr>
@@ -4509,7 +8801,145 @@
           <w:sz w:val="28"/>
           <w:szCs w:val="28"/>
         </w:rPr>
-        <w:t xml:space="preserve">Приложение. Письмо-приглашение для фабрик</w:t>
+        <w:t xml:space="preserve">21. Что я предлагаю сделать сейчас</w:t>
+      </w:r>
+    </w:p>
+    <w:p>
+      <w:pPr>
+        <w:pStyle w:val="ListParagraph"/>
+        <w:numPr>
+          <w:ilvl w:val="0"/>
+          <w:numId w:val="3"/>
+        </w:numPr>
+        <w:spacing w:after="60" w:line="288"/>
+        <w:jc w:val="both"/>
+      </w:pPr>
+      <w:r>
+        <w:rPr>
+          <w:rFonts w:ascii="Calibri" w:cs="Calibri" w:eastAsia="Calibri" w:hAnsi="Calibri"/>
+          <w:color w:val="000000"/>
+          <w:sz w:val="24"/>
+          <w:szCs w:val="24"/>
+        </w:rPr>
+        <w:t xml:space="preserve">Согласовать общую модель и поэтапный план.</w:t>
+      </w:r>
+    </w:p>
+    <w:p>
+      <w:pPr>
+        <w:pStyle w:val="ListParagraph"/>
+        <w:numPr>
+          <w:ilvl w:val="0"/>
+          <w:numId w:val="3"/>
+        </w:numPr>
+        <w:spacing w:after="60" w:line="288"/>
+        <w:jc w:val="both"/>
+      </w:pPr>
+      <w:r>
+        <w:rPr>
+          <w:rFonts w:ascii="Calibri" w:cs="Calibri" w:eastAsia="Calibri" w:hAnsi="Calibri"/>
+          <w:color w:val="000000"/>
+          <w:sz w:val="24"/>
+          <w:szCs w:val="24"/>
+        </w:rPr>
+        <w:t xml:space="preserve">Определить, на какое юрлицо оформлять домен и товарный знак.</w:t>
+      </w:r>
+    </w:p>
+    <w:p>
+      <w:pPr>
+        <w:pStyle w:val="ListParagraph"/>
+        <w:numPr>
+          <w:ilvl w:val="0"/>
+          <w:numId w:val="3"/>
+        </w:numPr>
+        <w:spacing w:after="60" w:line="288"/>
+        <w:jc w:val="both"/>
+      </w:pPr>
+      <w:r>
+        <w:rPr>
+          <w:rFonts w:ascii="Calibri" w:cs="Calibri" w:eastAsia="Calibri" w:hAnsi="Calibri"/>
+          <w:color w:val="000000"/>
+          <w:sz w:val="24"/>
+          <w:szCs w:val="24"/>
+        </w:rPr>
+        <w:t xml:space="preserve">Перепроверить лот opttex.ru и купить домен вместе с двойниками.</w:t>
+      </w:r>
+    </w:p>
+    <w:p>
+      <w:pPr>
+        <w:pStyle w:val="ListParagraph"/>
+        <w:numPr>
+          <w:ilvl w:val="0"/>
+          <w:numId w:val="3"/>
+        </w:numPr>
+        <w:spacing w:after="60" w:line="288"/>
+        <w:jc w:val="both"/>
+      </w:pPr>
+      <w:r>
+        <w:rPr>
+          <w:rFonts w:ascii="Calibri" w:cs="Calibri" w:eastAsia="Calibri" w:hAnsi="Calibri"/>
+          <w:color w:val="000000"/>
+          <w:sz w:val="24"/>
+          <w:szCs w:val="24"/>
+        </w:rPr>
+        <w:t xml:space="preserve">Посетить PIR Expo 26–29 октября: собрать контакты закупщиков гостиниц и посмотреть на конкурентов.</w:t>
+      </w:r>
+    </w:p>
+    <w:p>
+      <w:pPr>
+        <w:pStyle w:val="ListParagraph"/>
+        <w:numPr>
+          <w:ilvl w:val="0"/>
+          <w:numId w:val="3"/>
+        </w:numPr>
+        <w:spacing w:after="60" w:line="288"/>
+        <w:jc w:val="both"/>
+      </w:pPr>
+      <w:r>
+        <w:rPr>
+          <w:rFonts w:ascii="Calibri" w:cs="Calibri" w:eastAsia="Calibri" w:hAnsi="Calibri"/>
+          <w:color w:val="000000"/>
+          <w:sz w:val="24"/>
+          <w:szCs w:val="24"/>
+        </w:rPr>
+        <w:t xml:space="preserve">Назначить менеджера по оптовым продажам, который начнет переговоры со швейными цехами.</w:t>
+      </w:r>
+    </w:p>
+    <w:p>
+      <w:pPr>
+        <w:pStyle w:val="ListParagraph"/>
+        <w:numPr>
+          <w:ilvl w:val="0"/>
+          <w:numId w:val="3"/>
+        </w:numPr>
+        <w:spacing w:after="60" w:line="288"/>
+        <w:jc w:val="both"/>
+      </w:pPr>
+      <w:r>
+        <w:rPr>
+          <w:rFonts w:ascii="Calibri" w:cs="Calibri" w:eastAsia="Calibri" w:hAnsi="Calibri"/>
+          <w:color w:val="000000"/>
+          <w:sz w:val="24"/>
+          <w:szCs w:val="24"/>
+        </w:rPr>
+        <w:t xml:space="preserve">Подготовить смету и расчеты: выбор рынков, рулоны или готовые изделия. Их я направлю отдельным документом после согласования плана.</w:t>
+      </w:r>
+    </w:p>
+    <w:p>
+      <w:pPr>
+        <w:pStyle w:val="Heading1"/>
+        <w:pageBreakBefore/>
+        <w:spacing w:after="160"/>
+      </w:pPr>
+      <w:r>
+        <w:rPr>
+          <w:rFonts w:ascii="Calibri" w:cs="Calibri" w:eastAsia="Calibri" w:hAnsi="Calibri"/>
+          <w:b/>
+          <w:bCs/>
+          <w:color w:val="1F3864"/>
+          <w:sz w:val="28"/>
+          <w:szCs w:val="28"/>
+        </w:rPr>
+        <w:t xml:space="preserve">Приложение. Письмо-приглашение для швейных цехов</w:t>
       </w:r>
     </w:p>
     <w:p>
@@ -4526,7 +8956,7 @@
           <w:sz w:val="24"/>
           <w:szCs w:val="24"/>
         </w:rPr>
-        <w:t xml:space="preserve">Тема: Приглашение стать поставщиком B2B-площадки текстиля</w:t>
+        <w:t xml:space="preserve">Тема: Приглашение стать партнером B2B-площадки текстиля</w:t>
       </w:r>
     </w:p>
     <w:p>
@@ -4556,7 +8986,7 @@
           <w:sz w:val="24"/>
           <w:szCs w:val="24"/>
         </w:rPr>
-        <w:t xml:space="preserve">Мы запускаем B2B-площадку текстиля для отелей, клиник, спа-салонов и фитнес-клубов. Работает она по образцу Аптека.ру: покупатель видит каталоги нескольких фабрик и заказывает по одному счету.</w:t>
+        <w:t xml:space="preserve">Мы запускаем B2B-площадку текстиля для отелей, клиник, спа-салонов и фитнес-клубов. Работает она по образцу Аптека.ру: покупатель видит в одном каталоге товар из наличия и предложения партнеров и заказывает по одному счету.</w:t>
       </w:r>
     </w:p>
     <w:p>
@@ -4571,7 +9001,7 @@
           <w:sz w:val="24"/>
           <w:szCs w:val="24"/>
         </w:rPr>
-        <w:t xml:space="preserve">Приглашаем вашу фабрику в число первых поставщиков. Размещение бесплатное, первые шесть месяцев без комиссии, затем 7 % только с оплаченных заказов. Покупатели платят вам напрямую по вашим счетам.</w:t>
+        <w:t xml:space="preserve">Ищем швейные производства в Иваново. Работать можно двумя способами: продавать на площадке свои изделия или шить под заказы покупателей, в том числе из нашей ткани. Размещение бесплатное, первые шесть месяцев без комиссии, затем 7 % только с оплаченных заказов. Покупатели платят вам напрямую по вашим счетам, условия пошива из нашей ткани обсудим отдельно.</w:t>
       </w:r>
     </w:p>
     <w:p>
@@ -4852,12 +9282,6 @@
     </w:lvlOverride>
   </w:num>
   <w:num w:numId="3">
-    <w:abstractNumId w:val="3"/>
-    <w:lvlOverride w:ilvl="0">
-      <w:startOverride w:val="1"/>
-    </w:lvlOverride>
-  </w:num>
-  <w:num w:numId="4">
     <w:abstractNumId w:val="3"/>
     <w:lvlOverride w:ilvl="0">
       <w:startOverride w:val="1"/>
